--- a/智能桌面魔方——物联网竞赛项目系统方案.docx
+++ b/智能桌面魔方——物联网竞赛项目系统方案.docx
@@ -496,6 +496,32 @@
         <w:lastRenderedPageBreak/>
         <w:t>硬件感知控制层：核心控制单元、环境传感器、显示交互模块、灯光音频模块、红外控制模块，负责本地数据采集与设备执行</w:t>
       </w:r>
+      <w:r>
+        <w:rPr>
+          <w:rFonts w:ascii="Arial" w:eastAsia="等线" w:hAnsi="Arial" w:cs="Arial" w:hint="eastAsia"/>
+        </w:rPr>
+        <w:t>，</w:t>
+      </w:r>
+      <w:proofErr w:type="gramStart"/>
+      <w:r>
+        <w:rPr>
+          <w:rFonts w:ascii="Arial" w:eastAsia="等线" w:hAnsi="Arial" w:cs="Arial"/>
+        </w:rPr>
+        <w:t>蓝牙</w:t>
+      </w:r>
+      <w:proofErr w:type="gramEnd"/>
+      <w:r>
+        <w:rPr>
+          <w:rFonts w:ascii="Arial" w:eastAsia="等线" w:hAnsi="Arial" w:cs="Arial"/>
+        </w:rPr>
+        <w:t>Mesh</w:t>
+      </w:r>
+      <w:r>
+        <w:rPr>
+          <w:rFonts w:ascii="Arial" w:eastAsia="等线" w:hAnsi="Arial" w:cs="Arial"/>
+        </w:rPr>
+        <w:t>设备控制模块（台灯联动）</w:t>
+      </w:r>
     </w:p>
     <w:p>
       <w:pPr>
@@ -1093,6 +1119,7 @@
         <w:outlineLvl w:val="2"/>
       </w:pPr>
       <w:r>
+        <w:lastRenderedPageBreak/>
         <w:t xml:space="preserve">  </w:t>
       </w:r>
       <w:bookmarkStart w:id="9" w:name="heading_9"/>
@@ -1115,7 +1142,6 @@
           <w:b/>
           <w:sz w:val="30"/>
         </w:rPr>
-        <w:lastRenderedPageBreak/>
         <w:t xml:space="preserve">3.1.3 </w:t>
       </w:r>
       <w:r>
@@ -1374,6 +1400,198 @@
     </w:p>
     <w:p>
       <w:pPr>
+        <w:numPr>
+          <w:ilvl w:val="0"/>
+          <w:numId w:val="6"/>
+        </w:numPr>
+        <w:spacing w:after="120" w:line="288" w:lineRule="auto"/>
+        <w:rPr>
+          <w:rFonts w:ascii="等线" w:eastAsia="等线" w:hAnsi="等线" w:cs="等线"/>
+        </w:rPr>
+      </w:pPr>
+      <w:r>
+        <w:rPr>
+          <w:rFonts w:ascii="等线" w:eastAsia="等线" w:hAnsi="等线" w:cs="等线"/>
+          <w:b/>
+          <w:bCs/>
+        </w:rPr>
+        <w:t>专注模式智能台灯联动</w:t>
+      </w:r>
+    </w:p>
+    <w:p>
+      <w:pPr>
+        <w:numPr>
+          <w:ilvl w:val="0"/>
+          <w:numId w:val="6"/>
+        </w:numPr>
+        <w:spacing w:after="120" w:line="288" w:lineRule="auto"/>
+        <w:rPr>
+          <w:rFonts w:ascii="等线" w:eastAsia="等线" w:hAnsi="等线" w:cs="等线"/>
+        </w:rPr>
+      </w:pPr>
+      <w:r>
+        <w:rPr>
+          <w:rFonts w:ascii="等线" w:eastAsia="等线" w:hAnsi="等线" w:cs="等线"/>
+        </w:rPr>
+        <w:t>系统通过ESP32-S3</w:t>
+      </w:r>
+      <w:proofErr w:type="gramStart"/>
+      <w:r>
+        <w:rPr>
+          <w:rFonts w:ascii="等线" w:eastAsia="等线" w:hAnsi="等线" w:cs="等线"/>
+        </w:rPr>
+        <w:t>内置蓝牙模块</w:t>
+      </w:r>
+      <w:proofErr w:type="gramEnd"/>
+      <w:r>
+        <w:rPr>
+          <w:rFonts w:ascii="等线" w:eastAsia="等线" w:hAnsi="等线" w:cs="等线"/>
+        </w:rPr>
+        <w:t>，</w:t>
+      </w:r>
+      <w:proofErr w:type="gramStart"/>
+      <w:r>
+        <w:rPr>
+          <w:rFonts w:ascii="等线" w:eastAsia="等线" w:hAnsi="等线" w:cs="等线"/>
+        </w:rPr>
+        <w:t>基于蓝牙</w:t>
+      </w:r>
+      <w:proofErr w:type="gramEnd"/>
+      <w:r>
+        <w:rPr>
+          <w:rFonts w:ascii="等线" w:eastAsia="等线" w:hAnsi="等线" w:cs="等线"/>
+        </w:rPr>
+        <w:t>Mesh协议与桌面智能台灯建立直接通信。当毫米波雷达检测到用户就座并自动进入专注模式后，系统自动向台灯发送色温调节指令，将灯光切换为3000K暖色调，营造舒适专注的桌面光环境；退出专注模式时自动恢复默认色温。</w:t>
+      </w:r>
+    </w:p>
+    <w:p>
+      <w:pPr>
+        <w:numPr>
+          <w:ilvl w:val="0"/>
+          <w:numId w:val="6"/>
+        </w:numPr>
+        <w:spacing w:after="120" w:line="288" w:lineRule="auto"/>
+        <w:rPr>
+          <w:rFonts w:ascii="等线" w:eastAsia="等线" w:hAnsi="等线" w:cs="等线"/>
+        </w:rPr>
+      </w:pPr>
+      <w:r>
+        <w:rPr>
+          <w:rFonts w:ascii="等线" w:eastAsia="等线" w:hAnsi="等线" w:cs="等线"/>
+          <w:b/>
+          <w:bCs/>
+        </w:rPr>
+        <w:t>技术特点</w:t>
+      </w:r>
+      <w:r>
+        <w:rPr>
+          <w:rFonts w:ascii="等线" w:eastAsia="等线" w:hAnsi="等线" w:cs="等线"/>
+        </w:rPr>
+        <w:t>：</w:t>
+      </w:r>
+    </w:p>
+    <w:p>
+      <w:pPr>
+        <w:numPr>
+          <w:ilvl w:val="0"/>
+          <w:numId w:val="6"/>
+        </w:numPr>
+        <w:spacing w:after="120" w:line="288" w:lineRule="auto"/>
+        <w:rPr>
+          <w:rFonts w:ascii="等线" w:eastAsia="等线" w:hAnsi="等线" w:cs="等线"/>
+        </w:rPr>
+      </w:pPr>
+      <w:r>
+        <w:rPr>
+          <w:rFonts w:ascii="等线" w:eastAsia="等线" w:hAnsi="等线" w:cs="等线"/>
+          <w:b/>
+          <w:bCs/>
+        </w:rPr>
+        <w:t>零网关架构</w:t>
+      </w:r>
+      <w:r>
+        <w:rPr>
+          <w:rFonts w:ascii="等线" w:eastAsia="等线" w:hAnsi="等线" w:cs="等线"/>
+        </w:rPr>
+        <w:t>：ESP32-S3直接</w:t>
+      </w:r>
+      <w:proofErr w:type="gramStart"/>
+      <w:r>
+        <w:rPr>
+          <w:rFonts w:ascii="等线" w:eastAsia="等线" w:hAnsi="等线" w:cs="等线"/>
+        </w:rPr>
+        <w:t>作为蓝牙</w:t>
+      </w:r>
+      <w:proofErr w:type="gramEnd"/>
+      <w:r>
+        <w:rPr>
+          <w:rFonts w:ascii="等线" w:eastAsia="等线" w:hAnsi="等线" w:cs="等线"/>
+        </w:rPr>
+        <w:t>Mesh配置端（Provisioner），无需额外网关设备，降低系统复杂度与硬件成本</w:t>
+      </w:r>
+    </w:p>
+    <w:p>
+      <w:pPr>
+        <w:numPr>
+          <w:ilvl w:val="0"/>
+          <w:numId w:val="6"/>
+        </w:numPr>
+        <w:spacing w:after="120" w:line="288" w:lineRule="auto"/>
+        <w:rPr>
+          <w:rFonts w:ascii="等线" w:eastAsia="等线" w:hAnsi="等线" w:cs="等线"/>
+        </w:rPr>
+      </w:pPr>
+      <w:r>
+        <w:rPr>
+          <w:rFonts w:ascii="等线" w:eastAsia="等线" w:hAnsi="等线" w:cs="等线"/>
+          <w:b/>
+          <w:bCs/>
+        </w:rPr>
+        <w:t>场景化智能联动</w:t>
+      </w:r>
+      <w:r>
+        <w:rPr>
+          <w:rFonts w:ascii="等线" w:eastAsia="等线" w:hAnsi="等线" w:cs="等线"/>
+        </w:rPr>
+        <w:t>：专注模式触发→灯光自动适配，体现物联网“感知-决策-执行”完整闭环</w:t>
+      </w:r>
+    </w:p>
+    <w:p>
+      <w:pPr>
+        <w:numPr>
+          <w:ilvl w:val="0"/>
+          <w:numId w:val="6"/>
+        </w:numPr>
+        <w:spacing w:after="120" w:line="288" w:lineRule="auto"/>
+        <w:rPr>
+          <w:rFonts w:ascii="等线" w:eastAsia="等线" w:hAnsi="等线" w:cs="等线"/>
+        </w:rPr>
+      </w:pPr>
+      <w:r>
+        <w:rPr>
+          <w:rFonts w:ascii="等线" w:eastAsia="等线" w:hAnsi="等线" w:cs="等线" w:hint="eastAsia"/>
+          <w:b/>
+          <w:bCs/>
+        </w:rPr>
+        <w:t>自动</w:t>
+      </w:r>
+      <w:r>
+        <w:rPr>
+          <w:rFonts w:ascii="等线" w:eastAsia="等线" w:hAnsi="等线" w:cs="等线"/>
+          <w:b/>
+          <w:bCs/>
+        </w:rPr>
+        <w:t>式交互</w:t>
+      </w:r>
+      <w:r>
+        <w:rPr>
+          <w:rFonts w:ascii="等线" w:eastAsia="等线" w:hAnsi="等线" w:cs="等线"/>
+        </w:rPr>
+        <w:t>：用户无需任何手动操作，坐下即自动调节光环境，实现真正的无感智能</w:t>
+      </w:r>
+    </w:p>
+    <w:p>
+      <w:pPr>
         <w:spacing w:before="300" w:after="120" w:line="288" w:lineRule="auto"/>
         <w:outlineLvl w:val="2"/>
       </w:pPr>
@@ -1514,6 +1732,7 @@
         <w:rPr>
           <w:rFonts w:ascii="Arial" w:eastAsia="等线" w:hAnsi="Arial" w:cs="Arial"/>
         </w:rPr>
+        <w:lastRenderedPageBreak/>
         <w:t>开启夜间自动低功耗模式，降低设备能耗，延长运行时长</w:t>
       </w:r>
     </w:p>
@@ -1655,14 +1874,7 @@
         <w:rPr>
           <w:rFonts w:ascii="Arial" w:eastAsia="等线" w:hAnsi="Arial" w:cs="Arial"/>
         </w:rPr>
-        <w:t>将本地采集的温湿度、光照、空气质量等环境数据实时上传至后端服务端，确保</w:t>
-      </w:r>
-      <w:r>
-        <w:rPr>
-          <w:rFonts w:ascii="Arial" w:eastAsia="等线" w:hAnsi="Arial" w:cs="Arial"/>
-        </w:rPr>
-        <w:lastRenderedPageBreak/>
-        <w:t>数据同步及时</w:t>
+        <w:t>将本地采集的温湿度、光照、空气质量等环境数据实时上传至后端服务端，确保数据同步及时</w:t>
       </w:r>
     </w:p>
     <w:p>
@@ -2477,6 +2689,7 @@
                 <w:sz w:val="20"/>
                 <w:szCs w:val="20"/>
               </w:rPr>
+              <w:lastRenderedPageBreak/>
               <w:t>dfplayer.cpp</w:t>
             </w:r>
           </w:p>
@@ -3253,7 +3466,6 @@
           <w:rFonts w:eastAsiaTheme="minorHAnsi"/>
           <w:szCs w:val="22"/>
         </w:rPr>
-        <w:lastRenderedPageBreak/>
         <w:t>故障自动交叉告警：屏幕坏 → 喇叭报警；喇叭坏 → 屏幕提示</w:t>
       </w:r>
     </w:p>
@@ -3596,6 +3808,7 @@
         </w:numPr>
       </w:pPr>
       <w:r>
+        <w:lastRenderedPageBreak/>
         <w:t>断网自动进入</w:t>
       </w:r>
       <w:r>
@@ -3827,7 +4040,6 @@
         <w:spacing w:after="0"/>
       </w:pPr>
       <w:r>
-        <w:lastRenderedPageBreak/>
         <w:t>防止固件读取、破解、篡改</w:t>
       </w:r>
     </w:p>
@@ -3872,6 +4084,9 @@
     <w:p>
       <w:pPr>
         <w:spacing w:after="0"/>
+        <w:rPr>
+          <w:rFonts w:hint="eastAsia"/>
+        </w:rPr>
       </w:pPr>
       <w:r>
         <w:t>设备通过 HTTPS 申请短期有效 Token</w:t>
@@ -3888,26 +4103,220 @@
     </w:p>
     <w:p>
       <w:pPr>
+        <w:spacing w:before="300" w:after="120" w:line="288" w:lineRule="auto"/>
+        <w:outlineLvl w:val="2"/>
+        <w:rPr>
+          <w:rFonts w:ascii="Arial" w:eastAsia="等线" w:hAnsi="Arial" w:cs="Arial"/>
+          <w:b/>
+          <w:sz w:val="30"/>
+        </w:rPr>
+      </w:pPr>
+      <w:r>
+        <w:rPr>
+          <w:rFonts w:ascii="Arial" w:eastAsia="等线" w:hAnsi="Arial" w:cs="Arial"/>
+          <w:b/>
+          <w:sz w:val="30"/>
+        </w:rPr>
+        <w:t xml:space="preserve">3.1.10 </w:t>
+      </w:r>
+      <w:r>
+        <w:rPr>
+          <w:rFonts w:ascii="Arial" w:eastAsia="等线" w:hAnsi="Arial" w:cs="Arial"/>
+          <w:b/>
+          <w:sz w:val="30"/>
+        </w:rPr>
+        <w:t>算法模块</w:t>
+      </w:r>
+    </w:p>
+    <w:p>
+      <w:pPr>
         <w:spacing w:after="0"/>
       </w:pPr>
+      <w:r>
+        <w:t xml:space="preserve">  </w:t>
+      </w:r>
+      <w:r>
+        <w:rPr>
+          <w:b/>
+          <w:bCs/>
+        </w:rPr>
+        <w:t>传感器数据滤波算法</w:t>
+      </w:r>
+      <w:r>
+        <w:t xml:space="preserve">：采用均值滤波与限幅滤波结合，去除噪声与突变数据，保证温湿度、光照、空气质量数据稳定可靠。 </w:t>
+      </w:r>
+    </w:p>
+    <w:p>
+      <w:pPr>
+        <w:spacing w:after="0"/>
+      </w:pPr>
+      <w:r>
+        <w:t xml:space="preserve">  </w:t>
+      </w:r>
+      <w:r>
+        <w:rPr>
+          <w:b/>
+          <w:bCs/>
+        </w:rPr>
+        <w:t>人体舒适度评估算法</w:t>
+      </w:r>
+      <w:r>
+        <w:t>：通过多传感器融合计算室内环境综合评分</w:t>
+      </w:r>
+      <w:r>
+        <w:rPr>
+          <w:rFonts w:hint="eastAsia"/>
+        </w:rPr>
+        <w:t>，</w:t>
+      </w:r>
+      <w:r>
+        <w:rPr>
+          <w:u w:val="single"/>
+        </w:rPr>
+        <w:t>基于国际通用不适指数公式</w:t>
+      </w:r>
+      <w:r>
+        <w:rPr>
+          <w:rFonts w:hint="eastAsia"/>
+          <w:u w:val="single"/>
+        </w:rPr>
+        <w:t>（</w:t>
+      </w:r>
+      <w:r>
+        <w:rPr>
+          <w:rFonts w:hint="eastAsia"/>
+          <w:u w:val="single"/>
+        </w:rPr>
+        <w:t>discomfort index</w:t>
+      </w:r>
+      <w:r>
+        <w:rPr>
+          <w:rFonts w:hint="eastAsia"/>
+          <w:u w:val="single"/>
+        </w:rPr>
+        <w:t>）</w:t>
+      </w:r>
+      <w:r>
+        <w:rPr>
+          <w:rFonts w:hint="eastAsia"/>
+          <w:u w:val="single"/>
+        </w:rPr>
+        <w:t>无风公式</w:t>
+      </w:r>
+      <w:r>
+        <w:t xml:space="preserve">，输出人体舒适度等级。 </w:t>
+      </w:r>
+    </w:p>
+    <w:p>
+      <w:pPr>
+        <w:spacing w:after="0"/>
+      </w:pPr>
+      <w:r>
+        <w:t xml:space="preserve">  </w:t>
+      </w:r>
+      <w:r>
+        <w:rPr>
+          <w:b/>
+          <w:bCs/>
+        </w:rPr>
+        <w:t>故障检测算法</w:t>
+      </w:r>
+      <w:r>
+        <w:t xml:space="preserve">：实时监测屏幕、传感器、喇叭、网络等模块状态，实现异常识别与故障隔离。 </w:t>
+      </w:r>
+    </w:p>
+    <w:p>
+      <w:pPr>
+        <w:spacing w:after="0"/>
+      </w:pPr>
+      <w:r>
+        <w:t xml:space="preserve">  </w:t>
+      </w:r>
+      <w:r>
+        <w:rPr>
+          <w:b/>
+          <w:bCs/>
+        </w:rPr>
+        <w:t>自适应策略算法</w:t>
+      </w:r>
+      <w:r>
+        <w:t>：根据环境光照自动调节屏幕亮度，根据网络状态自动</w:t>
+      </w:r>
+      <w:proofErr w:type="gramStart"/>
+      <w:r>
+        <w:t>调整重</w:t>
+      </w:r>
+      <w:proofErr w:type="gramEnd"/>
+      <w:r>
+        <w:t>连策略，根据运行模式自动调整设备功耗。</w:t>
+      </w:r>
+    </w:p>
+    <w:p>
+      <w:pPr>
+        <w:spacing w:after="0"/>
+        <w:ind w:firstLine="420"/>
+      </w:pPr>
+      <w:r>
+        <w:rPr>
+          <w:b/>
+          <w:bCs/>
+        </w:rPr>
+        <w:t>人体存在感知与专注模式决策算法</w:t>
+      </w:r>
+      <w:r>
+        <w:t>：通过毫米波雷达实现人体在位检测，自动判断进入 / 退出专注模式，实现无感智能调度。</w:t>
+      </w:r>
+    </w:p>
+    <w:p>
+      <w:pPr>
+        <w:spacing w:after="0"/>
+        <w:ind w:firstLine="420"/>
+      </w:pPr>
+      <w:r>
+        <w:rPr>
+          <w:b/>
+          <w:bCs/>
+        </w:rPr>
+        <w:t>屏幕氛围光效联动算法</w:t>
+      </w:r>
+      <w:r>
+        <w:t>：根据 AQI、TVOC、</w:t>
+      </w:r>
+      <w:proofErr w:type="spellStart"/>
+      <w:r>
+        <w:t>eCO</w:t>
+      </w:r>
+      <w:proofErr w:type="spellEnd"/>
+      <w:r>
+        <w:rPr>
+          <w:rFonts w:ascii="Cambria Math" w:hAnsi="Cambria Math" w:cs="Cambria Math"/>
+        </w:rPr>
+        <w:t>₂</w:t>
+      </w:r>
+      <w:r>
+        <w:t>等环境参数，自动计算光带颜色、呼吸周期与亮度，实现数据与视觉效果实时联动。</w:t>
+      </w:r>
     </w:p>
     <w:p>
       <w:pPr>
         <w:spacing w:before="320" w:after="120" w:line="288" w:lineRule="auto"/>
         <w:outlineLvl w:val="1"/>
+      </w:pPr>
+      <w:r>
         <w:rPr>
           <w:rFonts w:ascii="Arial" w:eastAsia="等线" w:hAnsi="Arial" w:cs="Arial"/>
           <w:b/>
           <w:sz w:val="32"/>
         </w:rPr>
-      </w:pPr>
+        <w:t xml:space="preserve">3.2 </w:t>
+      </w:r>
       <w:r>
         <w:rPr>
           <w:rFonts w:ascii="Arial" w:eastAsia="等线" w:hAnsi="Arial" w:cs="Arial"/>
           <w:b/>
           <w:sz w:val="32"/>
         </w:rPr>
-        <w:t xml:space="preserve">3.1.10 </w:t>
+        <w:t>网络</w:t>
       </w:r>
       <w:r>
         <w:rPr>
@@ -3915,170 +4324,14 @@
           <w:b/>
           <w:sz w:val="32"/>
         </w:rPr>
-        <w:t>算法模块</w:t>
-      </w:r>
-    </w:p>
-    <w:p>
-      <w:pPr>
-        <w:spacing w:after="0"/>
-      </w:pPr>
-      <w:r>
-        <w:t xml:space="preserve">  </w:t>
-      </w:r>
-      <w:r>
-        <w:rPr>
-          <w:b/>
-          <w:bCs/>
-        </w:rPr>
-        <w:t>传感器数据滤波算法</w:t>
-      </w:r>
-      <w:r>
-        <w:t xml:space="preserve">：采用均值滤波与限幅滤波结合，去除噪声与突变数据，保证温湿度、光照、空气质量数据稳定可靠。 </w:t>
-      </w:r>
-    </w:p>
-    <w:p>
-      <w:pPr>
-        <w:spacing w:after="0"/>
-      </w:pPr>
-      <w:r>
-        <w:t xml:space="preserve">  </w:t>
-      </w:r>
-      <w:r>
-        <w:rPr>
-          <w:b/>
-          <w:bCs/>
-        </w:rPr>
-        <w:t>人体舒适度评估算法</w:t>
-      </w:r>
-      <w:r>
-        <w:t xml:space="preserve">：通过多传感器融合计算室内环境综合评分，输出人体舒适度等级。 </w:t>
-      </w:r>
-    </w:p>
-    <w:p>
-      <w:pPr>
-        <w:spacing w:after="0"/>
-      </w:pPr>
-      <w:r>
-        <w:t xml:space="preserve">  </w:t>
-      </w:r>
-      <w:r>
-        <w:rPr>
-          <w:b/>
-          <w:bCs/>
-        </w:rPr>
-        <w:t>故障检测算法</w:t>
-      </w:r>
-      <w:r>
-        <w:t xml:space="preserve">：实时监测屏幕、传感器、喇叭、网络等模块状态，实现异常识别与故障隔离。 </w:t>
-      </w:r>
-    </w:p>
-    <w:p>
-      <w:pPr>
-        <w:spacing w:after="0"/>
-      </w:pPr>
-      <w:r>
-        <w:t xml:space="preserve">  </w:t>
-      </w:r>
-      <w:r>
-        <w:rPr>
-          <w:b/>
-          <w:bCs/>
-        </w:rPr>
-        <w:t>自适应策略算法</w:t>
-      </w:r>
-      <w:r>
-        <w:t>：根据环境光照自动调节屏幕亮度，根据网络状态自动</w:t>
-      </w:r>
-      <w:proofErr w:type="gramStart"/>
-      <w:r>
-        <w:t>调整重</w:t>
-      </w:r>
-      <w:proofErr w:type="gramEnd"/>
-      <w:r>
-        <w:t>连策略，根据运行模式自动调整设备功耗。</w:t>
-      </w:r>
-    </w:p>
-    <w:p>
-      <w:pPr>
-        <w:spacing w:after="0"/>
-        <w:ind w:firstLine="420"/>
-      </w:pPr>
-      <w:r>
-        <w:rPr>
-          <w:b/>
-          <w:bCs/>
-        </w:rPr>
-        <w:t>人体存在感知与专注模式决策算法</w:t>
-      </w:r>
-      <w:r>
-        <w:t>：通过毫米波雷达实现人体在位检测，自动判断进入 / 退出专注模式，实现无感智能调度。</w:t>
-      </w:r>
-    </w:p>
-    <w:p>
-      <w:pPr>
-        <w:spacing w:after="0"/>
-        <w:ind w:firstLine="420"/>
-      </w:pPr>
-      <w:r>
-        <w:rPr>
-          <w:b/>
-          <w:bCs/>
-        </w:rPr>
-        <w:t>屏幕氛围光效联动算法</w:t>
-      </w:r>
-      <w:r>
-        <w:t>：根据 AQI、TVOC、</w:t>
-      </w:r>
-      <w:proofErr w:type="spellStart"/>
-      <w:r>
-        <w:t>eCO</w:t>
-      </w:r>
-      <w:proofErr w:type="spellEnd"/>
-      <w:r>
-        <w:rPr>
-          <w:rFonts w:ascii="Cambria Math" w:hAnsi="Cambria Math" w:cs="Cambria Math"/>
-        </w:rPr>
-        <w:t>₂</w:t>
-      </w:r>
-      <w:r>
-        <w:t>等环境参数，自动计算光带颜色、呼吸周期与亮度，实现数据与视觉效果实时联动。</w:t>
-      </w:r>
-    </w:p>
-    <w:p>
-      <w:pPr>
-        <w:spacing w:before="320" w:after="120" w:line="288" w:lineRule="auto"/>
-        <w:outlineLvl w:val="1"/>
-      </w:pPr>
+        <w:t>/</w:t>
+      </w:r>
       <w:r>
         <w:rPr>
           <w:rFonts w:ascii="Arial" w:eastAsia="等线" w:hAnsi="Arial" w:cs="Arial"/>
           <w:b/>
           <w:sz w:val="32"/>
         </w:rPr>
-        <w:t xml:space="preserve">3.2 </w:t>
-      </w:r>
-      <w:r>
-        <w:rPr>
-          <w:rFonts w:ascii="Arial" w:eastAsia="等线" w:hAnsi="Arial" w:cs="Arial"/>
-          <w:b/>
-          <w:sz w:val="32"/>
-        </w:rPr>
-        <w:t>网络</w:t>
-      </w:r>
-      <w:r>
-        <w:rPr>
-          <w:rFonts w:ascii="Arial" w:eastAsia="等线" w:hAnsi="Arial" w:cs="Arial"/>
-          <w:b/>
-          <w:sz w:val="32"/>
-        </w:rPr>
-        <w:t>/</w:t>
-      </w:r>
-      <w:r>
-        <w:rPr>
-          <w:rFonts w:ascii="Arial" w:eastAsia="等线" w:hAnsi="Arial" w:cs="Arial"/>
-          <w:b/>
-          <w:sz w:val="32"/>
-        </w:rPr>
         <w:t>后端网页端</w:t>
       </w:r>
       <w:bookmarkEnd w:id="13"/>
@@ -4091,6 +4344,7 @@
         <w:rPr>
           <w:rFonts w:ascii="Arial" w:eastAsia="等线" w:hAnsi="Arial" w:cs="Arial"/>
         </w:rPr>
+        <w:lastRenderedPageBreak/>
         <w:t>网络端聚焦后台数据处理、智能分析与远程管控，依托网页平台实现数据可视化、</w:t>
       </w:r>
       <w:r>
@@ -4331,7 +4585,6 @@
           <w:b/>
           <w:sz w:val="30"/>
         </w:rPr>
-        <w:lastRenderedPageBreak/>
         <w:t>3.2.2 AI</w:t>
       </w:r>
       <w:r>
@@ -4629,7 +4882,14 @@
         <w:rPr>
           <w:rFonts w:ascii="Arial" w:eastAsia="等线" w:hAnsi="Arial" w:cs="Arial"/>
         </w:rPr>
-        <w:t>控面板，支持用户自定义温湿度、光照、空气质量触发阈值，适配个性化需求</w:t>
+        <w:t>控面板，支持用户自定义温湿度、光照、空气质量触发阈值，适配个</w:t>
+      </w:r>
+      <w:r>
+        <w:rPr>
+          <w:rFonts w:ascii="Arial" w:eastAsia="等线" w:hAnsi="Arial" w:cs="Arial"/>
+        </w:rPr>
+        <w:lastRenderedPageBreak/>
+        <w:t>性化需求</w:t>
       </w:r>
     </w:p>
     <w:p>
@@ -4789,7 +5049,6 @@
           <w:sz w:val="24"/>
           <w14:ligatures w14:val="none"/>
         </w:rPr>
-        <w:lastRenderedPageBreak/>
         <w:t>对接</w:t>
       </w:r>
       <w:proofErr w:type="gramStart"/>
@@ -5167,6 +5426,7 @@
           <w:b/>
           <w:bCs/>
         </w:rPr>
+        <w:lastRenderedPageBreak/>
         <w:t>双层防护</w:t>
       </w:r>
     </w:p>
@@ -5434,7 +5694,6 @@
         <w:rPr>
           <w:rFonts w:ascii="Arial" w:eastAsia="等线" w:hAnsi="Arial" w:cs="Arial"/>
         </w:rPr>
-        <w:lastRenderedPageBreak/>
         <w:t>KY-005</w:t>
       </w:r>
       <w:r>
@@ -6174,6 +6433,7 @@
           <w:szCs w:val="21"/>
           <w14:ligatures w14:val="none"/>
         </w:rPr>
+        <w:lastRenderedPageBreak/>
         <w:t>网页</w:t>
       </w:r>
       <w:proofErr w:type="gramStart"/>
@@ -6511,6 +6771,39 @@
           <w14:ligatures w14:val="none"/>
         </w:rPr>
       </w:pPr>
+      <w:r>
+        <w:rPr>
+          <w:rFonts w:ascii="宋体" w:eastAsia="宋体" w:hAnsi="Symbol" w:cs="宋体"/>
+          <w:kern w:val="0"/>
+          <w:sz w:val="21"/>
+          <w:szCs w:val="21"/>
+          <w14:ligatures w14:val="none"/>
+        </w:rPr>
+        <w:t></w:t>
+      </w:r>
+      <w:r>
+        <w:rPr>
+          <w:rFonts w:ascii="宋体" w:eastAsia="宋体" w:hAnsi="Symbol" w:cs="宋体" w:hint="eastAsia"/>
+          <w:kern w:val="0"/>
+          <w:sz w:val="21"/>
+          <w:szCs w:val="21"/>
+          <w14:ligatures w14:val="none"/>
+        </w:rPr>
+        <w:t xml:space="preserve">  </w:t>
+      </w:r>
+      <w:r>
+        <w:rPr>
+          <w:rFonts w:ascii="Arial" w:eastAsia="宋体" w:hAnsi="Arial" w:cs="Arial"/>
+          <w:b/>
+          <w:bCs/>
+          <w:color w:val="000000"/>
+          <w:kern w:val="0"/>
+          <w:sz w:val="21"/>
+          <w:szCs w:val="21"/>
+          <w14:ligatures w14:val="none"/>
+        </w:rPr>
+        <w:t>多协议异构设备智能联动</w:t>
+      </w:r>
     </w:p>
     <w:p>
       <w:pPr>
@@ -6527,19 +6820,229 @@
       </w:pPr>
       <w:r>
         <w:rPr>
-          <w:rFonts w:ascii="Arial" w:eastAsia="等线" w:hAnsi="Arial" w:cs="Arial" w:hint="eastAsia"/>
-          <w:b/>
-          <w:sz w:val="36"/>
-        </w:rPr>
-        <w:t>七、</w:t>
-      </w:r>
-      <w:r>
-        <w:rPr>
-          <w:rFonts w:ascii="Arial" w:eastAsia="等线" w:hAnsi="Arial" w:cs="Arial" w:hint="eastAsia"/>
-          <w:b/>
-          <w:sz w:val="36"/>
-        </w:rPr>
-        <w:t>待定的功能</w:t>
+          <w:rFonts w:ascii="Arial" w:eastAsia="宋体" w:hAnsi="Arial" w:cs="Arial"/>
+          <w:color w:val="000000"/>
+          <w:kern w:val="0"/>
+          <w:sz w:val="21"/>
+          <w:szCs w:val="21"/>
+          <w14:ligatures w14:val="none"/>
+        </w:rPr>
+        <w:t>不同于常规竞赛作品仅实现单一传感器数据采集，本系统利用</w:t>
+      </w:r>
+      <w:r>
+        <w:rPr>
+          <w:rFonts w:ascii="Arial" w:eastAsia="宋体" w:hAnsi="Arial" w:cs="Arial"/>
+          <w:color w:val="000000"/>
+          <w:kern w:val="0"/>
+          <w:sz w:val="21"/>
+          <w:szCs w:val="21"/>
+          <w14:ligatures w14:val="none"/>
+        </w:rPr>
+        <w:t>ESP32-S3</w:t>
+      </w:r>
+      <w:r>
+        <w:rPr>
+          <w:rFonts w:ascii="Arial" w:eastAsia="宋体" w:hAnsi="Arial" w:cs="Arial"/>
+          <w:color w:val="000000"/>
+          <w:kern w:val="0"/>
+          <w:sz w:val="21"/>
+          <w:szCs w:val="21"/>
+          <w14:ligatures w14:val="none"/>
+        </w:rPr>
+        <w:t>双模通信能力（</w:t>
+      </w:r>
+      <w:r>
+        <w:rPr>
+          <w:rFonts w:ascii="Arial" w:eastAsia="宋体" w:hAnsi="Arial" w:cs="Arial"/>
+          <w:color w:val="000000"/>
+          <w:kern w:val="0"/>
+          <w:sz w:val="21"/>
+          <w:szCs w:val="21"/>
+          <w14:ligatures w14:val="none"/>
+        </w:rPr>
+        <w:t>Wi-Fi + BLE</w:t>
+      </w:r>
+      <w:r>
+        <w:rPr>
+          <w:rFonts w:ascii="Arial" w:eastAsia="宋体" w:hAnsi="Arial" w:cs="Arial"/>
+          <w:color w:val="000000"/>
+          <w:kern w:val="0"/>
+          <w:sz w:val="21"/>
+          <w:szCs w:val="21"/>
+          <w14:ligatures w14:val="none"/>
+        </w:rPr>
+        <w:t>），实现</w:t>
+      </w:r>
+      <w:proofErr w:type="gramStart"/>
+      <w:r>
+        <w:rPr>
+          <w:rFonts w:ascii="Arial" w:eastAsia="宋体" w:hAnsi="Arial" w:cs="Arial"/>
+          <w:color w:val="000000"/>
+          <w:kern w:val="0"/>
+          <w:sz w:val="21"/>
+          <w:szCs w:val="21"/>
+          <w14:ligatures w14:val="none"/>
+        </w:rPr>
+        <w:t>与蓝牙</w:t>
+      </w:r>
+      <w:proofErr w:type="gramEnd"/>
+      <w:r>
+        <w:rPr>
+          <w:rFonts w:ascii="Arial" w:eastAsia="宋体" w:hAnsi="Arial" w:cs="Arial"/>
+          <w:color w:val="000000"/>
+          <w:kern w:val="0"/>
+          <w:sz w:val="21"/>
+          <w:szCs w:val="21"/>
+          <w14:ligatures w14:val="none"/>
+        </w:rPr>
+        <w:t>Mesh</w:t>
+      </w:r>
+      <w:r>
+        <w:rPr>
+          <w:rFonts w:ascii="Arial" w:eastAsia="宋体" w:hAnsi="Arial" w:cs="Arial"/>
+          <w:color w:val="000000"/>
+          <w:kern w:val="0"/>
+          <w:sz w:val="21"/>
+          <w:szCs w:val="21"/>
+          <w14:ligatures w14:val="none"/>
+        </w:rPr>
+        <w:t>智能台灯的直接通信与控制。当专注模式激活时，系统通过</w:t>
+      </w:r>
+      <w:proofErr w:type="gramStart"/>
+      <w:r>
+        <w:rPr>
+          <w:rFonts w:ascii="Arial" w:eastAsia="宋体" w:hAnsi="Arial" w:cs="Arial"/>
+          <w:color w:val="000000"/>
+          <w:kern w:val="0"/>
+          <w:sz w:val="21"/>
+          <w:szCs w:val="21"/>
+          <w14:ligatures w14:val="none"/>
+        </w:rPr>
+        <w:t>蓝牙协议栈</w:t>
+      </w:r>
+      <w:proofErr w:type="gramEnd"/>
+      <w:r>
+        <w:rPr>
+          <w:rFonts w:ascii="Arial" w:eastAsia="宋体" w:hAnsi="Arial" w:cs="Arial"/>
+          <w:color w:val="000000"/>
+          <w:kern w:val="0"/>
+          <w:sz w:val="21"/>
+          <w:szCs w:val="21"/>
+          <w14:ligatures w14:val="none"/>
+        </w:rPr>
+        <w:t>自动调节台灯色温与亮度，营造适配专注场景的光环境。该设计体现了物联网终端对</w:t>
+      </w:r>
+      <w:r>
+        <w:rPr>
+          <w:rFonts w:ascii="Arial" w:eastAsia="宋体" w:hAnsi="Arial" w:cs="Arial"/>
+          <w:b/>
+          <w:bCs/>
+          <w:color w:val="000000"/>
+          <w:kern w:val="0"/>
+          <w:sz w:val="21"/>
+          <w:szCs w:val="21"/>
+          <w14:ligatures w14:val="none"/>
+        </w:rPr>
+        <w:t>异构协议设备的协同管控能力</w:t>
+      </w:r>
+      <w:r>
+        <w:rPr>
+          <w:rFonts w:ascii="Arial" w:eastAsia="宋体" w:hAnsi="Arial" w:cs="Arial"/>
+          <w:color w:val="000000"/>
+          <w:kern w:val="0"/>
+          <w:sz w:val="21"/>
+          <w:szCs w:val="21"/>
+          <w14:ligatures w14:val="none"/>
+        </w:rPr>
+        <w:t>，展示了系统从</w:t>
+      </w:r>
+      <w:r>
+        <w:rPr>
+          <w:rFonts w:ascii="Arial" w:eastAsia="宋体" w:hAnsi="Arial" w:cs="Arial"/>
+          <w:color w:val="000000"/>
+          <w:kern w:val="0"/>
+          <w:sz w:val="21"/>
+          <w:szCs w:val="21"/>
+          <w14:ligatures w14:val="none"/>
+        </w:rPr>
+        <w:t>“</w:t>
+      </w:r>
+      <w:r>
+        <w:rPr>
+          <w:rFonts w:ascii="Arial" w:eastAsia="宋体" w:hAnsi="Arial" w:cs="Arial"/>
+          <w:color w:val="000000"/>
+          <w:kern w:val="0"/>
+          <w:sz w:val="21"/>
+          <w:szCs w:val="21"/>
+          <w14:ligatures w14:val="none"/>
+        </w:rPr>
+        <w:t>环境感知</w:t>
+      </w:r>
+      <w:r>
+        <w:rPr>
+          <w:rFonts w:ascii="Arial" w:eastAsia="宋体" w:hAnsi="Arial" w:cs="Arial"/>
+          <w:color w:val="000000"/>
+          <w:kern w:val="0"/>
+          <w:sz w:val="21"/>
+          <w:szCs w:val="21"/>
+          <w14:ligatures w14:val="none"/>
+        </w:rPr>
+        <w:t>”</w:t>
+      </w:r>
+      <w:r>
+        <w:rPr>
+          <w:rFonts w:ascii="Arial" w:eastAsia="宋体" w:hAnsi="Arial" w:cs="Arial"/>
+          <w:color w:val="000000"/>
+          <w:kern w:val="0"/>
+          <w:sz w:val="21"/>
+          <w:szCs w:val="21"/>
+          <w14:ligatures w14:val="none"/>
+        </w:rPr>
+        <w:t>到</w:t>
+      </w:r>
+      <w:r>
+        <w:rPr>
+          <w:rFonts w:ascii="Arial" w:eastAsia="宋体" w:hAnsi="Arial" w:cs="Arial"/>
+          <w:color w:val="000000"/>
+          <w:kern w:val="0"/>
+          <w:sz w:val="21"/>
+          <w:szCs w:val="21"/>
+          <w14:ligatures w14:val="none"/>
+        </w:rPr>
+        <w:t>“</w:t>
+      </w:r>
+      <w:r>
+        <w:rPr>
+          <w:rFonts w:ascii="Arial" w:eastAsia="宋体" w:hAnsi="Arial" w:cs="Arial"/>
+          <w:color w:val="000000"/>
+          <w:kern w:val="0"/>
+          <w:sz w:val="21"/>
+          <w:szCs w:val="21"/>
+          <w14:ligatures w14:val="none"/>
+        </w:rPr>
+        <w:t>跨协议执行</w:t>
+      </w:r>
+      <w:r>
+        <w:rPr>
+          <w:rFonts w:ascii="Arial" w:eastAsia="宋体" w:hAnsi="Arial" w:cs="Arial"/>
+          <w:color w:val="000000"/>
+          <w:kern w:val="0"/>
+          <w:sz w:val="21"/>
+          <w:szCs w:val="21"/>
+          <w14:ligatures w14:val="none"/>
+        </w:rPr>
+        <w:t>”</w:t>
+      </w:r>
+      <w:r>
+        <w:rPr>
+          <w:rFonts w:ascii="Arial" w:eastAsia="宋体" w:hAnsi="Arial" w:cs="Arial"/>
+          <w:color w:val="000000"/>
+          <w:kern w:val="0"/>
+          <w:sz w:val="21"/>
+          <w:szCs w:val="21"/>
+          <w14:ligatures w14:val="none"/>
+        </w:rPr>
+        <w:t>的完整链路，拓展了智能桌面的交互边界。</w:t>
       </w:r>
     </w:p>
     <w:p>
@@ -6548,49 +7051,39 @@
         <w:spacing w:after="0" w:line="360" w:lineRule="atLeast"/>
         <w:rPr>
           <w:rFonts w:ascii="Arial" w:eastAsia="宋体" w:hAnsi="Arial" w:cs="Arial"/>
-          <w:b/>
-          <w:bCs/>
-          <w:color w:val="000000"/>
-          <w:kern w:val="0"/>
-          <w:sz w:val="21"/>
-          <w:szCs w:val="21"/>
-          <w14:ligatures w14:val="none"/>
-        </w:rPr>
-      </w:pPr>
-      <w:r>
-        <w:rPr>
-          <w:rFonts w:ascii="Arial" w:eastAsia="宋体" w:hAnsi="Arial" w:cs="Arial" w:hint="eastAsia"/>
-          <w:color w:val="000000"/>
-          <w:kern w:val="0"/>
-          <w:sz w:val="21"/>
-          <w:szCs w:val="21"/>
-          <w14:ligatures w14:val="none"/>
-        </w:rPr>
-        <w:t>1</w:t>
-      </w:r>
-      <w:r>
-        <w:rPr>
-          <w:rFonts w:ascii="Arial" w:eastAsia="宋体" w:hAnsi="Arial" w:cs="Arial" w:hint="eastAsia"/>
-          <w:color w:val="000000"/>
-          <w:kern w:val="0"/>
-          <w:sz w:val="21"/>
-          <w:szCs w:val="21"/>
-          <w14:ligatures w14:val="none"/>
-        </w:rPr>
-        <w:t>、</w:t>
-      </w:r>
-      <w:r>
-        <w:rPr>
-          <w:rFonts w:ascii="Arial" w:eastAsia="宋体" w:hAnsi="Arial" w:cs="Arial"/>
-          <w:b/>
-          <w:bCs/>
-          <w:color w:val="000000"/>
-          <w:kern w:val="0"/>
-          <w:sz w:val="21"/>
-          <w:szCs w:val="21"/>
-          <w14:ligatures w14:val="none"/>
-        </w:rPr>
-        <w:t>毫米波人体感应</w:t>
+          <w:color w:val="000000"/>
+          <w:kern w:val="0"/>
+          <w:sz w:val="21"/>
+          <w:szCs w:val="21"/>
+          <w14:ligatures w14:val="none"/>
+        </w:rPr>
+      </w:pPr>
+    </w:p>
+    <w:p>
+      <w:pPr>
+        <w:spacing w:before="380" w:after="140" w:line="288" w:lineRule="auto"/>
+        <w:outlineLvl w:val="0"/>
+        <w:rPr>
+          <w:rFonts w:ascii="Arial" w:eastAsia="等线" w:hAnsi="Arial" w:cs="Arial"/>
+          <w:b/>
+          <w:sz w:val="36"/>
+        </w:rPr>
+      </w:pPr>
+      <w:r>
+        <w:rPr>
+          <w:rFonts w:ascii="Arial" w:eastAsia="等线" w:hAnsi="Arial" w:cs="Arial" w:hint="eastAsia"/>
+          <w:b/>
+          <w:sz w:val="36"/>
+        </w:rPr>
+        <w:t>七、</w:t>
+      </w:r>
+      <w:r>
+        <w:rPr>
+          <w:rFonts w:ascii="Arial" w:eastAsia="等线" w:hAnsi="Arial" w:cs="Arial" w:hint="eastAsia"/>
+          <w:b/>
+          <w:sz w:val="36"/>
+        </w:rPr>
+        <w:t>待定的功能</w:t>
       </w:r>
     </w:p>
     <w:p>
@@ -6598,6 +7091,18 @@
         <w:widowControl/>
         <w:spacing w:after="0" w:line="360" w:lineRule="atLeast"/>
         <w:rPr>
+          <w:rFonts w:ascii="Arial" w:eastAsia="宋体" w:hAnsi="Arial" w:cs="Arial"/>
+          <w:b/>
+          <w:bCs/>
+          <w:color w:val="000000"/>
+          <w:kern w:val="0"/>
+          <w:sz w:val="21"/>
+          <w:szCs w:val="21"/>
+          <w14:ligatures w14:val="none"/>
+        </w:rPr>
+      </w:pPr>
+      <w:r>
+        <w:rPr>
           <w:rFonts w:ascii="Arial" w:eastAsia="宋体" w:hAnsi="Arial" w:cs="Arial" w:hint="eastAsia"/>
           <w:color w:val="000000"/>
           <w:kern w:val="0"/>
@@ -6605,10 +7110,22 @@
           <w:szCs w:val="21"/>
           <w14:ligatures w14:val="none"/>
         </w:rPr>
-      </w:pPr>
+        <w:t>1</w:t>
+      </w:r>
       <w:r>
         <w:rPr>
           <w:rFonts w:ascii="Arial" w:eastAsia="宋体" w:hAnsi="Arial" w:cs="Arial" w:hint="eastAsia"/>
+          <w:color w:val="000000"/>
+          <w:kern w:val="0"/>
+          <w:sz w:val="21"/>
+          <w:szCs w:val="21"/>
+          <w14:ligatures w14:val="none"/>
+        </w:rPr>
+        <w:t>、</w:t>
+      </w:r>
+      <w:r>
+        <w:rPr>
+          <w:rFonts w:ascii="Arial" w:eastAsia="宋体" w:hAnsi="Arial" w:cs="Arial"/>
           <w:b/>
           <w:bCs/>
           <w:color w:val="000000"/>
@@ -6617,33 +7134,7 @@
           <w:szCs w:val="21"/>
           <w14:ligatures w14:val="none"/>
         </w:rPr>
-        <w:t>2</w:t>
-      </w:r>
-      <w:r>
-        <w:rPr>
-          <w:rFonts w:ascii="Arial" w:eastAsia="宋体" w:hAnsi="Arial" w:cs="Arial" w:hint="eastAsia"/>
-          <w:b/>
-          <w:bCs/>
-          <w:color w:val="000000"/>
-          <w:kern w:val="0"/>
-          <w:sz w:val="21"/>
-          <w:szCs w:val="21"/>
-          <w14:ligatures w14:val="none"/>
-        </w:rPr>
-        <w:t>、</w:t>
-      </w:r>
-      <w:r>
-        <w:rPr>
-          <w:rFonts w:ascii="Arial" w:eastAsia="宋体" w:hAnsi="Arial" w:cs="Arial"/>
-          <w:b/>
-          <w:bCs/>
-          <w:color w:val="000000"/>
-          <w:kern w:val="0"/>
-          <w:sz w:val="21"/>
-          <w:szCs w:val="21"/>
-          <w14:ligatures w14:val="none"/>
-        </w:rPr>
-        <w:t>屏幕边框氛围光</w:t>
+        <w:t>毫米波人体感应</w:t>
       </w:r>
     </w:p>
     <w:p>
@@ -6652,6 +7143,16 @@
         <w:spacing w:after="0" w:line="360" w:lineRule="atLeast"/>
         <w:rPr>
           <w:rFonts w:ascii="Arial" w:eastAsia="宋体" w:hAnsi="Arial" w:cs="Arial"/>
+          <w:color w:val="000000"/>
+          <w:kern w:val="0"/>
+          <w:sz w:val="21"/>
+          <w:szCs w:val="21"/>
+          <w14:ligatures w14:val="none"/>
+        </w:rPr>
+      </w:pPr>
+      <w:r>
+        <w:rPr>
+          <w:rFonts w:ascii="Arial" w:eastAsia="宋体" w:hAnsi="Arial" w:cs="Arial" w:hint="eastAsia"/>
           <w:b/>
           <w:bCs/>
           <w:color w:val="000000"/>
@@ -6660,7 +7161,8 @@
           <w:szCs w:val="21"/>
           <w14:ligatures w14:val="none"/>
         </w:rPr>
-      </w:pPr>
+        <w:t>2</w:t>
+      </w:r>
       <w:r>
         <w:rPr>
           <w:rFonts w:ascii="Arial" w:eastAsia="宋体" w:hAnsi="Arial" w:cs="Arial" w:hint="eastAsia"/>
@@ -6672,6 +7174,48 @@
           <w:szCs w:val="21"/>
           <w14:ligatures w14:val="none"/>
         </w:rPr>
+        <w:t>、</w:t>
+      </w:r>
+      <w:r>
+        <w:rPr>
+          <w:rFonts w:ascii="Arial" w:eastAsia="宋体" w:hAnsi="Arial" w:cs="Arial"/>
+          <w:b/>
+          <w:bCs/>
+          <w:color w:val="000000"/>
+          <w:kern w:val="0"/>
+          <w:sz w:val="21"/>
+          <w:szCs w:val="21"/>
+          <w14:ligatures w14:val="none"/>
+        </w:rPr>
+        <w:t>屏幕边框氛围光</w:t>
+      </w:r>
+    </w:p>
+    <w:p>
+      <w:pPr>
+        <w:widowControl/>
+        <w:spacing w:after="0" w:line="360" w:lineRule="atLeast"/>
+        <w:rPr>
+          <w:rFonts w:ascii="Arial" w:eastAsia="宋体" w:hAnsi="Arial" w:cs="Arial"/>
+          <w:b/>
+          <w:bCs/>
+          <w:color w:val="000000"/>
+          <w:kern w:val="0"/>
+          <w:sz w:val="21"/>
+          <w:szCs w:val="21"/>
+          <w14:ligatures w14:val="none"/>
+        </w:rPr>
+      </w:pPr>
+      <w:r>
+        <w:rPr>
+          <w:rFonts w:ascii="Arial" w:eastAsia="宋体" w:hAnsi="Arial" w:cs="Arial" w:hint="eastAsia"/>
+          <w:b/>
+          <w:bCs/>
+          <w:color w:val="000000"/>
+          <w:kern w:val="0"/>
+          <w:sz w:val="21"/>
+          <w:szCs w:val="21"/>
+          <w14:ligatures w14:val="none"/>
+        </w:rPr>
         <w:t>3</w:t>
       </w:r>
       <w:r>
@@ -6766,6 +7310,298 @@
           <w14:ligatures w14:val="none"/>
         </w:rPr>
         <w:t>PM2.5</w:t>
+      </w:r>
+      <w:r>
+        <w:rPr>
+          <w:rFonts w:ascii="Arial" w:eastAsia="宋体" w:hAnsi="Arial" w:cs="Arial" w:hint="eastAsia"/>
+          <w:b/>
+          <w:bCs/>
+          <w:color w:val="000000"/>
+          <w:kern w:val="0"/>
+          <w:sz w:val="21"/>
+          <w:szCs w:val="21"/>
+          <w14:ligatures w14:val="none"/>
+        </w:rPr>
+        <w:t>等数据</w:t>
+      </w:r>
+    </w:p>
+    <w:p>
+      <w:pPr>
+        <w:widowControl/>
+        <w:spacing w:after="0" w:line="360" w:lineRule="atLeast"/>
+        <w:rPr>
+          <w:rFonts w:ascii="Arial" w:eastAsia="宋体" w:hAnsi="Arial" w:cs="Arial"/>
+          <w:b/>
+          <w:bCs/>
+          <w:color w:val="000000"/>
+          <w:kern w:val="0"/>
+          <w:sz w:val="21"/>
+          <w:szCs w:val="21"/>
+          <w14:ligatures w14:val="none"/>
+        </w:rPr>
+      </w:pPr>
+      <w:r>
+        <w:rPr>
+          <w:rFonts w:ascii="Arial" w:eastAsia="宋体" w:hAnsi="Arial" w:cs="Arial" w:hint="eastAsia"/>
+          <w:b/>
+          <w:bCs/>
+          <w:color w:val="000000"/>
+          <w:kern w:val="0"/>
+          <w:sz w:val="21"/>
+          <w:szCs w:val="21"/>
+          <w14:ligatures w14:val="none"/>
+        </w:rPr>
+        <w:t>4</w:t>
+      </w:r>
+      <w:r>
+        <w:rPr>
+          <w:rFonts w:ascii="Arial" w:eastAsia="宋体" w:hAnsi="Arial" w:cs="Arial" w:hint="eastAsia"/>
+          <w:b/>
+          <w:bCs/>
+          <w:color w:val="000000"/>
+          <w:kern w:val="0"/>
+          <w:sz w:val="21"/>
+          <w:szCs w:val="21"/>
+          <w14:ligatures w14:val="none"/>
+        </w:rPr>
+        <w:t>、</w:t>
+      </w:r>
+      <w:r>
+        <w:rPr>
+          <w:rFonts w:ascii="Arial" w:eastAsia="宋体" w:hAnsi="Arial" w:cs="Arial" w:hint="eastAsia"/>
+          <w:b/>
+          <w:bCs/>
+          <w:color w:val="000000"/>
+          <w:kern w:val="0"/>
+          <w:sz w:val="21"/>
+          <w:szCs w:val="21"/>
+          <w14:ligatures w14:val="none"/>
+        </w:rPr>
+        <w:t>后端本地调用</w:t>
+      </w:r>
+      <w:r>
+        <w:rPr>
+          <w:rFonts w:ascii="Arial" w:eastAsia="宋体" w:hAnsi="Arial" w:cs="Arial"/>
+          <w:b/>
+          <w:bCs/>
+          <w:color w:val="000000"/>
+          <w:kern w:val="0"/>
+          <w:sz w:val="21"/>
+          <w:szCs w:val="21"/>
+          <w14:ligatures w14:val="none"/>
+        </w:rPr>
+        <w:t>Edge-TTS</w:t>
+      </w:r>
+      <w:r>
+        <w:rPr>
+          <w:rFonts w:ascii="Arial" w:eastAsia="宋体" w:hAnsi="Arial" w:cs="Arial"/>
+          <w:b/>
+          <w:bCs/>
+          <w:color w:val="000000"/>
+          <w:kern w:val="0"/>
+          <w:sz w:val="21"/>
+          <w:szCs w:val="21"/>
+          <w14:ligatures w14:val="none"/>
+        </w:rPr>
+        <w:t>生成的语音</w:t>
+      </w:r>
+      <w:r>
+        <w:rPr>
+          <w:rFonts w:ascii="Arial" w:eastAsia="宋体" w:hAnsi="Arial" w:cs="Arial" w:hint="eastAsia"/>
+          <w:b/>
+          <w:bCs/>
+          <w:color w:val="000000"/>
+          <w:kern w:val="0"/>
+          <w:sz w:val="21"/>
+          <w:szCs w:val="21"/>
+          <w14:ligatures w14:val="none"/>
+        </w:rPr>
+        <w:t>支持普通话和各种</w:t>
+      </w:r>
+      <w:r>
+        <w:rPr>
+          <w:rFonts w:ascii="Arial" w:eastAsia="宋体" w:hAnsi="Arial" w:cs="Arial"/>
+          <w:b/>
+          <w:bCs/>
+          <w:color w:val="000000"/>
+          <w:kern w:val="0"/>
+          <w:sz w:val="21"/>
+          <w:szCs w:val="21"/>
+          <w14:ligatures w14:val="none"/>
+        </w:rPr>
+        <w:t>地道的方言适合不同地区的播报需求</w:t>
+      </w:r>
+    </w:p>
+    <w:p>
+      <w:pPr>
+        <w:widowControl/>
+        <w:spacing w:after="0" w:line="360" w:lineRule="atLeast"/>
+        <w:rPr>
+          <w:rFonts w:ascii="Arial" w:eastAsia="宋体" w:hAnsi="Arial" w:cs="Arial"/>
+          <w:color w:val="000000"/>
+          <w:kern w:val="0"/>
+          <w:sz w:val="21"/>
+          <w:szCs w:val="21"/>
+          <w14:ligatures w14:val="none"/>
+        </w:rPr>
+      </w:pPr>
+      <w:r>
+        <w:rPr>
+          <w:rFonts w:ascii="Arial" w:eastAsia="宋体" w:hAnsi="Arial" w:cs="Arial" w:hint="eastAsia"/>
+          <w:b/>
+          <w:bCs/>
+          <w:color w:val="000000"/>
+          <w:kern w:val="0"/>
+          <w:sz w:val="21"/>
+          <w:szCs w:val="21"/>
+          <w14:ligatures w14:val="none"/>
+        </w:rPr>
+        <w:t>5</w:t>
+      </w:r>
+      <w:r>
+        <w:rPr>
+          <w:rFonts w:ascii="Arial" w:eastAsia="宋体" w:hAnsi="Arial" w:cs="Arial" w:hint="eastAsia"/>
+          <w:b/>
+          <w:bCs/>
+          <w:color w:val="000000"/>
+          <w:kern w:val="0"/>
+          <w:sz w:val="21"/>
+          <w:szCs w:val="21"/>
+          <w14:ligatures w14:val="none"/>
+        </w:rPr>
+        <w:t>、本地</w:t>
+      </w:r>
+      <w:r>
+        <w:rPr>
+          <w:rFonts w:ascii="Arial" w:eastAsia="宋体" w:hAnsi="Arial" w:cs="Arial"/>
+          <w:b/>
+          <w:bCs/>
+          <w:color w:val="000000"/>
+          <w:kern w:val="0"/>
+          <w:sz w:val="21"/>
+          <w:szCs w:val="21"/>
+          <w14:ligatures w14:val="none"/>
+        </w:rPr>
+        <w:t>用</w:t>
+      </w:r>
+      <w:r>
+        <w:rPr>
+          <w:rFonts w:ascii="Arial" w:eastAsia="宋体" w:hAnsi="Arial" w:cs="Arial"/>
+          <w:b/>
+          <w:bCs/>
+          <w:color w:val="000000"/>
+          <w:kern w:val="0"/>
+          <w:sz w:val="21"/>
+          <w:szCs w:val="21"/>
+          <w14:ligatures w14:val="none"/>
+        </w:rPr>
+        <w:t xml:space="preserve"> </w:t>
+      </w:r>
+      <w:proofErr w:type="spellStart"/>
+      <w:r>
+        <w:rPr>
+          <w:rFonts w:ascii="Arial" w:eastAsia="宋体" w:hAnsi="Arial" w:cs="Arial"/>
+          <w:b/>
+          <w:bCs/>
+          <w:color w:val="000000"/>
+          <w:kern w:val="0"/>
+          <w:sz w:val="21"/>
+          <w:szCs w:val="21"/>
+          <w14:ligatures w14:val="none"/>
+        </w:rPr>
+        <w:t>FreeRTOS</w:t>
+      </w:r>
+      <w:proofErr w:type="spellEnd"/>
+      <w:r>
+        <w:rPr>
+          <w:rFonts w:ascii="Arial" w:eastAsia="宋体" w:hAnsi="Arial" w:cs="Arial"/>
+          <w:b/>
+          <w:bCs/>
+          <w:color w:val="000000"/>
+          <w:kern w:val="0"/>
+          <w:sz w:val="21"/>
+          <w:szCs w:val="21"/>
+          <w14:ligatures w14:val="none"/>
+        </w:rPr>
+        <w:t xml:space="preserve"> </w:t>
+      </w:r>
+      <w:r>
+        <w:rPr>
+          <w:rFonts w:ascii="Arial" w:eastAsia="宋体" w:hAnsi="Arial" w:cs="Arial"/>
+          <w:b/>
+          <w:bCs/>
+          <w:color w:val="000000"/>
+          <w:kern w:val="0"/>
+          <w:sz w:val="21"/>
+          <w:szCs w:val="21"/>
+          <w14:ligatures w14:val="none"/>
+        </w:rPr>
+        <w:t>多任务</w:t>
+      </w:r>
+      <w:r>
+        <w:rPr>
+          <w:rFonts w:ascii="Arial" w:eastAsia="宋体" w:hAnsi="Arial" w:cs="Arial"/>
+          <w:b/>
+          <w:bCs/>
+          <w:color w:val="000000"/>
+          <w:kern w:val="0"/>
+          <w:sz w:val="21"/>
+          <w:szCs w:val="21"/>
+          <w14:ligatures w14:val="none"/>
+        </w:rPr>
+        <w:t xml:space="preserve"> </w:t>
+      </w:r>
+      <w:r>
+        <w:rPr>
+          <w:rFonts w:ascii="Arial" w:eastAsia="宋体" w:hAnsi="Arial" w:cs="Arial"/>
+          <w:b/>
+          <w:bCs/>
+          <w:color w:val="000000"/>
+          <w:kern w:val="0"/>
+          <w:sz w:val="21"/>
+          <w:szCs w:val="21"/>
+          <w14:ligatures w14:val="none"/>
+        </w:rPr>
+        <w:t>实现真正的硬件并行</w:t>
+      </w:r>
+      <w:r>
+        <w:rPr>
+          <w:rFonts w:ascii="Arial" w:eastAsia="宋体" w:hAnsi="Arial" w:cs="Arial" w:hint="eastAsia"/>
+          <w:b/>
+          <w:bCs/>
+          <w:color w:val="000000"/>
+          <w:kern w:val="0"/>
+          <w:sz w:val="21"/>
+          <w:szCs w:val="21"/>
+          <w14:ligatures w14:val="none"/>
+        </w:rPr>
+        <w:t>传感器数据读取和阈值判断</w:t>
+      </w:r>
+      <w:r>
+        <w:rPr>
+          <w:rFonts w:ascii="Arial" w:eastAsia="宋体" w:hAnsi="Arial" w:cs="Arial"/>
+          <w:b/>
+          <w:bCs/>
+          <w:color w:val="000000"/>
+          <w:kern w:val="0"/>
+          <w:sz w:val="21"/>
+          <w:szCs w:val="21"/>
+          <w14:ligatures w14:val="none"/>
+        </w:rPr>
+        <w:t>语音播报</w:t>
+      </w:r>
+      <w:r>
+        <w:rPr>
+          <w:rFonts w:ascii="Arial" w:eastAsia="宋体" w:hAnsi="Arial" w:cs="Arial" w:hint="eastAsia"/>
+          <w:b/>
+          <w:bCs/>
+          <w:color w:val="000000"/>
+          <w:kern w:val="0"/>
+          <w:sz w:val="21"/>
+          <w:szCs w:val="21"/>
+          <w14:ligatures w14:val="none"/>
+        </w:rPr>
+        <w:t>分开运行</w:t>
       </w:r>
     </w:p>
     <w:sectPr>
@@ -7053,6 +7889,155 @@
     </w:lvl>
   </w:abstractNum>
   <w:abstractNum w:abstractNumId="3" w15:restartNumberingAfterBreak="0">
+    <w:nsid w:val="06F05A42"/>
+    <w:multiLevelType w:val="multilevel"/>
+    <w:tmpl w:val="C3AE9820"/>
+    <w:lvl w:ilvl="0">
+      <w:start w:val="1"/>
+      <w:numFmt w:val="bullet"/>
+      <w:lvlText w:val=""/>
+      <w:lvlJc w:val="left"/>
+      <w:pPr>
+        <w:tabs>
+          <w:tab w:val="num" w:pos="720"/>
+        </w:tabs>
+        <w:ind w:left="720" w:hanging="360"/>
+      </w:pPr>
+      <w:rPr>
+        <w:rFonts w:ascii="Symbol" w:hAnsi="Symbol" w:hint="default"/>
+        <w:sz w:val="20"/>
+      </w:rPr>
+    </w:lvl>
+    <w:lvl w:ilvl="1" w:tentative="1">
+      <w:start w:val="1"/>
+      <w:numFmt w:val="bullet"/>
+      <w:lvlText w:val="o"/>
+      <w:lvlJc w:val="left"/>
+      <w:pPr>
+        <w:tabs>
+          <w:tab w:val="num" w:pos="1440"/>
+        </w:tabs>
+        <w:ind w:left="1440" w:hanging="360"/>
+      </w:pPr>
+      <w:rPr>
+        <w:rFonts w:ascii="Courier New" w:hAnsi="Courier New" w:hint="default"/>
+        <w:sz w:val="20"/>
+      </w:rPr>
+    </w:lvl>
+    <w:lvl w:ilvl="2" w:tentative="1">
+      <w:start w:val="1"/>
+      <w:numFmt w:val="bullet"/>
+      <w:lvlText w:val=""/>
+      <w:lvlJc w:val="left"/>
+      <w:pPr>
+        <w:tabs>
+          <w:tab w:val="num" w:pos="2160"/>
+        </w:tabs>
+        <w:ind w:left="2160" w:hanging="360"/>
+      </w:pPr>
+      <w:rPr>
+        <w:rFonts w:ascii="Wingdings" w:hAnsi="Wingdings" w:hint="default"/>
+        <w:sz w:val="20"/>
+      </w:rPr>
+    </w:lvl>
+    <w:lvl w:ilvl="3" w:tentative="1">
+      <w:start w:val="1"/>
+      <w:numFmt w:val="bullet"/>
+      <w:lvlText w:val=""/>
+      <w:lvlJc w:val="left"/>
+      <w:pPr>
+        <w:tabs>
+          <w:tab w:val="num" w:pos="2880"/>
+        </w:tabs>
+        <w:ind w:left="2880" w:hanging="360"/>
+      </w:pPr>
+      <w:rPr>
+        <w:rFonts w:ascii="Wingdings" w:hAnsi="Wingdings" w:hint="default"/>
+        <w:sz w:val="20"/>
+      </w:rPr>
+    </w:lvl>
+    <w:lvl w:ilvl="4" w:tentative="1">
+      <w:start w:val="1"/>
+      <w:numFmt w:val="bullet"/>
+      <w:lvlText w:val=""/>
+      <w:lvlJc w:val="left"/>
+      <w:pPr>
+        <w:tabs>
+          <w:tab w:val="num" w:pos="3600"/>
+        </w:tabs>
+        <w:ind w:left="3600" w:hanging="360"/>
+      </w:pPr>
+      <w:rPr>
+        <w:rFonts w:ascii="Wingdings" w:hAnsi="Wingdings" w:hint="default"/>
+        <w:sz w:val="20"/>
+      </w:rPr>
+    </w:lvl>
+    <w:lvl w:ilvl="5" w:tentative="1">
+      <w:start w:val="1"/>
+      <w:numFmt w:val="bullet"/>
+      <w:lvlText w:val=""/>
+      <w:lvlJc w:val="left"/>
+      <w:pPr>
+        <w:tabs>
+          <w:tab w:val="num" w:pos="4320"/>
+        </w:tabs>
+        <w:ind w:left="4320" w:hanging="360"/>
+      </w:pPr>
+      <w:rPr>
+        <w:rFonts w:ascii="Wingdings" w:hAnsi="Wingdings" w:hint="default"/>
+        <w:sz w:val="20"/>
+      </w:rPr>
+    </w:lvl>
+    <w:lvl w:ilvl="6" w:tentative="1">
+      <w:start w:val="1"/>
+      <w:numFmt w:val="bullet"/>
+      <w:lvlText w:val=""/>
+      <w:lvlJc w:val="left"/>
+      <w:pPr>
+        <w:tabs>
+          <w:tab w:val="num" w:pos="5040"/>
+        </w:tabs>
+        <w:ind w:left="5040" w:hanging="360"/>
+      </w:pPr>
+      <w:rPr>
+        <w:rFonts w:ascii="Wingdings" w:hAnsi="Wingdings" w:hint="default"/>
+        <w:sz w:val="20"/>
+      </w:rPr>
+    </w:lvl>
+    <w:lvl w:ilvl="7" w:tentative="1">
+      <w:start w:val="1"/>
+      <w:numFmt w:val="bullet"/>
+      <w:lvlText w:val=""/>
+      <w:lvlJc w:val="left"/>
+      <w:pPr>
+        <w:tabs>
+          <w:tab w:val="num" w:pos="5760"/>
+        </w:tabs>
+        <w:ind w:left="5760" w:hanging="360"/>
+      </w:pPr>
+      <w:rPr>
+        <w:rFonts w:ascii="Wingdings" w:hAnsi="Wingdings" w:hint="default"/>
+        <w:sz w:val="20"/>
+      </w:rPr>
+    </w:lvl>
+    <w:lvl w:ilvl="8" w:tentative="1">
+      <w:start w:val="1"/>
+      <w:numFmt w:val="bullet"/>
+      <w:lvlText w:val=""/>
+      <w:lvlJc w:val="left"/>
+      <w:pPr>
+        <w:tabs>
+          <w:tab w:val="num" w:pos="6480"/>
+        </w:tabs>
+        <w:ind w:left="6480" w:hanging="360"/>
+      </w:pPr>
+      <w:rPr>
+        <w:rFonts w:ascii="Wingdings" w:hAnsi="Wingdings" w:hint="default"/>
+        <w:sz w:val="20"/>
+      </w:rPr>
+    </w:lvl>
+  </w:abstractNum>
+  <w:abstractNum w:abstractNumId="4" w15:restartNumberingAfterBreak="0">
     <w:nsid w:val="0A162E21"/>
     <w:multiLevelType w:val="multilevel"/>
     <w:tmpl w:val="C2024308"/>
@@ -7105,7 +8090,7 @@
       <w:lvlJc w:val="left"/>
     </w:lvl>
   </w:abstractNum>
-  <w:abstractNum w:abstractNumId="4" w15:restartNumberingAfterBreak="0">
+  <w:abstractNum w:abstractNumId="5" w15:restartNumberingAfterBreak="0">
     <w:nsid w:val="0BFD2219"/>
     <w:multiLevelType w:val="multilevel"/>
     <w:tmpl w:val="C28E59B8"/>
@@ -7158,7 +8143,7 @@
       <w:lvlJc w:val="left"/>
     </w:lvl>
   </w:abstractNum>
-  <w:abstractNum w:abstractNumId="5" w15:restartNumberingAfterBreak="0">
+  <w:abstractNum w:abstractNumId="6" w15:restartNumberingAfterBreak="0">
     <w:nsid w:val="108205B2"/>
     <w:multiLevelType w:val="multilevel"/>
     <w:tmpl w:val="7E96C61E"/>
@@ -7307,7 +8292,7 @@
       </w:rPr>
     </w:lvl>
   </w:abstractNum>
-  <w:abstractNum w:abstractNumId="6" w15:restartNumberingAfterBreak="0">
+  <w:abstractNum w:abstractNumId="7" w15:restartNumberingAfterBreak="0">
     <w:nsid w:val="147F70CA"/>
     <w:multiLevelType w:val="multilevel"/>
     <w:tmpl w:val="A7FCE412"/>
@@ -7360,7 +8345,7 @@
       <w:lvlJc w:val="left"/>
     </w:lvl>
   </w:abstractNum>
-  <w:abstractNum w:abstractNumId="7" w15:restartNumberingAfterBreak="0">
+  <w:abstractNum w:abstractNumId="8" w15:restartNumberingAfterBreak="0">
     <w:nsid w:val="170135E6"/>
     <w:multiLevelType w:val="multilevel"/>
     <w:tmpl w:val="047EBB82"/>
@@ -7509,7 +8494,7 @@
       </w:rPr>
     </w:lvl>
   </w:abstractNum>
-  <w:abstractNum w:abstractNumId="8" w15:restartNumberingAfterBreak="0">
+  <w:abstractNum w:abstractNumId="9" w15:restartNumberingAfterBreak="0">
     <w:nsid w:val="176F20DB"/>
     <w:multiLevelType w:val="multilevel"/>
     <w:tmpl w:val="7892F88C"/>
@@ -7562,7 +8547,7 @@
       <w:lvlJc w:val="left"/>
     </w:lvl>
   </w:abstractNum>
-  <w:abstractNum w:abstractNumId="9" w15:restartNumberingAfterBreak="0">
+  <w:abstractNum w:abstractNumId="10" w15:restartNumberingAfterBreak="0">
     <w:nsid w:val="1F1E7BD5"/>
     <w:multiLevelType w:val="multilevel"/>
     <w:tmpl w:val="E362C102"/>
@@ -7615,7 +8600,7 @@
       <w:lvlJc w:val="left"/>
     </w:lvl>
   </w:abstractNum>
-  <w:abstractNum w:abstractNumId="10" w15:restartNumberingAfterBreak="0">
+  <w:abstractNum w:abstractNumId="11" w15:restartNumberingAfterBreak="0">
     <w:nsid w:val="1FEF39B8"/>
     <w:multiLevelType w:val="multilevel"/>
     <w:tmpl w:val="ED709322"/>
@@ -7764,7 +8749,7 @@
       </w:rPr>
     </w:lvl>
   </w:abstractNum>
-  <w:abstractNum w:abstractNumId="11" w15:restartNumberingAfterBreak="0">
+  <w:abstractNum w:abstractNumId="12" w15:restartNumberingAfterBreak="0">
     <w:nsid w:val="22567573"/>
     <w:multiLevelType w:val="multilevel"/>
     <w:tmpl w:val="1E90BCFC"/>
@@ -7913,7 +8898,7 @@
       </w:rPr>
     </w:lvl>
   </w:abstractNum>
-  <w:abstractNum w:abstractNumId="12" w15:restartNumberingAfterBreak="0">
+  <w:abstractNum w:abstractNumId="13" w15:restartNumberingAfterBreak="0">
     <w:nsid w:val="24494874"/>
     <w:multiLevelType w:val="multilevel"/>
     <w:tmpl w:val="812E439E"/>
@@ -7966,7 +8951,7 @@
       <w:lvlJc w:val="left"/>
     </w:lvl>
   </w:abstractNum>
-  <w:abstractNum w:abstractNumId="13" w15:restartNumberingAfterBreak="0">
+  <w:abstractNum w:abstractNumId="14" w15:restartNumberingAfterBreak="0">
     <w:nsid w:val="2474284A"/>
     <w:multiLevelType w:val="multilevel"/>
     <w:tmpl w:val="94C6144A"/>
@@ -8019,7 +9004,7 @@
       <w:lvlJc w:val="left"/>
     </w:lvl>
   </w:abstractNum>
-  <w:abstractNum w:abstractNumId="14" w15:restartNumberingAfterBreak="0">
+  <w:abstractNum w:abstractNumId="15" w15:restartNumberingAfterBreak="0">
     <w:nsid w:val="25A4322E"/>
     <w:multiLevelType w:val="multilevel"/>
     <w:tmpl w:val="9A1CBBF0"/>
@@ -8072,7 +9057,7 @@
       <w:lvlJc w:val="left"/>
     </w:lvl>
   </w:abstractNum>
-  <w:abstractNum w:abstractNumId="15" w15:restartNumberingAfterBreak="0">
+  <w:abstractNum w:abstractNumId="16" w15:restartNumberingAfterBreak="0">
     <w:nsid w:val="2A472B03"/>
     <w:multiLevelType w:val="multilevel"/>
     <w:tmpl w:val="87183896"/>
@@ -8125,7 +9110,7 @@
       <w:lvlJc w:val="left"/>
     </w:lvl>
   </w:abstractNum>
-  <w:abstractNum w:abstractNumId="16" w15:restartNumberingAfterBreak="0">
+  <w:abstractNum w:abstractNumId="17" w15:restartNumberingAfterBreak="0">
     <w:nsid w:val="2E4A7DEF"/>
     <w:multiLevelType w:val="multilevel"/>
     <w:tmpl w:val="00148154"/>
@@ -8178,7 +9163,7 @@
       <w:lvlJc w:val="left"/>
     </w:lvl>
   </w:abstractNum>
-  <w:abstractNum w:abstractNumId="17" w15:restartNumberingAfterBreak="0">
+  <w:abstractNum w:abstractNumId="18" w15:restartNumberingAfterBreak="0">
     <w:nsid w:val="2FE8163B"/>
     <w:multiLevelType w:val="multilevel"/>
     <w:tmpl w:val="11705230"/>
@@ -8231,7 +9216,7 @@
       <w:lvlJc w:val="left"/>
     </w:lvl>
   </w:abstractNum>
-  <w:abstractNum w:abstractNumId="18" w15:restartNumberingAfterBreak="0">
+  <w:abstractNum w:abstractNumId="19" w15:restartNumberingAfterBreak="0">
     <w:nsid w:val="3078254A"/>
     <w:multiLevelType w:val="multilevel"/>
     <w:tmpl w:val="74A8E72C"/>
@@ -8284,7 +9269,7 @@
       <w:lvlJc w:val="left"/>
     </w:lvl>
   </w:abstractNum>
-  <w:abstractNum w:abstractNumId="19" w15:restartNumberingAfterBreak="0">
+  <w:abstractNum w:abstractNumId="20" w15:restartNumberingAfterBreak="0">
     <w:nsid w:val="30AC689C"/>
     <w:multiLevelType w:val="multilevel"/>
     <w:tmpl w:val="0BFE661E"/>
@@ -8337,7 +9322,7 @@
       <w:lvlJc w:val="left"/>
     </w:lvl>
   </w:abstractNum>
-  <w:abstractNum w:abstractNumId="20" w15:restartNumberingAfterBreak="0">
+  <w:abstractNum w:abstractNumId="21" w15:restartNumberingAfterBreak="0">
     <w:nsid w:val="31693B39"/>
     <w:multiLevelType w:val="multilevel"/>
     <w:tmpl w:val="8154F7DC"/>
@@ -8390,7 +9375,7 @@
       <w:lvlJc w:val="left"/>
     </w:lvl>
   </w:abstractNum>
-  <w:abstractNum w:abstractNumId="21" w15:restartNumberingAfterBreak="0">
+  <w:abstractNum w:abstractNumId="22" w15:restartNumberingAfterBreak="0">
     <w:nsid w:val="325B7DD7"/>
     <w:multiLevelType w:val="multilevel"/>
     <w:tmpl w:val="02FAA2E0"/>
@@ -8443,7 +9428,7 @@
       <w:lvlJc w:val="left"/>
     </w:lvl>
   </w:abstractNum>
-  <w:abstractNum w:abstractNumId="22" w15:restartNumberingAfterBreak="0">
+  <w:abstractNum w:abstractNumId="23" w15:restartNumberingAfterBreak="0">
     <w:nsid w:val="37561775"/>
     <w:multiLevelType w:val="multilevel"/>
     <w:tmpl w:val="259C4FF4"/>
@@ -8556,7 +9541,7 @@
       </w:pPr>
     </w:lvl>
   </w:abstractNum>
-  <w:abstractNum w:abstractNumId="23" w15:restartNumberingAfterBreak="0">
+  <w:abstractNum w:abstractNumId="24" w15:restartNumberingAfterBreak="0">
     <w:nsid w:val="3BC53E6E"/>
     <w:multiLevelType w:val="multilevel"/>
     <w:tmpl w:val="9B92B9CC"/>
@@ -8609,7 +9594,7 @@
       <w:lvlJc w:val="left"/>
     </w:lvl>
   </w:abstractNum>
-  <w:abstractNum w:abstractNumId="24" w15:restartNumberingAfterBreak="0">
+  <w:abstractNum w:abstractNumId="25" w15:restartNumberingAfterBreak="0">
     <w:nsid w:val="3EC8528A"/>
     <w:multiLevelType w:val="multilevel"/>
     <w:tmpl w:val="9FFE4C30"/>
@@ -8758,7 +9743,7 @@
       </w:rPr>
     </w:lvl>
   </w:abstractNum>
-  <w:abstractNum w:abstractNumId="25" w15:restartNumberingAfterBreak="0">
+  <w:abstractNum w:abstractNumId="26" w15:restartNumberingAfterBreak="0">
     <w:nsid w:val="42F73B11"/>
     <w:multiLevelType w:val="multilevel"/>
     <w:tmpl w:val="891C9444"/>
@@ -8811,7 +9796,7 @@
       <w:lvlJc w:val="left"/>
     </w:lvl>
   </w:abstractNum>
-  <w:abstractNum w:abstractNumId="26" w15:restartNumberingAfterBreak="0">
+  <w:abstractNum w:abstractNumId="27" w15:restartNumberingAfterBreak="0">
     <w:nsid w:val="4A143864"/>
     <w:multiLevelType w:val="multilevel"/>
     <w:tmpl w:val="476C6DD0"/>
@@ -8864,7 +9849,7 @@
       <w:lvlJc w:val="left"/>
     </w:lvl>
   </w:abstractNum>
-  <w:abstractNum w:abstractNumId="27" w15:restartNumberingAfterBreak="0">
+  <w:abstractNum w:abstractNumId="28" w15:restartNumberingAfterBreak="0">
     <w:nsid w:val="4B6F335A"/>
     <w:multiLevelType w:val="multilevel"/>
     <w:tmpl w:val="730E4FB6"/>
@@ -8917,7 +9902,7 @@
       <w:lvlJc w:val="left"/>
     </w:lvl>
   </w:abstractNum>
-  <w:abstractNum w:abstractNumId="28" w15:restartNumberingAfterBreak="0">
+  <w:abstractNum w:abstractNumId="29" w15:restartNumberingAfterBreak="0">
     <w:nsid w:val="4BE00B42"/>
     <w:multiLevelType w:val="multilevel"/>
     <w:tmpl w:val="1422C706"/>
@@ -8970,7 +9955,7 @@
       <w:lvlJc w:val="left"/>
     </w:lvl>
   </w:abstractNum>
-  <w:abstractNum w:abstractNumId="29" w15:restartNumberingAfterBreak="0">
+  <w:abstractNum w:abstractNumId="30" w15:restartNumberingAfterBreak="0">
     <w:nsid w:val="4CD143CC"/>
     <w:multiLevelType w:val="multilevel"/>
     <w:tmpl w:val="52143278"/>
@@ -9023,7 +10008,7 @@
       <w:lvlJc w:val="left"/>
     </w:lvl>
   </w:abstractNum>
-  <w:abstractNum w:abstractNumId="30" w15:restartNumberingAfterBreak="0">
+  <w:abstractNum w:abstractNumId="31" w15:restartNumberingAfterBreak="0">
     <w:nsid w:val="4CF649DC"/>
     <w:multiLevelType w:val="multilevel"/>
     <w:tmpl w:val="631A5EE2"/>
@@ -9076,7 +10061,7 @@
       <w:lvlJc w:val="left"/>
     </w:lvl>
   </w:abstractNum>
-  <w:abstractNum w:abstractNumId="31" w15:restartNumberingAfterBreak="0">
+  <w:abstractNum w:abstractNumId="32" w15:restartNumberingAfterBreak="0">
     <w:nsid w:val="4D75528F"/>
     <w:multiLevelType w:val="multilevel"/>
     <w:tmpl w:val="135C04A2"/>
@@ -9129,7 +10114,7 @@
       <w:lvlJc w:val="left"/>
     </w:lvl>
   </w:abstractNum>
-  <w:abstractNum w:abstractNumId="32" w15:restartNumberingAfterBreak="0">
+  <w:abstractNum w:abstractNumId="33" w15:restartNumberingAfterBreak="0">
     <w:nsid w:val="50C72D49"/>
     <w:multiLevelType w:val="multilevel"/>
     <w:tmpl w:val="15F48DAA"/>
@@ -9182,7 +10167,7 @@
       <w:lvlJc w:val="left"/>
     </w:lvl>
   </w:abstractNum>
-  <w:abstractNum w:abstractNumId="33" w15:restartNumberingAfterBreak="0">
+  <w:abstractNum w:abstractNumId="34" w15:restartNumberingAfterBreak="0">
     <w:nsid w:val="52221A77"/>
     <w:multiLevelType w:val="multilevel"/>
     <w:tmpl w:val="F40274B8"/>
@@ -9235,7 +10220,7 @@
       <w:lvlJc w:val="left"/>
     </w:lvl>
   </w:abstractNum>
-  <w:abstractNum w:abstractNumId="34" w15:restartNumberingAfterBreak="0">
+  <w:abstractNum w:abstractNumId="35" w15:restartNumberingAfterBreak="0">
     <w:nsid w:val="526073B5"/>
     <w:multiLevelType w:val="multilevel"/>
     <w:tmpl w:val="71262A16"/>
@@ -9288,7 +10273,7 @@
       <w:lvlJc w:val="left"/>
     </w:lvl>
   </w:abstractNum>
-  <w:abstractNum w:abstractNumId="35" w15:restartNumberingAfterBreak="0">
+  <w:abstractNum w:abstractNumId="36" w15:restartNumberingAfterBreak="0">
     <w:nsid w:val="55C113A2"/>
     <w:multiLevelType w:val="multilevel"/>
     <w:tmpl w:val="CF98AAD4"/>
@@ -9341,7 +10326,7 @@
       <w:lvlJc w:val="left"/>
     </w:lvl>
   </w:abstractNum>
-  <w:abstractNum w:abstractNumId="36" w15:restartNumberingAfterBreak="0">
+  <w:abstractNum w:abstractNumId="37" w15:restartNumberingAfterBreak="0">
     <w:nsid w:val="560261FC"/>
     <w:multiLevelType w:val="multilevel"/>
     <w:tmpl w:val="9B72F7DC"/>
@@ -9394,7 +10379,7 @@
       <w:lvlJc w:val="left"/>
     </w:lvl>
   </w:abstractNum>
-  <w:abstractNum w:abstractNumId="37" w15:restartNumberingAfterBreak="0">
+  <w:abstractNum w:abstractNumId="38" w15:restartNumberingAfterBreak="0">
     <w:nsid w:val="568F77AB"/>
     <w:multiLevelType w:val="multilevel"/>
     <w:tmpl w:val="7DE09CE6"/>
@@ -9447,7 +10432,7 @@
       <w:lvlJc w:val="left"/>
     </w:lvl>
   </w:abstractNum>
-  <w:abstractNum w:abstractNumId="38" w15:restartNumberingAfterBreak="0">
+  <w:abstractNum w:abstractNumId="39" w15:restartNumberingAfterBreak="0">
     <w:nsid w:val="573B47FB"/>
     <w:multiLevelType w:val="multilevel"/>
     <w:tmpl w:val="463AA3B4"/>
@@ -9500,7 +10485,7 @@
       <w:lvlJc w:val="left"/>
     </w:lvl>
   </w:abstractNum>
-  <w:abstractNum w:abstractNumId="39" w15:restartNumberingAfterBreak="0">
+  <w:abstractNum w:abstractNumId="40" w15:restartNumberingAfterBreak="0">
     <w:nsid w:val="666B5F63"/>
     <w:multiLevelType w:val="multilevel"/>
     <w:tmpl w:val="2EA282BE"/>
@@ -9553,7 +10538,7 @@
       <w:lvlJc w:val="left"/>
     </w:lvl>
   </w:abstractNum>
-  <w:abstractNum w:abstractNumId="40" w15:restartNumberingAfterBreak="0">
+  <w:abstractNum w:abstractNumId="41" w15:restartNumberingAfterBreak="0">
     <w:nsid w:val="66813D41"/>
     <w:multiLevelType w:val="multilevel"/>
     <w:tmpl w:val="53A696EC"/>
@@ -9702,7 +10687,7 @@
       </w:rPr>
     </w:lvl>
   </w:abstractNum>
-  <w:abstractNum w:abstractNumId="41" w15:restartNumberingAfterBreak="0">
+  <w:abstractNum w:abstractNumId="42" w15:restartNumberingAfterBreak="0">
     <w:nsid w:val="67E80794"/>
     <w:multiLevelType w:val="multilevel"/>
     <w:tmpl w:val="CDAA6C1E"/>
@@ -9851,7 +10836,7 @@
       </w:rPr>
     </w:lvl>
   </w:abstractNum>
-  <w:abstractNum w:abstractNumId="42" w15:restartNumberingAfterBreak="0">
+  <w:abstractNum w:abstractNumId="43" w15:restartNumberingAfterBreak="0">
     <w:nsid w:val="6A1E5C6A"/>
     <w:multiLevelType w:val="multilevel"/>
     <w:tmpl w:val="1F8A3DB6"/>
@@ -10000,7 +10985,7 @@
       </w:rPr>
     </w:lvl>
   </w:abstractNum>
-  <w:abstractNum w:abstractNumId="43" w15:restartNumberingAfterBreak="0">
+  <w:abstractNum w:abstractNumId="44" w15:restartNumberingAfterBreak="0">
     <w:nsid w:val="6A9F2B7C"/>
     <w:multiLevelType w:val="multilevel"/>
     <w:tmpl w:val="F370D548"/>
@@ -10149,7 +11134,7 @@
       </w:rPr>
     </w:lvl>
   </w:abstractNum>
-  <w:abstractNum w:abstractNumId="44" w15:restartNumberingAfterBreak="0">
+  <w:abstractNum w:abstractNumId="45" w15:restartNumberingAfterBreak="0">
     <w:nsid w:val="6BF01C1A"/>
     <w:multiLevelType w:val="multilevel"/>
     <w:tmpl w:val="8AD6DE70"/>
@@ -10298,7 +11283,7 @@
       </w:rPr>
     </w:lvl>
   </w:abstractNum>
-  <w:abstractNum w:abstractNumId="45" w15:restartNumberingAfterBreak="0">
+  <w:abstractNum w:abstractNumId="46" w15:restartNumberingAfterBreak="0">
     <w:nsid w:val="72A615B7"/>
     <w:multiLevelType w:val="multilevel"/>
     <w:tmpl w:val="A4B2A960"/>
@@ -10351,7 +11336,7 @@
       <w:lvlJc w:val="left"/>
     </w:lvl>
   </w:abstractNum>
-  <w:abstractNum w:abstractNumId="46" w15:restartNumberingAfterBreak="0">
+  <w:abstractNum w:abstractNumId="47" w15:restartNumberingAfterBreak="0">
     <w:nsid w:val="75330672"/>
     <w:multiLevelType w:val="multilevel"/>
     <w:tmpl w:val="DCBCD44A"/>
@@ -10404,7 +11389,7 @@
       <w:lvlJc w:val="left"/>
     </w:lvl>
   </w:abstractNum>
-  <w:abstractNum w:abstractNumId="47" w15:restartNumberingAfterBreak="0">
+  <w:abstractNum w:abstractNumId="48" w15:restartNumberingAfterBreak="0">
     <w:nsid w:val="76CD5CC8"/>
     <w:multiLevelType w:val="multilevel"/>
     <w:tmpl w:val="3CD07EF6"/>
@@ -10457,7 +11442,7 @@
       <w:lvlJc w:val="left"/>
     </w:lvl>
   </w:abstractNum>
-  <w:abstractNum w:abstractNumId="48" w15:restartNumberingAfterBreak="0">
+  <w:abstractNum w:abstractNumId="49" w15:restartNumberingAfterBreak="0">
     <w:nsid w:val="77BB1D8E"/>
     <w:multiLevelType w:val="multilevel"/>
     <w:tmpl w:val="13C01830"/>
@@ -10510,7 +11495,7 @@
       <w:lvlJc w:val="left"/>
     </w:lvl>
   </w:abstractNum>
-  <w:abstractNum w:abstractNumId="49" w15:restartNumberingAfterBreak="0">
+  <w:abstractNum w:abstractNumId="50" w15:restartNumberingAfterBreak="0">
     <w:nsid w:val="7D7371CD"/>
     <w:multiLevelType w:val="multilevel"/>
     <w:tmpl w:val="0CCC676E"/>
@@ -10564,154 +11549,157 @@
     </w:lvl>
   </w:abstractNum>
   <w:num w:numId="1" w16cid:durableId="2044592486">
+    <w:abstractNumId w:val="18"/>
+  </w:num>
+  <w:num w:numId="2" w16cid:durableId="640885124">
+    <w:abstractNumId w:val="19"/>
+  </w:num>
+  <w:num w:numId="3" w16cid:durableId="710612306">
+    <w:abstractNumId w:val="38"/>
+  </w:num>
+  <w:num w:numId="4" w16cid:durableId="2055230780">
+    <w:abstractNumId w:val="29"/>
+  </w:num>
+  <w:num w:numId="5" w16cid:durableId="1064568875">
+    <w:abstractNumId w:val="49"/>
+  </w:num>
+  <w:num w:numId="6" w16cid:durableId="841162760">
+    <w:abstractNumId w:val="39"/>
+  </w:num>
+  <w:num w:numId="7" w16cid:durableId="780952023">
+    <w:abstractNumId w:val="13"/>
+  </w:num>
+  <w:num w:numId="8" w16cid:durableId="1064255944">
     <w:abstractNumId w:val="17"/>
   </w:num>
-  <w:num w:numId="2" w16cid:durableId="640885124">
-    <w:abstractNumId w:val="18"/>
+  <w:num w:numId="9" w16cid:durableId="1556043620">
+    <w:abstractNumId w:val="31"/>
   </w:num>
-  <w:num w:numId="3" w16cid:durableId="710612306">
-    <w:abstractNumId w:val="37"/>
+  <w:num w:numId="10" w16cid:durableId="1981881298">
+    <w:abstractNumId w:val="32"/>
   </w:num>
-  <w:num w:numId="4" w16cid:durableId="2055230780">
-    <w:abstractNumId w:val="28"/>
-  </w:num>
-  <w:num w:numId="5" w16cid:durableId="1064568875">
+  <w:num w:numId="11" w16cid:durableId="408893427">
     <w:abstractNumId w:val="48"/>
   </w:num>
-  <w:num w:numId="6" w16cid:durableId="841162760">
-    <w:abstractNumId w:val="38"/>
+  <w:num w:numId="12" w16cid:durableId="65955911">
+    <w:abstractNumId w:val="21"/>
   </w:num>
-  <w:num w:numId="7" w16cid:durableId="780952023">
-    <w:abstractNumId w:val="12"/>
+  <w:num w:numId="13" w16cid:durableId="568728738">
+    <w:abstractNumId w:val="24"/>
   </w:num>
-  <w:num w:numId="8" w16cid:durableId="1064255944">
-    <w:abstractNumId w:val="16"/>
-  </w:num>
-  <w:num w:numId="9" w16cid:durableId="1556043620">
-    <w:abstractNumId w:val="30"/>
-  </w:num>
-  <w:num w:numId="10" w16cid:durableId="1981881298">
-    <w:abstractNumId w:val="31"/>
-  </w:num>
-  <w:num w:numId="11" w16cid:durableId="408893427">
-    <w:abstractNumId w:val="47"/>
-  </w:num>
-  <w:num w:numId="12" w16cid:durableId="65955911">
+  <w:num w:numId="14" w16cid:durableId="562178387">
     <w:abstractNumId w:val="20"/>
   </w:num>
-  <w:num w:numId="13" w16cid:durableId="568728738">
-    <w:abstractNumId w:val="23"/>
-  </w:num>
-  <w:num w:numId="14" w16cid:durableId="562178387">
-    <w:abstractNumId w:val="19"/>
-  </w:num>
   <w:num w:numId="15" w16cid:durableId="1331323912">
-    <w:abstractNumId w:val="39"/>
+    <w:abstractNumId w:val="40"/>
   </w:num>
   <w:num w:numId="16" w16cid:durableId="711541264">
-    <w:abstractNumId w:val="9"/>
+    <w:abstractNumId w:val="10"/>
   </w:num>
   <w:num w:numId="17" w16cid:durableId="1266570082">
-    <w:abstractNumId w:val="26"/>
+    <w:abstractNumId w:val="27"/>
   </w:num>
   <w:num w:numId="18" w16cid:durableId="2052726029">
-    <w:abstractNumId w:val="33"/>
+    <w:abstractNumId w:val="34"/>
   </w:num>
   <w:num w:numId="19" w16cid:durableId="2030400768">
-    <w:abstractNumId w:val="6"/>
+    <w:abstractNumId w:val="7"/>
   </w:num>
   <w:num w:numId="20" w16cid:durableId="1990552907">
+    <w:abstractNumId w:val="5"/>
+  </w:num>
+  <w:num w:numId="21" w16cid:durableId="233780088">
+    <w:abstractNumId w:val="15"/>
+  </w:num>
+  <w:num w:numId="22" w16cid:durableId="1422221023">
     <w:abstractNumId w:val="4"/>
   </w:num>
-  <w:num w:numId="21" w16cid:durableId="233780088">
-    <w:abstractNumId w:val="14"/>
-  </w:num>
-  <w:num w:numId="22" w16cid:durableId="1422221023">
-    <w:abstractNumId w:val="3"/>
-  </w:num>
   <w:num w:numId="23" w16cid:durableId="1472021719">
-    <w:abstractNumId w:val="25"/>
+    <w:abstractNumId w:val="26"/>
   </w:num>
   <w:num w:numId="24" w16cid:durableId="1285890644">
     <w:abstractNumId w:val="1"/>
   </w:num>
   <w:num w:numId="25" w16cid:durableId="1958216752">
-    <w:abstractNumId w:val="35"/>
+    <w:abstractNumId w:val="36"/>
   </w:num>
   <w:num w:numId="26" w16cid:durableId="982272333">
-    <w:abstractNumId w:val="15"/>
+    <w:abstractNumId w:val="16"/>
   </w:num>
   <w:num w:numId="27" w16cid:durableId="1269001643">
-    <w:abstractNumId w:val="21"/>
+    <w:abstractNumId w:val="22"/>
   </w:num>
   <w:num w:numId="28" w16cid:durableId="887572068">
-    <w:abstractNumId w:val="36"/>
+    <w:abstractNumId w:val="37"/>
   </w:num>
   <w:num w:numId="29" w16cid:durableId="1368917227">
-    <w:abstractNumId w:val="32"/>
+    <w:abstractNumId w:val="33"/>
   </w:num>
   <w:num w:numId="30" w16cid:durableId="2013682644">
-    <w:abstractNumId w:val="46"/>
+    <w:abstractNumId w:val="47"/>
   </w:num>
   <w:num w:numId="31" w16cid:durableId="1444618862">
-    <w:abstractNumId w:val="8"/>
+    <w:abstractNumId w:val="9"/>
   </w:num>
   <w:num w:numId="32" w16cid:durableId="1083183035">
-    <w:abstractNumId w:val="27"/>
+    <w:abstractNumId w:val="28"/>
   </w:num>
   <w:num w:numId="33" w16cid:durableId="1564484398">
     <w:abstractNumId w:val="0"/>
   </w:num>
   <w:num w:numId="34" w16cid:durableId="755591048">
+    <w:abstractNumId w:val="46"/>
+  </w:num>
+  <w:num w:numId="35" w16cid:durableId="1039938835">
+    <w:abstractNumId w:val="14"/>
+  </w:num>
+  <w:num w:numId="36" w16cid:durableId="2001154171">
+    <w:abstractNumId w:val="50"/>
+  </w:num>
+  <w:num w:numId="37" w16cid:durableId="1600870238">
+    <w:abstractNumId w:val="35"/>
+  </w:num>
+  <w:num w:numId="38" w16cid:durableId="1267614794">
+    <w:abstractNumId w:val="30"/>
+  </w:num>
+  <w:num w:numId="39" w16cid:durableId="117067825">
+    <w:abstractNumId w:val="6"/>
+  </w:num>
+  <w:num w:numId="40" w16cid:durableId="1974171313">
+    <w:abstractNumId w:val="44"/>
+  </w:num>
+  <w:num w:numId="41" w16cid:durableId="202864617">
+    <w:abstractNumId w:val="11"/>
+  </w:num>
+  <w:num w:numId="42" w16cid:durableId="1737315976">
+    <w:abstractNumId w:val="43"/>
+  </w:num>
+  <w:num w:numId="43" w16cid:durableId="1292634648">
+    <w:abstractNumId w:val="12"/>
+  </w:num>
+  <w:num w:numId="44" w16cid:durableId="884029377">
+    <w:abstractNumId w:val="41"/>
+  </w:num>
+  <w:num w:numId="45" w16cid:durableId="290206094">
     <w:abstractNumId w:val="45"/>
   </w:num>
-  <w:num w:numId="35" w16cid:durableId="1039938835">
-    <w:abstractNumId w:val="13"/>
-  </w:num>
-  <w:num w:numId="36" w16cid:durableId="2001154171">
-    <w:abstractNumId w:val="49"/>
-  </w:num>
-  <w:num w:numId="37" w16cid:durableId="1600870238">
-    <w:abstractNumId w:val="34"/>
-  </w:num>
-  <w:num w:numId="38" w16cid:durableId="1267614794">
-    <w:abstractNumId w:val="29"/>
-  </w:num>
-  <w:num w:numId="39" w16cid:durableId="117067825">
-    <w:abstractNumId w:val="5"/>
-  </w:num>
-  <w:num w:numId="40" w16cid:durableId="1974171313">
-    <w:abstractNumId w:val="43"/>
-  </w:num>
-  <w:num w:numId="41" w16cid:durableId="202864617">
-    <w:abstractNumId w:val="10"/>
-  </w:num>
-  <w:num w:numId="42" w16cid:durableId="1737315976">
-    <w:abstractNumId w:val="42"/>
-  </w:num>
-  <w:num w:numId="43" w16cid:durableId="1292634648">
-    <w:abstractNumId w:val="11"/>
-  </w:num>
-  <w:num w:numId="44" w16cid:durableId="884029377">
-    <w:abstractNumId w:val="40"/>
-  </w:num>
-  <w:num w:numId="45" w16cid:durableId="290206094">
-    <w:abstractNumId w:val="44"/>
-  </w:num>
   <w:num w:numId="46" w16cid:durableId="1619264207">
-    <w:abstractNumId w:val="22"/>
+    <w:abstractNumId w:val="23"/>
   </w:num>
   <w:num w:numId="47" w16cid:durableId="634483269">
-    <w:abstractNumId w:val="24"/>
+    <w:abstractNumId w:val="25"/>
   </w:num>
   <w:num w:numId="48" w16cid:durableId="1159080998">
     <w:abstractNumId w:val="2"/>
   </w:num>
   <w:num w:numId="49" w16cid:durableId="22632505">
-    <w:abstractNumId w:val="7"/>
+    <w:abstractNumId w:val="8"/>
   </w:num>
   <w:num w:numId="50" w16cid:durableId="247228328">
-    <w:abstractNumId w:val="41"/>
+    <w:abstractNumId w:val="42"/>
+  </w:num>
+  <w:num w:numId="51" w16cid:durableId="1452819159">
+    <w:abstractNumId w:val="3"/>
   </w:num>
   <w:numIdMacAtCleanup w:val="49"/>
 </w:numbering>
@@ -11351,6 +12339,47 @@
       </w:tblBorders>
     </w:tblPr>
   </w:style>
+  <w:style w:type="paragraph" w:customStyle="1" w:styleId="ds-markdown-paragraph">
+    <w:name w:val="ds-markdown-paragraph"/>
+    <w:basedOn w:val="a"/>
+    <w:rsid w:val="00FC3973"/>
+    <w:pPr>
+      <w:widowControl/>
+      <w:spacing w:before="100" w:beforeAutospacing="1" w:after="100" w:afterAutospacing="1" w:line="240" w:lineRule="auto"/>
+    </w:pPr>
+    <w:rPr>
+      <w:rFonts w:ascii="宋体" w:eastAsia="宋体" w:hAnsi="宋体" w:cs="宋体"/>
+      <w:kern w:val="0"/>
+      <w:sz w:val="24"/>
+    </w:rPr>
+  </w:style>
+  <w:style w:type="paragraph" w:styleId="HTML">
+    <w:name w:val="HTML Preformatted"/>
+    <w:basedOn w:val="a"/>
+    <w:link w:val="HTML0"/>
+    <w:uiPriority w:val="99"/>
+    <w:semiHidden/>
+    <w:unhideWhenUsed/>
+    <w:rsid w:val="00490CF5"/>
+    <w:rPr>
+      <w:rFonts w:ascii="Courier New" w:hAnsi="Courier New" w:cs="Courier New"/>
+      <w:sz w:val="20"/>
+      <w:szCs w:val="20"/>
+    </w:rPr>
+  </w:style>
+  <w:style w:type="character" w:customStyle="1" w:styleId="HTML0">
+    <w:name w:val="HTML 预设格式 字符"/>
+    <w:basedOn w:val="a0"/>
+    <w:link w:val="HTML"/>
+    <w:uiPriority w:val="99"/>
+    <w:semiHidden/>
+    <w:rsid w:val="00490CF5"/>
+    <w:rPr>
+      <w:rFonts w:ascii="Courier New" w:hAnsi="Courier New" w:cs="Courier New"/>
+      <w:sz w:val="20"/>
+      <w:szCs w:val="20"/>
+    </w:rPr>
+  </w:style>
 </w:styles>
 </file>
 

--- a/智能桌面魔方——物联网竞赛项目系统方案.docx
+++ b/智能桌面魔方——物联网竞赛项目系统方案.docx
@@ -4,6097 +4,1807 @@
   <w:body>
     <w:p>
       <w:pPr>
-        <w:spacing w:before="480" w:after="480" w:line="288" w:lineRule="auto"/>
-      </w:pPr>
-      <w:r>
-        <w:rPr>
-          <w:rFonts w:ascii="Arial" w:eastAsia="等线" w:hAnsi="Arial" w:cs="Arial"/>
+        <w:spacing w:before="2400"/>
+        <w:jc w:val="center"/>
+      </w:pPr>
+      <w:r>
+        <w:rPr>
           <w:b/>
-          <w:sz w:val="52"/>
-        </w:rPr>
-        <w:t>项目系统方案</w:t>
-      </w:r>
-    </w:p>
-    <w:p>
-      <w:pPr>
-        <w:spacing w:before="380" w:after="140" w:line="288" w:lineRule="auto"/>
-        <w:outlineLvl w:val="0"/>
-      </w:pPr>
-      <w:bookmarkStart w:id="0" w:name="heading_0"/>
-      <w:r>
-        <w:rPr>
-          <w:rFonts w:ascii="Arial" w:eastAsia="等线" w:hAnsi="Arial" w:cs="Arial"/>
+          <w:sz w:val="56"/>
+        </w:rPr>
+        <w:t>智能桌面魔方</w:t>
+      </w:r>
+    </w:p>
+    <w:p>
+      <w:pPr>
+        <w:jc w:val="center"/>
+      </w:pPr>
+      <w:r>
+        <w:rPr>
+          <w:color w:val="64748B"/>
+          <w:sz w:val="32"/>
+        </w:rPr>
+        <w:t>Smart Desktop Cube IoT</w:t>
+      </w:r>
+    </w:p>
+    <w:p>
+      <w:pPr>
+        <w:spacing w:before="480"/>
+        <w:jc w:val="center"/>
+      </w:pPr>
+      <w:r>
+        <w:rPr>
+          <w:sz w:val="28"/>
+        </w:rPr>
+        <w:t>全国大学生物联网设计竞赛 — 系统方案</w:t>
+      </w:r>
+    </w:p>
+    <w:p>
+      <w:pPr>
+        <w:spacing w:before="1200"/>
+        <w:jc w:val="center"/>
+      </w:pPr>
+      <w:r>
+        <w:rPr>
+          <w:color w:val="94A3B8"/>
+          <w:sz w:val="22"/>
+        </w:rPr>
+        <w:t>2026年7月</w:t>
+      </w:r>
+    </w:p>
+    <w:p>
+      <w:pPr>
+        <w:spacing w:before="480" w:after="160"/>
+      </w:pPr>
+      <w:r>
+        <w:rPr>
           <w:b/>
+          <w:color w:val="1E293B"/>
           <w:sz w:val="36"/>
         </w:rPr>
-        <w:t>🧾</w:t>
-      </w:r>
-      <w:r>
-        <w:rPr>
-          <w:rFonts w:ascii="Arial" w:eastAsia="等线" w:hAnsi="Arial" w:cs="Arial"/>
+        <w:t>一、项目概述</w:t>
+      </w:r>
+    </w:p>
+    <w:p>
+      <w:pPr>
+        <w:spacing w:before="320" w:after="120"/>
+      </w:pPr>
+      <w:r>
+        <w:rPr>
           <w:b/>
+          <w:color w:val="334055"/>
+          <w:sz w:val="28"/>
+        </w:rPr>
+        <w:t>1.1 一句话定义</w:t>
+      </w:r>
+    </w:p>
+    <w:p>
+      <w:pPr>
+        <w:spacing w:after="80" w:line="360" w:lineRule="exact"/>
+      </w:pPr>
+      <w:r>
+        <w:rPr>
+          <w:sz w:val="21"/>
+        </w:rPr>
+        <w:t>智能桌面魔方是一款集环境感知、边缘AI推理、情感化交互、场景联动于一体的桌面物联网智能终端。它不只监测环境，更理解你的工作状态——在你专注时自动营造最佳氛围，在你离开时守护你的隐私。</w:t>
+      </w:r>
+    </w:p>
+    <w:p>
+      <w:pPr>
+        <w:spacing w:before="320" w:after="120"/>
+      </w:pPr>
+      <w:r>
+        <w:rPr>
+          <w:b/>
+          <w:color w:val="334055"/>
+          <w:sz w:val="28"/>
+        </w:rPr>
+        <w:t>1.2 我们解决的问题</w:t>
+      </w:r>
+    </w:p>
+    <w:p>
+      <w:pPr>
+        <w:spacing w:after="80" w:line="360" w:lineRule="exact"/>
+      </w:pPr>
+      <w:r>
+        <w:rPr>
+          <w:sz w:val="21"/>
+        </w:rPr>
+        <w:t>桌面是每个人每天停留最久的工作空间，但市面上没有一款设备能同时做到：实时监测空气质量、理解你的专注状态、自动调节灯光氛围、用有温度的方式与你交互。传统环境监测仪只能显示数字，智能台灯只能手动开关，两者互不通信。</w:t>
+      </w:r>
+    </w:p>
+    <w:p>
+      <w:pPr>
+        <w:spacing w:after="80" w:line="360" w:lineRule="exact"/>
+      </w:pPr>
+      <w:r>
+        <w:rPr>
+          <w:sz w:val="21"/>
+        </w:rPr>
+        <w:t>智能桌面魔方将环境感知、人体检测、灯光控制、边缘AI推理、情感化交互融合于一台设备，让桌面空间从"被动工具"升级为"主动智能伙伴"。</w:t>
+      </w:r>
+    </w:p>
+    <w:p>
+      <w:pPr>
+        <w:spacing w:before="320" w:after="120"/>
+      </w:pPr>
+      <w:r>
+        <w:rPr>
+          <w:b/>
+          <w:color w:val="334055"/>
+          <w:sz w:val="28"/>
+        </w:rPr>
+        <w:t>1.3 核心定位</w:t>
+      </w:r>
+    </w:p>
+    <w:p>
+      <w:pPr>
+        <w:spacing w:after="80" w:line="360" w:lineRule="exact"/>
+      </w:pPr>
+      <w:r>
+        <w:rPr>
+          <w:sz w:val="21"/>
+        </w:rPr>
+        <w:t>硬件端（ESP32-S3）+ 网络端（FastAPI）分工协作：硬件端负责本地数据采集、边缘AI推理、触控交互与设备联动；网络端负责数据存储、远程管控与可视化。两大模块分工明确，系统低成本、高可靠、易落地。</w:t>
+      </w:r>
+    </w:p>
+    <w:p>
+      <w:pPr>
+        <w:spacing w:before="480" w:after="160"/>
+      </w:pPr>
+      <w:r>
+        <w:rPr>
+          <w:b/>
+          <w:color w:val="1E293B"/>
           <w:sz w:val="36"/>
         </w:rPr>
-        <w:t>项目系统方案（全虚拟</w:t>
-      </w:r>
-      <w:r>
-        <w:rPr>
-          <w:rFonts w:ascii="Arial" w:eastAsia="等线" w:hAnsi="Arial" w:cs="Arial"/>
+        <w:t>二、场景故事：用户的一天</w:t>
+      </w:r>
+    </w:p>
+    <w:p>
+      <w:pPr>
+        <w:spacing w:before="320" w:after="120"/>
+      </w:pPr>
+      <w:r>
+        <w:rPr>
           <w:b/>
+          <w:color w:val="334055"/>
+          <w:sz w:val="28"/>
+        </w:rPr>
+        <w:t>场景一：早晨 8:00 — 走近桌面，设备苏醒</w:t>
+      </w:r>
+    </w:p>
+    <w:p>
+      <w:pPr>
+        <w:spacing w:after="80" w:line="360" w:lineRule="exact"/>
+      </w:pPr>
+      <w:r>
+        <w:rPr>
+          <w:sz w:val="21"/>
+        </w:rPr>
+        <w:t>用户走进书房，坐到了桌前。智能桌面魔方通过毫米波雷达无感检测到人体存在，屏幕自动亮起，虚拟IP角色从睡眠状态缓缓睁眼，做出欢迎动作。</w:t>
+      </w:r>
+    </w:p>
+    <w:p>
+      <w:pPr>
+        <w:spacing w:after="80" w:line="360" w:lineRule="exact"/>
+      </w:pPr>
+      <w:r>
+        <w:rPr>
+          <w:sz w:val="21"/>
+        </w:rPr>
+        <w:t>屏幕主界面显示当前时间、室内温湿度、CO₂浓度。经过一夜封闭，CO₂可能偏高——设备上的粒子开始变得密集，这是用户第一眼就能感知到的空气质量信号。</w:t>
+      </w:r>
+    </w:p>
+    <w:p>
+      <w:pPr>
+        <w:spacing w:after="80" w:line="360" w:lineRule="exact"/>
+      </w:pPr>
+      <w:r>
+        <w:rPr>
+          <w:sz w:val="21"/>
+        </w:rPr>
+        <w:t>用户打开窗户通风。随着新鲜空气流入，ENS160传感器实时捕捉CO₂下降趋势，屏幕上的粒子逐渐变得稀疏。虚拟IP角色露出微笑——"空气变好了"。</w:t>
+      </w:r>
+    </w:p>
+    <w:p>
+      <w:pPr>
+        <w:spacing w:before="320" w:after="120"/>
+      </w:pPr>
+      <w:r>
+        <w:rPr>
+          <w:b/>
+          <w:color w:val="334055"/>
+          <w:sz w:val="28"/>
+        </w:rPr>
+        <w:t>场景二：上午 9:00 — 专注工作，智能联动</w:t>
+      </w:r>
+    </w:p>
+    <w:p>
+      <w:pPr>
+        <w:spacing w:after="80" w:line="360" w:lineRule="exact"/>
+      </w:pPr>
+      <w:r>
+        <w:rPr>
+          <w:sz w:val="21"/>
+        </w:rPr>
+        <w:t>用户开始工作。毫米波雷达持续检测到人体存在，超过设定阈值后，设备自动进入专注模式：</w:t>
+      </w:r>
+    </w:p>
+    <w:p>
+      <w:pPr>
+        <w:spacing w:after="40"/>
+        <w:ind w:left="454"/>
+      </w:pPr>
+      <w:r>
+        <w:rPr>
+          <w:sz w:val="21"/>
+        </w:rPr>
+        <w:t>• 虚拟IP角色切换为安静陪伴状态，减少动效，不打扰</w:t>
+      </w:r>
+    </w:p>
+    <w:p>
+      <w:pPr>
+        <w:spacing w:after="40"/>
+        <w:ind w:left="454"/>
+      </w:pPr>
+      <w:r>
+        <w:rPr>
+          <w:sz w:val="21"/>
+        </w:rPr>
+        <w:t>• Yeelight智能灯带自动切换为3000K暖光，营造专注氛围</w:t>
+      </w:r>
+    </w:p>
+    <w:p>
+      <w:pPr>
+        <w:spacing w:after="40"/>
+        <w:ind w:left="454"/>
+      </w:pPr>
+      <w:r>
+        <w:rPr>
+          <w:sz w:val="21"/>
+        </w:rPr>
+        <w:t>• 屏幕中央显示专注计时器，记录每次专注时长</w:t>
+      </w:r>
+    </w:p>
+    <w:p>
+      <w:pPr>
+        <w:spacing w:after="40"/>
+        <w:ind w:left="454"/>
+      </w:pPr>
+      <w:r>
+        <w:rPr>
+          <w:sz w:val="21"/>
+        </w:rPr>
+        <w:t>• 环境传感器持续监测，CO₂浓度若持续升高，角色会轻微提醒用户开窗</w:t>
+      </w:r>
+    </w:p>
+    <w:p>
+      <w:pPr>
+        <w:spacing w:after="80" w:line="360" w:lineRule="exact"/>
+      </w:pPr>
+      <w:r>
+        <w:rPr>
+          <w:sz w:val="21"/>
+        </w:rPr>
+        <w:t>用户无需任何手动操作，整个流程由设备自动感知、自动决策、自动执行——这就是"感知-决策-执行"的完整闭环。</w:t>
+      </w:r>
+    </w:p>
+    <w:p>
+      <w:pPr>
+        <w:spacing w:before="320" w:after="120"/>
+      </w:pPr>
+      <w:r>
+        <w:rPr>
+          <w:b/>
+          <w:color w:val="334055"/>
+          <w:sz w:val="28"/>
+        </w:rPr>
+        <w:t>场景三：下午 14:00 — 远程查看，数据一目了然</w:t>
+      </w:r>
+    </w:p>
+    <w:p>
+      <w:pPr>
+        <w:spacing w:after="80" w:line="360" w:lineRule="exact"/>
+      </w:pPr>
+      <w:r>
+        <w:rPr>
+          <w:sz w:val="21"/>
+        </w:rPr>
+        <w:t>用户在外出时，打开浏览器进入Web管理后台。</w:t>
+      </w:r>
+    </w:p>
+    <w:p>
+      <w:pPr>
+        <w:spacing w:after="80" w:line="360" w:lineRule="exact"/>
+      </w:pPr>
+      <w:r>
+        <w:rPr>
+          <w:sz w:val="21"/>
+        </w:rPr>
+        <w:t>管理后台的核心是粒子可视化系统：CO₂、湿度、温度分别对应一片动态粒子区域。粒子越多越密集，代表数值越高；粒子稀疏清爽，代表空气优良。用户不需要读任何数字，扫一眼粒子的密度和颜色，就能立刻感知家中空气质量。</w:t>
+      </w:r>
+    </w:p>
+    <w:p>
+      <w:pPr>
+        <w:spacing w:after="80" w:line="360" w:lineRule="exact"/>
+      </w:pPr>
+      <w:r>
+        <w:rPr>
+          <w:sz w:val="21"/>
+        </w:rPr>
+        <w:t>同时，管理后台支持数字孪生控制面板：点击设备卡片，设备模型平滑放大移动到屏幕中央，左右两侧展开实时环境数据和远程控制面板，用户可以远程开关灯、调节色温亮度。</w:t>
+      </w:r>
+    </w:p>
+    <w:p>
+      <w:pPr>
+        <w:spacing w:before="320" w:after="120"/>
+      </w:pPr>
+      <w:r>
+        <w:rPr>
+          <w:b/>
+          <w:color w:val="334055"/>
+          <w:sz w:val="28"/>
+        </w:rPr>
+        <w:t>场景四：晚上 22:00 — 离开桌面，安全锁定</w:t>
+      </w:r>
+    </w:p>
+    <w:p>
+      <w:pPr>
+        <w:spacing w:after="80" w:line="360" w:lineRule="exact"/>
+      </w:pPr>
+      <w:r>
+        <w:rPr>
+          <w:sz w:val="21"/>
+        </w:rPr>
+        <w:t>用户离开书房。毫米波雷达检测到无人状态，超过设定时间后自动退出专注模式，灯光恢复默认。</w:t>
+      </w:r>
+    </w:p>
+    <w:p>
+      <w:pPr>
+        <w:spacing w:after="80" w:line="360" w:lineRule="exact"/>
+      </w:pPr>
+      <w:r>
+        <w:rPr>
+          <w:sz w:val="21"/>
+        </w:rPr>
+        <w:t>如果用户需要保护隐私，可通过Web后台一键远程锁定设备。锁定后：屏幕锁定、触控失效、传感器停止上报、灯光禁用。ESP32-S3双核架构中，Core 1独立运行安全锁逻辑，即使Core 0的业务代码被攻击，安全状态依然保持。</w:t>
+      </w:r>
+    </w:p>
+    <w:p>
+      <w:pPr>
+        <w:spacing w:before="480" w:after="160"/>
+      </w:pPr>
+      <w:r>
+        <w:rPr>
+          <w:b/>
+          <w:color w:val="1E293B"/>
           <w:sz w:val="36"/>
         </w:rPr>
-        <w:t xml:space="preserve"> IP </w:t>
-      </w:r>
-      <w:r>
-        <w:rPr>
-          <w:rFonts w:ascii="Arial" w:eastAsia="等线" w:hAnsi="Arial" w:cs="Arial"/>
+        <w:t>三、系统架构</w:t>
+      </w:r>
+    </w:p>
+    <w:p>
+      <w:pPr>
+        <w:spacing w:before="320" w:after="120"/>
+      </w:pPr>
+      <w:r>
+        <w:rPr>
           <w:b/>
+          <w:color w:val="334055"/>
+          <w:sz w:val="28"/>
+        </w:rPr>
+        <w:t>3.1 总体架构：端-边-云三层</w:t>
+      </w:r>
+    </w:p>
+    <w:p>
+      <w:pPr>
+        <w:spacing w:after="80" w:line="360" w:lineRule="exact"/>
+      </w:pPr>
+      <w:r>
+        <w:rPr>
+          <w:sz w:val="21"/>
+        </w:rPr>
+        <w:t>系统采用"端-边-云"三层架构，充分发挥各层优势：</w:t>
+      </w:r>
+    </w:p>
+    <w:p>
+      <w:pPr>
+        <w:spacing w:before="200" w:after="80"/>
+      </w:pPr>
+      <w:r>
+        <w:rPr>
+          <w:b/>
+          <w:color w:val="475569"/>
+          <w:sz w:val="24"/>
+        </w:rPr>
+        <w:t>端侧 — ESP32-S3 硬件端</w:t>
+      </w:r>
+    </w:p>
+    <w:p>
+      <w:pPr>
+        <w:spacing w:after="40"/>
+        <w:ind w:left="454"/>
+      </w:pPr>
+      <w:r>
+        <w:rPr>
+          <w:sz w:val="21"/>
+        </w:rPr>
+        <w:t>• 环境感知：ENS160（CO₂/TVOC/AQI/eCO₂）+ AHT21（温湿度）+ BH1750（光照）+ LD2410B（毫米波雷达）</w:t>
+      </w:r>
+    </w:p>
+    <w:p>
+      <w:pPr>
+        <w:spacing w:after="40"/>
+        <w:ind w:left="454"/>
+      </w:pPr>
+      <w:r>
+        <w:rPr>
+          <w:sz w:val="21"/>
+        </w:rPr>
+        <w:t>• 边缘AI推理：LightGBM模型本地运行，4传感器特征融合 → PM2.5浓度预测</w:t>
+      </w:r>
+    </w:p>
+    <w:p>
+      <w:pPr>
+        <w:spacing w:after="40"/>
+        <w:ind w:left="454"/>
+      </w:pPr>
+      <w:r>
+        <w:rPr>
+          <w:sz w:val="21"/>
+        </w:rPr>
+        <w:t>• 交互与执行：2.4寸触控TFT + 虚拟IP角色 + Yeelight灯带联动</w:t>
+      </w:r>
+    </w:p>
+    <w:p>
+      <w:pPr>
+        <w:spacing w:after="40"/>
+        <w:ind w:left="454"/>
+      </w:pPr>
+      <w:r>
+        <w:rPr>
+          <w:sz w:val="21"/>
+        </w:rPr>
+        <w:t>• 安全机制：双核架构，Core 1独立运行安全锁</w:t>
+      </w:r>
+    </w:p>
+    <w:p>
+      <w:pPr>
+        <w:spacing w:before="200" w:after="80"/>
+      </w:pPr>
+      <w:r>
+        <w:rPr>
+          <w:b/>
+          <w:color w:val="475569"/>
+          <w:sz w:val="24"/>
+        </w:rPr>
+        <w:t>边侧 — 设备端智能处理</w:t>
+      </w:r>
+    </w:p>
+    <w:p>
+      <w:pPr>
+        <w:spacing w:after="40"/>
+        <w:ind w:left="454"/>
+      </w:pPr>
+      <w:r>
+        <w:rPr>
+          <w:sz w:val="21"/>
+        </w:rPr>
+        <w:t>• 本地数据滤波与异常检测</w:t>
+      </w:r>
+    </w:p>
+    <w:p>
+      <w:pPr>
+        <w:spacing w:after="40"/>
+        <w:ind w:left="454"/>
+      </w:pPr>
+      <w:r>
+        <w:rPr>
+          <w:sz w:val="21"/>
+        </w:rPr>
+        <w:t>• 专注模式决策引擎（雷达+时长+环境综合判断）</w:t>
+      </w:r>
+    </w:p>
+    <w:p>
+      <w:pPr>
+        <w:spacing w:after="40"/>
+        <w:ind w:left="454"/>
+      </w:pPr>
+      <w:r>
+        <w:rPr>
+          <w:sz w:val="21"/>
+        </w:rPr>
+        <w:t>• 虚拟IP角色状态机（根据AQI/CO₂/模式自动切换表情）</w:t>
+      </w:r>
+    </w:p>
+    <w:p>
+      <w:pPr>
+        <w:spacing w:after="40"/>
+        <w:ind w:left="454"/>
+      </w:pPr>
+      <w:r>
+        <w:rPr>
+          <w:sz w:val="21"/>
+        </w:rPr>
+        <w:t>• 离线自治：断网时所有本地功能正常运行，不受网络状态影响</w:t>
+      </w:r>
+    </w:p>
+    <w:p>
+      <w:pPr>
+        <w:spacing w:before="200" w:after="80"/>
+      </w:pPr>
+      <w:r>
+        <w:rPr>
+          <w:b/>
+          <w:color w:val="475569"/>
+          <w:sz w:val="24"/>
+        </w:rPr>
+        <w:t>云侧 — FastAPI 后端</w:t>
+      </w:r>
+    </w:p>
+    <w:p>
+      <w:pPr>
+        <w:spacing w:after="40"/>
+        <w:ind w:left="454"/>
+      </w:pPr>
+      <w:r>
+        <w:rPr>
+          <w:sz w:val="21"/>
+        </w:rPr>
+        <w:t>• MQTT over TLS 安全通信</w:t>
+      </w:r>
+    </w:p>
+    <w:p>
+      <w:pPr>
+        <w:spacing w:after="40"/>
+        <w:ind w:left="454"/>
+      </w:pPr>
+      <w:r>
+        <w:rPr>
+          <w:sz w:val="21"/>
+        </w:rPr>
+        <w:t>• 数据持久化存储与历史趋势分析</w:t>
+      </w:r>
+    </w:p>
+    <w:p>
+      <w:pPr>
+        <w:spacing w:after="40"/>
+        <w:ind w:left="454"/>
+      </w:pPr>
+      <w:r>
+        <w:rPr>
+          <w:sz w:val="21"/>
+        </w:rPr>
+        <w:t>• Web管理后台（粒子可视化 + 数字孪生控制面板）</w:t>
+      </w:r>
+    </w:p>
+    <w:p>
+      <w:pPr>
+        <w:spacing w:after="40"/>
+        <w:ind w:left="454"/>
+      </w:pPr>
+      <w:r>
+        <w:rPr>
+          <w:sz w:val="21"/>
+        </w:rPr>
+        <w:t>• 远程设备管控与安全锁</w:t>
+      </w:r>
+    </w:p>
+    <w:p>
+      <w:pPr>
+        <w:spacing w:before="320" w:after="120"/>
+      </w:pPr>
+      <w:r>
+        <w:rPr>
+          <w:b/>
+          <w:color w:val="334055"/>
+          <w:sz w:val="28"/>
+        </w:rPr>
+        <w:t>3.2 数据流</w:t>
+      </w:r>
+    </w:p>
+    <w:p>
+      <w:pPr>
+        <w:spacing w:after="80" w:line="360" w:lineRule="exact"/>
+      </w:pPr>
+      <w:r>
+        <w:rPr>
+          <w:sz w:val="21"/>
+        </w:rPr>
+        <w:t>上行：传感器采集 → 边缘AI推理 → 本地UI更新 + 灯控联动 → MQTT上报云端 → Web粒子可视化。</w:t>
+      </w:r>
+    </w:p>
+    <w:p>
+      <w:pPr>
+        <w:spacing w:after="80" w:line="360" w:lineRule="exact"/>
+      </w:pPr>
+      <w:r>
+        <w:rPr>
+          <w:sz w:val="21"/>
+        </w:rPr>
+        <w:t>下行：Web后台 → MQTT下发 → 设备执行（灯光控制 / 安全锁 / 模式切换）。</w:t>
+      </w:r>
+    </w:p>
+    <w:p>
+      <w:pPr>
+        <w:spacing w:before="480" w:after="160"/>
+      </w:pPr>
+      <w:r>
+        <w:rPr>
+          <w:b/>
+          <w:color w:val="1E293B"/>
           <w:sz w:val="36"/>
         </w:rPr>
-        <w:t>角色版）</w:t>
-      </w:r>
-      <w:bookmarkEnd w:id="0"/>
-    </w:p>
-    <w:p>
-      <w:pPr>
-        <w:spacing w:before="320" w:after="120" w:line="288" w:lineRule="auto"/>
-        <w:outlineLvl w:val="1"/>
-      </w:pPr>
-      <w:bookmarkStart w:id="1" w:name="heading_1"/>
-      <w:r>
-        <w:rPr>
-          <w:rFonts w:ascii="Arial" w:eastAsia="等线" w:hAnsi="Arial" w:cs="Arial"/>
+        <w:t>四、核心技术详解</w:t>
+      </w:r>
+    </w:p>
+    <w:p>
+      <w:pPr>
+        <w:spacing w:before="320" w:after="120"/>
+      </w:pPr>
+      <w:r>
+        <w:rPr>
           <w:b/>
-          <w:sz w:val="32"/>
-        </w:rPr>
-        <w:t>智能桌面魔方（</w:t>
-      </w:r>
-      <w:r>
-        <w:rPr>
-          <w:rFonts w:ascii="Arial" w:eastAsia="等线" w:hAnsi="Arial" w:cs="Arial"/>
+          <w:color w:val="334055"/>
+          <w:sz w:val="28"/>
+        </w:rPr>
+        <w:t>4.1 边缘AI：PM2.5浓度预测（核心创新）</w:t>
+      </w:r>
+    </w:p>
+    <w:p>
+      <w:pPr>
+        <w:spacing w:after="80" w:line="360" w:lineRule="exact"/>
+      </w:pPr>
+      <w:r>
+        <w:rPr>
+          <w:sz w:val="21"/>
+        </w:rPr>
+        <w:t>传统PM2.5监测依赖独立的激光粉尘传感器，成本高、体积大、功耗高。本项目创新性地采用"间接预测"方案：利用设备已有的温湿度、CO₂、TVOC四维传感器数据，通过LightGBM机器学习模型，在ESP32本地推理出PM2.5浓度。</w:t>
+      </w:r>
+    </w:p>
+    <w:p>
+      <w:pPr>
+        <w:spacing w:before="200" w:after="80"/>
+      </w:pPr>
+      <w:r>
+        <w:rPr>
           <w:b/>
-          <w:sz w:val="32"/>
-        </w:rPr>
-        <w:t>Smart Desktop Cube IoT</w:t>
-      </w:r>
-      <w:r>
-        <w:rPr>
-          <w:rFonts w:ascii="Arial" w:eastAsia="等线" w:hAnsi="Arial" w:cs="Arial"/>
+          <w:color w:val="475569"/>
+          <w:sz w:val="24"/>
+        </w:rPr>
+        <w:t>技术路线</w:t>
+      </w:r>
+    </w:p>
+    <w:p>
+      <w:pPr>
+        <w:spacing w:after="40"/>
+        <w:ind w:left="454"/>
+      </w:pPr>
+      <w:r>
+        <w:rPr>
+          <w:sz w:val="21"/>
+        </w:rPr>
+        <w:t>• 模型训练：在PC端使用公开环境数据集训练LightGBM回归模型，共1000棵决策树，每棵树30个内部节点 + 31个叶子节点</w:t>
+      </w:r>
+    </w:p>
+    <w:p>
+      <w:pPr>
+        <w:spacing w:after="40"/>
+        <w:ind w:left="454"/>
+      </w:pPr>
+      <w:r>
+        <w:rPr>
+          <w:sz w:val="21"/>
+        </w:rPr>
+        <w:t>• 模型部署：通过自研convert_model_to_c.py工具，将训练好的模型自动转换为C语言数组，存储在ESP32 Flash（PROGMEM）中</w:t>
+      </w:r>
+    </w:p>
+    <w:p>
+      <w:pPr>
+        <w:spacing w:after="40"/>
+        <w:ind w:left="454"/>
+      </w:pPr>
+      <w:r>
+        <w:rPr>
+          <w:sz w:val="21"/>
+        </w:rPr>
+        <w:t>• 边缘推理：ESP32读取4路传感器数据 → 遍历1000棵决策树 → 累加叶子节点值 → 输出PM2.5预测值（μg/m³）</w:t>
+      </w:r>
+    </w:p>
+    <w:p>
+      <w:pPr>
+        <w:spacing w:after="40"/>
+        <w:ind w:left="454"/>
+      </w:pPr>
+      <w:r>
+        <w:rPr>
+          <w:sz w:val="21"/>
+        </w:rPr>
+        <w:t>• 性能指标：单次推理耗时 &lt; 10ms，模型占用Flash约500KB，无需任何网络请求</w:t>
+      </w:r>
+    </w:p>
+    <w:p>
+      <w:pPr>
+        <w:spacing w:before="200" w:after="80"/>
+      </w:pPr>
+      <w:r>
+        <w:rPr>
           <w:b/>
-          <w:sz w:val="32"/>
-        </w:rPr>
-        <w:t>）</w:t>
-      </w:r>
-      <w:bookmarkEnd w:id="1"/>
-    </w:p>
-    <w:p>
-      <w:pPr>
-        <w:spacing w:before="320" w:after="120" w:line="288" w:lineRule="auto"/>
-        <w:outlineLvl w:val="1"/>
-      </w:pPr>
-      <w:bookmarkStart w:id="2" w:name="heading_2"/>
-      <w:r>
-        <w:rPr>
-          <w:rFonts w:ascii="Arial" w:eastAsia="等线" w:hAnsi="Arial" w:cs="Arial"/>
+          <w:color w:val="475569"/>
+          <w:sz w:val="24"/>
+        </w:rPr>
+        <w:t>为什么这是边缘计算</w:t>
+      </w:r>
+    </w:p>
+    <w:p>
+      <w:pPr>
+        <w:spacing w:after="40"/>
+        <w:ind w:left="454"/>
+      </w:pPr>
+      <w:r>
+        <w:rPr>
+          <w:sz w:val="21"/>
+        </w:rPr>
+        <w:t>• 数据不出设备：4路传感器数据在ESP32本地完成推理，原始数据不上传云端</w:t>
+      </w:r>
+    </w:p>
+    <w:p>
+      <w:pPr>
+        <w:spacing w:after="40"/>
+        <w:ind w:left="454"/>
+      </w:pPr>
+      <w:r>
+        <w:rPr>
+          <w:sz w:val="21"/>
+        </w:rPr>
+        <w:t>• 零网络依赖：断网状态下依然可以预测PM2.5</w:t>
+      </w:r>
+    </w:p>
+    <w:p>
+      <w:pPr>
+        <w:spacing w:after="40"/>
+        <w:ind w:left="454"/>
+      </w:pPr>
+      <w:r>
+        <w:rPr>
+          <w:sz w:val="21"/>
+        </w:rPr>
+        <w:t>• 毫秒级响应：无需网络往返，推理结果即时可用</w:t>
+      </w:r>
+    </w:p>
+    <w:p>
+      <w:pPr>
+        <w:spacing w:after="40"/>
+        <w:ind w:left="454"/>
+      </w:pPr>
+      <w:r>
+        <w:rPr>
+          <w:sz w:val="21"/>
+        </w:rPr>
+        <w:t>• 隐私保护：原始传感器数据不出设备，仅上传预测结果</w:t>
+      </w:r>
+    </w:p>
+    <w:p>
+      <w:pPr>
+        <w:spacing w:before="200" w:after="80"/>
+      </w:pPr>
+      <w:r>
+        <w:rPr>
           <w:b/>
-          <w:sz w:val="32"/>
-        </w:rPr>
-        <w:t>物联网竞赛项目系统方案</w:t>
-      </w:r>
-      <w:bookmarkEnd w:id="2"/>
-    </w:p>
-    <w:p>
-      <w:pPr>
-        <w:pBdr>
-          <w:bottom w:val="single" w:sz="0" w:space="0" w:color="DEE0E3"/>
-          <w:between w:val="single" w:sz="0" w:space="0" w:color="DEE0E3"/>
-        </w:pBdr>
-        <w:spacing w:before="120" w:after="120" w:line="288" w:lineRule="auto"/>
-      </w:pPr>
-    </w:p>
-    <w:p>
-      <w:pPr>
-        <w:spacing w:before="320" w:after="120" w:line="288" w:lineRule="auto"/>
-        <w:outlineLvl w:val="1"/>
-      </w:pPr>
-      <w:bookmarkStart w:id="3" w:name="heading_3"/>
-      <w:r>
-        <w:rPr>
-          <w:rFonts w:ascii="Arial" w:eastAsia="等线" w:hAnsi="Arial" w:cs="Arial"/>
+          <w:color w:val="475569"/>
+          <w:sz w:val="24"/>
+        </w:rPr>
+        <w:t>与竞品的差异</w:t>
+      </w:r>
+    </w:p>
+    <w:p>
+      <w:pPr>
+        <w:spacing w:after="80" w:line="360" w:lineRule="exact"/>
+      </w:pPr>
+      <w:r>
+        <w:rPr>
+          <w:sz w:val="21"/>
+        </w:rPr>
+        <w:t>绝大多数物联网竞赛作品将传感器数据直接上传云端，在服务器端进行分析。本项目将AI模型部署在端侧，实现了"云端训练 + 边缘推理"的完整链路，在技术深度和工程能力上具有显著优势。</w:t>
+      </w:r>
+    </w:p>
+    <w:p>
+      <w:pPr>
+        <w:spacing w:before="320" w:after="120"/>
+      </w:pPr>
+      <w:r>
+        <w:rPr>
           <w:b/>
-          <w:sz w:val="32"/>
-        </w:rPr>
-        <w:t>一、项目概述</w:t>
-      </w:r>
-      <w:bookmarkEnd w:id="3"/>
-    </w:p>
-    <w:p>
-      <w:pPr>
-        <w:spacing w:before="300" w:after="120" w:line="288" w:lineRule="auto"/>
-        <w:outlineLvl w:val="2"/>
-      </w:pPr>
-      <w:bookmarkStart w:id="4" w:name="heading_4"/>
-      <w:r>
-        <w:rPr>
-          <w:rFonts w:ascii="Arial" w:eastAsia="等线" w:hAnsi="Arial" w:cs="Arial"/>
+          <w:color w:val="334055"/>
+          <w:sz w:val="28"/>
+        </w:rPr>
+        <w:t>4.2 粒子可视化：环境数据一眼感知</w:t>
+      </w:r>
+    </w:p>
+    <w:p>
+      <w:pPr>
+        <w:spacing w:after="80" w:line="360" w:lineRule="exact"/>
+      </w:pPr>
+      <w:r>
+        <w:rPr>
+          <w:sz w:val="21"/>
+        </w:rPr>
+        <w:t>传统环境监测设备以数字和图表为主，用户需要思考"这个数值高不高？是否正常？"。粒子可视化采用直觉感知范式：</w:t>
+      </w:r>
+    </w:p>
+    <w:p>
+      <w:pPr>
+        <w:spacing w:before="200" w:after="80"/>
+      </w:pPr>
+      <w:r>
+        <w:rPr>
           <w:b/>
-          <w:sz w:val="30"/>
-        </w:rPr>
-        <w:t xml:space="preserve">1.1 </w:t>
-      </w:r>
-      <w:r>
-        <w:rPr>
-          <w:rFonts w:ascii="Arial" w:eastAsia="等线" w:hAnsi="Arial" w:cs="Arial"/>
+          <w:color w:val="475569"/>
+          <w:sz w:val="24"/>
+        </w:rPr>
+        <w:t>设计原理</w:t>
+      </w:r>
+    </w:p>
+    <w:p>
+      <w:pPr>
+        <w:spacing w:after="40"/>
+        <w:ind w:left="454"/>
+      </w:pPr>
+      <w:r>
+        <w:rPr>
+          <w:sz w:val="21"/>
+        </w:rPr>
+        <w:t>• CO₂浓度 → 粒子数量：400ppm时30个粒子稀疏清爽，2500ppm时200个粒子密集拥挤。无需读数字，一眼感知空气质量</w:t>
+      </w:r>
+    </w:p>
+    <w:p>
+      <w:pPr>
+        <w:spacing w:after="40"/>
+        <w:ind w:left="454"/>
+      </w:pPr>
+      <w:r>
+        <w:rPr>
+          <w:sz w:val="21"/>
+        </w:rPr>
+        <w:t>• 湿度 → 粒子数量：干燥时粒子少而小，潮湿时粒子多而大，40%-60%舒适区粒子适中</w:t>
+      </w:r>
+    </w:p>
+    <w:p>
+      <w:pPr>
+        <w:spacing w:after="40"/>
+        <w:ind w:left="454"/>
+      </w:pPr>
+      <w:r>
+        <w:rPr>
+          <w:sz w:val="21"/>
+        </w:rPr>
+        <w:t>• 温度 → 粒子颜色：冷色（蓝紫）→ 暖黄 → 橙红，颜色本身就是温度的语言</w:t>
+      </w:r>
+    </w:p>
+    <w:p>
+      <w:pPr>
+        <w:spacing w:before="200" w:after="80"/>
+      </w:pPr>
+      <w:r>
+        <w:rPr>
           <w:b/>
-          <w:sz w:val="30"/>
-        </w:rPr>
-        <w:t>项目名称</w:t>
-      </w:r>
-      <w:bookmarkEnd w:id="4"/>
-    </w:p>
-    <w:p>
-      <w:pPr>
-        <w:spacing w:before="120" w:after="120" w:line="288" w:lineRule="auto"/>
-      </w:pPr>
-      <w:r>
-        <w:rPr>
-          <w:rFonts w:ascii="Arial" w:eastAsia="等线" w:hAnsi="Arial" w:cs="Arial"/>
-        </w:rPr>
-        <w:t>智能桌面魔方（</w:t>
-      </w:r>
-      <w:r>
-        <w:rPr>
-          <w:rFonts w:ascii="Arial" w:eastAsia="等线" w:hAnsi="Arial" w:cs="Arial"/>
-        </w:rPr>
-        <w:t>Smart Desktop Cube IoT</w:t>
-      </w:r>
-      <w:r>
-        <w:rPr>
-          <w:rFonts w:ascii="Arial" w:eastAsia="等线" w:hAnsi="Arial" w:cs="Arial"/>
-        </w:rPr>
-        <w:t>）</w:t>
-      </w:r>
-    </w:p>
-    <w:p>
-      <w:pPr>
-        <w:spacing w:before="300" w:after="120" w:line="288" w:lineRule="auto"/>
-        <w:outlineLvl w:val="2"/>
-      </w:pPr>
-      <w:bookmarkStart w:id="5" w:name="heading_5"/>
-      <w:r>
-        <w:rPr>
-          <w:rFonts w:ascii="Arial" w:eastAsia="等线" w:hAnsi="Arial" w:cs="Arial"/>
+          <w:color w:val="475569"/>
+          <w:sz w:val="24"/>
+        </w:rPr>
+        <w:t>技术实现</w:t>
+      </w:r>
+    </w:p>
+    <w:p>
+      <w:pPr>
+        <w:spacing w:after="40"/>
+        <w:ind w:left="454"/>
+      </w:pPr>
+      <w:r>
+        <w:rPr>
+          <w:sz w:val="21"/>
+        </w:rPr>
+        <w:t>• 纯HTML5 Canvas实现，零依赖，单文件即可运行</w:t>
+      </w:r>
+    </w:p>
+    <w:p>
+      <w:pPr>
+        <w:spacing w:after="40"/>
+        <w:ind w:left="454"/>
+      </w:pPr>
+      <w:r>
+        <w:rPr>
+          <w:sz w:val="21"/>
+        </w:rPr>
+        <w:t>• 每个粒子独立布朗运动（随机加速度+速度阻尼），模拟空气分子漂浮感</w:t>
+      </w:r>
+    </w:p>
+    <w:p>
+      <w:pPr>
+        <w:spacing w:after="40"/>
+        <w:ind w:left="454"/>
+      </w:pPr>
+      <w:r>
+        <w:rPr>
+          <w:sz w:val="21"/>
+        </w:rPr>
+        <w:t>• 粒子数量通过指数移动平均平滑过渡，避免突变</w:t>
+      </w:r>
+    </w:p>
+    <w:p>
+      <w:pPr>
+        <w:spacing w:after="40"/>
+        <w:ind w:left="454"/>
+      </w:pPr>
+      <w:r>
+        <w:rPr>
+          <w:sz w:val="21"/>
+        </w:rPr>
+        <w:t>• 中心半透明遮罩保护数据标签清晰可读</w:t>
+      </w:r>
+    </w:p>
+    <w:p>
+      <w:pPr>
+        <w:spacing w:after="40"/>
+        <w:ind w:left="454"/>
+      </w:pPr>
+      <w:r>
+        <w:rPr>
+          <w:sz w:val="21"/>
+        </w:rPr>
+        <w:t>• 60fps稳定运行，支持200+粒子同时渲染</w:t>
+      </w:r>
+    </w:p>
+    <w:p>
+      <w:pPr>
+        <w:spacing w:before="320" w:after="120"/>
+      </w:pPr>
+      <w:r>
+        <w:rPr>
           <w:b/>
-          <w:sz w:val="30"/>
-        </w:rPr>
-        <w:t xml:space="preserve">1.2 </w:t>
-      </w:r>
-      <w:r>
-        <w:rPr>
-          <w:rFonts w:ascii="Arial" w:eastAsia="等线" w:hAnsi="Arial" w:cs="Arial"/>
+          <w:color w:val="334055"/>
+          <w:sz w:val="28"/>
+        </w:rPr>
+        <w:t>4.3 专注模式：无感检测 + 场景联动</w:t>
+      </w:r>
+    </w:p>
+    <w:p>
+      <w:pPr>
+        <w:spacing w:after="80" w:line="360" w:lineRule="exact"/>
+      </w:pPr>
+      <w:r>
+        <w:rPr>
+          <w:sz w:val="21"/>
+        </w:rPr>
+        <w:t>专注模式是"感知-决策-执行"闭环的集中体现：</w:t>
+      </w:r>
+    </w:p>
+    <w:p>
+      <w:pPr>
+        <w:spacing w:after="40"/>
+        <w:ind w:left="454"/>
+      </w:pPr>
+      <w:r>
+        <w:rPr>
+          <w:sz w:val="21"/>
+        </w:rPr>
+        <w:t>• 感知层：LD2410B毫米波雷达无感检测人体存在，无需穿戴设备、无需手动触发</w:t>
+      </w:r>
+    </w:p>
+    <w:p>
+      <w:pPr>
+        <w:spacing w:after="40"/>
+        <w:ind w:left="454"/>
+      </w:pPr>
+      <w:r>
+        <w:rPr>
+          <w:sz w:val="21"/>
+        </w:rPr>
+        <w:t>• 决策层：持续检测到人体 + 超过设定阈值 → 自动进入专注模式；检测到离开 + 超时 → 自动退出</w:t>
+      </w:r>
+    </w:p>
+    <w:p>
+      <w:pPr>
+        <w:spacing w:after="40"/>
+        <w:ind w:left="454"/>
+      </w:pPr>
+      <w:r>
+        <w:rPr>
+          <w:sz w:val="21"/>
+        </w:rPr>
+        <w:t>• 执行层：进入专注 → 虚拟IP角色安静陪伴 + Yeelight灯带切换3000K暖光 + 计时器启动</w:t>
+      </w:r>
+    </w:p>
+    <w:p>
+      <w:pPr>
+        <w:spacing w:after="80" w:line="360" w:lineRule="exact"/>
+      </w:pPr>
+      <w:r>
+        <w:rPr>
+          <w:sz w:val="21"/>
+        </w:rPr>
+        <w:t>整个流程用户无需任何操作，设备自动感知、自动决策、自动执行。</w:t>
+      </w:r>
+    </w:p>
+    <w:p>
+      <w:pPr>
+        <w:spacing w:before="320" w:after="120"/>
+      </w:pPr>
+      <w:r>
+        <w:rPr>
           <w:b/>
-          <w:sz w:val="30"/>
-        </w:rPr>
-        <w:t>项目背景与痛点</w:t>
-      </w:r>
-      <w:bookmarkEnd w:id="5"/>
-    </w:p>
-    <w:p>
-      <w:pPr>
-        <w:spacing w:before="120" w:after="120" w:line="288" w:lineRule="auto"/>
-      </w:pPr>
-      <w:r>
-        <w:rPr>
-          <w:rFonts w:ascii="Arial" w:eastAsia="等线" w:hAnsi="Arial" w:cs="Arial"/>
-        </w:rPr>
-        <w:t>日常桌面场景缺乏一体化环境监测与智能交互设备，传统环境监测</w:t>
-      </w:r>
-      <w:proofErr w:type="gramStart"/>
-      <w:r>
-        <w:rPr>
-          <w:rFonts w:ascii="Arial" w:eastAsia="等线" w:hAnsi="Arial" w:cs="Arial"/>
-        </w:rPr>
-        <w:t>仪功能</w:t>
-      </w:r>
-      <w:proofErr w:type="gramEnd"/>
-      <w:r>
-        <w:rPr>
-          <w:rFonts w:ascii="Arial" w:eastAsia="等线" w:hAnsi="Arial" w:cs="Arial"/>
-        </w:rPr>
-        <w:t>单一，无联动控制、远程管理及</w:t>
-      </w:r>
-      <w:r>
-        <w:rPr>
-          <w:rFonts w:ascii="Arial" w:eastAsia="等线" w:hAnsi="Arial" w:cs="Arial"/>
-        </w:rPr>
-        <w:t xml:space="preserve"> AI </w:t>
-      </w:r>
-      <w:r>
-        <w:rPr>
-          <w:rFonts w:ascii="Arial" w:eastAsia="等线" w:hAnsi="Arial" w:cs="Arial"/>
-        </w:rPr>
-        <w:t>智能分析能力，且未覆盖空气质量监测需求；手动调控家电设备繁琐，无法根据室内环境参数实现自动化适配，难以兼顾使用便捷性与场景智能化需求。</w:t>
-      </w:r>
-      <w:r>
-        <w:rPr>
-          <w:rFonts w:ascii="Arial" w:eastAsia="等线" w:hAnsi="Arial" w:cs="Arial"/>
-        </w:rPr>
-        <w:br/>
-      </w:r>
-      <w:r>
-        <w:rPr>
-          <w:rFonts w:ascii="Arial" w:eastAsia="等线" w:hAnsi="Arial" w:cs="Arial"/>
-        </w:rPr>
-        <w:t>本项目针对校园、居家桌面场景，打造</w:t>
-      </w:r>
-      <w:proofErr w:type="gramStart"/>
-      <w:r>
-        <w:rPr>
-          <w:rFonts w:ascii="Arial" w:eastAsia="等线" w:hAnsi="Arial" w:cs="Arial"/>
-        </w:rPr>
-        <w:t>集环境</w:t>
-      </w:r>
-      <w:proofErr w:type="gramEnd"/>
-      <w:r>
-        <w:rPr>
-          <w:rFonts w:ascii="Arial" w:eastAsia="等线" w:hAnsi="Arial" w:cs="Arial"/>
-        </w:rPr>
-        <w:t>感知、本地交互、远程管控、</w:t>
-      </w:r>
-      <w:r>
-        <w:rPr>
-          <w:rFonts w:ascii="Arial" w:eastAsia="等线" w:hAnsi="Arial" w:cs="Arial"/>
-        </w:rPr>
-        <w:t xml:space="preserve">AI </w:t>
-      </w:r>
-      <w:r>
-        <w:rPr>
-          <w:rFonts w:ascii="Arial" w:eastAsia="等线" w:hAnsi="Arial" w:cs="Arial"/>
-        </w:rPr>
-        <w:t>智能分析、</w:t>
-      </w:r>
-      <w:r>
-        <w:rPr>
-          <w:rFonts w:ascii="Arial" w:eastAsia="等线" w:hAnsi="Arial" w:cs="Arial"/>
+          <w:color w:val="334055"/>
+          <w:sz w:val="28"/>
+        </w:rPr>
+        <w:t>4.4 虚拟IP角色：有温度的情感化交互</w:t>
+      </w:r>
+    </w:p>
+    <w:p>
+      <w:pPr>
+        <w:spacing w:after="80" w:line="360" w:lineRule="exact"/>
+      </w:pPr>
+      <w:r>
+        <w:rPr>
+          <w:sz w:val="21"/>
+        </w:rPr>
+        <w:t>摒弃传统RGB灯珠告警方案，采用专属二次元虚拟IP角色作为设备的情感化交互核心：</w:t>
+      </w:r>
+    </w:p>
+    <w:p>
+      <w:pPr>
+        <w:spacing w:after="40"/>
+        <w:ind w:left="454"/>
+      </w:pPr>
+      <w:r>
+        <w:rPr>
+          <w:sz w:val="21"/>
+        </w:rPr>
+        <w:t>• AQI优良 → 角色微笑放松</w:t>
+      </w:r>
+    </w:p>
+    <w:p>
+      <w:pPr>
+        <w:spacing w:after="40"/>
+        <w:ind w:left="454"/>
+      </w:pPr>
+      <w:r>
+        <w:rPr>
+          <w:sz w:val="21"/>
+        </w:rPr>
+        <w:t>• 轻度污染 → 角色轻微担忧</w:t>
+      </w:r>
+    </w:p>
+    <w:p>
+      <w:pPr>
+        <w:spacing w:after="40"/>
+        <w:ind w:left="454"/>
+      </w:pPr>
+      <w:r>
+        <w:rPr>
+          <w:sz w:val="21"/>
+        </w:rPr>
+        <w:t>• 严重超标 → 角色紧张警示</w:t>
+      </w:r>
+    </w:p>
+    <w:p>
+      <w:pPr>
+        <w:spacing w:after="40"/>
+        <w:ind w:left="454"/>
+      </w:pPr>
+      <w:r>
+        <w:rPr>
+          <w:sz w:val="21"/>
+        </w:rPr>
+        <w:t>• 专注模式 → 角色安静陪伴，低动效，不打扰</w:t>
+      </w:r>
+    </w:p>
+    <w:p>
+      <w:pPr>
+        <w:spacing w:after="40"/>
+        <w:ind w:left="454"/>
+      </w:pPr>
+      <w:r>
+        <w:rPr>
+          <w:sz w:val="21"/>
+        </w:rPr>
+        <w:t>• 设备锁定 → 角色抱胸严肃，显示锁态图标</w:t>
+      </w:r>
+    </w:p>
+    <w:p>
+      <w:pPr>
+        <w:spacing w:after="40"/>
+        <w:ind w:left="454"/>
+      </w:pPr>
+      <w:r>
+        <w:rPr>
+          <w:sz w:val="21"/>
+        </w:rPr>
+        <w:t>• 开机 → 角色从睡眠中苏醒，缓缓睁眼</w:t>
+      </w:r>
+    </w:p>
+    <w:p>
+      <w:pPr>
+        <w:spacing w:after="40"/>
+        <w:ind w:left="454"/>
+      </w:pPr>
+      <w:r>
+        <w:rPr>
+          <w:sz w:val="21"/>
+        </w:rPr>
+        <w:t>• 温度驱动换装 → 角色服饰根据实时温度自动切换：寒冷穿厚棉服围巾、凉爽穿薄外套、舒适穿短袖、炎热穿背心，用户从角色穿着即可直觉感知温度</w:t>
+      </w:r>
+    </w:p>
+    <w:p>
+      <w:pPr>
+        <w:spacing w:after="80" w:line="360" w:lineRule="exact"/>
+      </w:pPr>
+      <w:r>
+        <w:rPr>
+          <w:sz w:val="21"/>
+        </w:rPr>
+        <w:t>所有角色图片存储于ESP32 SPIFFS文件系统，分类管理，低帧率渲染不卡顿。全程统一IP形象，形成强烈的项目视觉标识。</w:t>
+      </w:r>
+    </w:p>
+    <w:p>
+      <w:pPr>
+        <w:spacing w:before="320" w:after="120"/>
+      </w:pPr>
+      <w:r>
+        <w:rPr>
           <w:b/>
-        </w:rPr>
-        <w:t>情感化虚拟</w:t>
-      </w:r>
-      <w:r>
-        <w:rPr>
-          <w:rFonts w:ascii="Arial" w:eastAsia="等线" w:hAnsi="Arial" w:cs="Arial"/>
+          <w:color w:val="334055"/>
+          <w:sz w:val="28"/>
+        </w:rPr>
+        <w:t>4.5 双核安全锁：硬件级隐私保护</w:t>
+      </w:r>
+    </w:p>
+    <w:p>
+      <w:pPr>
+        <w:spacing w:after="80" w:line="360" w:lineRule="exact"/>
+      </w:pPr>
+      <w:r>
+        <w:rPr>
+          <w:sz w:val="21"/>
+        </w:rPr>
+        <w:t>基于ESP32-S3双核架构实现硬件级安全隔离：</w:t>
+      </w:r>
+    </w:p>
+    <w:p>
+      <w:pPr>
+        <w:spacing w:after="40"/>
+        <w:ind w:left="454"/>
+      </w:pPr>
+      <w:r>
+        <w:rPr>
+          <w:sz w:val="21"/>
+        </w:rPr>
+        <w:t>• Core 0：负责显示、传感器、联网、交互等业务逻辑</w:t>
+      </w:r>
+    </w:p>
+    <w:p>
+      <w:pPr>
+        <w:spacing w:after="40"/>
+        <w:ind w:left="454"/>
+      </w:pPr>
+      <w:r>
+        <w:rPr>
+          <w:sz w:val="21"/>
+        </w:rPr>
+        <w:t>• Core 1：独立运行安全锁逻辑，与Core 0物理隔离</w:t>
+      </w:r>
+    </w:p>
+    <w:p>
+      <w:pPr>
+        <w:spacing w:after="40"/>
+        <w:ind w:left="454"/>
+      </w:pPr>
+      <w:r>
+        <w:rPr>
+          <w:sz w:val="21"/>
+        </w:rPr>
+        <w:t>• 锁定后：屏幕锁定、触控失效、传感器停止上报、灯光禁用</w:t>
+      </w:r>
+    </w:p>
+    <w:p>
+      <w:pPr>
+        <w:spacing w:after="40"/>
+        <w:ind w:left="454"/>
+      </w:pPr>
+      <w:r>
+        <w:rPr>
+          <w:sz w:val="21"/>
+        </w:rPr>
+        <w:t>• 即使Core 0业务代码被攻击，Core 1的安全状态依然保持</w:t>
+      </w:r>
+    </w:p>
+    <w:p>
+      <w:pPr>
+        <w:spacing w:after="40"/>
+        <w:ind w:left="454"/>
+      </w:pPr>
+      <w:r>
+        <w:rPr>
+          <w:sz w:val="21"/>
+        </w:rPr>
+        <w:t>• Web后台一键远程锁定/解锁，DID + Token双重鉴权</w:t>
+      </w:r>
+    </w:p>
+    <w:p>
+      <w:pPr>
+        <w:spacing w:before="320" w:after="120"/>
+      </w:pPr>
+      <w:r>
+        <w:rPr>
           <w:b/>
-        </w:rPr>
-        <w:t xml:space="preserve"> IP </w:t>
-      </w:r>
-      <w:proofErr w:type="gramStart"/>
-      <w:r>
-        <w:rPr>
-          <w:rFonts w:ascii="Arial" w:eastAsia="等线" w:hAnsi="Arial" w:cs="Arial"/>
+          <w:color w:val="334055"/>
+          <w:sz w:val="28"/>
+        </w:rPr>
+        <w:t>4.6 Yeelight智能灯光：即插即用的场景联动</w:t>
+      </w:r>
+    </w:p>
+    <w:p>
+      <w:pPr>
+        <w:spacing w:after="80" w:line="360" w:lineRule="exact"/>
+      </w:pPr>
+      <w:r>
+        <w:rPr>
+          <w:sz w:val="21"/>
+        </w:rPr>
+        <w:t>选用Yeelight智能灯带1S（2700K-6500K色温，1%-100%亮度），通过WiFi局域网HTTP API直接控制。ESP32主控发送HTTP GET请求即可完成开关灯、亮度调节、色温调节。</w:t>
+      </w:r>
+    </w:p>
+    <w:p>
+      <w:pPr>
+        <w:spacing w:after="80" w:line="360" w:lineRule="exact"/>
+      </w:pPr>
+      <w:r>
+        <w:rPr>
+          <w:sz w:val="21"/>
+        </w:rPr>
+        <w:t>与专注模式深度联动：进入专注→自动切换3000K暖光，退出专注→恢复先前灯光状态。方案优势：零接线、零额外硬件、即插即用，代码量仅为自研BLE+MOS方案的1/5。</w:t>
+      </w:r>
+    </w:p>
+    <w:p>
+      <w:pPr>
+        <w:spacing w:before="480" w:after="160"/>
+      </w:pPr>
+      <w:r>
+        <w:rPr>
           <w:b/>
-        </w:rPr>
-        <w:t>交互</w:t>
-      </w:r>
-      <w:r>
-        <w:rPr>
-          <w:rFonts w:ascii="Arial" w:eastAsia="等线" w:hAnsi="Arial" w:cs="Arial"/>
-        </w:rPr>
-        <w:t>于</w:t>
-      </w:r>
-      <w:proofErr w:type="gramEnd"/>
-      <w:r>
-        <w:rPr>
-          <w:rFonts w:ascii="Arial" w:eastAsia="等线" w:hAnsi="Arial" w:cs="Arial"/>
-        </w:rPr>
-        <w:t>一体的物联网智能终端，解决环境数据可视化、家电自动化、场景个性化适配、空气质量实时监测的核心痛点。</w:t>
-      </w:r>
-    </w:p>
-    <w:p>
-      <w:pPr>
-        <w:spacing w:before="300" w:after="120" w:line="288" w:lineRule="auto"/>
-        <w:outlineLvl w:val="2"/>
-      </w:pPr>
-      <w:bookmarkStart w:id="6" w:name="heading_6"/>
-      <w:r>
-        <w:rPr>
-          <w:rFonts w:ascii="Arial" w:eastAsia="等线" w:hAnsi="Arial" w:cs="Arial"/>
+          <w:color w:val="1E293B"/>
+          <w:sz w:val="36"/>
+        </w:rPr>
+        <w:t>五、硬件选型</w:t>
+      </w:r>
+    </w:p>
+    <w:p>
+      <w:pPr>
+        <w:spacing w:after="40"/>
+        <w:ind w:left="454"/>
+      </w:pPr>
+      <w:r>
+        <w:rPr>
+          <w:sz w:val="21"/>
+        </w:rPr>
+        <w:t>• 主控：ESP32-S3 N16R8（双核240MHz，16MB Flash，8MB PSRAM）</w:t>
+      </w:r>
+    </w:p>
+    <w:p>
+      <w:pPr>
+        <w:spacing w:after="40"/>
+        <w:ind w:left="454"/>
+      </w:pPr>
+      <w:r>
+        <w:rPr>
+          <w:sz w:val="21"/>
+        </w:rPr>
+        <w:t>• 显示屏：2.4寸 TFT LCD（ILI9341驱动，320×240分辨率，XPT2046电阻触摸）</w:t>
+      </w:r>
+    </w:p>
+    <w:p>
+      <w:pPr>
+        <w:spacing w:after="40"/>
+        <w:ind w:left="454"/>
+      </w:pPr>
+      <w:r>
+        <w:rPr>
+          <w:sz w:val="21"/>
+        </w:rPr>
+        <w:t>• 环境传感器：ENS160（CO₂/TVOC/AQI/eCO₂）+ AHT21（温湿度）</w:t>
+      </w:r>
+    </w:p>
+    <w:p>
+      <w:pPr>
+        <w:spacing w:after="40"/>
+        <w:ind w:left="454"/>
+      </w:pPr>
+      <w:r>
+        <w:rPr>
+          <w:sz w:val="21"/>
+        </w:rPr>
+        <w:t>• 光照传感器：BH1750</w:t>
+      </w:r>
+    </w:p>
+    <w:p>
+      <w:pPr>
+        <w:spacing w:after="40"/>
+        <w:ind w:left="454"/>
+      </w:pPr>
+      <w:r>
+        <w:rPr>
+          <w:sz w:val="21"/>
+        </w:rPr>
+        <w:t>• 毫米波雷达：LD2410B（人体存在检测，0.75-6m范围）</w:t>
+      </w:r>
+    </w:p>
+    <w:p>
+      <w:pPr>
+        <w:spacing w:after="40"/>
+        <w:ind w:left="454"/>
+      </w:pPr>
+      <w:r>
+        <w:rPr>
+          <w:sz w:val="21"/>
+        </w:rPr>
+        <w:t>• 灯光：Yeelight智能灯带1S（WiFi HTTP API，2700K-6500K）</w:t>
+      </w:r>
+    </w:p>
+    <w:p>
+      <w:pPr>
+        <w:spacing w:after="40"/>
+        <w:ind w:left="454"/>
+      </w:pPr>
+      <w:r>
+        <w:rPr>
+          <w:sz w:val="21"/>
+        </w:rPr>
+        <w:t>• 电源：USB-C 5V供电</w:t>
+      </w:r>
+    </w:p>
+    <w:p>
+      <w:pPr>
+        <w:spacing w:before="480" w:after="160"/>
+      </w:pPr>
+      <w:r>
+        <w:rPr>
           <w:b/>
-          <w:sz w:val="30"/>
-        </w:rPr>
-        <w:t xml:space="preserve">1.3 </w:t>
-      </w:r>
-      <w:r>
-        <w:rPr>
-          <w:rFonts w:ascii="Arial" w:eastAsia="等线" w:hAnsi="Arial" w:cs="Arial"/>
+          <w:color w:val="1E293B"/>
+          <w:sz w:val="36"/>
+        </w:rPr>
+        <w:t>六、创新点与竞赛优势</w:t>
+      </w:r>
+    </w:p>
+    <w:p>
+      <w:pPr>
+        <w:spacing w:after="80" w:line="360" w:lineRule="exact"/>
+      </w:pPr>
+      <w:r>
+        <w:rPr>
+          <w:sz w:val="21"/>
+        </w:rPr>
+        <w:t>1. 边缘AI推理（最大亮点）</w:t>
+      </w:r>
+    </w:p>
+    <w:p>
+      <w:pPr>
+        <w:spacing w:after="80" w:line="360" w:lineRule="exact"/>
+      </w:pPr>
+      <w:r>
+        <w:rPr>
+          <w:sz w:val="21"/>
+        </w:rPr>
+        <w:t>1000棵决策树的LightGBM模型部署在ESP32端侧，4传感器特征融合预测PM2.5浓度。数据不出设备、推理不依赖网络、毫秒级响应。在物联网竞赛中，将AI模型部署到端侧的作品极为罕见，技术深度具有显著优势。</w:t>
+      </w:r>
+    </w:p>
+    <w:p>
+      <w:pPr>
+        <w:spacing w:after="80" w:line="360" w:lineRule="exact"/>
+      </w:pPr>
+      <w:r>
+        <w:rPr>
+          <w:sz w:val="21"/>
+        </w:rPr>
+        <w:t>2. 粒子可视化</w:t>
+      </w:r>
+    </w:p>
+    <w:p>
+      <w:pPr>
+        <w:spacing w:after="80" w:line="360" w:lineRule="exact"/>
+      </w:pPr>
+      <w:r>
+        <w:rPr>
+          <w:sz w:val="21"/>
+        </w:rPr>
+        <w:t>以动态粒子系统的密度、大小、颜色替代传统数字仪表盘，实现环境数据的"直觉感知"。创意独特，视觉冲击力强，在答辩展示中具有极强的记忆点。</w:t>
+      </w:r>
+    </w:p>
+    <w:p>
+      <w:pPr>
+        <w:spacing w:after="80" w:line="360" w:lineRule="exact"/>
+      </w:pPr>
+      <w:r>
+        <w:rPr>
+          <w:sz w:val="21"/>
+        </w:rPr>
+        <w:t>3. 虚拟IP情感化交互</w:t>
+      </w:r>
+    </w:p>
+    <w:p>
+      <w:pPr>
+        <w:spacing w:after="80" w:line="360" w:lineRule="exact"/>
+      </w:pPr>
+      <w:r>
+        <w:rPr>
+          <w:sz w:val="21"/>
+        </w:rPr>
+        <w:t>专属二次元角色替代传统灯光告警，通过表情和动作传递环境状态。无额外硬件、低成本、高辨识度，形成项目独有的品牌IP。</w:t>
+      </w:r>
+    </w:p>
+    <w:p>
+      <w:pPr>
+        <w:spacing w:after="80" w:line="360" w:lineRule="exact"/>
+      </w:pPr>
+      <w:r>
+        <w:rPr>
+          <w:sz w:val="21"/>
+        </w:rPr>
+        <w:t>4. 专注模式无感联动</w:t>
+      </w:r>
+    </w:p>
+    <w:p>
+      <w:pPr>
+        <w:spacing w:after="80" w:line="360" w:lineRule="exact"/>
+      </w:pPr>
+      <w:r>
+        <w:rPr>
+          <w:sz w:val="21"/>
+        </w:rPr>
+        <w:t>毫米波雷达无感检测→自动进入专注→灯光自动切换暖光→计时器启动→离开自动退出。完整的"感知-决策-执行"闭环，无需用户任何手动操作。</w:t>
+      </w:r>
+    </w:p>
+    <w:p>
+      <w:pPr>
+        <w:spacing w:after="80" w:line="360" w:lineRule="exact"/>
+      </w:pPr>
+      <w:r>
+        <w:rPr>
+          <w:sz w:val="21"/>
+        </w:rPr>
+        <w:t>5. 双核硬件级安全锁</w:t>
+      </w:r>
+    </w:p>
+    <w:p>
+      <w:pPr>
+        <w:spacing w:after="80" w:line="360" w:lineRule="exact"/>
+      </w:pPr>
+      <w:r>
+        <w:rPr>
+          <w:sz w:val="21"/>
+        </w:rPr>
+        <w:t>利用ESP32-S3双核架构实现Core 0业务与Core 1安全的物理隔离，锁定后所有功能禁用，即使业务核被攻击安全状态依然保持。</w:t>
+      </w:r>
+    </w:p>
+    <w:p>
+      <w:pPr>
+        <w:spacing w:after="80" w:line="360" w:lineRule="exact"/>
+      </w:pPr>
+      <w:r>
+        <w:rPr>
+          <w:sz w:val="21"/>
+        </w:rPr>
+        <w:t>6. 端-边-云三层架构</w:t>
+      </w:r>
+    </w:p>
+    <w:p>
+      <w:pPr>
+        <w:spacing w:after="80" w:line="360" w:lineRule="exact"/>
+      </w:pPr>
+      <w:r>
+        <w:rPr>
+          <w:sz w:val="21"/>
+        </w:rPr>
+        <w:t>端侧感知与执行、边侧AI推理与决策、云侧存储与可视化，三层分工明确，系统稳定可靠，断网离线可用。</w:t>
+      </w:r>
+    </w:p>
+    <w:p>
+      <w:pPr>
+        <w:spacing w:after="80" w:line="360" w:lineRule="exact"/>
+      </w:pPr>
+      <w:r>
+        <w:rPr>
+          <w:sz w:val="21"/>
+        </w:rPr>
+        <w:t>7. 模块化代码架构</w:t>
+      </w:r>
+    </w:p>
+    <w:p>
+      <w:pPr>
+        <w:spacing w:after="80" w:line="360" w:lineRule="exact"/>
+      </w:pPr>
+      <w:r>
+        <w:rPr>
+          <w:sz w:val="21"/>
+        </w:rPr>
+        <w:t>全局数据池 + 模块化设计，传感器/WiFi/MQTT/UI/雷达/灯光各模块独立运行，高内聚低耦合。</w:t>
+      </w:r>
+    </w:p>
+    <w:p>
+      <w:pPr>
+        <w:spacing w:after="80" w:line="360" w:lineRule="exact"/>
+      </w:pPr>
+      <w:r>
+        <w:rPr>
+          <w:sz w:val="21"/>
+        </w:rPr>
+        <w:t>8. 温度驱动角色换装</w:t>
+      </w:r>
+    </w:p>
+    <w:p>
+      <w:pPr>
+        <w:spacing w:after="80" w:line="360" w:lineRule="exact"/>
+      </w:pPr>
+      <w:r>
+        <w:rPr>
+          <w:sz w:val="21"/>
+        </w:rPr>
+        <w:t>虚拟IP角色“小眠”的穿着服饰根据AHT21传感器实时采集的室内温度自动切换：寒冷穿厚棉服围巾、凉爽穿薄外套、舒适穿短袖、炎热穿背心。将环境温度从抽象数字转化为直觉感知的角色穿着变化，进一步深化了情感化交互的设计理念，在竞赛作品中具有独特的创意记忆点。</w:t>
+      </w:r>
+    </w:p>
+    <w:p>
+      <w:pPr>
+        <w:spacing w:after="80" w:line="360" w:lineRule="exact"/>
+      </w:pPr>
+      <w:r>
+        <w:rPr>
+          <w:sz w:val="21"/>
+        </w:rPr>
+        <w:t>9. 开机GIF过渡加载</w:t>
+      </w:r>
+    </w:p>
+    <w:p>
+      <w:pPr>
+        <w:spacing w:after="80" w:line="360" w:lineRule="exact"/>
+      </w:pPr>
+      <w:r>
+        <w:rPr>
+          <w:sz w:val="21"/>
+        </w:rPr>
+        <w:t>Web管理后台首次加载时复用设备端开机动画“小眠苏醒”GIF作为过渡动画，下方显示Loading文字。既美化了界面加载过程，又解决了静态资源缓存期间的白屏闪烁问题，将原本的等待时间转化为品牌IP展示窗口，提升了产品整体视觉完成度和用户体验连贯性。</w:t>
+      </w:r>
+    </w:p>
+    <w:p>
+      <w:pPr>
+        <w:spacing w:before="480" w:after="160"/>
+      </w:pPr>
+      <w:r>
+        <w:rPr>
           <w:b/>
-          <w:sz w:val="30"/>
-        </w:rPr>
-        <w:t>项目核心定位</w:t>
-      </w:r>
-      <w:bookmarkEnd w:id="6"/>
-    </w:p>
-    <w:p>
-      <w:pPr>
-        <w:spacing w:before="120" w:after="120" w:line="288" w:lineRule="auto"/>
-      </w:pPr>
-      <w:r>
-        <w:rPr>
-          <w:rFonts w:ascii="Arial" w:eastAsia="等线" w:hAnsi="Arial" w:cs="Arial"/>
-        </w:rPr>
-        <w:t>项目采用</w:t>
-      </w:r>
-      <w:r>
-        <w:rPr>
-          <w:rFonts w:ascii="Arial" w:eastAsia="等线" w:hAnsi="Arial" w:cs="Arial"/>
+          <w:color w:val="1E293B"/>
+          <w:sz w:val="36"/>
+        </w:rPr>
+        <w:t>七、团队分工</w:t>
+      </w:r>
+    </w:p>
+    <w:p>
+      <w:pPr>
+        <w:spacing w:after="40"/>
+        <w:ind w:left="454"/>
+      </w:pPr>
+      <w:r>
+        <w:rPr>
+          <w:sz w:val="21"/>
+        </w:rPr>
+        <w:t>• 成员1：硬件核心开发、系统架构、边缘AI模型部署、虚拟IP交互、安全机制、固件开发</w:t>
+      </w:r>
+    </w:p>
+    <w:p>
+      <w:pPr>
+        <w:spacing w:after="40"/>
+        <w:ind w:left="454"/>
+      </w:pPr>
+      <w:r>
+        <w:rPr>
+          <w:sz w:val="21"/>
+        </w:rPr>
+        <w:t>• 成员2：后端服务（FastAPI）、MQTT通信、AI模型训练、Web管理后台、粒子可视化</w:t>
+      </w:r>
+    </w:p>
+    <w:p>
+      <w:pPr>
+        <w:spacing w:after="40"/>
+        <w:ind w:left="454"/>
+      </w:pPr>
+      <w:r>
+        <w:rPr>
+          <w:sz w:val="21"/>
+        </w:rPr>
+        <w:t>• 成员3：测试验证、文档撰写、PPT制作、演示视频、结构设计</w:t>
+      </w:r>
+    </w:p>
+    <w:p>
+      <w:pPr>
+        <w:spacing w:before="480" w:after="160"/>
+      </w:pPr>
+      <w:r>
+        <w:rPr>
           <w:b/>
-        </w:rPr>
-        <w:t>硬件端</w:t>
-      </w:r>
-      <w:r>
-        <w:rPr>
-          <w:rFonts w:ascii="Arial" w:eastAsia="等线" w:hAnsi="Arial" w:cs="Arial"/>
+          <w:color w:val="1E293B"/>
+          <w:sz w:val="36"/>
+        </w:rPr>
+        <w:t>八、附录：Web管理后台技术规格</w:t>
+      </w:r>
+    </w:p>
+    <w:p>
+      <w:pPr>
+        <w:spacing w:before="320" w:after="120"/>
+      </w:pPr>
+      <w:r>
+        <w:rPr>
           <w:b/>
-        </w:rPr>
-        <w:t xml:space="preserve"> + </w:t>
-      </w:r>
-      <w:r>
-        <w:rPr>
-          <w:rFonts w:ascii="Arial" w:eastAsia="等线" w:hAnsi="Arial" w:cs="Arial"/>
+          <w:color w:val="334055"/>
+          <w:sz w:val="28"/>
+        </w:rPr>
+        <w:t>8.1 粒子可视化引擎</w:t>
+      </w:r>
+    </w:p>
+    <w:p>
+      <w:pPr>
+        <w:spacing w:after="40"/>
+        <w:ind w:left="454"/>
+      </w:pPr>
+      <w:r>
+        <w:rPr>
+          <w:sz w:val="21"/>
+        </w:rPr>
+        <w:t>• 纯HTML5 Canvas实现，零依赖，单文件部署</w:t>
+      </w:r>
+    </w:p>
+    <w:p>
+      <w:pPr>
+        <w:spacing w:after="40"/>
+        <w:ind w:left="454"/>
+      </w:pPr>
+      <w:r>
+        <w:rPr>
+          <w:sz w:val="21"/>
+        </w:rPr>
+        <w:t>• 三路独立粒子系统：CO₂（数量映射）、湿度（数量映射）、温度（颜色映射）</w:t>
+      </w:r>
+    </w:p>
+    <w:p>
+      <w:pPr>
+        <w:spacing w:after="40"/>
+        <w:ind w:left="454"/>
+      </w:pPr>
+      <w:r>
+        <w:rPr>
+          <w:sz w:val="21"/>
+        </w:rPr>
+        <w:t>• 布朗运动粒子物理，每个粒子独立随机加速度+速度阻尼</w:t>
+      </w:r>
+    </w:p>
+    <w:p>
+      <w:pPr>
+        <w:spacing w:after="40"/>
+        <w:ind w:left="454"/>
+      </w:pPr>
+      <w:r>
+        <w:rPr>
+          <w:sz w:val="21"/>
+        </w:rPr>
+        <w:t>• 指数移动平均平滑过渡，避免粒子数量突变</w:t>
+      </w:r>
+    </w:p>
+    <w:p>
+      <w:pPr>
+        <w:spacing w:after="40"/>
+        <w:ind w:left="454"/>
+      </w:pPr>
+      <w:r>
+        <w:rPr>
+          <w:sz w:val="21"/>
+        </w:rPr>
+        <w:t>• 60fps稳定运行，支持200+粒子同时渲染</w:t>
+      </w:r>
+    </w:p>
+    <w:p>
+      <w:pPr>
+        <w:spacing w:before="320" w:after="120"/>
+      </w:pPr>
+      <w:r>
+        <w:rPr>
           <w:b/>
-        </w:rPr>
-        <w:t>网络后端</w:t>
-      </w:r>
-      <w:r>
-        <w:rPr>
-          <w:rFonts w:ascii="Arial" w:eastAsia="等线" w:hAnsi="Arial" w:cs="Arial"/>
-        </w:rPr>
-        <w:t>分工协作模式，硬件</w:t>
-      </w:r>
-      <w:proofErr w:type="gramStart"/>
-      <w:r>
-        <w:rPr>
-          <w:rFonts w:ascii="Arial" w:eastAsia="等线" w:hAnsi="Arial" w:cs="Arial"/>
-        </w:rPr>
-        <w:t>端负责</w:t>
-      </w:r>
-      <w:proofErr w:type="gramEnd"/>
-      <w:r>
-        <w:rPr>
-          <w:rFonts w:ascii="Arial" w:eastAsia="等线" w:hAnsi="Arial" w:cs="Arial"/>
-        </w:rPr>
-        <w:t>本地数据采集、交互控制与设备联动，网络端负责数据处理、</w:t>
-      </w:r>
-      <w:r>
-        <w:rPr>
-          <w:rFonts w:ascii="Arial" w:eastAsia="等线" w:hAnsi="Arial" w:cs="Arial"/>
-        </w:rPr>
-        <w:t xml:space="preserve">AI </w:t>
-      </w:r>
-      <w:r>
-        <w:rPr>
-          <w:rFonts w:ascii="Arial" w:eastAsia="等线" w:hAnsi="Arial" w:cs="Arial"/>
-        </w:rPr>
-        <w:t>分析与远程管控，两大模块分工明确、无功能重叠，整体系统低成本、易落地、实用性强。</w:t>
-      </w:r>
-      <w:r>
-        <w:rPr>
-          <w:rFonts w:ascii="Arial" w:eastAsia="等线" w:hAnsi="Arial" w:cs="Arial"/>
-        </w:rPr>
-        <w:br/>
-      </w:r>
-      <w:r>
-        <w:rPr>
-          <w:rFonts w:ascii="Arial" w:eastAsia="等线" w:hAnsi="Arial" w:cs="Arial"/>
+          <w:color w:val="334055"/>
+          <w:sz w:val="28"/>
+        </w:rPr>
+        <w:t>8.2 页面加载动画方案</w:t>
+      </w:r>
+    </w:p>
+    <w:p>
+      <w:pPr>
+        <w:spacing w:after="40"/>
+        <w:ind w:left="454"/>
+      </w:pPr>
+      <w:r>
+        <w:rPr>
+          <w:sz w:val="21"/>
+        </w:rPr>
+        <w:t>• 主页面：左侧导航栏从左展开 → Logo/导航项/用户区依次淡入 → 顶部栏下落 → 内容区淡入上浮 → 卡片从下往上分批浮现</w:t>
+      </w:r>
+    </w:p>
+    <w:p>
+      <w:pPr>
+        <w:spacing w:after="40"/>
+        <w:ind w:left="454"/>
+      </w:pPr>
+      <w:r>
+        <w:rPr>
+          <w:sz w:val="21"/>
+        </w:rPr>
+        <w:t>• 页面切换：路由内容整体淡入 → 页面内块按顺序从下往上浮现，块间有轻微延迟</w:t>
+      </w:r>
+    </w:p>
+    <w:p>
+      <w:pPr>
+        <w:spacing w:after="40"/>
+        <w:ind w:left="454"/>
+      </w:pPr>
+      <w:r>
+        <w:rPr>
+          <w:sz w:val="21"/>
+        </w:rPr>
+        <w:t>• 数字孪生转场：设备卡片模型放大移动到屏幕中央 → 模型落位后 → 控制面板分块出现</w:t>
+      </w:r>
+    </w:p>
+    <w:p>
+      <w:pPr>
+        <w:spacing w:after="40"/>
+        <w:ind w:left="454"/>
+      </w:pPr>
+      <w:r>
+        <w:rPr>
+          <w:sz w:val="21"/>
+        </w:rPr>
+        <w:t>• 性能原则：主要使用transform+opacity，避免filter:blur()和layout重排，支持prefers-reduced-motion</w:t>
+      </w:r>
+    </w:p>
+    <w:p>
+      <w:pPr>
+        <w:spacing w:before="320" w:after="120"/>
+      </w:pPr>
+      <w:r>
+        <w:rPr>
           <w:b/>
-        </w:rPr>
-        <w:t>核心亮点：专属二次元虚拟</w:t>
-      </w:r>
-      <w:r>
-        <w:rPr>
-          <w:rFonts w:ascii="Arial" w:eastAsia="等线" w:hAnsi="Arial" w:cs="Arial"/>
-          <w:b/>
-        </w:rPr>
-        <w:t xml:space="preserve"> IP </w:t>
-      </w:r>
-      <w:r>
-        <w:rPr>
-          <w:rFonts w:ascii="Arial" w:eastAsia="等线" w:hAnsi="Arial" w:cs="Arial"/>
-          <w:b/>
-        </w:rPr>
-        <w:t>角色替代传统灯光告警，实现情感化、高辨识度、无干扰的智能状态表达，打造有温度的桌面智能伙伴。</w:t>
-      </w:r>
-    </w:p>
-    <w:p>
-      <w:pPr>
-        <w:pBdr>
-          <w:bottom w:val="single" w:sz="0" w:space="0" w:color="DEE0E3"/>
-          <w:between w:val="single" w:sz="0" w:space="0" w:color="DEE0E3"/>
-        </w:pBdr>
-        <w:spacing w:before="120" w:after="120" w:line="288" w:lineRule="auto"/>
-      </w:pPr>
-    </w:p>
-    <w:p>
-      <w:pPr>
-        <w:spacing w:before="320" w:after="120" w:line="288" w:lineRule="auto"/>
-        <w:outlineLvl w:val="1"/>
-      </w:pPr>
-      <w:bookmarkStart w:id="7" w:name="heading_7"/>
-      <w:r>
-        <w:rPr>
-          <w:rFonts w:ascii="Arial" w:eastAsia="等线" w:hAnsi="Arial" w:cs="Arial"/>
-          <w:b/>
-          <w:sz w:val="32"/>
-        </w:rPr>
-        <w:lastRenderedPageBreak/>
-        <w:t>二、整体系统架构</w:t>
-      </w:r>
-      <w:bookmarkEnd w:id="7"/>
-    </w:p>
-    <w:p>
-      <w:pPr>
-        <w:spacing w:before="120" w:after="120" w:line="288" w:lineRule="auto"/>
-      </w:pPr>
-      <w:r>
-        <w:rPr>
-          <w:rFonts w:ascii="Arial" w:eastAsia="等线" w:hAnsi="Arial" w:cs="Arial"/>
-        </w:rPr>
-        <w:t>系统采用</w:t>
-      </w:r>
-      <w:r>
-        <w:rPr>
-          <w:rFonts w:ascii="Arial" w:eastAsia="等线" w:hAnsi="Arial" w:cs="Arial"/>
-          <w:b/>
-        </w:rPr>
-        <w:t>分层架构</w:t>
-      </w:r>
-      <w:r>
-        <w:rPr>
-          <w:rFonts w:ascii="Arial" w:eastAsia="等线" w:hAnsi="Arial" w:cs="Arial"/>
-          <w:b/>
-        </w:rPr>
-        <w:t xml:space="preserve"> + </w:t>
-      </w:r>
-      <w:r>
-        <w:rPr>
-          <w:rFonts w:ascii="Arial" w:eastAsia="等线" w:hAnsi="Arial" w:cs="Arial"/>
-          <w:b/>
-        </w:rPr>
-        <w:t>高可用模块化设计</w:t>
-      </w:r>
-      <w:r>
-        <w:rPr>
-          <w:rFonts w:ascii="Arial" w:eastAsia="等线" w:hAnsi="Arial" w:cs="Arial"/>
-        </w:rPr>
-        <w:t>，划分为硬件感知控制层、网络传输层、后端服务层、应用交互层、安全加固层，实现数据闭环流转与双向指令控制，架构稳定、扩展性强、安全性高。</w:t>
-      </w:r>
-      <w:r>
-        <w:rPr>
-          <w:rFonts w:ascii="Arial" w:eastAsia="等线" w:hAnsi="Arial" w:cs="Arial"/>
-        </w:rPr>
-        <w:br/>
-      </w:r>
-      <w:r>
-        <w:rPr>
-          <w:rFonts w:ascii="Arial" w:eastAsia="等线" w:hAnsi="Arial" w:cs="Arial"/>
-        </w:rPr>
-        <w:t>系统支持一主多从分布式设备接入，预留桌面环境数字孪生扩展接口，</w:t>
-      </w:r>
-      <w:r>
-        <w:rPr>
-          <w:rFonts w:ascii="Arial" w:eastAsia="等线" w:hAnsi="Arial" w:cs="Arial"/>
-          <w:b/>
-        </w:rPr>
-        <w:t>全面采用虚拟</w:t>
-      </w:r>
-      <w:r>
-        <w:rPr>
-          <w:rFonts w:ascii="Arial" w:eastAsia="等线" w:hAnsi="Arial" w:cs="Arial"/>
-          <w:b/>
-        </w:rPr>
-        <w:t xml:space="preserve"> IP </w:t>
-      </w:r>
-      <w:r>
-        <w:rPr>
-          <w:rFonts w:ascii="Arial" w:eastAsia="等线" w:hAnsi="Arial" w:cs="Arial"/>
-          <w:b/>
-        </w:rPr>
-        <w:t>角色表情</w:t>
-      </w:r>
-      <w:r>
-        <w:rPr>
-          <w:rFonts w:ascii="Arial" w:eastAsia="等线" w:hAnsi="Arial" w:cs="Arial"/>
-          <w:b/>
-        </w:rPr>
-        <w:t xml:space="preserve"> / </w:t>
-      </w:r>
-      <w:r>
-        <w:rPr>
-          <w:rFonts w:ascii="Arial" w:eastAsia="等线" w:hAnsi="Arial" w:cs="Arial"/>
-          <w:b/>
-        </w:rPr>
-        <w:t>动作替代传统</w:t>
-      </w:r>
-      <w:r>
-        <w:rPr>
-          <w:rFonts w:ascii="Arial" w:eastAsia="等线" w:hAnsi="Arial" w:cs="Arial"/>
-          <w:b/>
-        </w:rPr>
-        <w:t xml:space="preserve"> LED </w:t>
-      </w:r>
-      <w:r>
-        <w:rPr>
-          <w:rFonts w:ascii="Arial" w:eastAsia="等线" w:hAnsi="Arial" w:cs="Arial"/>
-          <w:b/>
-        </w:rPr>
-        <w:t>灯珠</w:t>
-      </w:r>
-      <w:r>
-        <w:rPr>
-          <w:rFonts w:ascii="Arial" w:eastAsia="等线" w:hAnsi="Arial" w:cs="Arial"/>
-        </w:rPr>
-        <w:t>，实现环境数据与视觉效果实时联动，无额外硬件、展示更具科技感与情感温度。</w:t>
-      </w:r>
-    </w:p>
-    <w:p>
-      <w:pPr>
-        <w:numPr>
-          <w:ilvl w:val="0"/>
-          <w:numId w:val="1"/>
-        </w:numPr>
-        <w:spacing w:before="120" w:after="120" w:line="288" w:lineRule="auto"/>
-      </w:pPr>
-      <w:r>
-        <w:rPr>
-          <w:rFonts w:ascii="Arial" w:eastAsia="等线" w:hAnsi="Arial" w:cs="Arial"/>
-        </w:rPr>
-        <w:t>硬件感知控制层：核心控制单元、环境传感器、显示交互模块、</w:t>
-      </w:r>
-      <w:r>
-        <w:rPr>
-          <w:rFonts w:ascii="Arial" w:eastAsia="等线" w:hAnsi="Arial" w:cs="Arial"/>
-          <w:b/>
-        </w:rPr>
-        <w:t>虚拟</w:t>
-      </w:r>
-      <w:r>
-        <w:rPr>
-          <w:rFonts w:ascii="Arial" w:eastAsia="等线" w:hAnsi="Arial" w:cs="Arial"/>
-          <w:b/>
-        </w:rPr>
-        <w:t xml:space="preserve"> IP </w:t>
-      </w:r>
-      <w:r>
-        <w:rPr>
-          <w:rFonts w:ascii="Arial" w:eastAsia="等线" w:hAnsi="Arial" w:cs="Arial"/>
-          <w:b/>
-        </w:rPr>
-        <w:t>角色渲染</w:t>
-      </w:r>
-      <w:r>
-        <w:rPr>
-          <w:rFonts w:ascii="Arial" w:eastAsia="等线" w:hAnsi="Arial" w:cs="Arial"/>
-        </w:rPr>
-        <w:t>、音频模块、红外控制模块、</w:t>
-      </w:r>
-      <w:proofErr w:type="gramStart"/>
-      <w:r>
-        <w:rPr>
-          <w:rFonts w:ascii="Arial" w:eastAsia="等线" w:hAnsi="Arial" w:cs="Arial"/>
-        </w:rPr>
-        <w:t>蓝牙</w:t>
-      </w:r>
-      <w:proofErr w:type="gramEnd"/>
-      <w:r>
-        <w:rPr>
-          <w:rFonts w:ascii="Arial" w:eastAsia="等线" w:hAnsi="Arial" w:cs="Arial"/>
-        </w:rPr>
-        <w:t xml:space="preserve"> Mesh </w:t>
-      </w:r>
-      <w:r>
-        <w:rPr>
-          <w:rFonts w:ascii="Arial" w:eastAsia="等线" w:hAnsi="Arial" w:cs="Arial"/>
-        </w:rPr>
-        <w:t>设备控制模块</w:t>
-      </w:r>
-    </w:p>
-    <w:p>
-      <w:pPr>
-        <w:numPr>
-          <w:ilvl w:val="0"/>
-          <w:numId w:val="2"/>
-        </w:numPr>
-        <w:spacing w:before="120" w:after="120" w:line="288" w:lineRule="auto"/>
-      </w:pPr>
-      <w:r>
-        <w:rPr>
-          <w:rFonts w:ascii="Arial" w:eastAsia="等线" w:hAnsi="Arial" w:cs="Arial"/>
-        </w:rPr>
-        <w:t>网络传输层：</w:t>
-      </w:r>
-      <w:proofErr w:type="spellStart"/>
-      <w:r>
-        <w:rPr>
-          <w:rFonts w:ascii="Arial" w:eastAsia="等线" w:hAnsi="Arial" w:cs="Arial"/>
-        </w:rPr>
-        <w:t>WiFi</w:t>
-      </w:r>
-      <w:proofErr w:type="spellEnd"/>
-      <w:r>
-        <w:rPr>
-          <w:rFonts w:ascii="Arial" w:eastAsia="等线" w:hAnsi="Arial" w:cs="Arial"/>
-        </w:rPr>
-        <w:t xml:space="preserve"> </w:t>
-      </w:r>
-      <w:r>
-        <w:rPr>
-          <w:rFonts w:ascii="Arial" w:eastAsia="等线" w:hAnsi="Arial" w:cs="Arial"/>
-        </w:rPr>
-        <w:t>无线传输</w:t>
-      </w:r>
-      <w:r>
-        <w:rPr>
-          <w:rFonts w:ascii="Arial" w:eastAsia="等线" w:hAnsi="Arial" w:cs="Arial"/>
-        </w:rPr>
-        <w:t xml:space="preserve"> + MQTT over TLS </w:t>
-      </w:r>
-      <w:r>
-        <w:rPr>
-          <w:rFonts w:ascii="Arial" w:eastAsia="等线" w:hAnsi="Arial" w:cs="Arial"/>
-        </w:rPr>
-        <w:t>加密通道</w:t>
-      </w:r>
-      <w:r>
-        <w:rPr>
-          <w:rFonts w:ascii="Arial" w:eastAsia="等线" w:hAnsi="Arial" w:cs="Arial"/>
-        </w:rPr>
-        <w:t xml:space="preserve"> + HTTPS </w:t>
-      </w:r>
-      <w:r>
-        <w:rPr>
-          <w:rFonts w:ascii="Arial" w:eastAsia="等线" w:hAnsi="Arial" w:cs="Arial"/>
-        </w:rPr>
-        <w:t>接口</w:t>
-      </w:r>
-    </w:p>
-    <w:p>
-      <w:pPr>
-        <w:numPr>
-          <w:ilvl w:val="0"/>
-          <w:numId w:val="3"/>
-        </w:numPr>
-        <w:spacing w:before="120" w:after="120" w:line="288" w:lineRule="auto"/>
-      </w:pPr>
-      <w:r>
-        <w:rPr>
-          <w:rFonts w:ascii="Arial" w:eastAsia="等线" w:hAnsi="Arial" w:cs="Arial"/>
-        </w:rPr>
-        <w:t>后端服务层：数据存储、</w:t>
-      </w:r>
-      <w:r>
-        <w:rPr>
-          <w:rFonts w:ascii="Arial" w:eastAsia="等线" w:hAnsi="Arial" w:cs="Arial"/>
-        </w:rPr>
-        <w:t xml:space="preserve">AI </w:t>
-      </w:r>
-      <w:r>
-        <w:rPr>
-          <w:rFonts w:ascii="Arial" w:eastAsia="等线" w:hAnsi="Arial" w:cs="Arial"/>
-        </w:rPr>
-        <w:t>智能分析、气象对接、语音合成、业务逻辑处理</w:t>
-      </w:r>
-    </w:p>
-    <w:p>
-      <w:pPr>
-        <w:numPr>
-          <w:ilvl w:val="0"/>
-          <w:numId w:val="4"/>
-        </w:numPr>
-        <w:spacing w:before="120" w:after="120" w:line="288" w:lineRule="auto"/>
-      </w:pPr>
-      <w:r>
-        <w:rPr>
-          <w:rFonts w:ascii="Arial" w:eastAsia="等线" w:hAnsi="Arial" w:cs="Arial"/>
-        </w:rPr>
-        <w:t>应用交互层：本地触控交互、</w:t>
-      </w:r>
-      <w:r>
-        <w:rPr>
-          <w:rFonts w:ascii="Arial" w:eastAsia="等线" w:hAnsi="Arial" w:cs="Arial"/>
-          <w:b/>
-        </w:rPr>
-        <w:t>虚拟</w:t>
-      </w:r>
-      <w:r>
-        <w:rPr>
-          <w:rFonts w:ascii="Arial" w:eastAsia="等线" w:hAnsi="Arial" w:cs="Arial"/>
-          <w:b/>
-        </w:rPr>
-        <w:t xml:space="preserve"> IP </w:t>
-      </w:r>
-      <w:r>
-        <w:rPr>
-          <w:rFonts w:ascii="Arial" w:eastAsia="等线" w:hAnsi="Arial" w:cs="Arial"/>
-          <w:b/>
-        </w:rPr>
-        <w:t>角色交互</w:t>
-      </w:r>
-      <w:r>
-        <w:rPr>
-          <w:rFonts w:ascii="Arial" w:eastAsia="等线" w:hAnsi="Arial" w:cs="Arial"/>
-        </w:rPr>
-        <w:t>、后端网页管理平台</w:t>
-      </w:r>
-    </w:p>
-    <w:p>
-      <w:pPr>
-        <w:numPr>
-          <w:ilvl w:val="0"/>
-          <w:numId w:val="5"/>
-        </w:numPr>
-        <w:spacing w:before="120" w:after="120" w:line="288" w:lineRule="auto"/>
-      </w:pPr>
-      <w:r>
-        <w:rPr>
-          <w:rFonts w:ascii="Arial" w:eastAsia="等线" w:hAnsi="Arial" w:cs="Arial"/>
-        </w:rPr>
-        <w:t>安全加固层：设备唯一标识</w:t>
-      </w:r>
-      <w:r>
-        <w:rPr>
-          <w:rFonts w:ascii="Arial" w:eastAsia="等线" w:hAnsi="Arial" w:cs="Arial"/>
-        </w:rPr>
-        <w:t xml:space="preserve"> DID</w:t>
-      </w:r>
-      <w:r>
-        <w:rPr>
-          <w:rFonts w:ascii="Arial" w:eastAsia="等线" w:hAnsi="Arial" w:cs="Arial"/>
-        </w:rPr>
-        <w:t>、临时</w:t>
-      </w:r>
-      <w:r>
-        <w:rPr>
-          <w:rFonts w:ascii="Arial" w:eastAsia="等线" w:hAnsi="Arial" w:cs="Arial"/>
-        </w:rPr>
-        <w:t xml:space="preserve"> Token</w:t>
-      </w:r>
-      <w:r>
-        <w:rPr>
-          <w:rFonts w:ascii="Arial" w:eastAsia="等线" w:hAnsi="Arial" w:cs="Arial"/>
-        </w:rPr>
-        <w:t>、限流封禁、黑名单机制、硬件安全启动、</w:t>
-      </w:r>
-      <w:r>
-        <w:rPr>
-          <w:rFonts w:ascii="Arial" w:eastAsia="等线" w:hAnsi="Arial" w:cs="Arial"/>
-        </w:rPr>
-        <w:t xml:space="preserve">Flash </w:t>
-      </w:r>
-      <w:r>
-        <w:rPr>
-          <w:rFonts w:ascii="Arial" w:eastAsia="等线" w:hAnsi="Arial" w:cs="Arial"/>
-        </w:rPr>
-        <w:t>加密</w:t>
-      </w:r>
-    </w:p>
-    <w:p>
-      <w:pPr>
-        <w:pBdr>
-          <w:bottom w:val="single" w:sz="0" w:space="0" w:color="DEE0E3"/>
-          <w:between w:val="single" w:sz="0" w:space="0" w:color="DEE0E3"/>
-        </w:pBdr>
-        <w:spacing w:before="120" w:after="120" w:line="288" w:lineRule="auto"/>
-      </w:pPr>
-    </w:p>
-    <w:p>
-      <w:pPr>
-        <w:spacing w:before="320" w:after="120" w:line="288" w:lineRule="auto"/>
-        <w:outlineLvl w:val="1"/>
-      </w:pPr>
-      <w:bookmarkStart w:id="8" w:name="heading_8"/>
-      <w:r>
-        <w:rPr>
-          <w:rFonts w:ascii="Arial" w:eastAsia="等线" w:hAnsi="Arial" w:cs="Arial"/>
-          <w:b/>
-          <w:sz w:val="32"/>
-        </w:rPr>
-        <w:t>三、模块分工与功能明细（硬件端</w:t>
-      </w:r>
-      <w:r>
-        <w:rPr>
-          <w:rFonts w:ascii="Arial" w:eastAsia="等线" w:hAnsi="Arial" w:cs="Arial"/>
-          <w:b/>
-          <w:sz w:val="32"/>
-        </w:rPr>
-        <w:t xml:space="preserve"> + </w:t>
-      </w:r>
-      <w:r>
-        <w:rPr>
-          <w:rFonts w:ascii="Arial" w:eastAsia="等线" w:hAnsi="Arial" w:cs="Arial"/>
-          <w:b/>
-          <w:sz w:val="32"/>
-        </w:rPr>
-        <w:t>网络端）</w:t>
-      </w:r>
-      <w:bookmarkEnd w:id="8"/>
-    </w:p>
-    <w:p>
-      <w:pPr>
-        <w:spacing w:before="300" w:after="120" w:line="288" w:lineRule="auto"/>
-        <w:outlineLvl w:val="2"/>
-      </w:pPr>
-      <w:bookmarkStart w:id="9" w:name="heading_9"/>
-      <w:r>
-        <w:rPr>
-          <w:rFonts w:ascii="Arial" w:eastAsia="等线" w:hAnsi="Arial" w:cs="Arial"/>
-          <w:b/>
-          <w:sz w:val="30"/>
-        </w:rPr>
-        <w:t xml:space="preserve">3.1 </w:t>
-      </w:r>
-      <w:r>
-        <w:rPr>
-          <w:rFonts w:ascii="Arial" w:eastAsia="等线" w:hAnsi="Arial" w:cs="Arial"/>
-          <w:b/>
-          <w:sz w:val="30"/>
-        </w:rPr>
-        <w:t>硬件端</w:t>
-      </w:r>
-      <w:bookmarkEnd w:id="9"/>
-    </w:p>
-    <w:p>
-      <w:pPr>
-        <w:spacing w:before="120" w:after="120" w:line="288" w:lineRule="auto"/>
-      </w:pPr>
-      <w:r>
-        <w:rPr>
-          <w:rFonts w:ascii="Arial" w:eastAsia="等线" w:hAnsi="Arial" w:cs="Arial"/>
-        </w:rPr>
-        <w:t>硬件端以</w:t>
-      </w:r>
-      <w:r>
-        <w:rPr>
-          <w:rFonts w:ascii="Arial" w:eastAsia="等线" w:hAnsi="Arial" w:cs="Arial"/>
-        </w:rPr>
-        <w:t xml:space="preserve"> ESP32-S3 </w:t>
-      </w:r>
-      <w:r>
-        <w:rPr>
-          <w:rFonts w:ascii="Arial" w:eastAsia="等线" w:hAnsi="Arial" w:cs="Arial"/>
-        </w:rPr>
-        <w:t>为核心控制器，基于</w:t>
-      </w:r>
-      <w:r>
-        <w:rPr>
-          <w:rFonts w:ascii="Arial" w:eastAsia="等线" w:hAnsi="Arial" w:cs="Arial"/>
-        </w:rPr>
-        <w:t xml:space="preserve"> Arduino IDE </w:t>
-      </w:r>
-      <w:r>
-        <w:rPr>
-          <w:rFonts w:ascii="Arial" w:eastAsia="等线" w:hAnsi="Arial" w:cs="Arial"/>
-        </w:rPr>
-        <w:t>开发，搭载光照传感器、</w:t>
-      </w:r>
-      <w:r>
-        <w:rPr>
-          <w:rFonts w:ascii="Arial" w:eastAsia="等线" w:hAnsi="Arial" w:cs="Arial"/>
-        </w:rPr>
-        <w:t>ENS160+AHT21</w:t>
-      </w:r>
-      <w:r>
-        <w:rPr>
-          <w:rFonts w:ascii="Arial" w:eastAsia="等线" w:hAnsi="Arial" w:cs="Arial"/>
-        </w:rPr>
-        <w:t>、</w:t>
-      </w:r>
-      <w:r>
-        <w:rPr>
-          <w:rFonts w:ascii="Arial" w:eastAsia="等线" w:hAnsi="Arial" w:cs="Arial"/>
-        </w:rPr>
-        <w:t xml:space="preserve">2.4 </w:t>
-      </w:r>
-      <w:proofErr w:type="gramStart"/>
-      <w:r>
-        <w:rPr>
-          <w:rFonts w:ascii="Arial" w:eastAsia="等线" w:hAnsi="Arial" w:cs="Arial"/>
-        </w:rPr>
-        <w:t>寸触控</w:t>
-      </w:r>
-      <w:proofErr w:type="gramEnd"/>
-      <w:r>
-        <w:rPr>
-          <w:rFonts w:ascii="Arial" w:eastAsia="等线" w:hAnsi="Arial" w:cs="Arial"/>
-        </w:rPr>
-        <w:t xml:space="preserve"> TFT</w:t>
-      </w:r>
-      <w:r>
-        <w:rPr>
-          <w:rFonts w:ascii="Arial" w:eastAsia="等线" w:hAnsi="Arial" w:cs="Arial"/>
-        </w:rPr>
-        <w:t>、毫米波雷达、语音喇叭、红外收发模块、</w:t>
-      </w:r>
-      <w:proofErr w:type="spellStart"/>
-      <w:r>
-        <w:rPr>
-          <w:rFonts w:ascii="Arial" w:eastAsia="等线" w:hAnsi="Arial" w:cs="Arial"/>
-        </w:rPr>
-        <w:t>DFPlayer</w:t>
-      </w:r>
-      <w:proofErr w:type="spellEnd"/>
-      <w:r>
-        <w:rPr>
-          <w:rFonts w:ascii="Arial" w:eastAsia="等线" w:hAnsi="Arial" w:cs="Arial"/>
-        </w:rPr>
-        <w:t xml:space="preserve"> Mini</w:t>
-      </w:r>
-      <w:r>
-        <w:rPr>
-          <w:rFonts w:ascii="Arial" w:eastAsia="等线" w:hAnsi="Arial" w:cs="Arial"/>
-        </w:rPr>
-        <w:t>、</w:t>
-      </w:r>
-      <w:r>
-        <w:rPr>
-          <w:rFonts w:ascii="Arial" w:eastAsia="等线" w:hAnsi="Arial" w:cs="Arial"/>
-        </w:rPr>
-        <w:t xml:space="preserve">SD </w:t>
-      </w:r>
-      <w:r>
-        <w:rPr>
-          <w:rFonts w:ascii="Arial" w:eastAsia="等线" w:hAnsi="Arial" w:cs="Arial"/>
-        </w:rPr>
-        <w:t>卡模块，实现全</w:t>
-      </w:r>
-      <w:proofErr w:type="gramStart"/>
-      <w:r>
-        <w:rPr>
-          <w:rFonts w:ascii="Arial" w:eastAsia="等线" w:hAnsi="Arial" w:cs="Arial"/>
-        </w:rPr>
-        <w:t>流程本地</w:t>
-      </w:r>
-      <w:proofErr w:type="gramEnd"/>
-      <w:r>
-        <w:rPr>
-          <w:rFonts w:ascii="Arial" w:eastAsia="等线" w:hAnsi="Arial" w:cs="Arial"/>
-        </w:rPr>
-        <w:t>感知与执行控制。</w:t>
-      </w:r>
-    </w:p>
-    <w:p>
-      <w:pPr>
-        <w:spacing w:before="260" w:after="120" w:line="288" w:lineRule="auto"/>
-        <w:outlineLvl w:val="3"/>
-      </w:pPr>
-      <w:bookmarkStart w:id="10" w:name="heading_10"/>
-      <w:r>
-        <w:rPr>
-          <w:rFonts w:ascii="Arial" w:eastAsia="等线" w:hAnsi="Arial" w:cs="Arial"/>
-          <w:b/>
+          <w:color w:val="334055"/>
           <w:sz w:val="28"/>
         </w:rPr>
-        <w:t xml:space="preserve">3.1.1 </w:t>
-      </w:r>
-      <w:r>
-        <w:rPr>
-          <w:rFonts w:ascii="Arial" w:eastAsia="等线" w:hAnsi="Arial" w:cs="Arial"/>
-          <w:b/>
-          <w:sz w:val="28"/>
-        </w:rPr>
-        <w:t>环境数据采集</w:t>
-      </w:r>
-      <w:bookmarkEnd w:id="10"/>
-    </w:p>
-    <w:p>
-      <w:pPr>
-        <w:numPr>
-          <w:ilvl w:val="0"/>
-          <w:numId w:val="6"/>
-        </w:numPr>
-        <w:spacing w:before="120" w:after="120" w:line="288" w:lineRule="auto"/>
-      </w:pPr>
-      <w:r>
-        <w:rPr>
-          <w:rFonts w:ascii="Arial" w:eastAsia="等线" w:hAnsi="Arial" w:cs="Arial"/>
-        </w:rPr>
-        <w:t>实时采集温湿度、光照、</w:t>
-      </w:r>
-      <w:r>
-        <w:rPr>
-          <w:rFonts w:ascii="Arial" w:eastAsia="等线" w:hAnsi="Arial" w:cs="Arial"/>
-        </w:rPr>
-        <w:t>TVOC</w:t>
-      </w:r>
-      <w:r>
-        <w:rPr>
-          <w:rFonts w:ascii="Arial" w:eastAsia="等线" w:hAnsi="Arial" w:cs="Arial"/>
-        </w:rPr>
-        <w:t>、</w:t>
-      </w:r>
-      <w:proofErr w:type="spellStart"/>
-      <w:r>
-        <w:rPr>
-          <w:rFonts w:ascii="Arial" w:eastAsia="等线" w:hAnsi="Arial" w:cs="Arial"/>
-        </w:rPr>
-        <w:t>eCO</w:t>
-      </w:r>
-      <w:proofErr w:type="spellEnd"/>
-      <w:r>
-        <w:rPr>
-          <w:rFonts w:ascii="Arial" w:eastAsia="等线" w:hAnsi="Arial" w:cs="Arial"/>
-        </w:rPr>
-        <w:t>₂</w:t>
-      </w:r>
-      <w:r>
-        <w:rPr>
-          <w:rFonts w:ascii="Arial" w:eastAsia="等线" w:hAnsi="Arial" w:cs="Arial"/>
-        </w:rPr>
-        <w:t>、</w:t>
-      </w:r>
-      <w:r>
-        <w:rPr>
-          <w:rFonts w:ascii="Arial" w:eastAsia="等线" w:hAnsi="Arial" w:cs="Arial"/>
-        </w:rPr>
-        <w:t>AQI</w:t>
-      </w:r>
-      <w:r>
-        <w:rPr>
-          <w:rFonts w:ascii="Arial" w:eastAsia="等线" w:hAnsi="Arial" w:cs="Arial"/>
-        </w:rPr>
-        <w:t>、霉菌风险等多维</w:t>
-      </w:r>
-      <w:proofErr w:type="gramStart"/>
-      <w:r>
-        <w:rPr>
-          <w:rFonts w:ascii="Arial" w:eastAsia="等线" w:hAnsi="Arial" w:cs="Arial"/>
-        </w:rPr>
-        <w:t>度环境</w:t>
-      </w:r>
-      <w:proofErr w:type="gramEnd"/>
-      <w:r>
-        <w:rPr>
-          <w:rFonts w:ascii="Arial" w:eastAsia="等线" w:hAnsi="Arial" w:cs="Arial"/>
-        </w:rPr>
-        <w:t>数据</w:t>
-      </w:r>
-    </w:p>
-    <w:p>
-      <w:pPr>
-        <w:numPr>
-          <w:ilvl w:val="0"/>
-          <w:numId w:val="7"/>
-        </w:numPr>
-        <w:spacing w:before="120" w:after="120" w:line="288" w:lineRule="auto"/>
-      </w:pPr>
-      <w:r>
-        <w:rPr>
-          <w:rFonts w:ascii="Arial" w:eastAsia="等线" w:hAnsi="Arial" w:cs="Arial"/>
-        </w:rPr>
-        <w:t>传感器采用</w:t>
-      </w:r>
-      <w:r>
-        <w:rPr>
-          <w:rFonts w:ascii="Arial" w:eastAsia="等线" w:hAnsi="Arial" w:cs="Arial"/>
-          <w:b/>
-        </w:rPr>
-        <w:t>均值</w:t>
-      </w:r>
-      <w:r>
-        <w:rPr>
-          <w:rFonts w:ascii="Arial" w:eastAsia="等线" w:hAnsi="Arial" w:cs="Arial"/>
-          <w:b/>
-        </w:rPr>
-        <w:t xml:space="preserve"> + </w:t>
-      </w:r>
-      <w:r>
-        <w:rPr>
-          <w:rFonts w:ascii="Arial" w:eastAsia="等线" w:hAnsi="Arial" w:cs="Arial"/>
-          <w:b/>
-        </w:rPr>
-        <w:t>限幅滤波算法</w:t>
-      </w:r>
-      <w:r>
-        <w:rPr>
-          <w:rFonts w:ascii="Arial" w:eastAsia="等线" w:hAnsi="Arial" w:cs="Arial"/>
-        </w:rPr>
-        <w:t>，数据</w:t>
-      </w:r>
-      <w:proofErr w:type="gramStart"/>
-      <w:r>
-        <w:rPr>
-          <w:rFonts w:ascii="Arial" w:eastAsia="等线" w:hAnsi="Arial" w:cs="Arial"/>
-        </w:rPr>
-        <w:t>稳定无跳变</w:t>
-      </w:r>
-      <w:proofErr w:type="gramEnd"/>
-    </w:p>
-    <w:p>
-      <w:pPr>
-        <w:numPr>
-          <w:ilvl w:val="0"/>
-          <w:numId w:val="8"/>
-        </w:numPr>
-        <w:spacing w:before="120" w:after="120" w:line="288" w:lineRule="auto"/>
-      </w:pPr>
-      <w:r>
-        <w:rPr>
-          <w:rFonts w:ascii="Arial" w:eastAsia="等线" w:hAnsi="Arial" w:cs="Arial"/>
-        </w:rPr>
-        <w:t xml:space="preserve">ENS160 </w:t>
-      </w:r>
-      <w:r>
-        <w:rPr>
-          <w:rFonts w:ascii="Arial" w:eastAsia="等线" w:hAnsi="Arial" w:cs="Arial"/>
-        </w:rPr>
-        <w:t>上电自动预热</w:t>
-      </w:r>
-      <w:r>
-        <w:rPr>
-          <w:rFonts w:ascii="Arial" w:eastAsia="等线" w:hAnsi="Arial" w:cs="Arial"/>
-        </w:rPr>
-        <w:t xml:space="preserve"> 2-3 </w:t>
-      </w:r>
-      <w:r>
-        <w:rPr>
-          <w:rFonts w:ascii="Arial" w:eastAsia="等线" w:hAnsi="Arial" w:cs="Arial"/>
-        </w:rPr>
-        <w:t>分钟，保证数据精准可靠</w:t>
-      </w:r>
-    </w:p>
-    <w:p>
-      <w:pPr>
-        <w:spacing w:before="260" w:after="120" w:line="288" w:lineRule="auto"/>
-        <w:outlineLvl w:val="3"/>
-      </w:pPr>
-      <w:bookmarkStart w:id="11" w:name="heading_11"/>
-      <w:r>
-        <w:rPr>
-          <w:rFonts w:ascii="Arial" w:eastAsia="等线" w:hAnsi="Arial" w:cs="Arial"/>
-          <w:b/>
-          <w:sz w:val="28"/>
-        </w:rPr>
-        <w:t xml:space="preserve">3.1.2 </w:t>
-      </w:r>
-      <w:r>
-        <w:rPr>
-          <w:rFonts w:ascii="Arial" w:eastAsia="等线" w:hAnsi="Arial" w:cs="Arial"/>
-          <w:b/>
-          <w:sz w:val="28"/>
-        </w:rPr>
-        <w:t>本地显示与虚拟</w:t>
-      </w:r>
-      <w:r>
-        <w:rPr>
-          <w:rFonts w:ascii="Arial" w:eastAsia="等线" w:hAnsi="Arial" w:cs="Arial"/>
-          <w:b/>
-          <w:sz w:val="28"/>
-        </w:rPr>
-        <w:t xml:space="preserve"> IP </w:t>
-      </w:r>
-      <w:r>
-        <w:rPr>
-          <w:rFonts w:ascii="Arial" w:eastAsia="等线" w:hAnsi="Arial" w:cs="Arial"/>
-          <w:b/>
-          <w:sz w:val="28"/>
-        </w:rPr>
-        <w:t>角色交互（核心创新）</w:t>
-      </w:r>
-      <w:bookmarkEnd w:id="11"/>
-    </w:p>
-    <w:p>
-      <w:pPr>
-        <w:numPr>
-          <w:ilvl w:val="0"/>
-          <w:numId w:val="9"/>
-        </w:numPr>
-        <w:spacing w:before="120" w:after="120" w:line="288" w:lineRule="auto"/>
-      </w:pPr>
-      <w:r>
-        <w:rPr>
-          <w:rFonts w:ascii="Arial" w:eastAsia="等线" w:hAnsi="Arial" w:cs="Arial"/>
-        </w:rPr>
-        <w:t>搭载</w:t>
-      </w:r>
-      <w:r>
-        <w:rPr>
-          <w:rFonts w:ascii="Arial" w:eastAsia="等线" w:hAnsi="Arial" w:cs="Arial"/>
-        </w:rPr>
-        <w:t xml:space="preserve"> 2.4 </w:t>
-      </w:r>
-      <w:proofErr w:type="gramStart"/>
-      <w:r>
-        <w:rPr>
-          <w:rFonts w:ascii="Arial" w:eastAsia="等线" w:hAnsi="Arial" w:cs="Arial"/>
-        </w:rPr>
-        <w:t>寸触控</w:t>
-      </w:r>
-      <w:proofErr w:type="gramEnd"/>
-      <w:r>
-        <w:rPr>
-          <w:rFonts w:ascii="Arial" w:eastAsia="等线" w:hAnsi="Arial" w:cs="Arial"/>
-        </w:rPr>
-        <w:t xml:space="preserve"> TFT </w:t>
-      </w:r>
-      <w:r>
-        <w:rPr>
-          <w:rFonts w:ascii="Arial" w:eastAsia="等线" w:hAnsi="Arial" w:cs="Arial"/>
-        </w:rPr>
-        <w:t>显示屏，支持多页面展示</w:t>
-      </w:r>
-    </w:p>
-    <w:p>
-      <w:pPr>
-        <w:numPr>
-          <w:ilvl w:val="0"/>
-          <w:numId w:val="10"/>
-        </w:numPr>
-        <w:spacing w:before="120" w:after="120" w:line="288" w:lineRule="auto"/>
-      </w:pPr>
-      <w:r>
-        <w:rPr>
-          <w:rFonts w:ascii="Arial" w:eastAsia="等线" w:hAnsi="Arial" w:cs="Arial"/>
-        </w:rPr>
-        <w:t>显示内容：时间、温湿度、光照、空气质量、</w:t>
-      </w:r>
-      <w:r>
-        <w:rPr>
-          <w:rFonts w:ascii="Arial" w:eastAsia="等线" w:hAnsi="Arial" w:cs="Arial"/>
-        </w:rPr>
-        <w:t xml:space="preserve">AI </w:t>
-      </w:r>
-      <w:r>
-        <w:rPr>
-          <w:rFonts w:ascii="Arial" w:eastAsia="等线" w:hAnsi="Arial" w:cs="Arial"/>
-        </w:rPr>
-        <w:t>建议、设备状态、历史曲线</w:t>
-      </w:r>
-    </w:p>
-    <w:p>
-      <w:pPr>
-        <w:numPr>
-          <w:ilvl w:val="0"/>
-          <w:numId w:val="11"/>
-        </w:numPr>
-        <w:spacing w:before="120" w:after="120" w:line="288" w:lineRule="auto"/>
-      </w:pPr>
-      <w:r>
-        <w:rPr>
-          <w:rFonts w:ascii="Arial" w:eastAsia="等线" w:hAnsi="Arial" w:cs="Arial"/>
-          <w:b/>
-        </w:rPr>
-        <w:t>核心：二次元虚拟</w:t>
-      </w:r>
-      <w:r>
-        <w:rPr>
-          <w:rFonts w:ascii="Arial" w:eastAsia="等线" w:hAnsi="Arial" w:cs="Arial"/>
-          <w:b/>
-        </w:rPr>
-        <w:t xml:space="preserve"> IP </w:t>
-      </w:r>
-      <w:r>
-        <w:rPr>
-          <w:rFonts w:ascii="Arial" w:eastAsia="等线" w:hAnsi="Arial" w:cs="Arial"/>
-          <w:b/>
-        </w:rPr>
-        <w:t>角色全程常驻屏幕角落</w:t>
-      </w:r>
-      <w:r>
-        <w:rPr>
-          <w:rFonts w:ascii="Arial" w:eastAsia="等线" w:hAnsi="Arial" w:cs="Arial"/>
-        </w:rPr>
-        <w:t>，作为设备情感化交互核心</w:t>
-      </w:r>
-    </w:p>
-    <w:p>
-      <w:pPr>
-        <w:numPr>
-          <w:ilvl w:val="0"/>
-          <w:numId w:val="12"/>
-        </w:numPr>
-        <w:spacing w:before="120" w:after="120" w:line="288" w:lineRule="auto"/>
-      </w:pPr>
-      <w:r>
-        <w:rPr>
-          <w:rFonts w:ascii="Arial" w:eastAsia="等线" w:hAnsi="Arial" w:cs="Arial"/>
-        </w:rPr>
-        <w:t>环境状态通过角色表情</w:t>
-      </w:r>
-      <w:r>
-        <w:rPr>
-          <w:rFonts w:ascii="Arial" w:eastAsia="等线" w:hAnsi="Arial" w:cs="Arial"/>
-        </w:rPr>
-        <w:t xml:space="preserve"> / </w:t>
-      </w:r>
-      <w:r>
-        <w:rPr>
-          <w:rFonts w:ascii="Arial" w:eastAsia="等线" w:hAnsi="Arial" w:cs="Arial"/>
-        </w:rPr>
-        <w:t>动作直观表达，</w:t>
-      </w:r>
-      <w:r>
-        <w:rPr>
-          <w:rFonts w:ascii="Arial" w:eastAsia="等线" w:hAnsi="Arial" w:cs="Arial"/>
-          <w:b/>
-        </w:rPr>
-        <w:t>完全替代灯光告警</w:t>
-      </w:r>
-      <w:r>
-        <w:rPr>
-          <w:rFonts w:ascii="Arial" w:eastAsia="等线" w:hAnsi="Arial" w:cs="Arial"/>
-        </w:rPr>
-        <w:t>：</w:t>
-      </w:r>
-    </w:p>
-    <w:p>
-      <w:pPr>
-        <w:numPr>
-          <w:ilvl w:val="0"/>
-          <w:numId w:val="13"/>
-        </w:numPr>
-        <w:spacing w:before="120" w:after="120" w:line="288" w:lineRule="auto"/>
-        <w:ind w:left="453"/>
-      </w:pPr>
-      <w:r>
-        <w:rPr>
-          <w:rFonts w:ascii="Arial" w:eastAsia="等线" w:hAnsi="Arial" w:cs="Arial"/>
-        </w:rPr>
-        <w:lastRenderedPageBreak/>
-        <w:t xml:space="preserve">AQI </w:t>
-      </w:r>
-      <w:r>
-        <w:rPr>
-          <w:rFonts w:ascii="Arial" w:eastAsia="等线" w:hAnsi="Arial" w:cs="Arial"/>
-        </w:rPr>
-        <w:t>优良</w:t>
-      </w:r>
-      <w:r>
-        <w:rPr>
-          <w:rFonts w:ascii="Arial" w:eastAsia="等线" w:hAnsi="Arial" w:cs="Arial"/>
-        </w:rPr>
-        <w:t xml:space="preserve"> → </w:t>
-      </w:r>
-      <w:r>
-        <w:rPr>
-          <w:rFonts w:ascii="Arial" w:eastAsia="等线" w:hAnsi="Arial" w:cs="Arial"/>
-        </w:rPr>
-        <w:t>角色微笑放松</w:t>
-      </w:r>
-    </w:p>
-    <w:p>
-      <w:pPr>
-        <w:numPr>
-          <w:ilvl w:val="0"/>
-          <w:numId w:val="14"/>
-        </w:numPr>
-        <w:spacing w:before="120" w:after="120" w:line="288" w:lineRule="auto"/>
-        <w:ind w:left="453"/>
-      </w:pPr>
-      <w:r>
-        <w:rPr>
-          <w:rFonts w:ascii="Arial" w:eastAsia="等线" w:hAnsi="Arial" w:cs="Arial"/>
-        </w:rPr>
-        <w:t>轻度污染</w:t>
-      </w:r>
-      <w:r>
-        <w:rPr>
-          <w:rFonts w:ascii="Arial" w:eastAsia="等线" w:hAnsi="Arial" w:cs="Arial"/>
-        </w:rPr>
-        <w:t xml:space="preserve"> → </w:t>
-      </w:r>
-      <w:r>
-        <w:rPr>
-          <w:rFonts w:ascii="Arial" w:eastAsia="等线" w:hAnsi="Arial" w:cs="Arial"/>
-        </w:rPr>
-        <w:t>角色轻微担忧</w:t>
-      </w:r>
-    </w:p>
-    <w:p>
-      <w:pPr>
-        <w:numPr>
-          <w:ilvl w:val="0"/>
-          <w:numId w:val="15"/>
-        </w:numPr>
-        <w:spacing w:before="120" w:after="120" w:line="288" w:lineRule="auto"/>
-        <w:ind w:left="453"/>
-      </w:pPr>
-      <w:r>
-        <w:rPr>
-          <w:rFonts w:ascii="Arial" w:eastAsia="等线" w:hAnsi="Arial" w:cs="Arial"/>
-        </w:rPr>
-        <w:t>严重超标</w:t>
-      </w:r>
-      <w:r>
-        <w:rPr>
-          <w:rFonts w:ascii="Arial" w:eastAsia="等线" w:hAnsi="Arial" w:cs="Arial"/>
-        </w:rPr>
-        <w:t xml:space="preserve"> → </w:t>
-      </w:r>
-      <w:r>
-        <w:rPr>
-          <w:rFonts w:ascii="Arial" w:eastAsia="等线" w:hAnsi="Arial" w:cs="Arial"/>
-        </w:rPr>
-        <w:t>角色紧张警示</w:t>
-      </w:r>
-    </w:p>
-    <w:p>
-      <w:pPr>
-        <w:numPr>
-          <w:ilvl w:val="0"/>
-          <w:numId w:val="16"/>
-        </w:numPr>
-        <w:spacing w:before="120" w:after="120" w:line="288" w:lineRule="auto"/>
-        <w:ind w:left="453"/>
-      </w:pPr>
-      <w:r>
-        <w:rPr>
-          <w:rFonts w:ascii="Arial" w:eastAsia="等线" w:hAnsi="Arial" w:cs="Arial"/>
-        </w:rPr>
-        <w:t>专注模式</w:t>
-      </w:r>
-      <w:r>
-        <w:rPr>
-          <w:rFonts w:ascii="Arial" w:eastAsia="等线" w:hAnsi="Arial" w:cs="Arial"/>
-        </w:rPr>
-        <w:t xml:space="preserve"> → </w:t>
-      </w:r>
-      <w:r>
-        <w:rPr>
-          <w:rFonts w:ascii="Arial" w:eastAsia="等线" w:hAnsi="Arial" w:cs="Arial"/>
-        </w:rPr>
-        <w:t>角色安静陪伴</w:t>
-      </w:r>
-    </w:p>
-    <w:p>
-      <w:pPr>
-        <w:numPr>
-          <w:ilvl w:val="0"/>
-          <w:numId w:val="17"/>
-        </w:numPr>
-        <w:spacing w:before="120" w:after="120" w:line="288" w:lineRule="auto"/>
-        <w:ind w:left="453"/>
-      </w:pPr>
-      <w:r>
-        <w:rPr>
-          <w:rFonts w:ascii="Arial" w:eastAsia="等线" w:hAnsi="Arial" w:cs="Arial"/>
-        </w:rPr>
-        <w:t>任务完成</w:t>
-      </w:r>
-      <w:r>
-        <w:rPr>
-          <w:rFonts w:ascii="Arial" w:eastAsia="等线" w:hAnsi="Arial" w:cs="Arial"/>
-        </w:rPr>
-        <w:t xml:space="preserve"> / </w:t>
-      </w:r>
-      <w:r>
-        <w:rPr>
-          <w:rFonts w:ascii="Arial" w:eastAsia="等线" w:hAnsi="Arial" w:cs="Arial"/>
-        </w:rPr>
-        <w:t>环境恢复</w:t>
-      </w:r>
-      <w:r>
-        <w:rPr>
-          <w:rFonts w:ascii="Arial" w:eastAsia="等线" w:hAnsi="Arial" w:cs="Arial"/>
-        </w:rPr>
-        <w:t xml:space="preserve"> → </w:t>
-      </w:r>
-      <w:proofErr w:type="gramStart"/>
-      <w:r>
-        <w:rPr>
-          <w:rFonts w:ascii="Arial" w:eastAsia="等线" w:hAnsi="Arial" w:cs="Arial"/>
-        </w:rPr>
-        <w:t>角色点赞鼓励</w:t>
-      </w:r>
-      <w:proofErr w:type="gramEnd"/>
-    </w:p>
-    <w:p>
-      <w:pPr>
-        <w:numPr>
-          <w:ilvl w:val="0"/>
-          <w:numId w:val="18"/>
-        </w:numPr>
-        <w:spacing w:before="120" w:after="120" w:line="288" w:lineRule="auto"/>
-      </w:pPr>
-      <w:r>
-        <w:rPr>
-          <w:rFonts w:ascii="Arial" w:eastAsia="等线" w:hAnsi="Arial" w:cs="Arial"/>
-        </w:rPr>
-        <w:t>网络离线自动进入离线模式，继续显示本地数据</w:t>
-      </w:r>
-    </w:p>
-    <w:p>
-      <w:pPr>
-        <w:numPr>
-          <w:ilvl w:val="0"/>
-          <w:numId w:val="19"/>
-        </w:numPr>
-        <w:spacing w:before="120" w:after="120" w:line="288" w:lineRule="auto"/>
-      </w:pPr>
-      <w:r>
-        <w:rPr>
-          <w:rFonts w:ascii="Arial" w:eastAsia="等线" w:hAnsi="Arial" w:cs="Arial"/>
-        </w:rPr>
-        <w:t>支持手动切换与毫米波雷达自动进入专注模式</w:t>
-      </w:r>
-    </w:p>
-    <w:p>
-      <w:pPr>
-        <w:spacing w:before="260" w:after="120" w:line="288" w:lineRule="auto"/>
-        <w:outlineLvl w:val="3"/>
-      </w:pPr>
-      <w:bookmarkStart w:id="12" w:name="heading_12"/>
-      <w:r>
-        <w:rPr>
-          <w:rFonts w:ascii="Arial" w:eastAsia="等线" w:hAnsi="Arial" w:cs="Arial"/>
-          <w:b/>
-          <w:sz w:val="28"/>
-        </w:rPr>
-        <w:t xml:space="preserve">3.1.3 </w:t>
-      </w:r>
-      <w:r>
-        <w:rPr>
-          <w:rFonts w:ascii="Arial" w:eastAsia="等线" w:hAnsi="Arial" w:cs="Arial"/>
-          <w:b/>
-          <w:sz w:val="28"/>
-        </w:rPr>
-        <w:t>音频输出</w:t>
-      </w:r>
-      <w:bookmarkEnd w:id="12"/>
-    </w:p>
-    <w:p>
-      <w:pPr>
-        <w:numPr>
-          <w:ilvl w:val="0"/>
-          <w:numId w:val="20"/>
-        </w:numPr>
-        <w:spacing w:before="120" w:after="120" w:line="288" w:lineRule="auto"/>
-      </w:pPr>
-      <w:proofErr w:type="spellStart"/>
-      <w:r>
-        <w:rPr>
-          <w:rFonts w:ascii="Arial" w:eastAsia="等线" w:hAnsi="Arial" w:cs="Arial"/>
-        </w:rPr>
-        <w:t>DFPlayer</w:t>
-      </w:r>
-      <w:proofErr w:type="spellEnd"/>
-      <w:r>
-        <w:rPr>
-          <w:rFonts w:ascii="Arial" w:eastAsia="等线" w:hAnsi="Arial" w:cs="Arial"/>
-        </w:rPr>
-        <w:t xml:space="preserve"> Mini </w:t>
-      </w:r>
-      <w:r>
-        <w:rPr>
-          <w:rFonts w:ascii="Arial" w:eastAsia="等线" w:hAnsi="Arial" w:cs="Arial"/>
-        </w:rPr>
-        <w:t>本地语音播报，零延迟</w:t>
-      </w:r>
-    </w:p>
-    <w:p>
-      <w:pPr>
-        <w:numPr>
-          <w:ilvl w:val="0"/>
-          <w:numId w:val="21"/>
-        </w:numPr>
-        <w:spacing w:before="120" w:after="120" w:line="288" w:lineRule="auto"/>
-      </w:pPr>
-      <w:r>
-        <w:rPr>
-          <w:rFonts w:ascii="Arial" w:eastAsia="等线" w:hAnsi="Arial" w:cs="Arial"/>
-        </w:rPr>
-        <w:t>支持网络异常、环境告警、</w:t>
-      </w:r>
-      <w:r>
-        <w:rPr>
-          <w:rFonts w:ascii="Arial" w:eastAsia="等线" w:hAnsi="Arial" w:cs="Arial"/>
-        </w:rPr>
-        <w:t xml:space="preserve">AI </w:t>
-      </w:r>
-      <w:r>
-        <w:rPr>
-          <w:rFonts w:ascii="Arial" w:eastAsia="等线" w:hAnsi="Arial" w:cs="Arial"/>
-        </w:rPr>
-        <w:t>建议、模式切换播报</w:t>
-      </w:r>
-    </w:p>
-    <w:p>
-      <w:pPr>
-        <w:numPr>
-          <w:ilvl w:val="0"/>
-          <w:numId w:val="22"/>
-        </w:numPr>
-        <w:spacing w:before="120" w:after="120" w:line="288" w:lineRule="auto"/>
-      </w:pPr>
-      <w:proofErr w:type="gramStart"/>
-      <w:r>
-        <w:rPr>
-          <w:rFonts w:ascii="Arial" w:eastAsia="等线" w:hAnsi="Arial" w:cs="Arial"/>
-        </w:rPr>
-        <w:t>断网超</w:t>
-      </w:r>
-      <w:proofErr w:type="gramEnd"/>
-      <w:r>
-        <w:rPr>
-          <w:rFonts w:ascii="Arial" w:eastAsia="等线" w:hAnsi="Arial" w:cs="Arial"/>
-        </w:rPr>
-        <w:t xml:space="preserve"> 1 </w:t>
-      </w:r>
-      <w:r>
-        <w:rPr>
-          <w:rFonts w:ascii="Arial" w:eastAsia="等线" w:hAnsi="Arial" w:cs="Arial"/>
-        </w:rPr>
-        <w:t>分钟自动语音提醒</w:t>
-      </w:r>
-    </w:p>
-    <w:p>
-      <w:pPr>
-        <w:numPr>
-          <w:ilvl w:val="0"/>
-          <w:numId w:val="23"/>
-        </w:numPr>
-        <w:spacing w:before="120" w:after="120" w:line="288" w:lineRule="auto"/>
-      </w:pPr>
-      <w:r>
-        <w:rPr>
-          <w:rFonts w:ascii="Arial" w:eastAsia="等线" w:hAnsi="Arial" w:cs="Arial"/>
-        </w:rPr>
-        <w:t>播报频率可云端配置</w:t>
-      </w:r>
-    </w:p>
-    <w:p>
-      <w:pPr>
-        <w:spacing w:before="260" w:after="120" w:line="288" w:lineRule="auto"/>
-        <w:outlineLvl w:val="3"/>
-      </w:pPr>
-      <w:bookmarkStart w:id="13" w:name="heading_13"/>
-      <w:r>
-        <w:rPr>
-          <w:rFonts w:ascii="Arial" w:eastAsia="等线" w:hAnsi="Arial" w:cs="Arial"/>
-          <w:b/>
-          <w:sz w:val="28"/>
-        </w:rPr>
-        <w:t xml:space="preserve">3.1.4 </w:t>
-      </w:r>
-      <w:r>
-        <w:rPr>
-          <w:rFonts w:ascii="Arial" w:eastAsia="等线" w:hAnsi="Arial" w:cs="Arial"/>
-          <w:b/>
-          <w:sz w:val="28"/>
-        </w:rPr>
-        <w:t>专注模式智能联动（毫米波</w:t>
-      </w:r>
-      <w:r>
-        <w:rPr>
-          <w:rFonts w:ascii="Arial" w:eastAsia="等线" w:hAnsi="Arial" w:cs="Arial"/>
-          <w:b/>
-          <w:sz w:val="28"/>
-        </w:rPr>
-        <w:t xml:space="preserve"> + </w:t>
-      </w:r>
-      <w:proofErr w:type="gramStart"/>
-      <w:r>
-        <w:rPr>
-          <w:rFonts w:ascii="Arial" w:eastAsia="等线" w:hAnsi="Arial" w:cs="Arial"/>
-          <w:b/>
-          <w:sz w:val="28"/>
-        </w:rPr>
-        <w:t>蓝牙</w:t>
-      </w:r>
-      <w:proofErr w:type="gramEnd"/>
-      <w:r>
-        <w:rPr>
-          <w:rFonts w:ascii="Arial" w:eastAsia="等线" w:hAnsi="Arial" w:cs="Arial"/>
-          <w:b/>
-          <w:sz w:val="28"/>
-        </w:rPr>
-        <w:t xml:space="preserve"> Mesh</w:t>
-      </w:r>
-      <w:r>
-        <w:rPr>
-          <w:rFonts w:ascii="Arial" w:eastAsia="等线" w:hAnsi="Arial" w:cs="Arial"/>
-          <w:b/>
-          <w:sz w:val="28"/>
-        </w:rPr>
-        <w:t>）</w:t>
-      </w:r>
-      <w:bookmarkEnd w:id="13"/>
-    </w:p>
-    <w:p>
-      <w:pPr>
-        <w:numPr>
-          <w:ilvl w:val="0"/>
-          <w:numId w:val="24"/>
-        </w:numPr>
-        <w:spacing w:before="120" w:after="120" w:line="288" w:lineRule="auto"/>
-      </w:pPr>
-      <w:r>
-        <w:rPr>
-          <w:rFonts w:ascii="Arial" w:eastAsia="等线" w:hAnsi="Arial" w:cs="Arial"/>
-        </w:rPr>
-        <w:t>采用</w:t>
-      </w:r>
-      <w:r>
-        <w:rPr>
-          <w:rFonts w:ascii="Arial" w:eastAsia="等线" w:hAnsi="Arial" w:cs="Arial"/>
-        </w:rPr>
-        <w:t xml:space="preserve"> LD2410B </w:t>
-      </w:r>
-      <w:r>
-        <w:rPr>
-          <w:rFonts w:ascii="Arial" w:eastAsia="等线" w:hAnsi="Arial" w:cs="Arial"/>
-        </w:rPr>
-        <w:t>毫米波雷达，无感检测用户就座</w:t>
-      </w:r>
-      <w:r>
-        <w:rPr>
-          <w:rFonts w:ascii="Arial" w:eastAsia="等线" w:hAnsi="Arial" w:cs="Arial"/>
-        </w:rPr>
-        <w:t xml:space="preserve"> / </w:t>
-      </w:r>
-      <w:r>
-        <w:rPr>
-          <w:rFonts w:ascii="Arial" w:eastAsia="等线" w:hAnsi="Arial" w:cs="Arial"/>
-        </w:rPr>
-        <w:t>离开</w:t>
-      </w:r>
-    </w:p>
-    <w:p>
-      <w:pPr>
-        <w:numPr>
-          <w:ilvl w:val="0"/>
-          <w:numId w:val="25"/>
-        </w:numPr>
-        <w:spacing w:before="120" w:after="120" w:line="288" w:lineRule="auto"/>
-      </w:pPr>
-      <w:r>
-        <w:rPr>
-          <w:rFonts w:ascii="Arial" w:eastAsia="等线" w:hAnsi="Arial" w:cs="Arial"/>
-        </w:rPr>
-        <w:t>检测到人自动进入专注模式，</w:t>
-      </w:r>
-      <w:r>
-        <w:rPr>
-          <w:rFonts w:ascii="Arial" w:eastAsia="等线" w:hAnsi="Arial" w:cs="Arial"/>
-          <w:b/>
-        </w:rPr>
-        <w:t>角色切换为安静陪伴状态</w:t>
-      </w:r>
-    </w:p>
-    <w:p>
-      <w:pPr>
-        <w:numPr>
-          <w:ilvl w:val="0"/>
-          <w:numId w:val="26"/>
-        </w:numPr>
-        <w:spacing w:before="120" w:after="120" w:line="288" w:lineRule="auto"/>
-      </w:pPr>
-      <w:proofErr w:type="gramStart"/>
-      <w:r>
-        <w:rPr>
-          <w:rFonts w:ascii="Arial" w:eastAsia="等线" w:hAnsi="Arial" w:cs="Arial"/>
-        </w:rPr>
-        <w:t>通过蓝牙</w:t>
-      </w:r>
-      <w:proofErr w:type="gramEnd"/>
-      <w:r>
-        <w:rPr>
-          <w:rFonts w:ascii="Arial" w:eastAsia="等线" w:hAnsi="Arial" w:cs="Arial"/>
-        </w:rPr>
-        <w:t xml:space="preserve"> Mesh </w:t>
-      </w:r>
-      <w:r>
-        <w:rPr>
-          <w:rFonts w:ascii="Arial" w:eastAsia="等线" w:hAnsi="Arial" w:cs="Arial"/>
-        </w:rPr>
-        <w:t>直连智能台灯，自动切换</w:t>
-      </w:r>
-      <w:r>
-        <w:rPr>
-          <w:rFonts w:ascii="Arial" w:eastAsia="等线" w:hAnsi="Arial" w:cs="Arial"/>
-        </w:rPr>
-        <w:t xml:space="preserve"> 3000K </w:t>
-      </w:r>
-      <w:r>
-        <w:rPr>
-          <w:rFonts w:ascii="Arial" w:eastAsia="等线" w:hAnsi="Arial" w:cs="Arial"/>
-        </w:rPr>
-        <w:t>专注暖光</w:t>
-      </w:r>
-    </w:p>
-    <w:p>
-      <w:pPr>
-        <w:numPr>
-          <w:ilvl w:val="0"/>
-          <w:numId w:val="27"/>
-        </w:numPr>
-        <w:spacing w:before="120" w:after="120" w:line="288" w:lineRule="auto"/>
-      </w:pPr>
-      <w:r>
-        <w:rPr>
-          <w:rFonts w:ascii="Arial" w:eastAsia="等线" w:hAnsi="Arial" w:cs="Arial"/>
-        </w:rPr>
-        <w:t>用户离开超时自动退出专注模式，恢复灯光并展示专注报告</w:t>
-      </w:r>
-    </w:p>
-    <w:p>
-      <w:pPr>
-        <w:numPr>
-          <w:ilvl w:val="0"/>
-          <w:numId w:val="28"/>
-        </w:numPr>
-        <w:spacing w:before="120" w:after="120" w:line="288" w:lineRule="auto"/>
-      </w:pPr>
-      <w:r>
-        <w:rPr>
-          <w:rFonts w:ascii="Arial" w:eastAsia="等线" w:hAnsi="Arial" w:cs="Arial"/>
-        </w:rPr>
-        <w:t>零网关、直连控制，体现完整</w:t>
-      </w:r>
-      <w:r>
-        <w:rPr>
-          <w:rFonts w:ascii="Arial" w:eastAsia="等线" w:hAnsi="Arial" w:cs="Arial"/>
-          <w:b/>
-        </w:rPr>
-        <w:t>感知</w:t>
-      </w:r>
-      <w:r>
-        <w:rPr>
-          <w:rFonts w:ascii="Arial" w:eastAsia="等线" w:hAnsi="Arial" w:cs="Arial"/>
-          <w:b/>
-        </w:rPr>
-        <w:t xml:space="preserve"> - </w:t>
-      </w:r>
-      <w:r>
-        <w:rPr>
-          <w:rFonts w:ascii="Arial" w:eastAsia="等线" w:hAnsi="Arial" w:cs="Arial"/>
-          <w:b/>
-        </w:rPr>
-        <w:t>决策</w:t>
-      </w:r>
-      <w:r>
-        <w:rPr>
-          <w:rFonts w:ascii="Arial" w:eastAsia="等线" w:hAnsi="Arial" w:cs="Arial"/>
-          <w:b/>
-        </w:rPr>
-        <w:t xml:space="preserve"> - </w:t>
-      </w:r>
-      <w:r>
-        <w:rPr>
-          <w:rFonts w:ascii="Arial" w:eastAsia="等线" w:hAnsi="Arial" w:cs="Arial"/>
-          <w:b/>
-        </w:rPr>
-        <w:t>执行</w:t>
-      </w:r>
-      <w:r>
-        <w:rPr>
-          <w:rFonts w:ascii="Arial" w:eastAsia="等线" w:hAnsi="Arial" w:cs="Arial"/>
-        </w:rPr>
-        <w:t>闭环</w:t>
-      </w:r>
-    </w:p>
-    <w:p>
-      <w:pPr>
-        <w:spacing w:before="260" w:after="120" w:line="288" w:lineRule="auto"/>
-        <w:outlineLvl w:val="3"/>
-      </w:pPr>
-      <w:bookmarkStart w:id="14" w:name="heading_14"/>
-      <w:r>
-        <w:rPr>
-          <w:rFonts w:ascii="Arial" w:eastAsia="等线" w:hAnsi="Arial" w:cs="Arial"/>
-          <w:b/>
-          <w:sz w:val="28"/>
-        </w:rPr>
-        <w:t xml:space="preserve">3.1.5 </w:t>
-      </w:r>
-      <w:r>
-        <w:rPr>
-          <w:rFonts w:ascii="Arial" w:eastAsia="等线" w:hAnsi="Arial" w:cs="Arial"/>
-          <w:b/>
-          <w:sz w:val="28"/>
-        </w:rPr>
-        <w:t>红外家电控制</w:t>
-      </w:r>
-      <w:bookmarkEnd w:id="14"/>
-    </w:p>
-    <w:p>
-      <w:pPr>
-        <w:numPr>
-          <w:ilvl w:val="0"/>
-          <w:numId w:val="29"/>
-        </w:numPr>
-        <w:spacing w:before="120" w:after="120" w:line="288" w:lineRule="auto"/>
-      </w:pPr>
-      <w:r>
-        <w:rPr>
-          <w:rFonts w:ascii="Arial" w:eastAsia="等线" w:hAnsi="Arial" w:cs="Arial"/>
-        </w:rPr>
-        <w:t>红外收发模块支持空调等家电自动</w:t>
-      </w:r>
-      <w:r>
-        <w:rPr>
-          <w:rFonts w:ascii="Arial" w:eastAsia="等线" w:hAnsi="Arial" w:cs="Arial"/>
-        </w:rPr>
-        <w:t xml:space="preserve"> / </w:t>
-      </w:r>
-      <w:r>
-        <w:rPr>
-          <w:rFonts w:ascii="Arial" w:eastAsia="等线" w:hAnsi="Arial" w:cs="Arial"/>
-        </w:rPr>
-        <w:t>远程控制</w:t>
-      </w:r>
-    </w:p>
-    <w:p>
-      <w:pPr>
-        <w:numPr>
-          <w:ilvl w:val="0"/>
-          <w:numId w:val="30"/>
-        </w:numPr>
-        <w:spacing w:before="120" w:after="120" w:line="288" w:lineRule="auto"/>
-      </w:pPr>
-      <w:r>
-        <w:rPr>
-          <w:rFonts w:ascii="Arial" w:eastAsia="等线" w:hAnsi="Arial" w:cs="Arial"/>
-        </w:rPr>
-        <w:t>支持红外学习、指令本地存储、应答信号检测</w:t>
-      </w:r>
-    </w:p>
-    <w:p>
-      <w:pPr>
-        <w:numPr>
-          <w:ilvl w:val="0"/>
-          <w:numId w:val="31"/>
-        </w:numPr>
-        <w:spacing w:before="120" w:after="120" w:line="288" w:lineRule="auto"/>
-      </w:pPr>
-      <w:r>
-        <w:rPr>
-          <w:rFonts w:ascii="Arial" w:eastAsia="等线" w:hAnsi="Arial" w:cs="Arial"/>
-        </w:rPr>
-        <w:t>根据温湿度阈值自动调控空调，形成闭环控制</w:t>
-      </w:r>
-    </w:p>
-    <w:p>
-      <w:pPr>
-        <w:spacing w:before="260" w:after="120" w:line="288" w:lineRule="auto"/>
-        <w:outlineLvl w:val="3"/>
-      </w:pPr>
-      <w:bookmarkStart w:id="15" w:name="heading_15"/>
-      <w:r>
-        <w:rPr>
-          <w:rFonts w:ascii="Arial" w:eastAsia="等线" w:hAnsi="Arial" w:cs="Arial"/>
-          <w:b/>
-          <w:sz w:val="28"/>
-        </w:rPr>
-        <w:t xml:space="preserve">3.1.6 </w:t>
-      </w:r>
-      <w:r>
-        <w:rPr>
-          <w:rFonts w:ascii="Arial" w:eastAsia="等线" w:hAnsi="Arial" w:cs="Arial"/>
-          <w:b/>
-          <w:sz w:val="28"/>
-        </w:rPr>
-        <w:t>系统调度与低功耗</w:t>
-      </w:r>
-      <w:bookmarkEnd w:id="15"/>
-    </w:p>
-    <w:p>
-      <w:pPr>
-        <w:numPr>
-          <w:ilvl w:val="0"/>
-          <w:numId w:val="32"/>
-        </w:numPr>
-        <w:spacing w:before="120" w:after="120" w:line="288" w:lineRule="auto"/>
-      </w:pPr>
-      <w:r>
-        <w:rPr>
-          <w:rFonts w:ascii="Arial" w:eastAsia="等线" w:hAnsi="Arial" w:cs="Arial"/>
-        </w:rPr>
-        <w:t>支持定时任务、夜间低功耗模式</w:t>
-      </w:r>
-    </w:p>
-    <w:p>
-      <w:pPr>
-        <w:numPr>
-          <w:ilvl w:val="0"/>
-          <w:numId w:val="33"/>
-        </w:numPr>
-        <w:spacing w:before="120" w:after="120" w:line="288" w:lineRule="auto"/>
-      </w:pPr>
-      <w:r>
-        <w:rPr>
-          <w:rFonts w:ascii="Arial" w:eastAsia="等线" w:hAnsi="Arial" w:cs="Arial"/>
-        </w:rPr>
-        <w:t>屏幕亮度根据环境光自动调节</w:t>
-      </w:r>
-    </w:p>
-    <w:p>
-      <w:pPr>
-        <w:numPr>
-          <w:ilvl w:val="0"/>
-          <w:numId w:val="34"/>
-        </w:numPr>
-        <w:spacing w:before="120" w:after="120" w:line="288" w:lineRule="auto"/>
-      </w:pPr>
-      <w:r>
-        <w:rPr>
-          <w:rFonts w:ascii="Arial" w:eastAsia="等线" w:hAnsi="Arial" w:cs="Arial"/>
-        </w:rPr>
-        <w:t>毫米波人体存在检测实现智能待机</w:t>
-      </w:r>
-    </w:p>
-    <w:p>
-      <w:pPr>
-        <w:numPr>
-          <w:ilvl w:val="0"/>
-          <w:numId w:val="35"/>
-        </w:numPr>
-        <w:spacing w:before="120" w:after="120" w:line="288" w:lineRule="auto"/>
-      </w:pPr>
-      <w:r>
-        <w:rPr>
-          <w:rFonts w:ascii="Arial" w:eastAsia="等线" w:hAnsi="Arial" w:cs="Arial"/>
-        </w:rPr>
-        <w:lastRenderedPageBreak/>
-        <w:t>非阻塞多任务架构，所有模块异步运行</w:t>
-      </w:r>
-    </w:p>
-    <w:p>
-      <w:pPr>
-        <w:spacing w:before="260" w:after="120" w:line="288" w:lineRule="auto"/>
-        <w:outlineLvl w:val="3"/>
-      </w:pPr>
-      <w:bookmarkStart w:id="16" w:name="heading_16"/>
-      <w:r>
-        <w:rPr>
-          <w:rFonts w:ascii="Arial" w:eastAsia="等线" w:hAnsi="Arial" w:cs="Arial"/>
-          <w:b/>
-          <w:sz w:val="28"/>
-        </w:rPr>
-        <w:t xml:space="preserve">3.1.7 </w:t>
-      </w:r>
-      <w:r>
-        <w:rPr>
-          <w:rFonts w:ascii="Arial" w:eastAsia="等线" w:hAnsi="Arial" w:cs="Arial"/>
-          <w:b/>
-          <w:sz w:val="28"/>
-        </w:rPr>
-        <w:t>数据通信</w:t>
-      </w:r>
-      <w:bookmarkEnd w:id="16"/>
-    </w:p>
-    <w:p>
-      <w:pPr>
-        <w:numPr>
-          <w:ilvl w:val="0"/>
-          <w:numId w:val="36"/>
-        </w:numPr>
-        <w:spacing w:before="120" w:after="120" w:line="288" w:lineRule="auto"/>
-      </w:pPr>
-      <w:proofErr w:type="spellStart"/>
-      <w:r>
-        <w:rPr>
-          <w:rFonts w:ascii="Arial" w:eastAsia="等线" w:hAnsi="Arial" w:cs="Arial"/>
-        </w:rPr>
-        <w:t>WiFi</w:t>
-      </w:r>
-      <w:proofErr w:type="spellEnd"/>
-      <w:r>
-        <w:rPr>
-          <w:rFonts w:ascii="Arial" w:eastAsia="等线" w:hAnsi="Arial" w:cs="Arial"/>
-        </w:rPr>
-        <w:t xml:space="preserve"> </w:t>
-      </w:r>
-      <w:r>
-        <w:rPr>
-          <w:rFonts w:ascii="Arial" w:eastAsia="等线" w:hAnsi="Arial" w:cs="Arial"/>
-        </w:rPr>
-        <w:t>稳定连接，断网自动重连，不阻塞本地功能</w:t>
-      </w:r>
-    </w:p>
-    <w:p>
-      <w:pPr>
-        <w:numPr>
-          <w:ilvl w:val="0"/>
-          <w:numId w:val="37"/>
-        </w:numPr>
-        <w:spacing w:before="120" w:after="120" w:line="288" w:lineRule="auto"/>
-      </w:pPr>
-      <w:r>
-        <w:rPr>
-          <w:rFonts w:ascii="Arial" w:eastAsia="等线" w:hAnsi="Arial" w:cs="Arial"/>
-        </w:rPr>
-        <w:t>环境数据实时上传云端，接收云端指令</w:t>
-      </w:r>
-    </w:p>
-    <w:p>
-      <w:pPr>
-        <w:numPr>
-          <w:ilvl w:val="0"/>
-          <w:numId w:val="38"/>
-        </w:numPr>
-        <w:spacing w:before="120" w:after="120" w:line="288" w:lineRule="auto"/>
-      </w:pPr>
-      <w:r>
-        <w:rPr>
-          <w:rFonts w:ascii="Arial" w:eastAsia="等线" w:hAnsi="Arial" w:cs="Arial"/>
-        </w:rPr>
-        <w:t>异常事件主动上报，</w:t>
-      </w:r>
-      <w:proofErr w:type="gramStart"/>
-      <w:r>
-        <w:rPr>
-          <w:rFonts w:ascii="Arial" w:eastAsia="等线" w:hAnsi="Arial" w:cs="Arial"/>
-        </w:rPr>
-        <w:t>触发微信告警</w:t>
-      </w:r>
-      <w:proofErr w:type="gramEnd"/>
-    </w:p>
-    <w:p>
-      <w:pPr>
-        <w:numPr>
-          <w:ilvl w:val="0"/>
-          <w:numId w:val="39"/>
-        </w:numPr>
-        <w:spacing w:before="120" w:after="120" w:line="288" w:lineRule="auto"/>
-      </w:pPr>
-      <w:r>
-        <w:rPr>
-          <w:rFonts w:ascii="Arial" w:eastAsia="等线" w:hAnsi="Arial" w:cs="Arial"/>
-        </w:rPr>
-        <w:t xml:space="preserve">SD </w:t>
-      </w:r>
-      <w:r>
-        <w:rPr>
-          <w:rFonts w:ascii="Arial" w:eastAsia="等线" w:hAnsi="Arial" w:cs="Arial"/>
-        </w:rPr>
-        <w:t>卡本地存储历史数据与运行日志，掉电不丢失</w:t>
-      </w:r>
-    </w:p>
-    <w:p>
-      <w:pPr>
-        <w:numPr>
-          <w:ilvl w:val="0"/>
-          <w:numId w:val="40"/>
-        </w:numPr>
-        <w:spacing w:before="120" w:after="120" w:line="288" w:lineRule="auto"/>
-      </w:pPr>
-      <w:r>
-        <w:rPr>
-          <w:rFonts w:ascii="Arial" w:eastAsia="等线" w:hAnsi="Arial" w:cs="Arial"/>
-        </w:rPr>
-        <w:t>支持一主多从分布式架构，云端统一管理</w:t>
-      </w:r>
-    </w:p>
-    <w:p>
-      <w:pPr>
-        <w:spacing w:before="260" w:after="120" w:line="288" w:lineRule="auto"/>
-        <w:outlineLvl w:val="3"/>
-      </w:pPr>
-      <w:bookmarkStart w:id="17" w:name="heading_17"/>
-      <w:r>
-        <w:rPr>
-          <w:rFonts w:ascii="Arial" w:eastAsia="等线" w:hAnsi="Arial" w:cs="Arial"/>
-          <w:b/>
-          <w:sz w:val="28"/>
-        </w:rPr>
-        <w:t xml:space="preserve">3.1.8 </w:t>
-      </w:r>
-      <w:r>
-        <w:rPr>
-          <w:rFonts w:ascii="Arial" w:eastAsia="等线" w:hAnsi="Arial" w:cs="Arial"/>
-          <w:b/>
-          <w:sz w:val="28"/>
-        </w:rPr>
-        <w:t>硬件端模块化代码框架</w:t>
-      </w:r>
-      <w:bookmarkEnd w:id="17"/>
-    </w:p>
-    <w:p>
-      <w:pPr>
-        <w:spacing w:before="120" w:after="120" w:line="288" w:lineRule="auto"/>
-      </w:pPr>
-      <w:r>
-        <w:rPr>
-          <w:rFonts w:ascii="Arial" w:eastAsia="等线" w:hAnsi="Arial" w:cs="Arial"/>
-        </w:rPr>
-        <w:t>采用</w:t>
-      </w:r>
-      <w:r>
-        <w:rPr>
-          <w:rFonts w:ascii="Arial" w:eastAsia="等线" w:hAnsi="Arial" w:cs="Arial"/>
-          <w:b/>
-        </w:rPr>
-        <w:t>全局数据池</w:t>
-      </w:r>
-      <w:r>
-        <w:rPr>
-          <w:rFonts w:ascii="Arial" w:eastAsia="等线" w:hAnsi="Arial" w:cs="Arial"/>
-          <w:b/>
-        </w:rPr>
-        <w:t xml:space="preserve"> + </w:t>
-      </w:r>
-      <w:r>
-        <w:rPr>
-          <w:rFonts w:ascii="Arial" w:eastAsia="等线" w:hAnsi="Arial" w:cs="Arial"/>
-          <w:b/>
-        </w:rPr>
-        <w:t>模块化架构</w:t>
-      </w:r>
-      <w:r>
-        <w:rPr>
-          <w:rFonts w:ascii="Arial" w:eastAsia="等线" w:hAnsi="Arial" w:cs="Arial"/>
-        </w:rPr>
-        <w:t>，高内聚低耦合：</w:t>
-      </w:r>
-    </w:p>
-    <w:p>
-      <w:pPr>
-        <w:numPr>
-          <w:ilvl w:val="0"/>
-          <w:numId w:val="41"/>
-        </w:numPr>
-        <w:spacing w:before="120" w:after="120" w:line="288" w:lineRule="auto"/>
-      </w:pPr>
-      <w:proofErr w:type="spellStart"/>
-      <w:r>
-        <w:rPr>
-          <w:rFonts w:ascii="Arial" w:eastAsia="等线" w:hAnsi="Arial" w:cs="Arial"/>
-        </w:rPr>
-        <w:t>DataPool</w:t>
-      </w:r>
-      <w:proofErr w:type="spellEnd"/>
-      <w:r>
-        <w:rPr>
-          <w:rFonts w:ascii="Arial" w:eastAsia="等线" w:hAnsi="Arial" w:cs="Arial"/>
-        </w:rPr>
-        <w:t>：统一管理传感器、设备状态、</w:t>
-      </w:r>
-      <w:proofErr w:type="spellStart"/>
-      <w:r>
-        <w:rPr>
-          <w:rFonts w:ascii="Arial" w:eastAsia="等线" w:hAnsi="Arial" w:cs="Arial"/>
-        </w:rPr>
-        <w:t>WiFi</w:t>
-      </w:r>
-      <w:proofErr w:type="spellEnd"/>
-      <w:r>
-        <w:rPr>
-          <w:rFonts w:ascii="Arial" w:eastAsia="等线" w:hAnsi="Arial" w:cs="Arial"/>
-        </w:rPr>
-        <w:t>、</w:t>
-      </w:r>
-      <w:r>
-        <w:rPr>
-          <w:rFonts w:ascii="Arial" w:eastAsia="等线" w:hAnsi="Arial" w:cs="Arial"/>
-          <w:b/>
-        </w:rPr>
-        <w:t>图片资源、角色状态</w:t>
-      </w:r>
-    </w:p>
-    <w:p>
-      <w:pPr>
-        <w:numPr>
-          <w:ilvl w:val="0"/>
-          <w:numId w:val="42"/>
-        </w:numPr>
-        <w:spacing w:before="120" w:after="120" w:line="288" w:lineRule="auto"/>
-      </w:pPr>
-      <w:r>
-        <w:rPr>
-          <w:rFonts w:ascii="Arial" w:eastAsia="等线" w:hAnsi="Arial" w:cs="Arial"/>
-        </w:rPr>
-        <w:t>模块：</w:t>
-      </w:r>
-      <w:r>
-        <w:rPr>
-          <w:rFonts w:ascii="Arial" w:eastAsia="等线" w:hAnsi="Arial" w:cs="Arial"/>
-        </w:rPr>
-        <w:t>sensor /screen/</w:t>
-      </w:r>
-      <w:proofErr w:type="spellStart"/>
-      <w:r>
-        <w:rPr>
-          <w:rFonts w:ascii="Arial" w:eastAsia="等线" w:hAnsi="Arial" w:cs="Arial"/>
-        </w:rPr>
-        <w:t>wifi</w:t>
-      </w:r>
-      <w:proofErr w:type="spellEnd"/>
-      <w:r>
-        <w:rPr>
-          <w:rFonts w:ascii="Arial" w:eastAsia="等线" w:hAnsi="Arial" w:cs="Arial"/>
-        </w:rPr>
-        <w:t xml:space="preserve"> /</w:t>
-      </w:r>
-      <w:proofErr w:type="spellStart"/>
-      <w:r>
-        <w:rPr>
-          <w:rFonts w:ascii="Arial" w:eastAsia="等线" w:hAnsi="Arial" w:cs="Arial"/>
-        </w:rPr>
-        <w:t>mqtt</w:t>
-      </w:r>
-      <w:proofErr w:type="spellEnd"/>
-      <w:r>
-        <w:rPr>
-          <w:rFonts w:ascii="Arial" w:eastAsia="等线" w:hAnsi="Arial" w:cs="Arial"/>
-        </w:rPr>
-        <w:t>/speaker /</w:t>
-      </w:r>
-      <w:proofErr w:type="spellStart"/>
-      <w:r>
-        <w:rPr>
-          <w:rFonts w:ascii="Arial" w:eastAsia="等线" w:hAnsi="Arial" w:cs="Arial"/>
-        </w:rPr>
-        <w:t>dfplayer</w:t>
-      </w:r>
-      <w:proofErr w:type="spellEnd"/>
-      <w:r>
-        <w:rPr>
-          <w:rFonts w:ascii="Arial" w:eastAsia="等线" w:hAnsi="Arial" w:cs="Arial"/>
-        </w:rPr>
-        <w:t>/</w:t>
-      </w:r>
-      <w:proofErr w:type="spellStart"/>
-      <w:r>
-        <w:rPr>
-          <w:rFonts w:ascii="Arial" w:eastAsia="等线" w:hAnsi="Arial" w:cs="Arial"/>
-        </w:rPr>
-        <w:t>sdcard</w:t>
-      </w:r>
-      <w:proofErr w:type="spellEnd"/>
-      <w:r>
-        <w:rPr>
-          <w:rFonts w:ascii="Arial" w:eastAsia="等线" w:hAnsi="Arial" w:cs="Arial"/>
-        </w:rPr>
-        <w:t xml:space="preserve"> /command</w:t>
-      </w:r>
-    </w:p>
-    <w:p>
-      <w:pPr>
-        <w:numPr>
-          <w:ilvl w:val="0"/>
-          <w:numId w:val="43"/>
-        </w:numPr>
-        <w:spacing w:before="120" w:after="120" w:line="288" w:lineRule="auto"/>
-      </w:pPr>
-      <w:r>
-        <w:rPr>
-          <w:rFonts w:ascii="Arial" w:eastAsia="等线" w:hAnsi="Arial" w:cs="Arial"/>
-        </w:rPr>
-        <w:t>所有模块围绕数据池运行，不直接相互调用，架构清晰易维护</w:t>
-      </w:r>
-    </w:p>
-    <w:p>
-      <w:pPr>
-        <w:spacing w:before="260" w:after="120" w:line="288" w:lineRule="auto"/>
-        <w:outlineLvl w:val="3"/>
-      </w:pPr>
-      <w:bookmarkStart w:id="18" w:name="heading_18"/>
-      <w:r>
-        <w:rPr>
-          <w:rFonts w:ascii="Arial" w:eastAsia="等线" w:hAnsi="Arial" w:cs="Arial"/>
-          <w:b/>
-          <w:sz w:val="28"/>
-        </w:rPr>
-        <w:t xml:space="preserve">3.1.9 </w:t>
-      </w:r>
-      <w:r>
-        <w:rPr>
-          <w:rFonts w:ascii="Arial" w:eastAsia="等线" w:hAnsi="Arial" w:cs="Arial"/>
-          <w:b/>
-          <w:sz w:val="28"/>
-        </w:rPr>
-        <w:t>非阻塞异步联网架构</w:t>
-      </w:r>
-      <w:bookmarkEnd w:id="18"/>
-    </w:p>
-    <w:p>
-      <w:pPr>
-        <w:numPr>
-          <w:ilvl w:val="0"/>
-          <w:numId w:val="44"/>
-        </w:numPr>
-        <w:spacing w:before="120" w:after="120" w:line="288" w:lineRule="auto"/>
-      </w:pPr>
-      <w:r>
-        <w:rPr>
-          <w:rFonts w:ascii="Arial" w:eastAsia="等线" w:hAnsi="Arial" w:cs="Arial"/>
-        </w:rPr>
-        <w:t>联网</w:t>
-      </w:r>
-      <w:r>
-        <w:rPr>
-          <w:rFonts w:ascii="Arial" w:eastAsia="等线" w:hAnsi="Arial" w:cs="Arial"/>
-        </w:rPr>
-        <w:t xml:space="preserve"> / </w:t>
-      </w:r>
-      <w:r>
-        <w:rPr>
-          <w:rFonts w:ascii="Arial" w:eastAsia="等线" w:hAnsi="Arial" w:cs="Arial"/>
-        </w:rPr>
-        <w:t>重连完全非阻塞，不影响屏幕、传感器、音频运行</w:t>
-      </w:r>
-    </w:p>
-    <w:p>
-      <w:pPr>
-        <w:numPr>
-          <w:ilvl w:val="0"/>
-          <w:numId w:val="45"/>
-        </w:numPr>
-        <w:spacing w:before="120" w:after="120" w:line="288" w:lineRule="auto"/>
-      </w:pPr>
-      <w:r>
-        <w:rPr>
-          <w:rFonts w:ascii="Arial" w:eastAsia="等线" w:hAnsi="Arial" w:cs="Arial"/>
-        </w:rPr>
-        <w:t>断网自动进入离线模式，重连自动恢复上传</w:t>
-      </w:r>
-    </w:p>
-    <w:p>
-      <w:pPr>
-        <w:numPr>
-          <w:ilvl w:val="0"/>
-          <w:numId w:val="46"/>
-        </w:numPr>
-        <w:spacing w:before="120" w:after="120" w:line="288" w:lineRule="auto"/>
-      </w:pPr>
-      <w:r>
-        <w:rPr>
-          <w:rFonts w:ascii="Arial" w:eastAsia="等线" w:hAnsi="Arial" w:cs="Arial"/>
-        </w:rPr>
-        <w:t>本地功能不受网络状态影响，</w:t>
-      </w:r>
-      <w:r>
-        <w:rPr>
-          <w:rFonts w:ascii="Arial" w:eastAsia="等线" w:hAnsi="Arial" w:cs="Arial"/>
-        </w:rPr>
-        <w:t xml:space="preserve">7×24 </w:t>
-      </w:r>
-      <w:r>
-        <w:rPr>
-          <w:rFonts w:ascii="Arial" w:eastAsia="等线" w:hAnsi="Arial" w:cs="Arial"/>
-        </w:rPr>
-        <w:t>小时稳定运行</w:t>
-      </w:r>
-    </w:p>
-    <w:p>
-      <w:pPr>
-        <w:spacing w:before="260" w:after="120" w:line="288" w:lineRule="auto"/>
-        <w:outlineLvl w:val="3"/>
-      </w:pPr>
-      <w:bookmarkStart w:id="19" w:name="heading_19"/>
-      <w:r>
-        <w:rPr>
-          <w:rFonts w:ascii="Arial" w:eastAsia="等线" w:hAnsi="Arial" w:cs="Arial"/>
-          <w:b/>
-          <w:sz w:val="28"/>
-        </w:rPr>
-        <w:t xml:space="preserve">3.1.10 </w:t>
-      </w:r>
-      <w:r>
-        <w:rPr>
-          <w:rFonts w:ascii="Arial" w:eastAsia="等线" w:hAnsi="Arial" w:cs="Arial"/>
-          <w:b/>
-          <w:sz w:val="28"/>
-        </w:rPr>
-        <w:t>硬件安全机制</w:t>
-      </w:r>
-      <w:bookmarkEnd w:id="19"/>
-    </w:p>
-    <w:p>
-      <w:pPr>
-        <w:numPr>
-          <w:ilvl w:val="0"/>
-          <w:numId w:val="47"/>
-        </w:numPr>
-        <w:spacing w:before="120" w:after="120" w:line="288" w:lineRule="auto"/>
-      </w:pPr>
-      <w:r>
-        <w:rPr>
-          <w:rFonts w:ascii="Arial" w:eastAsia="等线" w:hAnsi="Arial" w:cs="Arial"/>
-        </w:rPr>
-        <w:t>安全启动：仅运行合法签名固件</w:t>
-      </w:r>
-    </w:p>
-    <w:p>
-      <w:pPr>
-        <w:numPr>
-          <w:ilvl w:val="0"/>
-          <w:numId w:val="48"/>
-        </w:numPr>
-        <w:spacing w:before="120" w:after="120" w:line="288" w:lineRule="auto"/>
-      </w:pPr>
-      <w:r>
-        <w:rPr>
-          <w:rFonts w:ascii="Arial" w:eastAsia="等线" w:hAnsi="Arial" w:cs="Arial"/>
-        </w:rPr>
-        <w:t xml:space="preserve">Flash </w:t>
-      </w:r>
-      <w:r>
-        <w:rPr>
-          <w:rFonts w:ascii="Arial" w:eastAsia="等线" w:hAnsi="Arial" w:cs="Arial"/>
-        </w:rPr>
-        <w:t>加密：</w:t>
-      </w:r>
-      <w:r>
-        <w:rPr>
-          <w:rFonts w:ascii="Arial" w:eastAsia="等线" w:hAnsi="Arial" w:cs="Arial"/>
-        </w:rPr>
-        <w:t>DID</w:t>
-      </w:r>
-      <w:r>
-        <w:rPr>
-          <w:rFonts w:ascii="Arial" w:eastAsia="等线" w:hAnsi="Arial" w:cs="Arial"/>
-        </w:rPr>
-        <w:t>、</w:t>
-      </w:r>
-      <w:r>
-        <w:rPr>
-          <w:rFonts w:ascii="Arial" w:eastAsia="等线" w:hAnsi="Arial" w:cs="Arial"/>
-        </w:rPr>
-        <w:t>Token</w:t>
-      </w:r>
-      <w:r>
-        <w:rPr>
-          <w:rFonts w:ascii="Arial" w:eastAsia="等线" w:hAnsi="Arial" w:cs="Arial"/>
-        </w:rPr>
-        <w:t>、日志全部加密存储</w:t>
-      </w:r>
-    </w:p>
-    <w:p>
-      <w:pPr>
-        <w:numPr>
-          <w:ilvl w:val="0"/>
-          <w:numId w:val="49"/>
-        </w:numPr>
-        <w:spacing w:before="120" w:after="120" w:line="288" w:lineRule="auto"/>
-      </w:pPr>
-      <w:r>
-        <w:rPr>
-          <w:rFonts w:ascii="Arial" w:eastAsia="等线" w:hAnsi="Arial" w:cs="Arial"/>
-        </w:rPr>
-        <w:t>唯一设备标识</w:t>
-      </w:r>
-      <w:r>
-        <w:rPr>
-          <w:rFonts w:ascii="Arial" w:eastAsia="等线" w:hAnsi="Arial" w:cs="Arial"/>
-        </w:rPr>
-        <w:t xml:space="preserve"> DID + </w:t>
-      </w:r>
-      <w:r>
-        <w:rPr>
-          <w:rFonts w:ascii="Arial" w:eastAsia="等线" w:hAnsi="Arial" w:cs="Arial"/>
-        </w:rPr>
-        <w:t>临时</w:t>
-      </w:r>
-      <w:r>
-        <w:rPr>
-          <w:rFonts w:ascii="Arial" w:eastAsia="等线" w:hAnsi="Arial" w:cs="Arial"/>
-        </w:rPr>
-        <w:t xml:space="preserve"> Token </w:t>
-      </w:r>
-      <w:r>
-        <w:rPr>
-          <w:rFonts w:ascii="Arial" w:eastAsia="等线" w:hAnsi="Arial" w:cs="Arial"/>
-        </w:rPr>
-        <w:t>双重鉴权</w:t>
-      </w:r>
-    </w:p>
-    <w:p>
-      <w:pPr>
-        <w:numPr>
-          <w:ilvl w:val="0"/>
-          <w:numId w:val="50"/>
-        </w:numPr>
-        <w:spacing w:before="120" w:after="120" w:line="288" w:lineRule="auto"/>
-      </w:pPr>
-      <w:r>
-        <w:rPr>
-          <w:rFonts w:ascii="Arial" w:eastAsia="等线" w:hAnsi="Arial" w:cs="Arial"/>
-        </w:rPr>
-        <w:t>防破解、防篡改、防身份伪造</w:t>
-      </w:r>
-    </w:p>
-    <w:p>
-      <w:pPr>
-        <w:spacing w:before="260" w:after="120" w:line="288" w:lineRule="auto"/>
-        <w:outlineLvl w:val="3"/>
-      </w:pPr>
-      <w:bookmarkStart w:id="20" w:name="heading_20"/>
-      <w:r>
-        <w:rPr>
-          <w:rFonts w:ascii="Arial" w:eastAsia="等线" w:hAnsi="Arial" w:cs="Arial"/>
-          <w:b/>
-          <w:sz w:val="28"/>
-        </w:rPr>
-        <w:t xml:space="preserve">3.1.11 </w:t>
-      </w:r>
-      <w:r>
-        <w:rPr>
-          <w:rFonts w:ascii="Arial" w:eastAsia="等线" w:hAnsi="Arial" w:cs="Arial"/>
-          <w:b/>
-          <w:sz w:val="28"/>
-        </w:rPr>
-        <w:t>算法模块</w:t>
-      </w:r>
-      <w:bookmarkEnd w:id="20"/>
-    </w:p>
-    <w:p>
-      <w:pPr>
-        <w:numPr>
-          <w:ilvl w:val="0"/>
-          <w:numId w:val="51"/>
-        </w:numPr>
-        <w:spacing w:before="120" w:after="120" w:line="288" w:lineRule="auto"/>
-      </w:pPr>
-      <w:r>
-        <w:rPr>
-          <w:rFonts w:ascii="Arial" w:eastAsia="等线" w:hAnsi="Arial" w:cs="Arial"/>
-        </w:rPr>
-        <w:t>传感器数据滤波算法</w:t>
-      </w:r>
-    </w:p>
-    <w:p>
-      <w:pPr>
-        <w:numPr>
-          <w:ilvl w:val="0"/>
-          <w:numId w:val="52"/>
-        </w:numPr>
-        <w:spacing w:before="120" w:after="120" w:line="288" w:lineRule="auto"/>
-      </w:pPr>
-      <w:r>
-        <w:rPr>
-          <w:rFonts w:ascii="Arial" w:eastAsia="等线" w:hAnsi="Arial" w:cs="Arial"/>
-        </w:rPr>
-        <w:t>人体舒适度评估算法</w:t>
-      </w:r>
-    </w:p>
-    <w:p>
-      <w:pPr>
-        <w:numPr>
-          <w:ilvl w:val="0"/>
-          <w:numId w:val="53"/>
-        </w:numPr>
-        <w:spacing w:before="120" w:after="120" w:line="288" w:lineRule="auto"/>
-      </w:pPr>
-      <w:r>
-        <w:rPr>
-          <w:rFonts w:ascii="Arial" w:eastAsia="等线" w:hAnsi="Arial" w:cs="Arial"/>
-        </w:rPr>
-        <w:t>故障检测与隔离算法</w:t>
-      </w:r>
-    </w:p>
-    <w:p>
-      <w:pPr>
-        <w:numPr>
-          <w:ilvl w:val="0"/>
-          <w:numId w:val="54"/>
-        </w:numPr>
-        <w:spacing w:before="120" w:after="120" w:line="288" w:lineRule="auto"/>
-      </w:pPr>
-      <w:r>
-        <w:rPr>
-          <w:rFonts w:ascii="Arial" w:eastAsia="等线" w:hAnsi="Arial" w:cs="Arial"/>
-        </w:rPr>
-        <w:t>屏幕亮度自适应算法</w:t>
-      </w:r>
-    </w:p>
-    <w:p>
-      <w:pPr>
-        <w:numPr>
-          <w:ilvl w:val="0"/>
-          <w:numId w:val="55"/>
-        </w:numPr>
-        <w:spacing w:before="120" w:after="120" w:line="288" w:lineRule="auto"/>
-      </w:pPr>
-      <w:r>
-        <w:rPr>
-          <w:rFonts w:ascii="Arial" w:eastAsia="等线" w:hAnsi="Arial" w:cs="Arial"/>
-        </w:rPr>
-        <w:t>毫米波人体存在</w:t>
-      </w:r>
-      <w:r>
-        <w:rPr>
-          <w:rFonts w:ascii="Arial" w:eastAsia="等线" w:hAnsi="Arial" w:cs="Arial"/>
-        </w:rPr>
-        <w:t xml:space="preserve"> + </w:t>
-      </w:r>
-      <w:r>
-        <w:rPr>
-          <w:rFonts w:ascii="Arial" w:eastAsia="等线" w:hAnsi="Arial" w:cs="Arial"/>
-        </w:rPr>
-        <w:t>专注模式决策算法</w:t>
-      </w:r>
-    </w:p>
-    <w:p>
-      <w:pPr>
-        <w:numPr>
-          <w:ilvl w:val="0"/>
-          <w:numId w:val="56"/>
-        </w:numPr>
-        <w:spacing w:before="120" w:after="120" w:line="288" w:lineRule="auto"/>
-      </w:pPr>
-      <w:r>
-        <w:rPr>
-          <w:rFonts w:ascii="Arial" w:eastAsia="等线" w:hAnsi="Arial" w:cs="Arial"/>
-          <w:b/>
-        </w:rPr>
-        <w:lastRenderedPageBreak/>
-        <w:t>虚拟</w:t>
-      </w:r>
-      <w:r>
-        <w:rPr>
-          <w:rFonts w:ascii="Arial" w:eastAsia="等线" w:hAnsi="Arial" w:cs="Arial"/>
-          <w:b/>
-        </w:rPr>
-        <w:t xml:space="preserve"> IP </w:t>
-      </w:r>
-      <w:r>
-        <w:rPr>
-          <w:rFonts w:ascii="Arial" w:eastAsia="等线" w:hAnsi="Arial" w:cs="Arial"/>
-          <w:b/>
-        </w:rPr>
-        <w:t>角色状态联动算法</w:t>
-      </w:r>
-      <w:r>
-        <w:rPr>
-          <w:rFonts w:ascii="Arial" w:eastAsia="等线" w:hAnsi="Arial" w:cs="Arial"/>
-        </w:rPr>
-        <w:t>（根据</w:t>
-      </w:r>
-      <w:r>
-        <w:rPr>
-          <w:rFonts w:ascii="Arial" w:eastAsia="等线" w:hAnsi="Arial" w:cs="Arial"/>
-        </w:rPr>
-        <w:t xml:space="preserve"> AQI/</w:t>
-      </w:r>
-      <w:proofErr w:type="spellStart"/>
-      <w:r>
-        <w:rPr>
-          <w:rFonts w:ascii="Arial" w:eastAsia="等线" w:hAnsi="Arial" w:cs="Arial"/>
-        </w:rPr>
-        <w:t>eCO</w:t>
-      </w:r>
-      <w:proofErr w:type="spellEnd"/>
-      <w:r>
-        <w:rPr>
-          <w:rFonts w:ascii="Arial" w:eastAsia="等线" w:hAnsi="Arial" w:cs="Arial"/>
-        </w:rPr>
-        <w:t xml:space="preserve">₂/ </w:t>
-      </w:r>
-      <w:r>
-        <w:rPr>
-          <w:rFonts w:ascii="Arial" w:eastAsia="等线" w:hAnsi="Arial" w:cs="Arial"/>
-        </w:rPr>
-        <w:t>温湿度自动切换表情）</w:t>
-      </w:r>
-    </w:p>
-    <w:p>
-      <w:pPr>
-        <w:spacing w:before="260" w:after="120" w:line="288" w:lineRule="auto"/>
-        <w:outlineLvl w:val="3"/>
-        <w:rPr>
-          <w:rFonts w:ascii="Arial" w:eastAsia="等线" w:hAnsi="Arial" w:cs="Arial"/>
-          <w:b/>
-          <w:sz w:val="28"/>
-        </w:rPr>
-      </w:pPr>
-      <w:r>
-        <w:rPr>
-          <w:rFonts w:ascii="Arial" w:eastAsia="等线" w:hAnsi="Arial" w:cs="Arial"/>
-          <w:b/>
-          <w:sz w:val="28"/>
-        </w:rPr>
-        <w:t xml:space="preserve">3.1.12 </w:t>
-      </w:r>
-      <w:r>
-        <w:rPr>
-          <w:rFonts w:ascii="Arial" w:eastAsia="等线" w:hAnsi="Arial" w:cs="Arial"/>
-          <w:b/>
-          <w:sz w:val="28"/>
-        </w:rPr>
-        <w:t>双核硬件级远程安全锁（独家安全创新）</w:t>
-      </w:r>
-    </w:p>
-    <w:p>
-      <w:pPr>
-        <w:numPr>
-          <w:ilvl w:val="0"/>
-          <w:numId w:val="80"/>
-        </w:numPr>
-        <w:pBdr>
-          <w:bottom w:val="single" w:sz="0" w:space="0" w:color="DEE0E3"/>
-          <w:between w:val="single" w:sz="0" w:space="0" w:color="DEE0E3"/>
-        </w:pBdr>
-        <w:spacing w:before="120" w:after="120" w:line="288" w:lineRule="auto"/>
-      </w:pPr>
-      <w:r>
-        <w:rPr>
-          <w:b/>
-          <w:bCs/>
-        </w:rPr>
-        <w:t>基于 ESP32</w:t>
-      </w:r>
-      <w:r>
-        <w:rPr>
-          <w:b/>
-          <w:bCs/>
-        </w:rPr>
-        <w:noBreakHyphen/>
-        <w:t>S3 双核架构实现</w:t>
-      </w:r>
-      <w:r>
-        <w:t xml:space="preserve">：核心 0 跑业务，核心 1 </w:t>
-      </w:r>
-      <w:proofErr w:type="gramStart"/>
-      <w:r>
-        <w:t>跑安全</w:t>
-      </w:r>
-      <w:proofErr w:type="gramEnd"/>
-      <w:r>
-        <w:t>锁，真正硬件隔离</w:t>
-      </w:r>
-    </w:p>
-    <w:p>
-      <w:pPr>
-        <w:numPr>
-          <w:ilvl w:val="0"/>
-          <w:numId w:val="80"/>
-        </w:numPr>
-        <w:pBdr>
-          <w:bottom w:val="single" w:sz="0" w:space="0" w:color="DEE0E3"/>
-          <w:between w:val="single" w:sz="0" w:space="0" w:color="DEE0E3"/>
-        </w:pBdr>
-        <w:spacing w:before="120" w:after="120" w:line="288" w:lineRule="auto"/>
-      </w:pPr>
-      <w:r>
-        <w:rPr>
-          <w:b/>
-          <w:bCs/>
-        </w:rPr>
-        <w:t>网页端远程一键锁定 / 解锁</w:t>
-      </w:r>
-      <w:r>
-        <w:t>，设备立即锁屏，禁止任何本地操作</w:t>
-      </w:r>
-    </w:p>
-    <w:p>
-      <w:pPr>
-        <w:numPr>
-          <w:ilvl w:val="0"/>
-          <w:numId w:val="80"/>
-        </w:numPr>
-        <w:pBdr>
-          <w:bottom w:val="single" w:sz="0" w:space="0" w:color="DEE0E3"/>
-          <w:between w:val="single" w:sz="0" w:space="0" w:color="DEE0E3"/>
-        </w:pBdr>
-        <w:spacing w:before="120" w:after="120" w:line="288" w:lineRule="auto"/>
-      </w:pPr>
-      <w:r>
-        <w:t>锁定后：</w:t>
-      </w:r>
-    </w:p>
-    <w:p>
-      <w:pPr>
-        <w:numPr>
-          <w:ilvl w:val="1"/>
-          <w:numId w:val="80"/>
-        </w:numPr>
-        <w:pBdr>
-          <w:bottom w:val="single" w:sz="0" w:space="0" w:color="DEE0E3"/>
-          <w:between w:val="single" w:sz="0" w:space="0" w:color="DEE0E3"/>
-        </w:pBdr>
-        <w:spacing w:before="120" w:after="120" w:line="288" w:lineRule="auto"/>
-      </w:pPr>
-      <w:r>
-        <w:t>屏幕黑屏 / 显示锁定界面</w:t>
-      </w:r>
-    </w:p>
-    <w:p>
-      <w:pPr>
-        <w:numPr>
-          <w:ilvl w:val="1"/>
-          <w:numId w:val="80"/>
-        </w:numPr>
-        <w:pBdr>
-          <w:bottom w:val="single" w:sz="0" w:space="0" w:color="DEE0E3"/>
-          <w:between w:val="single" w:sz="0" w:space="0" w:color="DEE0E3"/>
-        </w:pBdr>
-        <w:spacing w:before="120" w:after="120" w:line="288" w:lineRule="auto"/>
-      </w:pPr>
-      <w:r>
-        <w:t>触控失效</w:t>
-      </w:r>
-    </w:p>
-    <w:p>
-      <w:pPr>
-        <w:numPr>
-          <w:ilvl w:val="1"/>
-          <w:numId w:val="80"/>
-        </w:numPr>
-        <w:pBdr>
-          <w:bottom w:val="single" w:sz="0" w:space="0" w:color="DEE0E3"/>
-          <w:between w:val="single" w:sz="0" w:space="0" w:color="DEE0E3"/>
-        </w:pBdr>
-        <w:spacing w:before="120" w:after="120" w:line="288" w:lineRule="auto"/>
-      </w:pPr>
-      <w:r>
-        <w:t>传感器停止上报</w:t>
-      </w:r>
-    </w:p>
-    <w:p>
-      <w:pPr>
-        <w:numPr>
-          <w:ilvl w:val="1"/>
-          <w:numId w:val="80"/>
-        </w:numPr>
-        <w:pBdr>
-          <w:bottom w:val="single" w:sz="0" w:space="0" w:color="DEE0E3"/>
-          <w:between w:val="single" w:sz="0" w:space="0" w:color="DEE0E3"/>
-        </w:pBdr>
-        <w:spacing w:before="120" w:after="120" w:line="288" w:lineRule="auto"/>
-      </w:pPr>
-      <w:r>
-        <w:t>语音禁止播报</w:t>
-      </w:r>
-    </w:p>
-    <w:p>
-      <w:pPr>
-        <w:numPr>
-          <w:ilvl w:val="1"/>
-          <w:numId w:val="80"/>
-        </w:numPr>
-        <w:pBdr>
-          <w:bottom w:val="single" w:sz="0" w:space="0" w:color="DEE0E3"/>
-          <w:between w:val="single" w:sz="0" w:space="0" w:color="DEE0E3"/>
-        </w:pBdr>
-        <w:spacing w:before="120" w:after="120" w:line="288" w:lineRule="auto"/>
-      </w:pPr>
-      <w:r>
-        <w:t xml:space="preserve">红外 / </w:t>
-      </w:r>
-      <w:proofErr w:type="gramStart"/>
-      <w:r>
-        <w:t>蓝牙全部</w:t>
-      </w:r>
-      <w:proofErr w:type="gramEnd"/>
-      <w:r>
-        <w:t>禁用</w:t>
-      </w:r>
-    </w:p>
-    <w:p>
-      <w:pPr>
-        <w:numPr>
-          <w:ilvl w:val="1"/>
-          <w:numId w:val="80"/>
-        </w:numPr>
-        <w:pBdr>
-          <w:bottom w:val="single" w:sz="0" w:space="0" w:color="DEE0E3"/>
-          <w:between w:val="single" w:sz="0" w:space="0" w:color="DEE0E3"/>
-        </w:pBdr>
-        <w:spacing w:before="120" w:after="120" w:line="288" w:lineRule="auto"/>
-      </w:pPr>
-      <w:r>
-        <w:rPr>
-          <w:b/>
-          <w:bCs/>
-        </w:rPr>
-        <w:t>所有隐私数据完全保护</w:t>
-      </w:r>
-    </w:p>
-    <w:p>
-      <w:pPr>
-        <w:numPr>
-          <w:ilvl w:val="0"/>
-          <w:numId w:val="80"/>
-        </w:numPr>
-        <w:pBdr>
-          <w:bottom w:val="single" w:sz="0" w:space="0" w:color="DEE0E3"/>
-          <w:between w:val="single" w:sz="0" w:space="0" w:color="DEE0E3"/>
-        </w:pBdr>
-        <w:spacing w:before="120" w:after="120" w:line="288" w:lineRule="auto"/>
-      </w:pPr>
-      <w:r>
-        <w:t>解锁后自动恢复全部功能</w:t>
-      </w:r>
-    </w:p>
-    <w:p>
-      <w:pPr>
-        <w:numPr>
-          <w:ilvl w:val="0"/>
-          <w:numId w:val="80"/>
-        </w:numPr>
-        <w:pBdr>
-          <w:bottom w:val="single" w:sz="0" w:space="0" w:color="DEE0E3"/>
-          <w:between w:val="single" w:sz="0" w:space="0" w:color="DEE0E3"/>
-        </w:pBdr>
-        <w:spacing w:before="120" w:after="120" w:line="288" w:lineRule="auto"/>
-      </w:pPr>
-      <w:r>
-        <w:t xml:space="preserve">锁机指令采用 </w:t>
-      </w:r>
-      <w:r>
-        <w:rPr>
-          <w:b/>
-          <w:bCs/>
-        </w:rPr>
-        <w:t>DID + Token 双重鉴权</w:t>
-      </w:r>
-      <w:r>
-        <w:t>，防劫持、防伪造</w:t>
-      </w:r>
-    </w:p>
-    <w:p>
-      <w:pPr>
-        <w:numPr>
-          <w:ilvl w:val="0"/>
-          <w:numId w:val="80"/>
-        </w:numPr>
-        <w:pBdr>
-          <w:bottom w:val="single" w:sz="0" w:space="0" w:color="DEE0E3"/>
-          <w:between w:val="single" w:sz="0" w:space="0" w:color="DEE0E3"/>
-        </w:pBdr>
-        <w:spacing w:before="120" w:after="120" w:line="288" w:lineRule="auto"/>
-      </w:pPr>
-      <w:r>
-        <w:t xml:space="preserve">即使 </w:t>
-      </w:r>
-      <w:proofErr w:type="spellStart"/>
-      <w:r>
-        <w:t>WiFi</w:t>
-      </w:r>
-      <w:proofErr w:type="spellEnd"/>
-      <w:r>
-        <w:t xml:space="preserve"> 断开，</w:t>
-      </w:r>
-      <w:r>
-        <w:rPr>
-          <w:b/>
-          <w:bCs/>
-        </w:rPr>
-        <w:t>本地安全状态依然保持锁定</w:t>
-      </w:r>
-      <w:r>
-        <w:t>，防止破解</w:t>
-      </w:r>
-    </w:p>
-    <w:p>
-      <w:pPr>
-        <w:numPr>
-          <w:ilvl w:val="0"/>
-          <w:numId w:val="80"/>
-        </w:numPr>
-        <w:pBdr>
-          <w:bottom w:val="single" w:sz="0" w:space="0" w:color="DEE0E3"/>
-          <w:between w:val="single" w:sz="0" w:space="0" w:color="DEE0E3"/>
-        </w:pBdr>
-        <w:spacing w:before="120" w:after="120" w:line="288" w:lineRule="auto"/>
-      </w:pPr>
-      <w:r>
-        <w:t>虚拟 IP 角色显示锁定状态：角色抱胸、严肃、带锁图标</w:t>
-      </w:r>
-    </w:p>
-    <w:p>
-      <w:pPr>
-        <w:pBdr>
-          <w:bottom w:val="single" w:sz="0" w:space="0" w:color="DEE0E3"/>
-          <w:between w:val="single" w:sz="0" w:space="0" w:color="DEE0E3"/>
-        </w:pBdr>
-        <w:spacing w:before="120" w:after="120" w:line="288" w:lineRule="auto"/>
-      </w:pPr>
-    </w:p>
-    <w:p>
-      <w:pPr>
-        <w:spacing w:before="300" w:after="120" w:line="288" w:lineRule="auto"/>
-        <w:outlineLvl w:val="2"/>
-      </w:pPr>
-      <w:bookmarkStart w:id="21" w:name="heading_21"/>
-      <w:r>
-        <w:rPr>
-          <w:rFonts w:ascii="Arial" w:eastAsia="等线" w:hAnsi="Arial" w:cs="Arial"/>
-          <w:b/>
-          <w:sz w:val="30"/>
-        </w:rPr>
-        <w:t xml:space="preserve">3.2 </w:t>
-      </w:r>
-      <w:r>
-        <w:rPr>
-          <w:rFonts w:ascii="Arial" w:eastAsia="等线" w:hAnsi="Arial" w:cs="Arial"/>
-          <w:b/>
-          <w:sz w:val="30"/>
-        </w:rPr>
-        <w:t>网络</w:t>
-      </w:r>
-      <w:r>
-        <w:rPr>
-          <w:rFonts w:ascii="Arial" w:eastAsia="等线" w:hAnsi="Arial" w:cs="Arial"/>
-          <w:b/>
-          <w:sz w:val="30"/>
-        </w:rPr>
-        <w:t xml:space="preserve"> / </w:t>
-      </w:r>
-      <w:r>
-        <w:rPr>
-          <w:rFonts w:ascii="Arial" w:eastAsia="等线" w:hAnsi="Arial" w:cs="Arial"/>
-          <w:b/>
-          <w:sz w:val="30"/>
-        </w:rPr>
-        <w:t>后端网页端</w:t>
-      </w:r>
-      <w:bookmarkEnd w:id="21"/>
-    </w:p>
-    <w:p>
-      <w:pPr>
-        <w:spacing w:before="120" w:after="120" w:line="288" w:lineRule="auto"/>
-      </w:pPr>
-      <w:r>
-        <w:rPr>
-          <w:rFonts w:ascii="Arial" w:eastAsia="等线" w:hAnsi="Arial" w:cs="Arial"/>
-        </w:rPr>
-        <w:t>后端采用</w:t>
-      </w:r>
-      <w:r>
-        <w:rPr>
-          <w:rFonts w:ascii="Arial" w:eastAsia="等线" w:hAnsi="Arial" w:cs="Arial"/>
-        </w:rPr>
-        <w:t xml:space="preserve"> </w:t>
-      </w:r>
-      <w:proofErr w:type="spellStart"/>
-      <w:r>
-        <w:rPr>
-          <w:rFonts w:ascii="Arial" w:eastAsia="等线" w:hAnsi="Arial" w:cs="Arial"/>
-        </w:rPr>
-        <w:t>FastAPI</w:t>
-      </w:r>
-      <w:proofErr w:type="spellEnd"/>
-      <w:r>
-        <w:rPr>
-          <w:rFonts w:ascii="Arial" w:eastAsia="等线" w:hAnsi="Arial" w:cs="Arial"/>
-        </w:rPr>
-        <w:t xml:space="preserve"> + </w:t>
-      </w:r>
-      <w:r>
-        <w:rPr>
-          <w:rFonts w:ascii="Arial" w:eastAsia="等线" w:hAnsi="Arial" w:cs="Arial"/>
-        </w:rPr>
-        <w:t>全异步</w:t>
-      </w:r>
-      <w:r>
-        <w:rPr>
-          <w:rFonts w:ascii="Arial" w:eastAsia="等线" w:hAnsi="Arial" w:cs="Arial"/>
-        </w:rPr>
-        <w:t xml:space="preserve"> async/await </w:t>
-      </w:r>
-      <w:r>
-        <w:rPr>
-          <w:rFonts w:ascii="Arial" w:eastAsia="等线" w:hAnsi="Arial" w:cs="Arial"/>
-        </w:rPr>
-        <w:t>架构，负责数据处理、</w:t>
-      </w:r>
-      <w:r>
-        <w:rPr>
-          <w:rFonts w:ascii="Arial" w:eastAsia="等线" w:hAnsi="Arial" w:cs="Arial"/>
-        </w:rPr>
-        <w:t xml:space="preserve">AI </w:t>
-      </w:r>
-      <w:r>
-        <w:rPr>
-          <w:rFonts w:ascii="Arial" w:eastAsia="等线" w:hAnsi="Arial" w:cs="Arial"/>
-        </w:rPr>
-        <w:t>分析、远程管控。</w:t>
-      </w:r>
-    </w:p>
-    <w:p>
-      <w:pPr>
-        <w:spacing w:before="260" w:after="120" w:line="288" w:lineRule="auto"/>
-        <w:outlineLvl w:val="3"/>
-      </w:pPr>
-      <w:bookmarkStart w:id="22" w:name="heading_22"/>
-      <w:r>
-        <w:rPr>
-          <w:rFonts w:ascii="Arial" w:eastAsia="等线" w:hAnsi="Arial" w:cs="Arial"/>
-          <w:b/>
-          <w:sz w:val="28"/>
-        </w:rPr>
-        <w:t xml:space="preserve">3.2.1 </w:t>
-      </w:r>
-      <w:r>
-        <w:rPr>
-          <w:rFonts w:ascii="Arial" w:eastAsia="等线" w:hAnsi="Arial" w:cs="Arial"/>
-          <w:b/>
-          <w:sz w:val="28"/>
-        </w:rPr>
-        <w:t>数据管理与可视化</w:t>
-      </w:r>
-      <w:bookmarkEnd w:id="22"/>
-    </w:p>
-    <w:p>
-      <w:pPr>
-        <w:numPr>
-          <w:ilvl w:val="0"/>
-          <w:numId w:val="57"/>
-        </w:numPr>
-        <w:spacing w:before="120" w:after="120" w:line="288" w:lineRule="auto"/>
-      </w:pPr>
-      <w:r>
-        <w:rPr>
-          <w:rFonts w:ascii="Arial" w:eastAsia="等线" w:hAnsi="Arial" w:cs="Arial"/>
-        </w:rPr>
-        <w:t>账号登录、设备绑定、管理员后台</w:t>
-      </w:r>
-    </w:p>
-    <w:p>
-      <w:pPr>
-        <w:numPr>
-          <w:ilvl w:val="0"/>
-          <w:numId w:val="58"/>
-        </w:numPr>
-        <w:spacing w:before="120" w:after="120" w:line="288" w:lineRule="auto"/>
-      </w:pPr>
-      <w:r>
-        <w:rPr>
-          <w:rFonts w:ascii="Arial" w:eastAsia="等线" w:hAnsi="Arial" w:cs="Arial"/>
-        </w:rPr>
-        <w:t>环境数据持久化存储，生成日</w:t>
-      </w:r>
-      <w:r>
-        <w:rPr>
-          <w:rFonts w:ascii="Arial" w:eastAsia="等线" w:hAnsi="Arial" w:cs="Arial"/>
-        </w:rPr>
-        <w:t xml:space="preserve"> / </w:t>
-      </w:r>
-      <w:r>
-        <w:rPr>
-          <w:rFonts w:ascii="Arial" w:eastAsia="等线" w:hAnsi="Arial" w:cs="Arial"/>
-        </w:rPr>
-        <w:t>周</w:t>
-      </w:r>
-      <w:r>
-        <w:rPr>
-          <w:rFonts w:ascii="Arial" w:eastAsia="等线" w:hAnsi="Arial" w:cs="Arial"/>
-        </w:rPr>
-        <w:t xml:space="preserve"> / </w:t>
-      </w:r>
-      <w:proofErr w:type="gramStart"/>
-      <w:r>
-        <w:rPr>
-          <w:rFonts w:ascii="Arial" w:eastAsia="等线" w:hAnsi="Arial" w:cs="Arial"/>
-        </w:rPr>
-        <w:t>月历史</w:t>
-      </w:r>
-      <w:proofErr w:type="gramEnd"/>
-      <w:r>
-        <w:rPr>
-          <w:rFonts w:ascii="Arial" w:eastAsia="等线" w:hAnsi="Arial" w:cs="Arial"/>
-        </w:rPr>
-        <w:t>曲线</w:t>
-      </w:r>
-    </w:p>
-    <w:p>
-      <w:pPr>
-        <w:numPr>
-          <w:ilvl w:val="0"/>
-          <w:numId w:val="59"/>
-        </w:numPr>
-        <w:spacing w:before="120" w:after="120" w:line="288" w:lineRule="auto"/>
-      </w:pPr>
-      <w:r>
-        <w:rPr>
-          <w:rFonts w:ascii="Arial" w:eastAsia="等线" w:hAnsi="Arial" w:cs="Arial"/>
-        </w:rPr>
-        <w:t>多设备数据看板，支持数字孪生扩展</w:t>
-      </w:r>
-    </w:p>
-    <w:p>
-      <w:pPr>
-        <w:spacing w:before="260" w:after="120" w:line="288" w:lineRule="auto"/>
-        <w:outlineLvl w:val="3"/>
-      </w:pPr>
-      <w:bookmarkStart w:id="23" w:name="heading_23"/>
-      <w:r>
-        <w:rPr>
-          <w:rFonts w:ascii="Arial" w:eastAsia="等线" w:hAnsi="Arial" w:cs="Arial"/>
-          <w:b/>
-          <w:sz w:val="28"/>
-        </w:rPr>
-        <w:t xml:space="preserve">3.2.2 AI </w:t>
-      </w:r>
-      <w:r>
-        <w:rPr>
-          <w:rFonts w:ascii="Arial" w:eastAsia="等线" w:hAnsi="Arial" w:cs="Arial"/>
-          <w:b/>
-          <w:sz w:val="28"/>
-        </w:rPr>
-        <w:t>智能处理</w:t>
-      </w:r>
-      <w:bookmarkEnd w:id="23"/>
-    </w:p>
-    <w:p>
-      <w:pPr>
-        <w:numPr>
-          <w:ilvl w:val="0"/>
-          <w:numId w:val="60"/>
-        </w:numPr>
-        <w:spacing w:before="120" w:after="120" w:line="288" w:lineRule="auto"/>
-      </w:pPr>
-      <w:r>
-        <w:rPr>
-          <w:rFonts w:ascii="Arial" w:eastAsia="等线" w:hAnsi="Arial" w:cs="Arial"/>
-        </w:rPr>
-        <w:t>对接大模型，基于环境数据生成舒适度评分与场景建议</w:t>
-      </w:r>
-    </w:p>
-    <w:p>
-      <w:pPr>
-        <w:numPr>
-          <w:ilvl w:val="0"/>
-          <w:numId w:val="61"/>
-        </w:numPr>
-        <w:spacing w:before="120" w:after="120" w:line="288" w:lineRule="auto"/>
-      </w:pPr>
-      <w:r>
-        <w:rPr>
-          <w:rFonts w:ascii="Arial" w:eastAsia="等线" w:hAnsi="Arial" w:cs="Arial"/>
-        </w:rPr>
-        <w:t>长期数据智能分析，输出环境优化方案</w:t>
-      </w:r>
-    </w:p>
-    <w:p>
-      <w:pPr>
-        <w:numPr>
-          <w:ilvl w:val="0"/>
-          <w:numId w:val="62"/>
-        </w:numPr>
-        <w:spacing w:before="120" w:after="120" w:line="288" w:lineRule="auto"/>
-      </w:pPr>
-      <w:r>
-        <w:rPr>
-          <w:rFonts w:ascii="Arial" w:eastAsia="等线" w:hAnsi="Arial" w:cs="Arial"/>
-        </w:rPr>
-        <w:t>专注报告生成，辅助用户提升效率</w:t>
-      </w:r>
-    </w:p>
-    <w:p>
-      <w:pPr>
-        <w:spacing w:before="260" w:after="120" w:line="288" w:lineRule="auto"/>
-        <w:outlineLvl w:val="3"/>
-      </w:pPr>
-      <w:bookmarkStart w:id="24" w:name="heading_24"/>
-      <w:r>
-        <w:rPr>
-          <w:rFonts w:ascii="Arial" w:eastAsia="等线" w:hAnsi="Arial" w:cs="Arial"/>
-          <w:b/>
-          <w:sz w:val="28"/>
-        </w:rPr>
-        <w:lastRenderedPageBreak/>
-        <w:t xml:space="preserve">3.2.3 </w:t>
-      </w:r>
-      <w:r>
-        <w:rPr>
-          <w:rFonts w:ascii="Arial" w:eastAsia="等线" w:hAnsi="Arial" w:cs="Arial"/>
-          <w:b/>
-          <w:sz w:val="28"/>
-        </w:rPr>
-        <w:t>气象与预警</w:t>
-      </w:r>
-      <w:bookmarkEnd w:id="24"/>
-    </w:p>
-    <w:p>
-      <w:pPr>
-        <w:numPr>
-          <w:ilvl w:val="0"/>
-          <w:numId w:val="63"/>
-        </w:numPr>
-        <w:spacing w:before="120" w:after="120" w:line="288" w:lineRule="auto"/>
-      </w:pPr>
-      <w:r>
-        <w:rPr>
-          <w:rFonts w:ascii="Arial" w:eastAsia="等线" w:hAnsi="Arial" w:cs="Arial"/>
-        </w:rPr>
-        <w:t>对接公开气象接口，室内外温差计算</w:t>
-      </w:r>
-    </w:p>
-    <w:p>
-      <w:pPr>
-        <w:numPr>
-          <w:ilvl w:val="0"/>
-          <w:numId w:val="64"/>
-        </w:numPr>
-        <w:spacing w:before="120" w:after="120" w:line="288" w:lineRule="auto"/>
-      </w:pPr>
-      <w:r>
-        <w:rPr>
-          <w:rFonts w:ascii="Arial" w:eastAsia="等线" w:hAnsi="Arial" w:cs="Arial"/>
-        </w:rPr>
-        <w:t>环境异常实时预警，推送至硬件端</w:t>
-      </w:r>
-    </w:p>
-    <w:p>
-      <w:pPr>
-        <w:spacing w:before="260" w:after="120" w:line="288" w:lineRule="auto"/>
-        <w:outlineLvl w:val="3"/>
-      </w:pPr>
-      <w:bookmarkStart w:id="25" w:name="heading_25"/>
-      <w:r>
-        <w:rPr>
-          <w:rFonts w:ascii="Arial" w:eastAsia="等线" w:hAnsi="Arial" w:cs="Arial"/>
-          <w:b/>
-          <w:sz w:val="28"/>
-        </w:rPr>
-        <w:t xml:space="preserve">3.2.4 </w:t>
-      </w:r>
-      <w:r>
-        <w:rPr>
-          <w:rFonts w:ascii="Arial" w:eastAsia="等线" w:hAnsi="Arial" w:cs="Arial"/>
-          <w:b/>
-          <w:sz w:val="28"/>
-        </w:rPr>
-        <w:t>语音合成与指令下发</w:t>
-      </w:r>
-      <w:bookmarkEnd w:id="25"/>
-    </w:p>
-    <w:p>
-      <w:pPr>
-        <w:numPr>
-          <w:ilvl w:val="0"/>
-          <w:numId w:val="65"/>
-        </w:numPr>
-        <w:spacing w:before="120" w:after="120" w:line="288" w:lineRule="auto"/>
-      </w:pPr>
-      <w:r>
-        <w:rPr>
-          <w:rFonts w:ascii="Arial" w:eastAsia="等线" w:hAnsi="Arial" w:cs="Arial"/>
-        </w:rPr>
-        <w:t>云端</w:t>
-      </w:r>
-      <w:r>
-        <w:rPr>
-          <w:rFonts w:ascii="Arial" w:eastAsia="等线" w:hAnsi="Arial" w:cs="Arial"/>
-        </w:rPr>
-        <w:t xml:space="preserve"> TTS </w:t>
-      </w:r>
-      <w:r>
-        <w:rPr>
-          <w:rFonts w:ascii="Arial" w:eastAsia="等线" w:hAnsi="Arial" w:cs="Arial"/>
-        </w:rPr>
-        <w:t>支持</w:t>
-      </w:r>
-      <w:r>
-        <w:rPr>
-          <w:rFonts w:ascii="Arial" w:eastAsia="等线" w:hAnsi="Arial" w:cs="Arial"/>
-          <w:b/>
-        </w:rPr>
-        <w:t>普通话</w:t>
-      </w:r>
-      <w:r>
-        <w:rPr>
-          <w:rFonts w:ascii="Arial" w:eastAsia="等线" w:hAnsi="Arial" w:cs="Arial"/>
-          <w:b/>
-        </w:rPr>
-        <w:t xml:space="preserve"> + </w:t>
-      </w:r>
-      <w:r>
-        <w:rPr>
-          <w:rFonts w:ascii="Arial" w:eastAsia="等线" w:hAnsi="Arial" w:cs="Arial"/>
-          <w:b/>
-        </w:rPr>
-        <w:t>多地方言（</w:t>
-      </w:r>
-      <w:r>
-        <w:rPr>
-          <w:rFonts w:ascii="Arial" w:eastAsia="等线" w:hAnsi="Arial" w:cs="Arial"/>
-          <w:b/>
-        </w:rPr>
-        <w:t>Edge-TTS</w:t>
-      </w:r>
-      <w:r>
-        <w:rPr>
-          <w:rFonts w:ascii="Arial" w:eastAsia="等线" w:hAnsi="Arial" w:cs="Arial"/>
-          <w:b/>
-        </w:rPr>
-        <w:t>）</w:t>
-      </w:r>
-    </w:p>
-    <w:p>
-      <w:pPr>
-        <w:numPr>
-          <w:ilvl w:val="0"/>
-          <w:numId w:val="66"/>
-        </w:numPr>
-        <w:spacing w:before="120" w:after="120" w:line="288" w:lineRule="auto"/>
-      </w:pPr>
-      <w:r>
-        <w:rPr>
-          <w:rFonts w:ascii="Arial" w:eastAsia="等线" w:hAnsi="Arial" w:cs="Arial"/>
-        </w:rPr>
-        <w:t>高频提示音本地播放，长文本云端合成</w:t>
-      </w:r>
-    </w:p>
-    <w:p>
-      <w:pPr>
-        <w:numPr>
-          <w:ilvl w:val="0"/>
-          <w:numId w:val="67"/>
-        </w:numPr>
-        <w:spacing w:before="120" w:after="120" w:line="288" w:lineRule="auto"/>
-      </w:pPr>
-      <w:r>
-        <w:rPr>
-          <w:rFonts w:ascii="Arial" w:eastAsia="等线" w:hAnsi="Arial" w:cs="Arial"/>
-        </w:rPr>
-        <w:t>远程控制家电、模式切换、参数配置</w:t>
-      </w:r>
-    </w:p>
-    <w:p>
-      <w:pPr>
-        <w:spacing w:before="260" w:after="120" w:line="288" w:lineRule="auto"/>
-        <w:outlineLvl w:val="3"/>
-      </w:pPr>
-      <w:bookmarkStart w:id="26" w:name="heading_26"/>
-      <w:r>
-        <w:rPr>
-          <w:rFonts w:ascii="Arial" w:eastAsia="等线" w:hAnsi="Arial" w:cs="Arial"/>
-          <w:b/>
-          <w:sz w:val="28"/>
-        </w:rPr>
-        <w:t xml:space="preserve">3.2.5 </w:t>
-      </w:r>
-      <w:r>
-        <w:rPr>
-          <w:rFonts w:ascii="Arial" w:eastAsia="等线" w:hAnsi="Arial" w:cs="Arial"/>
-          <w:b/>
-          <w:sz w:val="28"/>
-        </w:rPr>
-        <w:t>远程管控</w:t>
-      </w:r>
-      <w:proofErr w:type="gramStart"/>
-      <w:r>
-        <w:rPr>
-          <w:rFonts w:ascii="Arial" w:eastAsia="等线" w:hAnsi="Arial" w:cs="Arial"/>
-          <w:b/>
-          <w:sz w:val="28"/>
-        </w:rPr>
-        <w:t>与微信告警</w:t>
-      </w:r>
-      <w:bookmarkEnd w:id="26"/>
-      <w:proofErr w:type="gramEnd"/>
-    </w:p>
-    <w:p>
-      <w:pPr>
-        <w:numPr>
-          <w:ilvl w:val="0"/>
-          <w:numId w:val="68"/>
-        </w:numPr>
-        <w:spacing w:before="120" w:after="120" w:line="288" w:lineRule="auto"/>
-      </w:pPr>
-      <w:r>
-        <w:rPr>
-          <w:rFonts w:ascii="Arial" w:eastAsia="等线" w:hAnsi="Arial" w:cs="Arial"/>
-        </w:rPr>
-        <w:t>自定义阈值、远程控制红外设备</w:t>
-      </w:r>
-    </w:p>
-    <w:p>
-      <w:pPr>
-        <w:numPr>
-          <w:ilvl w:val="0"/>
-          <w:numId w:val="69"/>
-        </w:numPr>
-        <w:spacing w:before="120" w:after="120" w:line="288" w:lineRule="auto"/>
-      </w:pPr>
-      <w:r>
-        <w:rPr>
-          <w:rFonts w:ascii="Arial" w:eastAsia="等线" w:hAnsi="Arial" w:cs="Arial"/>
-        </w:rPr>
-        <w:t>异常事件自动</w:t>
-      </w:r>
-      <w:proofErr w:type="gramStart"/>
-      <w:r>
-        <w:rPr>
-          <w:rFonts w:ascii="Arial" w:eastAsia="等线" w:hAnsi="Arial" w:cs="Arial"/>
-        </w:rPr>
-        <w:t>推送微信告警</w:t>
-      </w:r>
-      <w:proofErr w:type="gramEnd"/>
-    </w:p>
-    <w:p>
-      <w:pPr>
-        <w:numPr>
-          <w:ilvl w:val="0"/>
-          <w:numId w:val="70"/>
-        </w:numPr>
-        <w:spacing w:before="120" w:after="120" w:line="288" w:lineRule="auto"/>
-      </w:pPr>
-      <w:r>
-        <w:rPr>
-          <w:rFonts w:ascii="Arial" w:eastAsia="等线" w:hAnsi="Arial" w:cs="Arial"/>
-        </w:rPr>
-        <w:t>支持多主从设备统一管理</w:t>
-      </w:r>
-    </w:p>
-    <w:p>
-      <w:pPr>
-        <w:spacing w:before="260" w:after="120" w:line="288" w:lineRule="auto"/>
-        <w:outlineLvl w:val="3"/>
-        <w:rPr>
-          <w:rFonts w:ascii="Arial" w:eastAsia="等线" w:hAnsi="Arial" w:cs="Arial"/>
-          <w:b/>
-          <w:sz w:val="28"/>
-        </w:rPr>
-      </w:pPr>
-      <w:r>
-        <w:rPr>
-          <w:rFonts w:ascii="Arial" w:eastAsia="等线" w:hAnsi="Arial" w:cs="Arial"/>
-          <w:b/>
-          <w:sz w:val="28"/>
-        </w:rPr>
-        <w:t xml:space="preserve">3.2.6 </w:t>
-      </w:r>
-      <w:r>
-        <w:rPr>
-          <w:rFonts w:ascii="Arial" w:eastAsia="等线" w:hAnsi="Arial" w:cs="Arial"/>
-          <w:b/>
-          <w:sz w:val="28"/>
-        </w:rPr>
-        <w:t>远程安全锁管理</w:t>
-      </w:r>
-    </w:p>
-    <w:p>
-      <w:pPr>
-        <w:numPr>
-          <w:ilvl w:val="0"/>
-          <w:numId w:val="81"/>
-        </w:numPr>
-        <w:spacing w:before="120" w:after="120" w:line="288" w:lineRule="auto"/>
-      </w:pPr>
-      <w:r>
-        <w:t>网页后台提供</w:t>
-      </w:r>
-      <w:r>
-        <w:rPr>
-          <w:b/>
-          <w:bCs/>
-        </w:rPr>
-        <w:t>设备锁定 / 解锁开关</w:t>
-      </w:r>
-    </w:p>
-    <w:p>
-      <w:pPr>
-        <w:numPr>
-          <w:ilvl w:val="0"/>
-          <w:numId w:val="81"/>
-        </w:numPr>
-        <w:spacing w:before="120" w:after="120" w:line="288" w:lineRule="auto"/>
-      </w:pPr>
-      <w:r>
-        <w:t>支持批量锁定同一账号下所有设备</w:t>
-      </w:r>
-    </w:p>
-    <w:p>
-      <w:pPr>
-        <w:numPr>
-          <w:ilvl w:val="0"/>
-          <w:numId w:val="81"/>
-        </w:numPr>
-        <w:spacing w:before="120" w:after="120" w:line="288" w:lineRule="auto"/>
-      </w:pPr>
-      <w:r>
-        <w:t>锁机记录日志上传云端，可查询时间、状态、操作者</w:t>
-      </w:r>
-    </w:p>
-    <w:p>
-      <w:pPr>
-        <w:numPr>
-          <w:ilvl w:val="0"/>
-          <w:numId w:val="81"/>
-        </w:numPr>
-        <w:spacing w:before="120" w:after="120" w:line="288" w:lineRule="auto"/>
-      </w:pPr>
-      <w:r>
-        <w:t>锁机指令通过 MQTT 加密下发，确保指令安全可靠</w:t>
-      </w:r>
-    </w:p>
-    <w:p>
-      <w:pPr>
-        <w:numPr>
-          <w:ilvl w:val="0"/>
-          <w:numId w:val="81"/>
-        </w:numPr>
-        <w:spacing w:before="120" w:after="120" w:line="288" w:lineRule="auto"/>
-      </w:pPr>
-      <w:r>
-        <w:t>设备上线后立即执行未读锁机指令，</w:t>
-      </w:r>
-      <w:r>
-        <w:rPr>
-          <w:b/>
-          <w:bCs/>
-        </w:rPr>
-        <w:t>无延迟安全保护</w:t>
-      </w:r>
-    </w:p>
-    <w:p>
-      <w:pPr>
-        <w:spacing w:before="300" w:after="120" w:line="288" w:lineRule="auto"/>
-        <w:outlineLvl w:val="2"/>
-        <w:rPr>
-          <w:rFonts w:ascii="Arial" w:eastAsia="等线" w:hAnsi="Arial" w:cs="Arial"/>
-          <w:b/>
-          <w:sz w:val="30"/>
-        </w:rPr>
-      </w:pPr>
-      <w:r>
-        <w:rPr>
-          <w:rFonts w:ascii="Arial" w:eastAsia="等线" w:hAnsi="Arial" w:cs="Arial"/>
-          <w:b/>
-          <w:sz w:val="30"/>
-        </w:rPr>
-        <w:t xml:space="preserve">3.3 </w:t>
-      </w:r>
-      <w:r>
-        <w:rPr>
-          <w:rFonts w:ascii="Arial" w:eastAsia="等线" w:hAnsi="Arial" w:cs="Arial" w:hint="eastAsia"/>
-          <w:b/>
-          <w:sz w:val="30"/>
-        </w:rPr>
-        <w:t>通信安全与防护架构</w:t>
-      </w:r>
-    </w:p>
-    <w:p>
-      <w:pPr>
-        <w:spacing w:before="260" w:after="120" w:line="288" w:lineRule="auto"/>
-        <w:outlineLvl w:val="3"/>
-        <w:rPr>
-          <w:rFonts w:ascii="Arial" w:eastAsia="等线" w:hAnsi="Arial" w:cs="Arial"/>
-          <w:b/>
-          <w:sz w:val="28"/>
-        </w:rPr>
-      </w:pPr>
-      <w:r>
-        <w:rPr>
-          <w:rFonts w:ascii="Arial" w:eastAsia="等线" w:hAnsi="Arial" w:cs="Arial" w:hint="eastAsia"/>
-          <w:b/>
-          <w:sz w:val="28"/>
-        </w:rPr>
-        <w:t xml:space="preserve">3.3.1 </w:t>
-      </w:r>
-      <w:r>
-        <w:rPr>
-          <w:rFonts w:ascii="Arial" w:eastAsia="等线" w:hAnsi="Arial" w:cs="Arial" w:hint="eastAsia"/>
-          <w:b/>
-          <w:sz w:val="28"/>
-        </w:rPr>
-        <w:t>传输加密</w:t>
-      </w:r>
-    </w:p>
-    <w:p>
-      <w:pPr>
-        <w:numPr>
-          <w:ilvl w:val="0"/>
-          <w:numId w:val="83"/>
-        </w:numPr>
-        <w:spacing w:before="120" w:after="120" w:line="288" w:lineRule="auto"/>
-        <w:rPr>
-          <w:rFonts w:hint="eastAsia"/>
-        </w:rPr>
-      </w:pPr>
-      <w:r>
-        <w:rPr>
-          <w:rFonts w:hint="eastAsia"/>
-          <w:b/>
-          <w:bCs/>
-        </w:rPr>
-        <w:t>MQTT over TLS</w:t>
-      </w:r>
-    </w:p>
-    <w:p>
-      <w:pPr>
-        <w:spacing w:before="120" w:after="120" w:line="288" w:lineRule="auto"/>
-        <w:rPr>
-          <w:rFonts w:hint="eastAsia"/>
-        </w:rPr>
-      </w:pPr>
-      <w:r>
-        <w:rPr>
-          <w:rFonts w:hint="eastAsia"/>
-        </w:rPr>
-        <w:t>设备与服务器之间所有上报数据、指令下发全程 TLS 加密，抓</w:t>
-      </w:r>
-      <w:proofErr w:type="gramStart"/>
-      <w:r>
-        <w:rPr>
-          <w:rFonts w:hint="eastAsia"/>
-        </w:rPr>
-        <w:t>包无法</w:t>
-      </w:r>
-      <w:proofErr w:type="gramEnd"/>
-      <w:r>
-        <w:rPr>
-          <w:rFonts w:hint="eastAsia"/>
-        </w:rPr>
-        <w:t>破解。</w:t>
-      </w:r>
-    </w:p>
-    <w:p>
-      <w:pPr>
-        <w:numPr>
-          <w:ilvl w:val="0"/>
-          <w:numId w:val="83"/>
-        </w:numPr>
-        <w:spacing w:before="120" w:after="120" w:line="288" w:lineRule="auto"/>
-        <w:rPr>
-          <w:rFonts w:hint="eastAsia"/>
-        </w:rPr>
-      </w:pPr>
-      <w:r>
-        <w:rPr>
-          <w:rFonts w:hint="eastAsia"/>
-          <w:b/>
-          <w:bCs/>
-        </w:rPr>
-        <w:t>全 HTTPS 接口</w:t>
-      </w:r>
-    </w:p>
-    <w:p>
-      <w:pPr>
-        <w:spacing w:before="120" w:after="120" w:line="288" w:lineRule="auto"/>
-        <w:rPr>
-          <w:rFonts w:hint="eastAsia"/>
-        </w:rPr>
-      </w:pPr>
-      <w:r>
-        <w:rPr>
-          <w:rFonts w:hint="eastAsia"/>
-        </w:rPr>
-        <w:t>后端网页、Token 申请、配置下发、语音合成、</w:t>
-      </w:r>
-      <w:proofErr w:type="gramStart"/>
-      <w:r>
-        <w:rPr>
-          <w:rFonts w:hint="eastAsia"/>
-        </w:rPr>
-        <w:t>微信推送</w:t>
-      </w:r>
-      <w:proofErr w:type="gramEnd"/>
-      <w:r>
-        <w:rPr>
-          <w:rFonts w:hint="eastAsia"/>
-        </w:rPr>
-        <w:t>全部使用 HTTPS，无明文传输。</w:t>
-      </w:r>
-    </w:p>
-    <w:p>
-      <w:pPr>
-        <w:spacing w:before="260" w:after="120" w:line="288" w:lineRule="auto"/>
-        <w:outlineLvl w:val="3"/>
-        <w:rPr>
-          <w:rFonts w:ascii="Arial" w:eastAsia="等线" w:hAnsi="Arial" w:cs="Arial" w:hint="eastAsia"/>
-          <w:b/>
-          <w:sz w:val="28"/>
-        </w:rPr>
-      </w:pPr>
-      <w:r>
-        <w:rPr>
-          <w:rFonts w:ascii="Arial" w:eastAsia="等线" w:hAnsi="Arial" w:cs="Arial" w:hint="eastAsia"/>
-          <w:b/>
-          <w:sz w:val="28"/>
-        </w:rPr>
-        <w:t xml:space="preserve">3.3.2 </w:t>
-      </w:r>
-      <w:r>
-        <w:rPr>
-          <w:rFonts w:ascii="Arial" w:eastAsia="等线" w:hAnsi="Arial" w:cs="Arial" w:hint="eastAsia"/>
-          <w:b/>
-          <w:sz w:val="28"/>
-        </w:rPr>
-        <w:t>身份鉴权体系</w:t>
-      </w:r>
-    </w:p>
-    <w:p>
-      <w:pPr>
-        <w:numPr>
-          <w:ilvl w:val="0"/>
-          <w:numId w:val="84"/>
-        </w:numPr>
-        <w:spacing w:before="120" w:after="120" w:line="288" w:lineRule="auto"/>
-        <w:rPr>
-          <w:rFonts w:hint="eastAsia"/>
-        </w:rPr>
-      </w:pPr>
-      <w:r>
-        <w:rPr>
-          <w:rFonts w:hint="eastAsia"/>
-          <w:b/>
-          <w:bCs/>
-        </w:rPr>
-        <w:t>DID 设备唯一标识</w:t>
-      </w:r>
-      <w:r>
-        <w:rPr>
-          <w:rFonts w:hint="eastAsia"/>
-        </w:rPr>
-        <w:t>：硬件级唯一身份，不可伪造</w:t>
-      </w:r>
-    </w:p>
-    <w:p>
-      <w:pPr>
-        <w:numPr>
-          <w:ilvl w:val="0"/>
-          <w:numId w:val="84"/>
-        </w:numPr>
-        <w:spacing w:before="120" w:after="120" w:line="288" w:lineRule="auto"/>
-        <w:rPr>
-          <w:rFonts w:hint="eastAsia"/>
-        </w:rPr>
-      </w:pPr>
-      <w:r>
-        <w:rPr>
-          <w:rFonts w:hint="eastAsia"/>
-          <w:b/>
-          <w:bCs/>
-        </w:rPr>
-        <w:lastRenderedPageBreak/>
-        <w:t>临时 Token</w:t>
-      </w:r>
-      <w:r>
-        <w:rPr>
-          <w:rFonts w:hint="eastAsia"/>
-        </w:rPr>
-        <w:t>：时效可控，过期自动失效，降低泄露风险</w:t>
-      </w:r>
-    </w:p>
-    <w:p>
-      <w:pPr>
-        <w:numPr>
-          <w:ilvl w:val="0"/>
-          <w:numId w:val="84"/>
-        </w:numPr>
-        <w:spacing w:before="120" w:after="120" w:line="288" w:lineRule="auto"/>
-        <w:rPr>
-          <w:rFonts w:hint="eastAsia"/>
-        </w:rPr>
-      </w:pPr>
-      <w:r>
-        <w:rPr>
-          <w:rFonts w:hint="eastAsia"/>
-        </w:rPr>
-        <w:t>每次上报必须携带 DID + Token，双重验证</w:t>
-      </w:r>
-    </w:p>
-    <w:p>
-      <w:pPr>
-        <w:spacing w:before="260" w:after="120" w:line="288" w:lineRule="auto"/>
-        <w:outlineLvl w:val="3"/>
-        <w:rPr>
-          <w:rFonts w:ascii="Arial" w:eastAsia="等线" w:hAnsi="Arial" w:cs="Arial" w:hint="eastAsia"/>
-          <w:b/>
-          <w:sz w:val="28"/>
-        </w:rPr>
-      </w:pPr>
-      <w:r>
-        <w:rPr>
-          <w:rFonts w:ascii="Arial" w:eastAsia="等线" w:hAnsi="Arial" w:cs="Arial" w:hint="eastAsia"/>
-          <w:b/>
-          <w:sz w:val="28"/>
-        </w:rPr>
-        <w:t xml:space="preserve">3.3.3 </w:t>
-      </w:r>
-      <w:r>
-        <w:rPr>
-          <w:rFonts w:ascii="Arial" w:eastAsia="等线" w:hAnsi="Arial" w:cs="Arial" w:hint="eastAsia"/>
-          <w:b/>
-          <w:sz w:val="28"/>
-        </w:rPr>
-        <w:t>限流</w:t>
-      </w:r>
-      <w:r>
-        <w:rPr>
-          <w:rFonts w:ascii="Arial" w:eastAsia="等线" w:hAnsi="Arial" w:cs="Arial" w:hint="eastAsia"/>
-          <w:b/>
-          <w:sz w:val="28"/>
-        </w:rPr>
-        <w:t xml:space="preserve"> + </w:t>
-      </w:r>
-      <w:r>
-        <w:rPr>
-          <w:rFonts w:ascii="Arial" w:eastAsia="等线" w:hAnsi="Arial" w:cs="Arial" w:hint="eastAsia"/>
-          <w:b/>
-          <w:sz w:val="28"/>
-        </w:rPr>
-        <w:t>双层黑名单</w:t>
-      </w:r>
-      <w:r>
-        <w:rPr>
-          <w:rFonts w:ascii="Arial" w:eastAsia="等线" w:hAnsi="Arial" w:cs="Arial" w:hint="eastAsia"/>
-          <w:b/>
-          <w:sz w:val="28"/>
-        </w:rPr>
-        <w:t xml:space="preserve"> + </w:t>
-      </w:r>
-      <w:r>
-        <w:rPr>
-          <w:rFonts w:ascii="Arial" w:eastAsia="等线" w:hAnsi="Arial" w:cs="Arial" w:hint="eastAsia"/>
-          <w:b/>
-          <w:sz w:val="28"/>
-        </w:rPr>
-        <w:t>封禁策略（防攻击）</w:t>
-      </w:r>
-    </w:p>
-    <w:p>
-      <w:pPr>
-        <w:numPr>
-          <w:ilvl w:val="0"/>
-          <w:numId w:val="85"/>
-        </w:numPr>
-        <w:spacing w:before="120" w:after="120" w:line="288" w:lineRule="auto"/>
-        <w:rPr>
-          <w:rFonts w:hint="eastAsia"/>
-        </w:rPr>
-      </w:pPr>
-      <w:r>
-        <w:rPr>
-          <w:rFonts w:hint="eastAsia"/>
-          <w:b/>
-          <w:bCs/>
-        </w:rPr>
-        <w:t>限流机制</w:t>
-      </w:r>
-    </w:p>
-    <w:p>
-      <w:pPr>
-        <w:spacing w:before="120" w:after="120" w:line="288" w:lineRule="auto"/>
-        <w:rPr>
-          <w:rFonts w:hint="eastAsia"/>
-        </w:rPr>
-      </w:pPr>
-      <w:r>
-        <w:rPr>
-          <w:rFonts w:hint="eastAsia"/>
-        </w:rPr>
-        <w:t>限制单设备单位时间上报次数，防止频繁请求攻击。</w:t>
-      </w:r>
-    </w:p>
-    <w:p>
-      <w:pPr>
-        <w:numPr>
-          <w:ilvl w:val="0"/>
-          <w:numId w:val="85"/>
-        </w:numPr>
-        <w:spacing w:before="120" w:after="120" w:line="288" w:lineRule="auto"/>
-        <w:rPr>
-          <w:rFonts w:hint="eastAsia"/>
-        </w:rPr>
-      </w:pPr>
-      <w:r>
-        <w:rPr>
-          <w:rFonts w:hint="eastAsia"/>
-          <w:b/>
-          <w:bCs/>
-        </w:rPr>
-        <w:t>短时封禁策略</w:t>
-      </w:r>
-    </w:p>
-    <w:p>
-      <w:pPr>
-        <w:spacing w:before="120" w:after="120" w:line="288" w:lineRule="auto"/>
-        <w:rPr>
-          <w:rFonts w:hint="eastAsia"/>
-        </w:rPr>
-      </w:pPr>
-      <w:r>
-        <w:rPr>
-          <w:rFonts w:hint="eastAsia"/>
-        </w:rPr>
-        <w:t>同一 MAC / Token / IP 短时间大量请求，自动</w:t>
-      </w:r>
-      <w:r>
-        <w:rPr>
-          <w:rFonts w:hint="eastAsia"/>
-          <w:b/>
-          <w:bCs/>
-        </w:rPr>
-        <w:t>临时封禁 5 分钟</w:t>
-      </w:r>
-      <w:r>
-        <w:rPr>
-          <w:rFonts w:hint="eastAsia"/>
-        </w:rPr>
-        <w:t>。</w:t>
-      </w:r>
-    </w:p>
-    <w:p>
-      <w:pPr>
-        <w:numPr>
-          <w:ilvl w:val="0"/>
-          <w:numId w:val="85"/>
-        </w:numPr>
-        <w:spacing w:before="120" w:after="120" w:line="288" w:lineRule="auto"/>
-        <w:rPr>
-          <w:rFonts w:hint="eastAsia"/>
-        </w:rPr>
-      </w:pPr>
-      <w:r>
-        <w:rPr>
-          <w:rFonts w:hint="eastAsia"/>
-          <w:b/>
-          <w:bCs/>
-        </w:rPr>
-        <w:t>长期封禁策略</w:t>
-      </w:r>
-    </w:p>
-    <w:p>
-      <w:pPr>
-        <w:spacing w:before="120" w:after="120" w:line="288" w:lineRule="auto"/>
-        <w:rPr>
-          <w:rFonts w:hint="eastAsia"/>
-        </w:rPr>
-      </w:pPr>
-      <w:r>
-        <w:rPr>
-          <w:rFonts w:hint="eastAsia"/>
-        </w:rPr>
-        <w:t>已封禁设备仍持续大量访问，直接将 MAC 地址加入</w:t>
-      </w:r>
-      <w:r>
-        <w:rPr>
-          <w:rFonts w:hint="eastAsia"/>
-          <w:b/>
-          <w:bCs/>
-        </w:rPr>
-        <w:t>永久黑名单</w:t>
-      </w:r>
-      <w:r>
-        <w:rPr>
-          <w:rFonts w:hint="eastAsia"/>
-        </w:rPr>
-        <w:t>。</w:t>
-      </w:r>
-    </w:p>
-    <w:p>
-      <w:pPr>
-        <w:numPr>
-          <w:ilvl w:val="0"/>
-          <w:numId w:val="85"/>
-        </w:numPr>
-        <w:spacing w:before="120" w:after="120" w:line="288" w:lineRule="auto"/>
-        <w:rPr>
-          <w:rFonts w:hint="eastAsia"/>
-        </w:rPr>
-      </w:pPr>
-      <w:r>
-        <w:rPr>
-          <w:rFonts w:hint="eastAsia"/>
-          <w:b/>
-          <w:bCs/>
-        </w:rPr>
-        <w:t>双层防护</w:t>
-      </w:r>
-    </w:p>
-    <w:p>
-      <w:pPr>
-        <w:numPr>
-          <w:ilvl w:val="1"/>
-          <w:numId w:val="85"/>
-        </w:numPr>
-        <w:spacing w:before="120" w:after="120" w:line="288" w:lineRule="auto"/>
-        <w:rPr>
-          <w:rFonts w:hint="eastAsia"/>
-        </w:rPr>
-      </w:pPr>
-      <w:r>
-        <w:rPr>
-          <w:rFonts w:hint="eastAsia"/>
-        </w:rPr>
-        <w:t>应用层：Token 校验、DID 校验、请求频率检查</w:t>
-      </w:r>
-    </w:p>
-    <w:p>
-      <w:pPr>
-        <w:numPr>
-          <w:ilvl w:val="1"/>
-          <w:numId w:val="85"/>
-        </w:numPr>
-        <w:spacing w:before="120" w:after="120" w:line="288" w:lineRule="auto"/>
-        <w:rPr>
-          <w:rFonts w:hint="eastAsia"/>
-        </w:rPr>
-      </w:pPr>
-      <w:r>
-        <w:rPr>
-          <w:rFonts w:hint="eastAsia"/>
-        </w:rPr>
-        <w:t>网络层：IP 封禁、MAC 封禁、异常流量过滤</w:t>
-      </w:r>
-    </w:p>
-    <w:p>
-      <w:pPr>
-        <w:spacing w:before="300" w:after="120" w:line="288" w:lineRule="auto"/>
-        <w:outlineLvl w:val="2"/>
-        <w:rPr>
-          <w:rFonts w:ascii="Arial" w:eastAsia="等线" w:hAnsi="Arial" w:cs="Arial"/>
-          <w:b/>
-          <w:sz w:val="30"/>
-        </w:rPr>
-      </w:pPr>
-      <w:r>
-        <w:rPr>
-          <w:rFonts w:ascii="Arial" w:eastAsia="等线" w:hAnsi="Arial" w:cs="Arial"/>
-          <w:b/>
-          <w:sz w:val="30"/>
-        </w:rPr>
-        <w:t xml:space="preserve">3.4 </w:t>
-      </w:r>
-      <w:r>
-        <w:rPr>
-          <w:rFonts w:ascii="Arial" w:eastAsia="等线" w:hAnsi="Arial" w:cs="Arial"/>
-          <w:b/>
-          <w:sz w:val="30"/>
-        </w:rPr>
-        <w:t>虚拟</w:t>
-      </w:r>
-      <w:r>
-        <w:rPr>
-          <w:rFonts w:ascii="Arial" w:eastAsia="等线" w:hAnsi="Arial" w:cs="Arial"/>
-          <w:b/>
-          <w:sz w:val="30"/>
-        </w:rPr>
-        <w:t xml:space="preserve"> IP </w:t>
-      </w:r>
-      <w:r>
-        <w:rPr>
-          <w:rFonts w:ascii="Arial" w:eastAsia="等线" w:hAnsi="Arial" w:cs="Arial"/>
-          <w:b/>
-          <w:sz w:val="30"/>
-        </w:rPr>
-        <w:t>角色交互系统（新增</w:t>
-      </w:r>
-      <w:r>
-        <w:rPr>
-          <w:rFonts w:ascii="微软雅黑" w:eastAsia="微软雅黑" w:hAnsi="微软雅黑" w:cs="微软雅黑" w:hint="eastAsia"/>
-          <w:b/>
-          <w:sz w:val="30"/>
-        </w:rPr>
-        <w:t>・</w:t>
-      </w:r>
-      <w:r>
-        <w:rPr>
-          <w:rFonts w:ascii="等线" w:eastAsia="等线" w:hAnsi="等线" w:cs="等线" w:hint="eastAsia"/>
-          <w:b/>
-          <w:sz w:val="30"/>
-        </w:rPr>
-        <w:t>核心情感交互模块）</w:t>
-      </w:r>
-    </w:p>
-    <w:p>
-      <w:pPr>
-        <w:spacing w:before="120" w:after="120" w:line="288" w:lineRule="auto"/>
-      </w:pPr>
-      <w:r>
-        <w:t>本模块为设备专属情感化交互核心，通过二次元虚拟 IP 角色实现环境状态、设备模式、安全事件的拟人化表达，</w:t>
-      </w:r>
-      <w:r>
-        <w:rPr>
-          <w:b/>
-          <w:bCs/>
-        </w:rPr>
-        <w:t>完全替代传统灯光、图标告警</w:t>
-      </w:r>
-      <w:r>
-        <w:t>，形成项目独有的视觉 IP 与情感体验。</w:t>
-      </w:r>
-    </w:p>
-    <w:p>
-      <w:pPr>
-        <w:spacing w:before="260" w:after="120" w:line="288" w:lineRule="auto"/>
-        <w:outlineLvl w:val="3"/>
-        <w:rPr>
-          <w:rFonts w:ascii="Arial" w:eastAsia="等线" w:hAnsi="Arial" w:cs="Arial"/>
-          <w:b/>
-          <w:sz w:val="28"/>
-        </w:rPr>
-      </w:pPr>
-      <w:r>
-        <w:rPr>
-          <w:rFonts w:ascii="Arial" w:eastAsia="等线" w:hAnsi="Arial" w:cs="Arial"/>
-          <w:b/>
-          <w:sz w:val="28"/>
-        </w:rPr>
-        <w:t xml:space="preserve">3.4.1 </w:t>
-      </w:r>
-      <w:r>
-        <w:rPr>
-          <w:rFonts w:ascii="Arial" w:eastAsia="等线" w:hAnsi="Arial" w:cs="Arial"/>
-          <w:b/>
-          <w:sz w:val="28"/>
-        </w:rPr>
-        <w:t>角色状态与环境联动</w:t>
-      </w:r>
-    </w:p>
-    <w:p>
-      <w:pPr>
-        <w:numPr>
-          <w:ilvl w:val="0"/>
-          <w:numId w:val="86"/>
-        </w:numPr>
-        <w:spacing w:before="120" w:after="120" w:line="288" w:lineRule="auto"/>
-      </w:pPr>
-      <w:r>
-        <w:t>状态良好：AQI=1 且所有指标舒适 → 角色微笑放松，呈现轻松常态</w:t>
-      </w:r>
-    </w:p>
-    <w:p>
-      <w:pPr>
-        <w:numPr>
-          <w:ilvl w:val="0"/>
-          <w:numId w:val="86"/>
-        </w:numPr>
-        <w:spacing w:before="120" w:after="120" w:line="288" w:lineRule="auto"/>
-      </w:pPr>
-      <w:r>
-        <w:t>普通提醒：AQI≥2 或</w:t>
-      </w:r>
-      <w:proofErr w:type="gramStart"/>
-      <w:r>
-        <w:t>单指标</w:t>
-      </w:r>
-      <w:proofErr w:type="gramEnd"/>
-      <w:r>
-        <w:t>轻微异常 → 角色轻微担忧、头顶问号</w:t>
-      </w:r>
-    </w:p>
-    <w:p>
-      <w:pPr>
-        <w:numPr>
-          <w:ilvl w:val="0"/>
-          <w:numId w:val="86"/>
-        </w:numPr>
-        <w:spacing w:before="120" w:after="120" w:line="288" w:lineRule="auto"/>
-      </w:pPr>
-      <w:r>
-        <w:t xml:space="preserve">严重告警：AQI≥4 或 </w:t>
-      </w:r>
-      <w:proofErr w:type="spellStart"/>
-      <w:r>
-        <w:t>eCO</w:t>
-      </w:r>
-      <w:proofErr w:type="spellEnd"/>
-      <w:r>
-        <w:rPr>
-          <w:rFonts w:ascii="Cambria Math" w:hAnsi="Cambria Math" w:cs="Cambria Math"/>
-        </w:rPr>
-        <w:t>₂</w:t>
-      </w:r>
-      <w:r>
-        <w:t>/TVOC 超标 → 角色紧张警示，搭配警示标识</w:t>
-      </w:r>
-    </w:p>
-    <w:p>
-      <w:pPr>
-        <w:numPr>
-          <w:ilvl w:val="0"/>
-          <w:numId w:val="86"/>
-        </w:numPr>
-        <w:spacing w:before="120" w:after="120" w:line="288" w:lineRule="auto"/>
-      </w:pPr>
-      <w:r>
-        <w:t>专注模式：毫米波检测到用户就座 → 角色安静陪伴、</w:t>
-      </w:r>
-      <w:proofErr w:type="gramStart"/>
-      <w:r>
-        <w:t>低动效</w:t>
-      </w:r>
-      <w:proofErr w:type="gramEnd"/>
-      <w:r>
-        <w:t>、不打扰</w:t>
-      </w:r>
-    </w:p>
-    <w:p>
-      <w:pPr>
-        <w:numPr>
-          <w:ilvl w:val="0"/>
-          <w:numId w:val="86"/>
-        </w:numPr>
-        <w:spacing w:before="120" w:after="120" w:line="288" w:lineRule="auto"/>
-      </w:pPr>
-      <w:r>
-        <w:t>任务完成 / 环境恢复正常 → 角色点赞、庆祝，给予正向情感反馈</w:t>
-      </w:r>
-    </w:p>
-    <w:p>
-      <w:pPr>
-        <w:numPr>
-          <w:ilvl w:val="0"/>
-          <w:numId w:val="86"/>
-        </w:numPr>
-        <w:spacing w:before="120" w:after="120" w:line="288" w:lineRule="auto"/>
-      </w:pPr>
-      <w:r>
-        <w:t>设备锁定：远程安全锁激活 → 角色抱胸严肃，</w:t>
-      </w:r>
-      <w:proofErr w:type="gramStart"/>
-      <w:r>
-        <w:t>显示锁态图标</w:t>
-      </w:r>
-      <w:proofErr w:type="gramEnd"/>
-    </w:p>
-    <w:p>
-      <w:pPr>
-        <w:spacing w:before="260" w:after="120" w:line="288" w:lineRule="auto"/>
-        <w:outlineLvl w:val="3"/>
-        <w:rPr>
-          <w:rFonts w:ascii="Arial" w:eastAsia="等线" w:hAnsi="Arial" w:cs="Arial"/>
-          <w:b/>
-          <w:sz w:val="28"/>
-        </w:rPr>
-      </w:pPr>
-      <w:r>
-        <w:rPr>
-          <w:rFonts w:ascii="Arial" w:eastAsia="等线" w:hAnsi="Arial" w:cs="Arial"/>
-          <w:b/>
-          <w:sz w:val="28"/>
-        </w:rPr>
-        <w:t xml:space="preserve">3.4.2 </w:t>
-      </w:r>
-      <w:r>
-        <w:rPr>
-          <w:rFonts w:ascii="Arial" w:eastAsia="等线" w:hAnsi="Arial" w:cs="Arial"/>
-          <w:b/>
-          <w:sz w:val="28"/>
-        </w:rPr>
-        <w:t>开机苏醒动画流程</w:t>
-      </w:r>
-    </w:p>
-    <w:p>
-      <w:pPr>
-        <w:numPr>
-          <w:ilvl w:val="0"/>
-          <w:numId w:val="87"/>
-        </w:numPr>
-        <w:spacing w:before="120" w:after="120" w:line="288" w:lineRule="auto"/>
-      </w:pPr>
-      <w:r>
-        <w:t>开机显示角色睡眠静态图</w:t>
-      </w:r>
-    </w:p>
-    <w:p>
-      <w:pPr>
-        <w:numPr>
-          <w:ilvl w:val="0"/>
-          <w:numId w:val="87"/>
-        </w:numPr>
-        <w:spacing w:before="120" w:after="120" w:line="288" w:lineRule="auto"/>
-      </w:pPr>
-      <w:r>
-        <w:t>角色眼睛缓缓睁开，完成苏醒动效</w:t>
-      </w:r>
-    </w:p>
-    <w:p>
-      <w:pPr>
-        <w:numPr>
-          <w:ilvl w:val="0"/>
-          <w:numId w:val="87"/>
-        </w:numPr>
-        <w:spacing w:before="120" w:after="120" w:line="288" w:lineRule="auto"/>
-      </w:pPr>
-      <w:r>
-        <w:t>显示欢迎语：“嗨，今天想专注点什么？”</w:t>
-      </w:r>
-    </w:p>
-    <w:p>
-      <w:pPr>
-        <w:numPr>
-          <w:ilvl w:val="0"/>
-          <w:numId w:val="87"/>
-        </w:numPr>
-        <w:spacing w:before="120" w:after="120" w:line="288" w:lineRule="auto"/>
-      </w:pPr>
-      <w:r>
-        <w:lastRenderedPageBreak/>
-        <w:t>平滑过渡到主界面，全程 1–2 秒，轻量化不卡顿</w:t>
-      </w:r>
-    </w:p>
-    <w:p>
-      <w:pPr>
-        <w:spacing w:before="260" w:after="120" w:line="288" w:lineRule="auto"/>
-        <w:outlineLvl w:val="3"/>
-        <w:rPr>
-          <w:rFonts w:ascii="Arial" w:eastAsia="等线" w:hAnsi="Arial" w:cs="Arial"/>
-          <w:b/>
-          <w:sz w:val="28"/>
-        </w:rPr>
-      </w:pPr>
-      <w:r>
-        <w:rPr>
-          <w:rFonts w:ascii="Arial" w:eastAsia="等线" w:hAnsi="Arial" w:cs="Arial"/>
-          <w:b/>
-          <w:sz w:val="28"/>
-        </w:rPr>
-        <w:t xml:space="preserve">3.4.3 </w:t>
-      </w:r>
-      <w:r>
-        <w:rPr>
-          <w:rFonts w:ascii="Arial" w:eastAsia="等线" w:hAnsi="Arial" w:cs="Arial"/>
-          <w:b/>
-          <w:sz w:val="28"/>
-        </w:rPr>
-        <w:t>菜单向导交互</w:t>
-      </w:r>
-    </w:p>
-    <w:p>
-      <w:pPr>
-        <w:numPr>
-          <w:ilvl w:val="0"/>
-          <w:numId w:val="88"/>
-        </w:numPr>
-        <w:spacing w:before="120" w:after="120" w:line="288" w:lineRule="auto"/>
-      </w:pPr>
-      <w:r>
-        <w:t>角色常驻屏幕角落，作为菜单入口向导</w:t>
-      </w:r>
-    </w:p>
-    <w:p>
-      <w:pPr>
-        <w:numPr>
-          <w:ilvl w:val="0"/>
-          <w:numId w:val="88"/>
-        </w:numPr>
-        <w:spacing w:before="120" w:after="120" w:line="288" w:lineRule="auto"/>
-      </w:pPr>
-      <w:r>
-        <w:t>点击角色或按键 → 角色做出指引动作，呼出菜单选项卡</w:t>
-      </w:r>
-    </w:p>
-    <w:p>
-      <w:pPr>
-        <w:numPr>
-          <w:ilvl w:val="0"/>
-          <w:numId w:val="88"/>
-        </w:numPr>
-        <w:spacing w:before="120" w:after="120" w:line="288" w:lineRule="auto"/>
-      </w:pPr>
-      <w:r>
-        <w:t>菜单包含：空气质量、环境数据、专注计时、设置等功能入口</w:t>
-      </w:r>
-    </w:p>
-    <w:p>
-      <w:pPr>
-        <w:numPr>
-          <w:ilvl w:val="0"/>
-          <w:numId w:val="88"/>
-        </w:numPr>
-        <w:spacing w:before="120" w:after="120" w:line="288" w:lineRule="auto"/>
-      </w:pPr>
-      <w:r>
-        <w:t>交互柔和、不遮挡数据，提升操作趣味性与辨识度</w:t>
-      </w:r>
-    </w:p>
-    <w:p>
-      <w:pPr>
-        <w:spacing w:before="260" w:after="120" w:line="288" w:lineRule="auto"/>
-        <w:outlineLvl w:val="3"/>
-        <w:rPr>
-          <w:rFonts w:ascii="Arial" w:eastAsia="等线" w:hAnsi="Arial" w:cs="Arial"/>
-          <w:b/>
-          <w:sz w:val="28"/>
-        </w:rPr>
-      </w:pPr>
-      <w:r>
-        <w:rPr>
-          <w:rFonts w:ascii="Arial" w:eastAsia="等线" w:hAnsi="Arial" w:cs="Arial"/>
-          <w:b/>
-          <w:sz w:val="28"/>
-        </w:rPr>
-        <w:t xml:space="preserve">3.4.4 </w:t>
-      </w:r>
-      <w:r>
-        <w:rPr>
-          <w:rFonts w:ascii="Arial" w:eastAsia="等线" w:hAnsi="Arial" w:cs="Arial"/>
-          <w:b/>
-          <w:sz w:val="28"/>
-        </w:rPr>
-        <w:t>资源存储与渲染</w:t>
-      </w:r>
-    </w:p>
-    <w:p>
-      <w:pPr>
-        <w:numPr>
-          <w:ilvl w:val="0"/>
-          <w:numId w:val="89"/>
-        </w:numPr>
-        <w:spacing w:before="120" w:after="120" w:line="288" w:lineRule="auto"/>
-      </w:pPr>
-      <w:r>
-        <w:t>所有角色图片、背景、动画</w:t>
-      </w:r>
-      <w:proofErr w:type="gramStart"/>
-      <w:r>
-        <w:t>帧</w:t>
-      </w:r>
-      <w:proofErr w:type="gramEnd"/>
-      <w:r>
-        <w:t xml:space="preserve">统一存放于 </w:t>
-      </w:r>
-      <w:r>
-        <w:rPr>
-          <w:b/>
-          <w:bCs/>
-        </w:rPr>
-        <w:t>ESP32 SPIFFS 文件系统</w:t>
-      </w:r>
-    </w:p>
-    <w:p>
-      <w:pPr>
-        <w:numPr>
-          <w:ilvl w:val="0"/>
-          <w:numId w:val="89"/>
-        </w:numPr>
-        <w:spacing w:before="120" w:after="120" w:line="288" w:lineRule="auto"/>
-      </w:pPr>
-      <w:r>
-        <w:t>图片</w:t>
-      </w:r>
-      <w:proofErr w:type="gramStart"/>
-      <w:r>
-        <w:t>按状态</w:t>
-      </w:r>
-      <w:proofErr w:type="gramEnd"/>
-      <w:r>
-        <w:t>分类：角色表情、AQI 背景、专注界面、开机动画</w:t>
-      </w:r>
-    </w:p>
-    <w:p>
-      <w:pPr>
-        <w:numPr>
-          <w:ilvl w:val="0"/>
-          <w:numId w:val="89"/>
-        </w:numPr>
-        <w:spacing w:before="120" w:after="120" w:line="288" w:lineRule="auto"/>
-      </w:pPr>
-      <w:proofErr w:type="gramStart"/>
-      <w:r>
-        <w:t>低帧率</w:t>
-      </w:r>
-      <w:proofErr w:type="gramEnd"/>
-      <w:r>
-        <w:t>、低占用渲染，适配 ESP32 性能，不卡顿、不占固件空间</w:t>
-      </w:r>
-    </w:p>
-    <w:p>
-      <w:pPr>
-        <w:numPr>
-          <w:ilvl w:val="0"/>
-          <w:numId w:val="89"/>
-        </w:numPr>
-        <w:spacing w:before="120" w:after="120" w:line="288" w:lineRule="auto"/>
-      </w:pPr>
-      <w:r>
-        <w:t>全程统一 IP 形象，形成强烈的项目视觉标识</w:t>
-      </w:r>
-    </w:p>
-    <w:p>
-      <w:pPr>
-        <w:spacing w:before="260" w:after="120" w:line="288" w:lineRule="auto"/>
-        <w:outlineLvl w:val="3"/>
-        <w:rPr>
-          <w:rFonts w:ascii="Arial" w:eastAsia="等线" w:hAnsi="Arial" w:cs="Arial"/>
-          <w:b/>
-          <w:sz w:val="28"/>
-        </w:rPr>
-      </w:pPr>
-      <w:r>
-        <w:rPr>
-          <w:rFonts w:ascii="Arial" w:eastAsia="等线" w:hAnsi="Arial" w:cs="Arial"/>
-          <w:b/>
-          <w:sz w:val="28"/>
-        </w:rPr>
-        <w:t xml:space="preserve">3.4.5 </w:t>
-      </w:r>
-      <w:r>
-        <w:rPr>
-          <w:rFonts w:ascii="Arial" w:eastAsia="等线" w:hAnsi="Arial" w:cs="Arial"/>
-          <w:b/>
-          <w:sz w:val="28"/>
-        </w:rPr>
-        <w:t>设计价值</w:t>
-      </w:r>
-    </w:p>
-    <w:p>
-      <w:pPr>
-        <w:numPr>
-          <w:ilvl w:val="0"/>
-          <w:numId w:val="90"/>
-        </w:numPr>
-        <w:spacing w:before="120" w:after="120" w:line="288" w:lineRule="auto"/>
-      </w:pPr>
-      <w:r>
-        <w:t>无额外硬件、无 RGB 灯珠，降低成本与复杂度</w:t>
-      </w:r>
-    </w:p>
-    <w:p>
-      <w:pPr>
-        <w:numPr>
-          <w:ilvl w:val="0"/>
-          <w:numId w:val="90"/>
-        </w:numPr>
-        <w:spacing w:before="120" w:after="120" w:line="288" w:lineRule="auto"/>
-      </w:pPr>
-      <w:r>
-        <w:t>情感化交互强，有温度、有记忆点、区别于所有传统监测设备</w:t>
-      </w:r>
-    </w:p>
-    <w:p>
-      <w:pPr>
-        <w:numPr>
-          <w:ilvl w:val="0"/>
-          <w:numId w:val="90"/>
-        </w:numPr>
-        <w:spacing w:before="120" w:after="120" w:line="288" w:lineRule="auto"/>
-      </w:pPr>
-      <w:r>
-        <w:t>状态表达直观、柔和不刺眼，更适合桌面专注场景</w:t>
-      </w:r>
-    </w:p>
-    <w:p>
-      <w:pPr>
-        <w:numPr>
-          <w:ilvl w:val="0"/>
-          <w:numId w:val="90"/>
-        </w:numPr>
-        <w:spacing w:before="120" w:after="120" w:line="288" w:lineRule="auto"/>
-      </w:pPr>
-      <w:r>
-        <w:t>形成项目专属 IP，提升产品完整性与竞赛展示效果</w:t>
-      </w:r>
-    </w:p>
-    <w:p>
-      <w:pPr>
-        <w:spacing w:before="120" w:after="120" w:line="288" w:lineRule="auto"/>
-      </w:pPr>
-    </w:p>
-    <w:p>
-      <w:pPr>
-        <w:pBdr>
-          <w:bottom w:val="single" w:sz="0" w:space="0" w:color="DEE0E3"/>
-          <w:between w:val="single" w:sz="0" w:space="0" w:color="DEE0E3"/>
-        </w:pBdr>
-        <w:spacing w:before="120" w:after="120" w:line="288" w:lineRule="auto"/>
-      </w:pPr>
-    </w:p>
-    <w:p>
-      <w:pPr>
-        <w:spacing w:before="320" w:after="120" w:line="288" w:lineRule="auto"/>
-        <w:outlineLvl w:val="1"/>
-      </w:pPr>
-      <w:bookmarkStart w:id="27" w:name="heading_27"/>
-      <w:r>
-        <w:rPr>
-          <w:rFonts w:ascii="Arial" w:eastAsia="等线" w:hAnsi="Arial" w:cs="Arial"/>
-          <w:b/>
-          <w:sz w:val="32"/>
-        </w:rPr>
-        <w:t>四、硬件选型明细</w:t>
-      </w:r>
-      <w:bookmarkEnd w:id="27"/>
-    </w:p>
-    <w:p>
-      <w:pPr>
-        <w:numPr>
-          <w:ilvl w:val="0"/>
-          <w:numId w:val="71"/>
-        </w:numPr>
-        <w:spacing w:before="120" w:after="120" w:line="288" w:lineRule="auto"/>
-      </w:pPr>
-      <w:r>
-        <w:rPr>
-          <w:rFonts w:ascii="Arial" w:eastAsia="等线" w:hAnsi="Arial" w:cs="Arial"/>
-        </w:rPr>
-        <w:t>核心：</w:t>
-      </w:r>
-      <w:r>
-        <w:rPr>
-          <w:rFonts w:ascii="Arial" w:eastAsia="等线" w:hAnsi="Arial" w:cs="Arial"/>
-        </w:rPr>
-        <w:t>ESP32-S3 N16R8</w:t>
-      </w:r>
-    </w:p>
-    <w:p>
-      <w:pPr>
-        <w:numPr>
-          <w:ilvl w:val="0"/>
-          <w:numId w:val="72"/>
-        </w:numPr>
-        <w:spacing w:before="120" w:after="120" w:line="288" w:lineRule="auto"/>
-      </w:pPr>
-      <w:r>
-        <w:rPr>
-          <w:rFonts w:ascii="Arial" w:eastAsia="等线" w:hAnsi="Arial" w:cs="Arial"/>
-        </w:rPr>
-        <w:t>传感器：</w:t>
-      </w:r>
-      <w:r>
-        <w:rPr>
-          <w:rFonts w:ascii="Arial" w:eastAsia="等线" w:hAnsi="Arial" w:cs="Arial"/>
-        </w:rPr>
-        <w:t>ENS160+AHT21</w:t>
-      </w:r>
-      <w:r>
-        <w:rPr>
-          <w:rFonts w:ascii="Arial" w:eastAsia="等线" w:hAnsi="Arial" w:cs="Arial"/>
-        </w:rPr>
-        <w:t>、</w:t>
-      </w:r>
-      <w:r>
-        <w:rPr>
-          <w:rFonts w:ascii="Arial" w:eastAsia="等线" w:hAnsi="Arial" w:cs="Arial"/>
-        </w:rPr>
-        <w:t>BH1750</w:t>
-      </w:r>
-      <w:r>
-        <w:rPr>
-          <w:rFonts w:ascii="Arial" w:eastAsia="等线" w:hAnsi="Arial" w:cs="Arial"/>
-        </w:rPr>
-        <w:t>、</w:t>
-      </w:r>
-      <w:r>
-        <w:rPr>
-          <w:rFonts w:ascii="Arial" w:eastAsia="等线" w:hAnsi="Arial" w:cs="Arial"/>
-        </w:rPr>
-        <w:t xml:space="preserve">LD2410B </w:t>
-      </w:r>
-      <w:r>
-        <w:rPr>
-          <w:rFonts w:ascii="Arial" w:eastAsia="等线" w:hAnsi="Arial" w:cs="Arial"/>
-        </w:rPr>
-        <w:t>毫米波</w:t>
-      </w:r>
-    </w:p>
-    <w:p>
-      <w:pPr>
-        <w:numPr>
-          <w:ilvl w:val="0"/>
-          <w:numId w:val="73"/>
-        </w:numPr>
-        <w:spacing w:before="120" w:after="120" w:line="288" w:lineRule="auto"/>
-      </w:pPr>
-      <w:r>
-        <w:rPr>
-          <w:rFonts w:ascii="Arial" w:eastAsia="等线" w:hAnsi="Arial" w:cs="Arial"/>
-        </w:rPr>
-        <w:t>显示：</w:t>
-      </w:r>
-      <w:r>
-        <w:rPr>
-          <w:rFonts w:ascii="Arial" w:eastAsia="等线" w:hAnsi="Arial" w:cs="Arial"/>
-        </w:rPr>
-        <w:t xml:space="preserve">2.4 </w:t>
-      </w:r>
-      <w:proofErr w:type="gramStart"/>
-      <w:r>
-        <w:rPr>
-          <w:rFonts w:ascii="Arial" w:eastAsia="等线" w:hAnsi="Arial" w:cs="Arial"/>
-        </w:rPr>
-        <w:t>寸触控</w:t>
-      </w:r>
-      <w:proofErr w:type="gramEnd"/>
-      <w:r>
-        <w:rPr>
-          <w:rFonts w:ascii="Arial" w:eastAsia="等线" w:hAnsi="Arial" w:cs="Arial"/>
-        </w:rPr>
-        <w:t xml:space="preserve"> TFT</w:t>
-      </w:r>
-    </w:p>
-    <w:p>
-      <w:pPr>
-        <w:numPr>
-          <w:ilvl w:val="0"/>
-          <w:numId w:val="74"/>
-        </w:numPr>
-        <w:spacing w:before="120" w:after="120" w:line="288" w:lineRule="auto"/>
-      </w:pPr>
-      <w:r>
-        <w:rPr>
-          <w:rFonts w:ascii="Arial" w:eastAsia="等线" w:hAnsi="Arial" w:cs="Arial"/>
-        </w:rPr>
-        <w:t>执行：语音喇叭、红外收发、</w:t>
-      </w:r>
-      <w:proofErr w:type="spellStart"/>
-      <w:r>
-        <w:rPr>
-          <w:rFonts w:ascii="Arial" w:eastAsia="等线" w:hAnsi="Arial" w:cs="Arial"/>
-        </w:rPr>
-        <w:t>DFPlayer</w:t>
-      </w:r>
-      <w:proofErr w:type="spellEnd"/>
-      <w:r>
-        <w:rPr>
-          <w:rFonts w:ascii="Arial" w:eastAsia="等线" w:hAnsi="Arial" w:cs="Arial"/>
-        </w:rPr>
-        <w:t xml:space="preserve"> Mini</w:t>
-      </w:r>
-    </w:p>
-    <w:p>
-      <w:pPr>
-        <w:numPr>
-          <w:ilvl w:val="0"/>
-          <w:numId w:val="75"/>
-        </w:numPr>
-        <w:spacing w:before="120" w:after="120" w:line="288" w:lineRule="auto"/>
-      </w:pPr>
-      <w:r>
-        <w:rPr>
-          <w:rFonts w:ascii="Arial" w:eastAsia="等线" w:hAnsi="Arial" w:cs="Arial"/>
-        </w:rPr>
-        <w:t>存储：</w:t>
-      </w:r>
-      <w:r>
-        <w:rPr>
-          <w:rFonts w:ascii="Arial" w:eastAsia="等线" w:hAnsi="Arial" w:cs="Arial"/>
-        </w:rPr>
-        <w:t xml:space="preserve">Micro SD </w:t>
-      </w:r>
-      <w:r>
-        <w:rPr>
-          <w:rFonts w:ascii="Arial" w:eastAsia="等线" w:hAnsi="Arial" w:cs="Arial"/>
-        </w:rPr>
-        <w:t>卡模块</w:t>
-      </w:r>
-    </w:p>
-    <w:p>
-      <w:pPr>
-        <w:numPr>
-          <w:ilvl w:val="0"/>
-          <w:numId w:val="76"/>
-        </w:numPr>
-        <w:spacing w:before="120" w:after="120" w:line="288" w:lineRule="auto"/>
-      </w:pPr>
-      <w:r>
-        <w:rPr>
-          <w:rFonts w:ascii="Arial" w:eastAsia="等线" w:hAnsi="Arial" w:cs="Arial"/>
-        </w:rPr>
-        <w:t>电源、外壳、线材</w:t>
-      </w:r>
-    </w:p>
-    <w:p>
-      <w:pPr>
-        <w:pBdr>
-          <w:bottom w:val="single" w:sz="0" w:space="0" w:color="DEE0E3"/>
-          <w:between w:val="single" w:sz="0" w:space="0" w:color="DEE0E3"/>
-        </w:pBdr>
-        <w:spacing w:before="120" w:after="120" w:line="288" w:lineRule="auto"/>
-      </w:pPr>
-    </w:p>
-    <w:p>
-      <w:pPr>
-        <w:spacing w:before="320" w:after="120" w:line="288" w:lineRule="auto"/>
-        <w:outlineLvl w:val="1"/>
-      </w:pPr>
-      <w:bookmarkStart w:id="28" w:name="heading_28"/>
-      <w:r>
-        <w:rPr>
-          <w:rFonts w:ascii="Arial" w:eastAsia="等线" w:hAnsi="Arial" w:cs="Arial"/>
-          <w:b/>
-          <w:sz w:val="32"/>
-        </w:rPr>
-        <w:lastRenderedPageBreak/>
-        <w:t>五、团队分工</w:t>
-      </w:r>
-      <w:bookmarkEnd w:id="28"/>
-    </w:p>
-    <w:p>
-      <w:pPr>
-        <w:numPr>
-          <w:ilvl w:val="0"/>
-          <w:numId w:val="77"/>
-        </w:numPr>
-        <w:spacing w:before="120" w:after="120" w:line="288" w:lineRule="auto"/>
-      </w:pPr>
-      <w:r>
-        <w:rPr>
-          <w:rFonts w:ascii="Arial" w:eastAsia="等线" w:hAnsi="Arial" w:cs="Arial"/>
-        </w:rPr>
-        <w:t>成员</w:t>
-      </w:r>
-      <w:r>
-        <w:rPr>
-          <w:rFonts w:ascii="Arial" w:eastAsia="等线" w:hAnsi="Arial" w:cs="Arial"/>
-        </w:rPr>
-        <w:t xml:space="preserve"> 1</w:t>
-      </w:r>
-      <w:r>
-        <w:rPr>
-          <w:rFonts w:ascii="Arial" w:eastAsia="等线" w:hAnsi="Arial" w:cs="Arial"/>
-        </w:rPr>
-        <w:t>：硬件核心开发、系统架构、</w:t>
-      </w:r>
-      <w:r>
-        <w:rPr>
-          <w:rFonts w:ascii="Arial" w:eastAsia="等线" w:hAnsi="Arial" w:cs="Arial"/>
-          <w:b/>
-        </w:rPr>
-        <w:t>虚拟</w:t>
-      </w:r>
-      <w:r>
-        <w:rPr>
-          <w:rFonts w:ascii="Arial" w:eastAsia="等线" w:hAnsi="Arial" w:cs="Arial"/>
-          <w:b/>
-        </w:rPr>
-        <w:t xml:space="preserve"> IP </w:t>
-      </w:r>
-      <w:r>
-        <w:rPr>
-          <w:rFonts w:ascii="Arial" w:eastAsia="等线" w:hAnsi="Arial" w:cs="Arial"/>
-          <w:b/>
-        </w:rPr>
-        <w:t>交互</w:t>
-      </w:r>
-      <w:r>
-        <w:rPr>
-          <w:rFonts w:ascii="Arial" w:eastAsia="等线" w:hAnsi="Arial" w:cs="Arial"/>
-        </w:rPr>
-        <w:t>、代码实现、安全机制</w:t>
-      </w:r>
-    </w:p>
-    <w:p>
-      <w:pPr>
-        <w:numPr>
-          <w:ilvl w:val="0"/>
-          <w:numId w:val="78"/>
-        </w:numPr>
-        <w:spacing w:before="120" w:after="120" w:line="288" w:lineRule="auto"/>
-      </w:pPr>
-      <w:r>
-        <w:rPr>
-          <w:rFonts w:ascii="Arial" w:eastAsia="等线" w:hAnsi="Arial" w:cs="Arial"/>
-        </w:rPr>
-        <w:t>成员</w:t>
-      </w:r>
-      <w:r>
-        <w:rPr>
-          <w:rFonts w:ascii="Arial" w:eastAsia="等线" w:hAnsi="Arial" w:cs="Arial"/>
-        </w:rPr>
-        <w:t xml:space="preserve"> 2</w:t>
-      </w:r>
-      <w:r>
-        <w:rPr>
-          <w:rFonts w:ascii="Arial" w:eastAsia="等线" w:hAnsi="Arial" w:cs="Arial"/>
-        </w:rPr>
-        <w:t>：后端服务、</w:t>
-      </w:r>
-      <w:r>
-        <w:rPr>
-          <w:rFonts w:ascii="Arial" w:eastAsia="等线" w:hAnsi="Arial" w:cs="Arial"/>
-        </w:rPr>
-        <w:t>MQTT</w:t>
-      </w:r>
-      <w:r>
-        <w:rPr>
-          <w:rFonts w:ascii="Arial" w:eastAsia="等线" w:hAnsi="Arial" w:cs="Arial"/>
-        </w:rPr>
-        <w:t>、</w:t>
-      </w:r>
-      <w:r>
-        <w:rPr>
-          <w:rFonts w:ascii="Arial" w:eastAsia="等线" w:hAnsi="Arial" w:cs="Arial"/>
-        </w:rPr>
-        <w:t xml:space="preserve">AI </w:t>
-      </w:r>
-      <w:r>
-        <w:rPr>
-          <w:rFonts w:ascii="Arial" w:eastAsia="等线" w:hAnsi="Arial" w:cs="Arial"/>
-        </w:rPr>
-        <w:t>对接、</w:t>
-      </w:r>
-      <w:proofErr w:type="gramStart"/>
-      <w:r>
-        <w:rPr>
-          <w:rFonts w:ascii="Arial" w:eastAsia="等线" w:hAnsi="Arial" w:cs="Arial"/>
-        </w:rPr>
-        <w:t>微信告警</w:t>
-      </w:r>
-      <w:proofErr w:type="gramEnd"/>
-      <w:r>
-        <w:rPr>
-          <w:rFonts w:ascii="Arial" w:eastAsia="等线" w:hAnsi="Arial" w:cs="Arial"/>
-        </w:rPr>
-        <w:t>、数据平台</w:t>
-      </w:r>
-    </w:p>
-    <w:p>
-      <w:pPr>
-        <w:numPr>
-          <w:ilvl w:val="0"/>
-          <w:numId w:val="79"/>
-        </w:numPr>
-        <w:spacing w:before="120" w:after="120" w:line="288" w:lineRule="auto"/>
-      </w:pPr>
-      <w:r>
-        <w:rPr>
-          <w:rFonts w:ascii="Arial" w:eastAsia="等线" w:hAnsi="Arial" w:cs="Arial"/>
-        </w:rPr>
-        <w:t>成员</w:t>
-      </w:r>
-      <w:r>
-        <w:rPr>
-          <w:rFonts w:ascii="Arial" w:eastAsia="等线" w:hAnsi="Arial" w:cs="Arial"/>
-        </w:rPr>
-        <w:t xml:space="preserve"> 3</w:t>
-      </w:r>
-      <w:r>
-        <w:rPr>
-          <w:rFonts w:ascii="Arial" w:eastAsia="等线" w:hAnsi="Arial" w:cs="Arial"/>
-        </w:rPr>
-        <w:t>：测试、文档、</w:t>
-      </w:r>
-      <w:r>
-        <w:rPr>
-          <w:rFonts w:ascii="Arial" w:eastAsia="等线" w:hAnsi="Arial" w:cs="Arial"/>
-        </w:rPr>
-        <w:t>PPT</w:t>
-      </w:r>
-      <w:r>
-        <w:rPr>
-          <w:rFonts w:ascii="Arial" w:eastAsia="等线" w:hAnsi="Arial" w:cs="Arial"/>
-        </w:rPr>
-        <w:t>、演示视频、结构设计</w:t>
-      </w:r>
-    </w:p>
-    <w:p>
-      <w:pPr>
-        <w:pBdr>
-          <w:bottom w:val="single" w:sz="0" w:space="0" w:color="DEE0E3"/>
-          <w:between w:val="single" w:sz="0" w:space="0" w:color="DEE0E3"/>
-        </w:pBdr>
-        <w:spacing w:before="120" w:after="120" w:line="288" w:lineRule="auto"/>
-      </w:pPr>
-    </w:p>
-    <w:p>
-      <w:pPr>
-        <w:spacing w:before="320" w:after="120" w:line="288" w:lineRule="auto"/>
-        <w:outlineLvl w:val="1"/>
-      </w:pPr>
-      <w:bookmarkStart w:id="29" w:name="heading_29"/>
-      <w:r>
-        <w:rPr>
-          <w:rFonts w:ascii="Arial" w:eastAsia="等线" w:hAnsi="Arial" w:cs="Arial"/>
-          <w:b/>
-          <w:sz w:val="32"/>
-        </w:rPr>
-        <w:t>六、创新点与竞赛优势</w:t>
-      </w:r>
-      <w:bookmarkEnd w:id="29"/>
-    </w:p>
-    <w:p>
-      <w:pPr>
-        <w:spacing w:before="300" w:after="120" w:line="288" w:lineRule="auto"/>
-        <w:outlineLvl w:val="2"/>
-      </w:pPr>
-      <w:bookmarkStart w:id="30" w:name="heading_30"/>
-      <w:r>
-        <w:rPr>
-          <w:rFonts w:ascii="Arial" w:eastAsia="等线" w:hAnsi="Arial" w:cs="Arial"/>
-          <w:b/>
-          <w:sz w:val="30"/>
-        </w:rPr>
-        <w:t xml:space="preserve">1. </w:t>
-      </w:r>
-      <w:r>
-        <w:rPr>
-          <w:rFonts w:ascii="Arial" w:eastAsia="等线" w:hAnsi="Arial" w:cs="Arial"/>
-          <w:b/>
-          <w:sz w:val="30"/>
-        </w:rPr>
-        <w:t>虚拟</w:t>
-      </w:r>
-      <w:r>
-        <w:rPr>
-          <w:rFonts w:ascii="Arial" w:eastAsia="等线" w:hAnsi="Arial" w:cs="Arial"/>
-          <w:b/>
-          <w:sz w:val="30"/>
-        </w:rPr>
-        <w:t xml:space="preserve"> IP </w:t>
-      </w:r>
-      <w:r>
-        <w:rPr>
-          <w:rFonts w:ascii="Arial" w:eastAsia="等线" w:hAnsi="Arial" w:cs="Arial"/>
-          <w:b/>
-          <w:sz w:val="30"/>
-        </w:rPr>
-        <w:t>情感化交互（替代传统灯光・独家创新）</w:t>
-      </w:r>
-      <w:bookmarkEnd w:id="30"/>
-    </w:p>
-    <w:p>
-      <w:pPr>
-        <w:spacing w:before="120" w:after="120" w:line="288" w:lineRule="auto"/>
-      </w:pPr>
-      <w:r>
-        <w:rPr>
-          <w:rFonts w:ascii="Arial" w:eastAsia="等线" w:hAnsi="Arial" w:cs="Arial"/>
-        </w:rPr>
-        <w:t>摒弃传统</w:t>
-      </w:r>
-      <w:r>
-        <w:rPr>
-          <w:rFonts w:ascii="Arial" w:eastAsia="等线" w:hAnsi="Arial" w:cs="Arial"/>
-        </w:rPr>
-        <w:t xml:space="preserve"> RGB </w:t>
-      </w:r>
-      <w:r>
-        <w:rPr>
-          <w:rFonts w:ascii="Arial" w:eastAsia="等线" w:hAnsi="Arial" w:cs="Arial"/>
-        </w:rPr>
-        <w:t>灯珠告警，采用</w:t>
-      </w:r>
-      <w:r>
-        <w:rPr>
-          <w:rFonts w:ascii="Arial" w:eastAsia="等线" w:hAnsi="Arial" w:cs="Arial"/>
-          <w:b/>
-        </w:rPr>
-        <w:t>专属二次元虚拟角色</w:t>
-      </w:r>
-      <w:r>
-        <w:rPr>
-          <w:rFonts w:ascii="Arial" w:eastAsia="等线" w:hAnsi="Arial" w:cs="Arial"/>
-        </w:rPr>
-        <w:t>表达设备状态与环境等级，通过微笑、担忧、紧张、陪伴、</w:t>
-      </w:r>
-      <w:proofErr w:type="gramStart"/>
-      <w:r>
-        <w:rPr>
-          <w:rFonts w:ascii="Arial" w:eastAsia="等线" w:hAnsi="Arial" w:cs="Arial"/>
-        </w:rPr>
-        <w:t>点赞等</w:t>
-      </w:r>
-      <w:proofErr w:type="gramEnd"/>
-      <w:r>
-        <w:rPr>
-          <w:rFonts w:ascii="Arial" w:eastAsia="等线" w:hAnsi="Arial" w:cs="Arial"/>
-        </w:rPr>
-        <w:t>动作直观反馈，无硬件、低干扰、高情感、强记忆点，打造</w:t>
-      </w:r>
-      <w:r>
-        <w:rPr>
-          <w:rFonts w:ascii="Arial" w:eastAsia="等线" w:hAnsi="Arial" w:cs="Arial"/>
-        </w:rPr>
-        <w:t xml:space="preserve"> “</w:t>
-      </w:r>
-      <w:r>
-        <w:rPr>
-          <w:rFonts w:ascii="Arial" w:eastAsia="等线" w:hAnsi="Arial" w:cs="Arial"/>
-        </w:rPr>
-        <w:t>桌面智能小管家</w:t>
-      </w:r>
-      <w:r>
-        <w:rPr>
-          <w:rFonts w:ascii="Arial" w:eastAsia="等线" w:hAnsi="Arial" w:cs="Arial"/>
-        </w:rPr>
-        <w:t xml:space="preserve">” </w:t>
-      </w:r>
-      <w:r>
-        <w:rPr>
-          <w:rFonts w:ascii="Arial" w:eastAsia="等线" w:hAnsi="Arial" w:cs="Arial"/>
-        </w:rPr>
-        <w:t>独特</w:t>
-      </w:r>
-      <w:r>
-        <w:rPr>
-          <w:rFonts w:ascii="Arial" w:eastAsia="等线" w:hAnsi="Arial" w:cs="Arial"/>
-        </w:rPr>
-        <w:t xml:space="preserve"> IP</w:t>
-      </w:r>
-      <w:r>
-        <w:rPr>
-          <w:rFonts w:ascii="Arial" w:eastAsia="等线" w:hAnsi="Arial" w:cs="Arial"/>
-        </w:rPr>
-        <w:t>。</w:t>
-      </w:r>
-    </w:p>
-    <w:p>
-      <w:pPr>
-        <w:spacing w:before="300" w:after="120" w:line="288" w:lineRule="auto"/>
-        <w:outlineLvl w:val="2"/>
-      </w:pPr>
-      <w:bookmarkStart w:id="31" w:name="heading_31"/>
-      <w:r>
-        <w:rPr>
-          <w:rFonts w:ascii="Arial" w:eastAsia="等线" w:hAnsi="Arial" w:cs="Arial"/>
-          <w:b/>
-          <w:sz w:val="30"/>
-        </w:rPr>
-        <w:t xml:space="preserve">2. </w:t>
-      </w:r>
-      <w:r>
-        <w:rPr>
-          <w:rFonts w:ascii="Arial" w:eastAsia="等线" w:hAnsi="Arial" w:cs="Arial"/>
-          <w:b/>
-          <w:sz w:val="30"/>
-        </w:rPr>
-        <w:t>毫米波无感专注模式</w:t>
-      </w:r>
-      <w:r>
-        <w:rPr>
-          <w:rFonts w:ascii="Arial" w:eastAsia="等线" w:hAnsi="Arial" w:cs="Arial"/>
-          <w:b/>
-          <w:sz w:val="30"/>
-        </w:rPr>
-        <w:t xml:space="preserve"> + </w:t>
-      </w:r>
-      <w:proofErr w:type="gramStart"/>
-      <w:r>
-        <w:rPr>
-          <w:rFonts w:ascii="Arial" w:eastAsia="等线" w:hAnsi="Arial" w:cs="Arial"/>
-          <w:b/>
-          <w:sz w:val="30"/>
-        </w:rPr>
-        <w:t>蓝牙</w:t>
-      </w:r>
-      <w:proofErr w:type="gramEnd"/>
-      <w:r>
-        <w:rPr>
-          <w:rFonts w:ascii="Arial" w:eastAsia="等线" w:hAnsi="Arial" w:cs="Arial"/>
-          <w:b/>
-          <w:sz w:val="30"/>
-        </w:rPr>
-        <w:t xml:space="preserve"> Mesh </w:t>
-      </w:r>
-      <w:r>
-        <w:rPr>
-          <w:rFonts w:ascii="Arial" w:eastAsia="等线" w:hAnsi="Arial" w:cs="Arial"/>
-          <w:b/>
-          <w:sz w:val="30"/>
-        </w:rPr>
-        <w:t>直控台灯</w:t>
-      </w:r>
-      <w:bookmarkEnd w:id="31"/>
-    </w:p>
-    <w:p>
-      <w:pPr>
-        <w:spacing w:before="120" w:after="120" w:line="288" w:lineRule="auto"/>
-      </w:pPr>
-      <w:r>
-        <w:rPr>
-          <w:rFonts w:ascii="Arial" w:eastAsia="等线" w:hAnsi="Arial" w:cs="Arial"/>
-        </w:rPr>
-        <w:t>无需手动操作，毫米波自动识别人体存在，一键进入专注模式；</w:t>
-      </w:r>
-      <w:r>
-        <w:rPr>
-          <w:rFonts w:ascii="Arial" w:eastAsia="等线" w:hAnsi="Arial" w:cs="Arial"/>
-        </w:rPr>
-        <w:t xml:space="preserve">ESP32-S3 </w:t>
-      </w:r>
-      <w:proofErr w:type="gramStart"/>
-      <w:r>
-        <w:rPr>
-          <w:rFonts w:ascii="Arial" w:eastAsia="等线" w:hAnsi="Arial" w:cs="Arial"/>
-        </w:rPr>
-        <w:t>作为蓝牙</w:t>
-      </w:r>
-      <w:proofErr w:type="gramEnd"/>
-      <w:r>
-        <w:rPr>
-          <w:rFonts w:ascii="Arial" w:eastAsia="等线" w:hAnsi="Arial" w:cs="Arial"/>
-        </w:rPr>
-        <w:t xml:space="preserve"> Mesh </w:t>
-      </w:r>
-      <w:r>
-        <w:rPr>
-          <w:rFonts w:ascii="Arial" w:eastAsia="等线" w:hAnsi="Arial" w:cs="Arial"/>
-        </w:rPr>
-        <w:t>配置节点，直连智能台灯调节色温，实现无感智能、感知</w:t>
-      </w:r>
-      <w:r>
-        <w:rPr>
-          <w:rFonts w:ascii="Arial" w:eastAsia="等线" w:hAnsi="Arial" w:cs="Arial"/>
-        </w:rPr>
-        <w:t xml:space="preserve"> - </w:t>
-      </w:r>
-      <w:r>
-        <w:rPr>
-          <w:rFonts w:ascii="Arial" w:eastAsia="等线" w:hAnsi="Arial" w:cs="Arial"/>
-        </w:rPr>
-        <w:t>决策</w:t>
-      </w:r>
-      <w:r>
-        <w:rPr>
-          <w:rFonts w:ascii="Arial" w:eastAsia="等线" w:hAnsi="Arial" w:cs="Arial"/>
-        </w:rPr>
-        <w:t xml:space="preserve"> - </w:t>
-      </w:r>
-      <w:r>
-        <w:rPr>
-          <w:rFonts w:ascii="Arial" w:eastAsia="等线" w:hAnsi="Arial" w:cs="Arial"/>
-        </w:rPr>
-        <w:t>执行完整闭环。</w:t>
-      </w:r>
-    </w:p>
-    <w:p>
-      <w:pPr>
-        <w:spacing w:before="300" w:after="120" w:line="288" w:lineRule="auto"/>
-        <w:outlineLvl w:val="2"/>
-      </w:pPr>
-      <w:bookmarkStart w:id="32" w:name="heading_32"/>
-      <w:r>
-        <w:rPr>
-          <w:rFonts w:ascii="Arial" w:eastAsia="等线" w:hAnsi="Arial" w:cs="Arial"/>
-          <w:b/>
-          <w:sz w:val="30"/>
-        </w:rPr>
-        <w:t xml:space="preserve">3. </w:t>
-      </w:r>
-      <w:r>
-        <w:rPr>
-          <w:rFonts w:ascii="Arial" w:eastAsia="等线" w:hAnsi="Arial" w:cs="Arial"/>
-          <w:b/>
-          <w:sz w:val="30"/>
-        </w:rPr>
-        <w:t>多维度空气质量精细化监测</w:t>
-      </w:r>
-      <w:bookmarkEnd w:id="32"/>
-    </w:p>
-    <w:p>
-      <w:pPr>
-        <w:spacing w:before="120" w:after="120" w:line="288" w:lineRule="auto"/>
-      </w:pPr>
-      <w:r>
-        <w:rPr>
-          <w:rFonts w:ascii="Arial" w:eastAsia="等线" w:hAnsi="Arial" w:cs="Arial"/>
-        </w:rPr>
-        <w:t xml:space="preserve">ENS160+AHT21 </w:t>
-      </w:r>
-      <w:r>
-        <w:rPr>
-          <w:rFonts w:ascii="Arial" w:eastAsia="等线" w:hAnsi="Arial" w:cs="Arial"/>
-        </w:rPr>
-        <w:t>同步输出温湿度、</w:t>
-      </w:r>
-      <w:r>
-        <w:rPr>
-          <w:rFonts w:ascii="Arial" w:eastAsia="等线" w:hAnsi="Arial" w:cs="Arial"/>
-        </w:rPr>
-        <w:t>TVOC</w:t>
-      </w:r>
-      <w:r>
-        <w:rPr>
-          <w:rFonts w:ascii="Arial" w:eastAsia="等线" w:hAnsi="Arial" w:cs="Arial"/>
-        </w:rPr>
-        <w:t>、</w:t>
-      </w:r>
-      <w:proofErr w:type="spellStart"/>
-      <w:r>
-        <w:rPr>
-          <w:rFonts w:ascii="Arial" w:eastAsia="等线" w:hAnsi="Arial" w:cs="Arial"/>
-        </w:rPr>
-        <w:t>eCO</w:t>
-      </w:r>
-      <w:proofErr w:type="spellEnd"/>
-      <w:r>
-        <w:rPr>
-          <w:rFonts w:ascii="Arial" w:eastAsia="等线" w:hAnsi="Arial" w:cs="Arial"/>
-        </w:rPr>
-        <w:t>₂</w:t>
-      </w:r>
-      <w:r>
-        <w:rPr>
-          <w:rFonts w:ascii="Arial" w:eastAsia="等线" w:hAnsi="Arial" w:cs="Arial"/>
-        </w:rPr>
-        <w:t>、</w:t>
-      </w:r>
-      <w:r>
-        <w:rPr>
-          <w:rFonts w:ascii="Arial" w:eastAsia="等线" w:hAnsi="Arial" w:cs="Arial"/>
-        </w:rPr>
-        <w:t>AQI</w:t>
-      </w:r>
-      <w:r>
-        <w:rPr>
-          <w:rFonts w:ascii="Arial" w:eastAsia="等线" w:hAnsi="Arial" w:cs="Arial"/>
-        </w:rPr>
-        <w:t>、霉菌风险，支持分级展示与</w:t>
-      </w:r>
-      <w:proofErr w:type="gramStart"/>
-      <w:r>
-        <w:rPr>
-          <w:rFonts w:ascii="Arial" w:eastAsia="等线" w:hAnsi="Arial" w:cs="Arial"/>
-        </w:rPr>
-        <w:t>单指标</w:t>
-      </w:r>
-      <w:proofErr w:type="gramEnd"/>
-      <w:r>
-        <w:rPr>
-          <w:rFonts w:ascii="Arial" w:eastAsia="等线" w:hAnsi="Arial" w:cs="Arial"/>
-        </w:rPr>
-        <w:t>详情，远超传统监测设备。</w:t>
-      </w:r>
-    </w:p>
-    <w:p>
-      <w:pPr>
-        <w:spacing w:before="300" w:after="120" w:line="288" w:lineRule="auto"/>
-        <w:outlineLvl w:val="2"/>
-      </w:pPr>
-      <w:bookmarkStart w:id="33" w:name="heading_33"/>
-      <w:r>
-        <w:rPr>
-          <w:rFonts w:ascii="Arial" w:eastAsia="等线" w:hAnsi="Arial" w:cs="Arial"/>
-          <w:b/>
-          <w:sz w:val="30"/>
-        </w:rPr>
-        <w:t xml:space="preserve">4. </w:t>
-      </w:r>
-      <w:r>
-        <w:rPr>
-          <w:rFonts w:ascii="Arial" w:eastAsia="等线" w:hAnsi="Arial" w:cs="Arial"/>
-          <w:b/>
-          <w:sz w:val="30"/>
-        </w:rPr>
-        <w:t>一主多从分布式物联网架构</w:t>
-      </w:r>
-      <w:bookmarkEnd w:id="33"/>
-    </w:p>
-    <w:p>
-      <w:pPr>
-        <w:spacing w:before="120" w:after="120" w:line="288" w:lineRule="auto"/>
-      </w:pPr>
-      <w:r>
-        <w:rPr>
-          <w:rFonts w:ascii="Arial" w:eastAsia="等线" w:hAnsi="Arial" w:cs="Arial"/>
-        </w:rPr>
-        <w:t>支持主设备</w:t>
-      </w:r>
-      <w:r>
-        <w:rPr>
-          <w:rFonts w:ascii="Arial" w:eastAsia="等线" w:hAnsi="Arial" w:cs="Arial"/>
-        </w:rPr>
-        <w:t xml:space="preserve"> + </w:t>
-      </w:r>
-      <w:r>
-        <w:rPr>
-          <w:rFonts w:ascii="Arial" w:eastAsia="等线" w:hAnsi="Arial" w:cs="Arial"/>
-        </w:rPr>
-        <w:t>多从设备部署，云端统一管理，实现全屋环境数据采集与分析，架构完整、扩展性极强。</w:t>
-      </w:r>
-    </w:p>
-    <w:p>
-      <w:pPr>
-        <w:spacing w:before="300" w:after="120" w:line="288" w:lineRule="auto"/>
-        <w:outlineLvl w:val="2"/>
-      </w:pPr>
-      <w:bookmarkStart w:id="34" w:name="heading_34"/>
-      <w:r>
-        <w:rPr>
-          <w:rFonts w:ascii="Arial" w:eastAsia="等线" w:hAnsi="Arial" w:cs="Arial"/>
-          <w:b/>
-          <w:sz w:val="30"/>
-        </w:rPr>
-        <w:t xml:space="preserve">5. </w:t>
-      </w:r>
-      <w:r>
-        <w:rPr>
-          <w:rFonts w:ascii="Arial" w:eastAsia="等线" w:hAnsi="Arial" w:cs="Arial"/>
-          <w:b/>
-          <w:sz w:val="30"/>
-        </w:rPr>
-        <w:t>软硬解耦</w:t>
-      </w:r>
-      <w:r>
-        <w:rPr>
-          <w:rFonts w:ascii="Arial" w:eastAsia="等线" w:hAnsi="Arial" w:cs="Arial"/>
-          <w:b/>
-          <w:sz w:val="30"/>
-        </w:rPr>
-        <w:t xml:space="preserve"> + </w:t>
-      </w:r>
-      <w:r>
-        <w:rPr>
-          <w:rFonts w:ascii="Arial" w:eastAsia="等线" w:hAnsi="Arial" w:cs="Arial"/>
-          <w:b/>
-          <w:sz w:val="30"/>
-        </w:rPr>
-        <w:t>非阻塞高可靠架构</w:t>
-      </w:r>
-      <w:bookmarkEnd w:id="34"/>
-    </w:p>
-    <w:p>
-      <w:pPr>
-        <w:spacing w:before="120" w:after="120" w:line="288" w:lineRule="auto"/>
-      </w:pPr>
-      <w:r>
-        <w:rPr>
-          <w:rFonts w:ascii="Arial" w:eastAsia="等线" w:hAnsi="Arial" w:cs="Arial"/>
-        </w:rPr>
-        <w:t>硬件云端严格分工，非阻塞联网、故障隔离、开机自检、本地离线可用，系统稳定性远超普通参赛作品。</w:t>
-      </w:r>
-    </w:p>
-    <w:p>
-      <w:pPr>
-        <w:spacing w:before="300" w:after="120" w:line="288" w:lineRule="auto"/>
-        <w:outlineLvl w:val="2"/>
-      </w:pPr>
-      <w:bookmarkStart w:id="35" w:name="heading_35"/>
-      <w:r>
-        <w:rPr>
-          <w:rFonts w:ascii="Arial" w:eastAsia="等线" w:hAnsi="Arial" w:cs="Arial"/>
-          <w:b/>
-          <w:sz w:val="30"/>
-        </w:rPr>
-        <w:t xml:space="preserve">6. </w:t>
-      </w:r>
-      <w:r>
-        <w:rPr>
-          <w:rFonts w:ascii="Arial" w:eastAsia="等线" w:hAnsi="Arial" w:cs="Arial"/>
-          <w:b/>
-          <w:sz w:val="30"/>
-        </w:rPr>
-        <w:t>本地多任务并行（</w:t>
-      </w:r>
-      <w:proofErr w:type="spellStart"/>
-      <w:r>
-        <w:rPr>
-          <w:rFonts w:ascii="Arial" w:eastAsia="等线" w:hAnsi="Arial" w:cs="Arial"/>
-          <w:b/>
-          <w:sz w:val="30"/>
-        </w:rPr>
-        <w:t>FreeRTOS</w:t>
-      </w:r>
-      <w:proofErr w:type="spellEnd"/>
-      <w:r>
-        <w:rPr>
-          <w:rFonts w:ascii="Arial" w:eastAsia="等线" w:hAnsi="Arial" w:cs="Arial"/>
-          <w:b/>
-          <w:sz w:val="30"/>
-        </w:rPr>
-        <w:t>）</w:t>
-      </w:r>
-      <w:bookmarkEnd w:id="35"/>
-    </w:p>
-    <w:p>
-      <w:pPr>
-        <w:spacing w:before="120" w:after="120" w:line="288" w:lineRule="auto"/>
-      </w:pPr>
-      <w:r>
-        <w:rPr>
-          <w:rFonts w:ascii="Arial" w:eastAsia="等线" w:hAnsi="Arial" w:cs="Arial"/>
-        </w:rPr>
-        <w:t>传感器读取、阈值判断、语音播报、屏幕渲染、网络交互完全并行，不卡顿、不阻塞、实时性强。</w:t>
-      </w:r>
-    </w:p>
-    <w:p>
-      <w:pPr>
-        <w:spacing w:before="300" w:after="120" w:line="288" w:lineRule="auto"/>
-        <w:outlineLvl w:val="2"/>
-      </w:pPr>
-      <w:bookmarkStart w:id="36" w:name="heading_36"/>
-      <w:r>
-        <w:rPr>
-          <w:rFonts w:ascii="Arial" w:eastAsia="等线" w:hAnsi="Arial" w:cs="Arial"/>
-          <w:b/>
-          <w:sz w:val="30"/>
-        </w:rPr>
-        <w:lastRenderedPageBreak/>
-        <w:t xml:space="preserve">7. SPIFFS </w:t>
-      </w:r>
-      <w:r>
-        <w:rPr>
-          <w:rFonts w:ascii="Arial" w:eastAsia="等线" w:hAnsi="Arial" w:cs="Arial"/>
-          <w:b/>
-          <w:sz w:val="30"/>
-        </w:rPr>
-        <w:t>文件系统存储虚拟</w:t>
-      </w:r>
-      <w:r>
-        <w:rPr>
-          <w:rFonts w:ascii="Arial" w:eastAsia="等线" w:hAnsi="Arial" w:cs="Arial"/>
-          <w:b/>
-          <w:sz w:val="30"/>
-        </w:rPr>
-        <w:t xml:space="preserve"> IP </w:t>
-      </w:r>
-      <w:r>
-        <w:rPr>
-          <w:rFonts w:ascii="Arial" w:eastAsia="等线" w:hAnsi="Arial" w:cs="Arial"/>
-          <w:b/>
-          <w:sz w:val="30"/>
-        </w:rPr>
-        <w:t>资源</w:t>
-      </w:r>
-      <w:bookmarkEnd w:id="36"/>
-    </w:p>
-    <w:p>
-      <w:pPr>
-        <w:spacing w:before="120" w:after="120" w:line="288" w:lineRule="auto"/>
-      </w:pPr>
-      <w:r>
-        <w:rPr>
-          <w:rFonts w:ascii="Arial" w:eastAsia="等线" w:hAnsi="Arial" w:cs="Arial"/>
-        </w:rPr>
-        <w:t xml:space="preserve">ESP32 </w:t>
-      </w:r>
-      <w:r>
-        <w:rPr>
-          <w:rFonts w:ascii="Arial" w:eastAsia="等线" w:hAnsi="Arial" w:cs="Arial"/>
-        </w:rPr>
-        <w:t>划分专用</w:t>
-      </w:r>
-      <w:r>
-        <w:rPr>
-          <w:rFonts w:ascii="Arial" w:eastAsia="等线" w:hAnsi="Arial" w:cs="Arial"/>
-        </w:rPr>
-        <w:t xml:space="preserve"> SPIFFS </w:t>
-      </w:r>
-      <w:r>
-        <w:rPr>
-          <w:rFonts w:ascii="Arial" w:eastAsia="等线" w:hAnsi="Arial" w:cs="Arial"/>
-        </w:rPr>
-        <w:t>分区存储角色图片、开机动画、背景，不占用固件空间，支持大量图片资源，产品化程度高。</w:t>
-      </w:r>
-    </w:p>
-    <w:p>
-      <w:pPr>
-        <w:spacing w:before="300" w:after="120" w:line="288" w:lineRule="auto"/>
-        <w:outlineLvl w:val="2"/>
-      </w:pPr>
-      <w:bookmarkStart w:id="37" w:name="heading_37"/>
-      <w:r>
-        <w:rPr>
-          <w:rFonts w:ascii="Arial" w:eastAsia="等线" w:hAnsi="Arial" w:cs="Arial"/>
-          <w:b/>
-          <w:sz w:val="30"/>
-        </w:rPr>
-        <w:t xml:space="preserve">8. </w:t>
-      </w:r>
-      <w:r>
-        <w:rPr>
-          <w:rFonts w:ascii="Arial" w:eastAsia="等线" w:hAnsi="Arial" w:cs="Arial"/>
-          <w:b/>
-          <w:sz w:val="30"/>
-        </w:rPr>
-        <w:t>方言</w:t>
-      </w:r>
-      <w:r>
-        <w:rPr>
-          <w:rFonts w:ascii="Arial" w:eastAsia="等线" w:hAnsi="Arial" w:cs="Arial"/>
-          <w:b/>
-          <w:sz w:val="30"/>
-        </w:rPr>
-        <w:t xml:space="preserve"> TTS + </w:t>
-      </w:r>
-      <w:r>
-        <w:rPr>
-          <w:rFonts w:ascii="Arial" w:eastAsia="等线" w:hAnsi="Arial" w:cs="Arial"/>
-          <w:b/>
-          <w:sz w:val="30"/>
-        </w:rPr>
-        <w:t>本地</w:t>
-      </w:r>
-      <w:proofErr w:type="gramStart"/>
-      <w:r>
-        <w:rPr>
-          <w:rFonts w:ascii="Arial" w:eastAsia="等线" w:hAnsi="Arial" w:cs="Arial"/>
-          <w:b/>
-          <w:sz w:val="30"/>
-        </w:rPr>
-        <w:t>语音双</w:t>
-      </w:r>
-      <w:proofErr w:type="gramEnd"/>
-      <w:r>
-        <w:rPr>
-          <w:rFonts w:ascii="Arial" w:eastAsia="等线" w:hAnsi="Arial" w:cs="Arial"/>
-          <w:b/>
-          <w:sz w:val="30"/>
-        </w:rPr>
-        <w:t>播报体系</w:t>
-      </w:r>
-      <w:bookmarkEnd w:id="37"/>
-    </w:p>
-    <w:p>
-      <w:pPr>
-        <w:spacing w:before="120" w:after="120" w:line="288" w:lineRule="auto"/>
-      </w:pPr>
-      <w:r>
-        <w:rPr>
-          <w:rFonts w:ascii="Arial" w:eastAsia="等线" w:hAnsi="Arial" w:cs="Arial"/>
-        </w:rPr>
-        <w:t>云端</w:t>
-      </w:r>
-      <w:r>
-        <w:rPr>
-          <w:rFonts w:ascii="Arial" w:eastAsia="等线" w:hAnsi="Arial" w:cs="Arial"/>
-        </w:rPr>
-        <w:t xml:space="preserve"> Edge-TTS </w:t>
-      </w:r>
-      <w:r>
-        <w:rPr>
-          <w:rFonts w:ascii="Arial" w:eastAsia="等线" w:hAnsi="Arial" w:cs="Arial"/>
-        </w:rPr>
-        <w:t>支持普通话</w:t>
-      </w:r>
-      <w:r>
-        <w:rPr>
-          <w:rFonts w:ascii="Arial" w:eastAsia="等线" w:hAnsi="Arial" w:cs="Arial"/>
-        </w:rPr>
-        <w:t xml:space="preserve"> + </w:t>
-      </w:r>
-      <w:r>
-        <w:rPr>
-          <w:rFonts w:ascii="Arial" w:eastAsia="等线" w:hAnsi="Arial" w:cs="Arial"/>
-        </w:rPr>
-        <w:t>方言，本地</w:t>
-      </w:r>
-      <w:r>
-        <w:rPr>
-          <w:rFonts w:ascii="Arial" w:eastAsia="等线" w:hAnsi="Arial" w:cs="Arial"/>
-        </w:rPr>
-        <w:t xml:space="preserve"> </w:t>
-      </w:r>
-      <w:proofErr w:type="spellStart"/>
-      <w:r>
-        <w:rPr>
-          <w:rFonts w:ascii="Arial" w:eastAsia="等线" w:hAnsi="Arial" w:cs="Arial"/>
-        </w:rPr>
-        <w:t>DFPlayer</w:t>
-      </w:r>
-      <w:proofErr w:type="spellEnd"/>
-      <w:r>
-        <w:rPr>
-          <w:rFonts w:ascii="Arial" w:eastAsia="等线" w:hAnsi="Arial" w:cs="Arial"/>
-        </w:rPr>
-        <w:t xml:space="preserve"> </w:t>
-      </w:r>
-      <w:r>
-        <w:rPr>
-          <w:rFonts w:ascii="Arial" w:eastAsia="等线" w:hAnsi="Arial" w:cs="Arial"/>
-        </w:rPr>
-        <w:t>处理高频提示音，兼顾通用性与低延迟。</w:t>
-      </w:r>
-    </w:p>
-    <w:p>
-      <w:pPr>
-        <w:spacing w:before="300" w:after="120" w:line="288" w:lineRule="auto"/>
-        <w:outlineLvl w:val="2"/>
-      </w:pPr>
-      <w:bookmarkStart w:id="38" w:name="heading_38"/>
-      <w:r>
-        <w:rPr>
-          <w:rFonts w:ascii="Arial" w:eastAsia="等线" w:hAnsi="Arial" w:cs="Arial"/>
-          <w:b/>
-          <w:sz w:val="30"/>
-        </w:rPr>
-        <w:t xml:space="preserve">9. </w:t>
-      </w:r>
-      <w:r>
-        <w:rPr>
-          <w:rFonts w:ascii="Arial" w:eastAsia="等线" w:hAnsi="Arial" w:cs="Arial"/>
-          <w:b/>
-          <w:sz w:val="30"/>
-        </w:rPr>
-        <w:t>自</w:t>
-      </w:r>
-      <w:proofErr w:type="gramStart"/>
-      <w:r>
-        <w:rPr>
-          <w:rFonts w:ascii="Arial" w:eastAsia="等线" w:hAnsi="Arial" w:cs="Arial"/>
-          <w:b/>
-          <w:sz w:val="30"/>
-        </w:rPr>
-        <w:t>研</w:t>
-      </w:r>
-      <w:proofErr w:type="gramEnd"/>
-      <w:r>
-        <w:rPr>
-          <w:rFonts w:ascii="Arial" w:eastAsia="等线" w:hAnsi="Arial" w:cs="Arial"/>
-          <w:b/>
-          <w:sz w:val="30"/>
-        </w:rPr>
-        <w:t>轻量化</w:t>
-      </w:r>
-      <w:r>
-        <w:rPr>
-          <w:rFonts w:ascii="Arial" w:eastAsia="等线" w:hAnsi="Arial" w:cs="Arial"/>
-          <w:b/>
-          <w:sz w:val="30"/>
-        </w:rPr>
-        <w:t xml:space="preserve"> AI </w:t>
-      </w:r>
-      <w:r>
-        <w:rPr>
-          <w:rFonts w:ascii="Arial" w:eastAsia="等线" w:hAnsi="Arial" w:cs="Arial"/>
-          <w:b/>
-          <w:sz w:val="30"/>
-        </w:rPr>
-        <w:t>推理（扩展）</w:t>
-      </w:r>
-      <w:bookmarkEnd w:id="38"/>
-    </w:p>
-    <w:p>
-      <w:pPr>
-        <w:spacing w:before="120" w:after="120" w:line="288" w:lineRule="auto"/>
-        <w:rPr>
-          <w:rFonts w:ascii="Arial" w:eastAsia="等线" w:hAnsi="Arial" w:cs="Arial"/>
-        </w:rPr>
-      </w:pPr>
-      <w:r>
-        <w:rPr>
-          <w:rFonts w:ascii="Arial" w:eastAsia="等线" w:hAnsi="Arial" w:cs="Arial"/>
-        </w:rPr>
-        <w:t>基于本地传感器数据反推</w:t>
-      </w:r>
-      <w:r>
-        <w:rPr>
-          <w:rFonts w:ascii="Arial" w:eastAsia="等线" w:hAnsi="Arial" w:cs="Arial"/>
-        </w:rPr>
-        <w:t xml:space="preserve"> PM2.5 </w:t>
-      </w:r>
-      <w:r>
-        <w:rPr>
-          <w:rFonts w:ascii="Arial" w:eastAsia="等线" w:hAnsi="Arial" w:cs="Arial"/>
-        </w:rPr>
-        <w:t>等指标，轻量化运行于</w:t>
-      </w:r>
-      <w:r>
-        <w:rPr>
-          <w:rFonts w:ascii="Arial" w:eastAsia="等线" w:hAnsi="Arial" w:cs="Arial"/>
-        </w:rPr>
-        <w:t xml:space="preserve"> ESP32</w:t>
-      </w:r>
-      <w:r>
-        <w:rPr>
-          <w:rFonts w:ascii="Arial" w:eastAsia="等线" w:hAnsi="Arial" w:cs="Arial"/>
-        </w:rPr>
-        <w:t>，提升环境分析维度。</w:t>
-      </w:r>
-    </w:p>
-    <w:p>
-      <w:pPr>
-        <w:spacing w:before="300" w:after="120" w:line="288" w:lineRule="auto"/>
-        <w:outlineLvl w:val="2"/>
-        <w:rPr>
-          <w:rFonts w:ascii="Arial" w:eastAsia="等线" w:hAnsi="Arial" w:cs="Arial"/>
-          <w:b/>
-          <w:sz w:val="30"/>
-        </w:rPr>
-      </w:pPr>
-      <w:r>
-        <w:rPr>
-          <w:rFonts w:ascii="Arial" w:eastAsia="等线" w:hAnsi="Arial" w:cs="Arial"/>
-          <w:b/>
-          <w:sz w:val="30"/>
-        </w:rPr>
-        <w:t xml:space="preserve">10. ESP32 </w:t>
-      </w:r>
-      <w:r>
-        <w:rPr>
-          <w:rFonts w:ascii="Arial" w:eastAsia="等线" w:hAnsi="Arial" w:cs="Arial"/>
-          <w:b/>
-          <w:sz w:val="30"/>
-        </w:rPr>
-        <w:t>双核硬件级远程安全锁</w:t>
-      </w:r>
-    </w:p>
-    <w:p>
-      <w:pPr>
-        <w:pBdr>
-          <w:bottom w:val="single" w:sz="0" w:space="0" w:color="DEE0E3"/>
-          <w:between w:val="single" w:sz="0" w:space="0" w:color="DEE0E3"/>
-        </w:pBdr>
-        <w:spacing w:before="120" w:after="120" w:line="288" w:lineRule="auto"/>
-      </w:pPr>
-      <w:r>
-        <w:rPr>
-          <w:b/>
-          <w:bCs/>
-        </w:rPr>
-        <w:t>利用 ESP32</w:t>
-      </w:r>
-      <w:r>
-        <w:rPr>
-          <w:b/>
-          <w:bCs/>
-        </w:rPr>
-        <w:noBreakHyphen/>
-        <w:t>S3 双核架构，实现业务核心与安全核心物理隔离</w:t>
-      </w:r>
-      <w:r>
-        <w:t>：</w:t>
-      </w:r>
-    </w:p>
-    <w:p>
-      <w:pPr>
-        <w:numPr>
-          <w:ilvl w:val="0"/>
-          <w:numId w:val="82"/>
-        </w:numPr>
-        <w:pBdr>
-          <w:bottom w:val="single" w:sz="0" w:space="0" w:color="DEE0E3"/>
-          <w:between w:val="single" w:sz="0" w:space="0" w:color="DEE0E3"/>
-        </w:pBdr>
-        <w:spacing w:before="120" w:after="120" w:line="288" w:lineRule="auto"/>
-      </w:pPr>
-      <w:r>
-        <w:t>核心 0：负责显示、传感器、联网、交互</w:t>
-      </w:r>
-    </w:p>
-    <w:p>
-      <w:pPr>
-        <w:numPr>
-          <w:ilvl w:val="0"/>
-          <w:numId w:val="82"/>
-        </w:numPr>
-        <w:pBdr>
-          <w:bottom w:val="single" w:sz="0" w:space="0" w:color="DEE0E3"/>
-          <w:between w:val="single" w:sz="0" w:space="0" w:color="DEE0E3"/>
-        </w:pBdr>
-        <w:spacing w:before="120" w:after="120" w:line="288" w:lineRule="auto"/>
-      </w:pPr>
-      <w:r>
-        <w:t>核心 1：独立负责安全锁、权限校验、设备保护</w:t>
-      </w:r>
-    </w:p>
-    <w:p>
-      <w:pPr>
-        <w:pBdr>
-          <w:bottom w:val="single" w:sz="0" w:space="0" w:color="DEE0E3"/>
-          <w:between w:val="single" w:sz="0" w:space="0" w:color="DEE0E3"/>
-        </w:pBdr>
-        <w:spacing w:before="120" w:after="120" w:line="288" w:lineRule="auto"/>
-      </w:pPr>
-      <w:proofErr w:type="gramStart"/>
-      <w:r>
-        <w:rPr>
-          <w:b/>
-          <w:bCs/>
-        </w:rPr>
-        <w:t>网页端可远程</w:t>
-      </w:r>
-      <w:proofErr w:type="gramEnd"/>
-      <w:r>
-        <w:rPr>
-          <w:b/>
-          <w:bCs/>
-        </w:rPr>
-        <w:t>一键锁定设备</w:t>
-      </w:r>
-      <w:r>
-        <w:t>，锁屏后触控失效、数据停止上报、隐私完全保护，彻底解决智能设备丢失、信息泄露、非法操作风险。</w:t>
-      </w:r>
-    </w:p>
-    <w:p>
-      <w:pPr>
-        <w:pBdr>
-          <w:bottom w:val="single" w:sz="0" w:space="0" w:color="DEE0E3"/>
-          <w:between w:val="single" w:sz="0" w:space="0" w:color="DEE0E3"/>
-        </w:pBdr>
-        <w:spacing w:before="120" w:after="120" w:line="288" w:lineRule="auto"/>
-      </w:pPr>
-    </w:p>
-    <w:p>
-      <w:pPr>
-        <w:spacing w:before="120" w:after="120" w:line="288" w:lineRule="auto"/>
-      </w:pPr>
-    </w:p>
-    <w:sectPr>
-      <w:headerReference w:type="default" r:id="rId7"/>
-      <w:footerReference w:type="default" r:id="rId8"/>
-      <w:pgSz w:w="11905" w:h="16840"/>
-      <w:pgMar w:top="1440" w:right="1800" w:bottom="1440" w:left="1800" w:header="720" w:footer="720" w:gutter="0"/>
-      <w:cols w:space="720"/>
-    </w:sectPr>
+        <w:t>8.3 数据接入</w:t>
+      </w:r>
+    </w:p>
+    <w:p>
+      <w:pPr>
+        <w:spacing w:after="40"/>
+        <w:ind w:left="454"/>
+      </w:pPr>
+      <w:r>
+        <w:rPr>
+          <w:sz w:val="21"/>
+        </w:rPr>
+        <w:t>• MQTT over WebSocket 实时数据流</w:t>
+      </w:r>
+    </w:p>
+    <w:p>
+      <w:pPr>
+        <w:spacing w:after="40"/>
+        <w:ind w:left="454"/>
+      </w:pPr>
+      <w:r>
+        <w:rPr>
+          <w:sz w:val="21"/>
+        </w:rPr>
+        <w:t>• JSON格式：{device_id, co2_ppm, humidity_pct, temperature_c, pm25_ugm3, timestamp}</w:t>
+      </w:r>
+    </w:p>
   </w:body>
 </w:document>
 </file>
@@ -12163,15 +7873,6 @@
   </w:num>
   <w:num w:numId="84" w16cid:durableId="1216236455">
     <w:abstractNumId w:val="44"/>
-    <w:lvlOverride w:ilvl="0"/>
-    <w:lvlOverride w:ilvl="1"/>
-    <w:lvlOverride w:ilvl="2"/>
-    <w:lvlOverride w:ilvl="3"/>
-    <w:lvlOverride w:ilvl="4"/>
-    <w:lvlOverride w:ilvl="5"/>
-    <w:lvlOverride w:ilvl="6"/>
-    <w:lvlOverride w:ilvl="7"/>
-    <w:lvlOverride w:ilvl="8"/>
   </w:num>
   <w:num w:numId="85" w16cid:durableId="1777091744">
     <w:abstractNumId w:val="3"/>
@@ -12216,6 +7917,7 @@
   <w:num w:numId="90" w16cid:durableId="516849138">
     <w:abstractNumId w:val="2"/>
   </w:num>
+  <w:numIdMacAtCleanup w:val="90"/>
 </w:numbering>
 </file>
 
@@ -12626,6 +8328,7 @@
   <w:style w:type="character" w:default="1" w:styleId="a0">
     <w:name w:val="Default Paragraph Font"/>
     <w:uiPriority w:val="1"/>
+    <w:semiHidden/>
     <w:unhideWhenUsed/>
   </w:style>
   <w:style w:type="table" w:default="1" w:styleId="a1">

--- a/智能桌面魔方——物联网竞赛项目系统方案.docx
+++ b/智能桌面魔方——物联网竞赛项目系统方案.docx
@@ -593,6 +593,18 @@
     </w:p>
     <w:p>
       <w:pPr>
+        <w:spacing w:after="40"/>
+        <w:ind w:left="454"/>
+      </w:pPr>
+      <w:r>
+        <w:rPr>
+          <w:sz w:val="21"/>
+        </w:rPr>
+        <w:t>• Blinker App 物联网云平台（手机 App 远程查看传感器数据 + 按钮/滑块控制灯光）</w:t>
+      </w:r>
+    </w:p>
+    <w:p>
+      <w:pPr>
         <w:spacing w:before="320" w:after="120"/>
       </w:pPr>
       <w:r>
@@ -612,7 +624,7 @@
         <w:rPr>
           <w:sz w:val="21"/>
         </w:rPr>
-        <w:t>上行：传感器采集 → 边缘AI推理 → 本地UI更新 + 灯控联动 → MQTT上报云端 → Web粒子可视化。</w:t>
+        <w:t>上行：传感器采集 → 边缘AI推理 → 本地UI更新 + 灯控联动 → MQTT上报云端 → Web粒子可视化 + Blinker App 实时显示。</w:t>
       </w:r>
     </w:p>
     <w:p>
@@ -623,7 +635,7 @@
         <w:rPr>
           <w:sz w:val="21"/>
         </w:rPr>
-        <w:t>下行：Web后台 → MQTT下发 → 设备执行（灯光控制 / 安全锁 / 模式切换）。</w:t>
+        <w:t>下行：Web后台/Blinker App → MQTT下发 → 设备执行（灯光控制 / 安全锁 / 模式切换）。</w:t>
       </w:r>
     </w:p>
     <w:p>

--- a/智能桌面魔方——物联网竞赛项目系统方案.docx
+++ b/智能桌面魔方——物联网竞赛项目系统方案.docx
@@ -1274,6 +1274,67 @@
           <w:sz w:val="21"/>
         </w:rPr>
         <w:t>与专注模式深度联动：进入专注→自动切换3000K暖光，退出专注→恢复先前灯光状态。方案优势：零接线、零额外硬件、即插即用，代码量仅为自研BLE+MOS方案的1/5。</w:t>
+      </w:r>
+    </w:p>
+    <w:p/>
+    <w:p>
+      <w:r>
+        <w:t>4.7 OTA远程固件升级：安全可控的空中更新</w:t>
+      </w:r>
+    </w:p>
+    <w:p>
+      <w:r>
+        <w:t>智能桌面魔方支持完整的OTA（Over-The-Air）远程固件升级能力，实现“云端推送 + 用户确认 + 安全下载 + 自动校验”的四步更新流程。</w:t>
+      </w:r>
+    </w:p>
+    <w:p>
+      <w:r>
+        <w:t>设计哲学：设备永不自动更新。后端检测到新版本后仅推送通知，实际更新必须由用户通过设备网页端（http://cube.local/）手动确认。这确保了用户对设备的完全控制权，避免误更新导致设备不可用。</w:t>
+      </w:r>
+    </w:p>
+    <w:p>
+      <w:r>
+        <w:t>技术实现：OTA任务运行在Core 1独立FreeRTOS任务中，通过DataPool共享字段与LVGL渲染线程通信（线程安全），下载期间自动暂停传感器采集、雷达检测、数据上报等所有非关键任务，将CPU和带宽资源集中用于固件下载。</w:t>
+      </w:r>
+    </w:p>
+    <w:p>
+      <w:r>
+        <w:t>安全保障：MD5完整性校验（后端下发校验值）、版本号递增比较（仅允许升级不允许降级）、下载失败自动回滚（不影响当前固件）。</w:t>
+      </w:r>
+    </w:p>
+    <w:p>
+      <w:r>
+        <w:t>协议设计：设备发送version_check（含当前版本）→ 后端比较后回复ota_update（code:200+url+version+md5 或 code:204已是最新）→ 设备存储待确认 → 用户网页确认 → 执行OTA。</w:t>
+      </w:r>
+    </w:p>
+    <w:p>
+      <w:r>
+        <w:t>4.8 启动流程：两阶段初始化与模块自检</w:t>
+      </w:r>
+    </w:p>
+    <w:p>
+      <w:r>
+        <w:t>系统上电后采用两阶段初始化策略，确保用户第一时间看到启动画面，而非黑屏等待：</w:t>
+      </w:r>
+    </w:p>
+    <w:p>
+      <w:r>
+        <w:t>Phase 1（快速显示，约1秒）：初始化Serial调试口、LVGL图形引擎、触摸屏驱动、UI界面框架。启动画面立即渲染：纯黑背景 + 小眠角色图片 + 白色状态文字。</w:t>
+      </w:r>
+    </w:p>
+    <w:p>
+      <w:r>
+        <w:t>Phase 2（模块加载，2-12秒）：在独立FreeRTOS任务中依次初始化BH1750光照传感器、AHT20温湿度传感器、ENS160空气质量传感器、LD2410B毫米波雷达。每个模块最多重试5次（含I2C总线恢复），加载期间启动画面实时显示当前加载模块名称。</w:t>
+      </w:r>
+    </w:p>
+    <w:p>
+      <w:r>
+        <w:t>过渡机制：LVGL定时器每500ms轮询modules_ready标志，全部模块加载完成后自动淡入过渡到主界面。任何模块失败不阻塞启动，标记为离线后继续。</w:t>
+      </w:r>
+    </w:p>
+    <w:p>
+      <w:r>
+        <w:t>设计优势：用户感知启动时间从12秒缩短到1秒（立即看到画面）；模块故障不影响系统启动；I2C总线恢复机制解决烧录后传感器卡死问题。</w:t>
       </w:r>
     </w:p>
     <w:p>
